--- a/Paper/基于 Transformer 的盾构掘进关键参数多时间尺度预测研究.docx
+++ b/Paper/基于 Transformer 的盾构掘进关键参数多时间尺度预测研究.docx
@@ -7,7 +7,7 @@
       <w:pPr>
         <w:jc w:val="center"/>
         <w:rPr>
-          <w:rFonts w:eastAsia="幼圆" w:cs="Times New Roman"/>
+          <w:rFonts w:eastAsia="YouYuan" w:cs="Times New Roman"/>
           <w:b/>
           <w:bCs/>
           <w:color w:val="000000" w:themeColor="text1"/>
@@ -17,7 +17,7 @@
       </w:pPr>
       <w:r>
         <w:rPr>
-          <w:rFonts w:eastAsia="幼圆" w:cs="Times New Roman"/>
+          <w:rFonts w:eastAsia="YouYuan" w:cs="Times New Roman"/>
           <w:b/>
           <w:bCs/>
           <w:color w:val="000000" w:themeColor="text1"/>
@@ -28,7 +28,7 @@
       </w:r>
       <w:r>
         <w:rPr>
-          <w:rFonts w:eastAsia="幼圆" w:cs="Times New Roman"/>
+          <w:rFonts w:eastAsia="YouYuan" w:cs="Times New Roman"/>
           <w:b/>
           <w:bCs/>
           <w:color w:val="000000" w:themeColor="text1"/>
@@ -39,7 +39,7 @@
       </w:r>
       <w:r>
         <w:rPr>
-          <w:rFonts w:eastAsia="幼圆" w:cs="Times New Roman"/>
+          <w:rFonts w:eastAsia="YouYuan" w:cs="Times New Roman"/>
           <w:b/>
           <w:bCs/>
           <w:color w:val="000000" w:themeColor="text1"/>
@@ -53,7 +53,7 @@
       <w:pPr>
         <w:jc w:val="center"/>
         <w:rPr>
-          <w:rFonts w:eastAsia="黑体" w:cs="Times New Roman"/>
+          <w:rFonts w:eastAsia="SimHei" w:cs="Times New Roman"/>
           <w:b/>
           <w:bCs/>
           <w:color w:val="000000" w:themeColor="text1"/>
@@ -66,7 +66,7 @@
         <w:spacing w:line="290" w:lineRule="exact"/>
         <w:jc w:val="center"/>
         <w:rPr>
-          <w:rFonts w:eastAsia="楷体" w:cs="Times New Roman"/>
+          <w:rFonts w:eastAsia="KaiTi" w:cs="Times New Roman"/>
           <w:color w:val="000000" w:themeColor="text1"/>
           <w:sz w:val="28"/>
           <w:szCs w:val="28"/>
@@ -75,7 +75,7 @@
       </w:pPr>
       <w:r>
         <w:rPr>
-          <w:rFonts w:eastAsia="楷体" w:cs="Times New Roman"/>
+          <w:rFonts w:eastAsia="KaiTi" w:cs="Times New Roman"/>
           <w:color w:val="000000" w:themeColor="text1"/>
           <w:sz w:val="28"/>
           <w:szCs w:val="28"/>
@@ -84,7 +84,7 @@
       </w:r>
       <w:r>
         <w:rPr>
-          <w:rFonts w:eastAsia="楷体" w:cs="Times New Roman"/>
+          <w:rFonts w:eastAsia="KaiTi" w:cs="Times New Roman"/>
           <w:color w:val="000000" w:themeColor="text1"/>
           <w:sz w:val="28"/>
           <w:szCs w:val="28"/>
@@ -94,7 +94,7 @@
       </w:r>
       <w:r>
         <w:rPr>
-          <w:rFonts w:eastAsia="楷体" w:cs="Times New Roman"/>
+          <w:rFonts w:eastAsia="KaiTi" w:cs="Times New Roman"/>
           <w:color w:val="000000" w:themeColor="text1"/>
           <w:sz w:val="28"/>
           <w:szCs w:val="28"/>
@@ -103,7 +103,7 @@
       </w:r>
       <w:r>
         <w:rPr>
-          <w:rFonts w:eastAsia="楷体" w:cs="Times New Roman"/>
+          <w:rFonts w:eastAsia="KaiTi" w:cs="Times New Roman"/>
           <w:color w:val="000000" w:themeColor="text1"/>
           <w:sz w:val="28"/>
           <w:szCs w:val="28"/>
@@ -112,7 +112,7 @@
       </w:r>
       <w:r>
         <w:rPr>
-          <w:rFonts w:eastAsia="楷体" w:cs="Times New Roman" w:hint="eastAsia"/>
+          <w:rFonts w:eastAsia="KaiTi" w:cs="Times New Roman" w:hint="eastAsia"/>
           <w:color w:val="000000" w:themeColor="text1"/>
           <w:sz w:val="28"/>
           <w:szCs w:val="28"/>
@@ -122,7 +122,7 @@
       </w:r>
       <w:r>
         <w:rPr>
-          <w:rFonts w:eastAsia="楷体" w:cs="Times New Roman"/>
+          <w:rFonts w:eastAsia="KaiTi" w:cs="Times New Roman"/>
           <w:color w:val="000000" w:themeColor="text1"/>
           <w:sz w:val="28"/>
           <w:szCs w:val="28"/>
@@ -131,7 +131,7 @@
       </w:r>
       <w:r>
         <w:rPr>
-          <w:rFonts w:eastAsia="楷体" w:cs="Times New Roman" w:hint="eastAsia"/>
+          <w:rFonts w:eastAsia="KaiTi" w:cs="Times New Roman" w:hint="eastAsia"/>
           <w:color w:val="000000" w:themeColor="text1"/>
           <w:sz w:val="28"/>
           <w:szCs w:val="28"/>
@@ -140,7 +140,7 @@
       </w:r>
       <w:r>
         <w:rPr>
-          <w:rFonts w:eastAsia="楷体" w:cs="Times New Roman" w:hint="eastAsia"/>
+          <w:rFonts w:eastAsia="KaiTi" w:cs="Times New Roman" w:hint="eastAsia"/>
           <w:color w:val="000000" w:themeColor="text1"/>
           <w:sz w:val="28"/>
           <w:szCs w:val="28"/>
@@ -150,7 +150,7 @@
       </w:r>
       <w:r>
         <w:rPr>
-          <w:rFonts w:eastAsia="楷体" w:cs="Times New Roman" w:hint="eastAsia"/>
+          <w:rFonts w:eastAsia="KaiTi" w:cs="Times New Roman" w:hint="eastAsia"/>
           <w:color w:val="000000" w:themeColor="text1"/>
           <w:sz w:val="28"/>
           <w:szCs w:val="28"/>
@@ -159,7 +159,7 @@
       </w:r>
       <w:r>
         <w:rPr>
-          <w:rFonts w:eastAsia="楷体" w:cs="Times New Roman" w:hint="eastAsia"/>
+          <w:rFonts w:eastAsia="KaiTi" w:cs="Times New Roman" w:hint="eastAsia"/>
           <w:color w:val="000000" w:themeColor="text1"/>
           <w:sz w:val="28"/>
           <w:szCs w:val="28"/>
@@ -168,7 +168,7 @@
       </w:r>
       <w:r>
         <w:rPr>
-          <w:rFonts w:eastAsia="楷体" w:cs="Times New Roman" w:hint="eastAsia"/>
+          <w:rFonts w:eastAsia="KaiTi" w:cs="Times New Roman" w:hint="eastAsia"/>
           <w:color w:val="000000" w:themeColor="text1"/>
           <w:sz w:val="28"/>
           <w:szCs w:val="28"/>
@@ -177,7 +177,7 @@
       </w:r>
       <w:r>
         <w:rPr>
-          <w:rFonts w:eastAsia="楷体" w:cs="Times New Roman"/>
+          <w:rFonts w:eastAsia="KaiTi" w:cs="Times New Roman"/>
           <w:color w:val="000000" w:themeColor="text1"/>
           <w:sz w:val="28"/>
           <w:szCs w:val="28"/>
@@ -186,7 +186,7 @@
       </w:r>
       <w:r>
         <w:rPr>
-          <w:rFonts w:eastAsia="楷体" w:cs="Times New Roman"/>
+          <w:rFonts w:eastAsia="KaiTi" w:cs="Times New Roman"/>
           <w:color w:val="000000" w:themeColor="text1"/>
           <w:sz w:val="28"/>
           <w:szCs w:val="28"/>
@@ -196,7 +196,7 @@
       </w:r>
       <w:r>
         <w:rPr>
-          <w:rFonts w:eastAsia="楷体" w:cs="Times New Roman"/>
+          <w:rFonts w:eastAsia="KaiTi" w:cs="Times New Roman"/>
           <w:color w:val="000000" w:themeColor="text1"/>
           <w:sz w:val="28"/>
           <w:szCs w:val="28"/>
@@ -218,7 +218,7 @@
       </w:pPr>
       <w:r>
         <w:rPr>
-          <w:rFonts w:ascii="仿宋" w:eastAsia="仿宋" w:hAnsi="仿宋" w:cs="Times New Roman"/>
+          <w:rFonts w:ascii="FangSong" w:eastAsia="FangSong" w:hAnsi="FangSong" w:cs="Times New Roman"/>
           <w:color w:val="000000" w:themeColor="text1"/>
           <w:sz w:val="18"/>
           <w:szCs w:val="18"/>
@@ -228,7 +228,7 @@
       </w:r>
       <w:r>
         <w:rPr>
-          <w:rFonts w:ascii="仿宋" w:eastAsia="仿宋" w:hAnsi="仿宋" w:cs="Times New Roman" w:hint="eastAsia"/>
+          <w:rFonts w:ascii="FangSong" w:eastAsia="FangSong" w:hAnsi="FangSong" w:cs="Times New Roman" w:hint="eastAsia"/>
           <w:color w:val="000000" w:themeColor="text1"/>
           <w:sz w:val="18"/>
           <w:szCs w:val="18"/>
@@ -238,7 +238,7 @@
       </w:r>
       <w:r>
         <w:rPr>
-          <w:rFonts w:ascii="仿宋" w:eastAsia="仿宋" w:hAnsi="仿宋" w:cs="Times New Roman"/>
+          <w:rFonts w:ascii="FangSong" w:eastAsia="FangSong" w:hAnsi="FangSong" w:cs="Times New Roman"/>
           <w:color w:val="000000" w:themeColor="text1"/>
           <w:sz w:val="18"/>
           <w:szCs w:val="18"/>
@@ -246,9 +246,10 @@
         </w:rPr>
         <w:t xml:space="preserve">. </w:t>
       </w:r>
-      <w:r>
-        <w:rPr>
-          <w:rFonts w:ascii="仿宋" w:eastAsia="仿宋" w:hAnsi="仿宋" w:cs="Times New Roman" w:hint="eastAsia"/>
+      <w:proofErr w:type="spellStart"/>
+      <w:r>
+        <w:rPr>
+          <w:rFonts w:ascii="FangSong" w:eastAsia="FangSong" w:hAnsi="FangSong" w:cs="Times New Roman" w:hint="eastAsia"/>
           <w:color w:val="000000" w:themeColor="text1"/>
           <w:sz w:val="18"/>
           <w:szCs w:val="18"/>
@@ -256,9 +257,10 @@
         </w:rPr>
         <w:t>xxxxx</w:t>
       </w:r>
-      <w:r>
-        <w:rPr>
-          <w:rFonts w:ascii="仿宋" w:eastAsia="仿宋" w:hAnsi="仿宋" w:cs="Times New Roman"/>
+      <w:proofErr w:type="spellEnd"/>
+      <w:r>
+        <w:rPr>
+          <w:rFonts w:ascii="FangSong" w:eastAsia="FangSong" w:hAnsi="FangSong" w:cs="Times New Roman"/>
           <w:color w:val="000000" w:themeColor="text1"/>
           <w:sz w:val="18"/>
           <w:szCs w:val="18"/>
@@ -268,7 +270,7 @@
       </w:r>
       <w:r>
         <w:rPr>
-          <w:rFonts w:ascii="仿宋" w:eastAsia="仿宋" w:hAnsi="仿宋" w:cs="Times New Roman" w:hint="eastAsia"/>
+          <w:rFonts w:ascii="FangSong" w:eastAsia="FangSong" w:hAnsi="FangSong" w:cs="Times New Roman" w:hint="eastAsia"/>
           <w:color w:val="000000" w:themeColor="text1"/>
           <w:sz w:val="18"/>
           <w:szCs w:val="18"/>
@@ -278,7 +280,7 @@
       </w:r>
       <w:r>
         <w:rPr>
-          <w:rFonts w:ascii="仿宋" w:eastAsia="仿宋" w:hAnsi="仿宋" w:cs="Times New Roman"/>
+          <w:rFonts w:ascii="FangSong" w:eastAsia="FangSong" w:hAnsi="FangSong" w:cs="Times New Roman"/>
           <w:color w:val="000000" w:themeColor="text1"/>
           <w:sz w:val="18"/>
           <w:szCs w:val="18"/>
@@ -286,9 +288,10 @@
         </w:rPr>
         <w:t>，</w:t>
       </w:r>
-      <w:r>
-        <w:rPr>
-          <w:rFonts w:ascii="仿宋" w:eastAsia="仿宋" w:hAnsi="仿宋" w:cs="Times New Roman" w:hint="eastAsia"/>
+      <w:proofErr w:type="spellStart"/>
+      <w:r>
+        <w:rPr>
+          <w:rFonts w:ascii="FangSong" w:eastAsia="FangSong" w:hAnsi="FangSong" w:cs="Times New Roman" w:hint="eastAsia"/>
           <w:color w:val="000000" w:themeColor="text1"/>
           <w:sz w:val="18"/>
           <w:szCs w:val="18"/>
@@ -296,9 +299,10 @@
         </w:rPr>
         <w:t>xxxxxx</w:t>
       </w:r>
-      <w:r>
-        <w:rPr>
-          <w:rFonts w:ascii="仿宋" w:eastAsia="仿宋" w:hAnsi="仿宋" w:cs="Times New Roman" w:hint="eastAsia"/>
+      <w:proofErr w:type="spellEnd"/>
+      <w:r>
+        <w:rPr>
+          <w:rFonts w:ascii="FangSong" w:eastAsia="FangSong" w:hAnsi="FangSong" w:cs="Times New Roman" w:hint="eastAsia"/>
           <w:color w:val="000000" w:themeColor="text1"/>
           <w:sz w:val="18"/>
           <w:szCs w:val="18"/>
@@ -308,7 +312,7 @@
       </w:r>
       <w:r>
         <w:rPr>
-          <w:rFonts w:ascii="仿宋" w:eastAsia="仿宋" w:hAnsi="仿宋" w:cs="Times New Roman"/>
+          <w:rFonts w:ascii="FangSong" w:eastAsia="FangSong" w:hAnsi="FangSong" w:cs="Times New Roman"/>
           <w:color w:val="000000" w:themeColor="text1"/>
           <w:sz w:val="18"/>
           <w:szCs w:val="18"/>
@@ -318,7 +322,7 @@
       </w:r>
       <w:r>
         <w:rPr>
-          <w:rFonts w:ascii="仿宋" w:eastAsia="仿宋" w:hAnsi="仿宋" w:cs="Times New Roman" w:hint="eastAsia"/>
+          <w:rFonts w:ascii="FangSong" w:eastAsia="FangSong" w:hAnsi="FangSong" w:cs="Times New Roman" w:hint="eastAsia"/>
           <w:color w:val="000000" w:themeColor="text1"/>
           <w:sz w:val="18"/>
           <w:szCs w:val="18"/>
@@ -326,9 +330,10 @@
         </w:rPr>
         <w:t xml:space="preserve"> </w:t>
       </w:r>
-      <w:r>
-        <w:rPr>
-          <w:rFonts w:ascii="仿宋" w:eastAsia="仿宋" w:hAnsi="仿宋" w:cs="Times New Roman" w:hint="eastAsia"/>
+      <w:proofErr w:type="spellStart"/>
+      <w:r>
+        <w:rPr>
+          <w:rFonts w:ascii="FangSong" w:eastAsia="FangSong" w:hAnsi="FangSong" w:cs="Times New Roman" w:hint="eastAsia"/>
           <w:color w:val="000000" w:themeColor="text1"/>
           <w:sz w:val="18"/>
           <w:szCs w:val="18"/>
@@ -336,9 +341,10 @@
         </w:rPr>
         <w:t>xxxxx</w:t>
       </w:r>
-      <w:r>
-        <w:rPr>
-          <w:rFonts w:ascii="仿宋" w:eastAsia="仿宋" w:hAnsi="仿宋" w:cs="Times New Roman"/>
+      <w:proofErr w:type="spellEnd"/>
+      <w:r>
+        <w:rPr>
+          <w:rFonts w:ascii="FangSong" w:eastAsia="FangSong" w:hAnsi="FangSong" w:cs="Times New Roman"/>
           <w:color w:val="000000" w:themeColor="text1"/>
           <w:sz w:val="18"/>
           <w:szCs w:val="18"/>
@@ -348,7 +354,7 @@
       </w:r>
       <w:r>
         <w:rPr>
-          <w:rFonts w:ascii="仿宋" w:eastAsia="仿宋" w:hAnsi="仿宋" w:cs="Times New Roman" w:hint="eastAsia"/>
+          <w:rFonts w:ascii="FangSong" w:eastAsia="FangSong" w:hAnsi="FangSong" w:cs="Times New Roman" w:hint="eastAsia"/>
           <w:color w:val="000000" w:themeColor="text1"/>
           <w:sz w:val="18"/>
           <w:szCs w:val="18"/>
@@ -358,7 +364,7 @@
       </w:r>
       <w:r>
         <w:rPr>
-          <w:rFonts w:ascii="仿宋" w:eastAsia="仿宋" w:hAnsi="仿宋" w:cs="Times New Roman"/>
+          <w:rFonts w:ascii="FangSong" w:eastAsia="FangSong" w:hAnsi="FangSong" w:cs="Times New Roman"/>
           <w:color w:val="000000" w:themeColor="text1"/>
           <w:sz w:val="18"/>
           <w:szCs w:val="18"/>
@@ -366,9 +372,10 @@
         </w:rPr>
         <w:t>，</w:t>
       </w:r>
-      <w:r>
-        <w:rPr>
-          <w:rFonts w:ascii="仿宋" w:eastAsia="仿宋" w:hAnsi="仿宋" w:cs="Times New Roman" w:hint="eastAsia"/>
+      <w:proofErr w:type="spellStart"/>
+      <w:r>
+        <w:rPr>
+          <w:rFonts w:ascii="FangSong" w:eastAsia="FangSong" w:hAnsi="FangSong" w:cs="Times New Roman" w:hint="eastAsia"/>
           <w:color w:val="000000" w:themeColor="text1"/>
           <w:sz w:val="18"/>
           <w:szCs w:val="18"/>
@@ -376,9 +383,10 @@
         </w:rPr>
         <w:t>xxxxxx</w:t>
       </w:r>
-      <w:r>
-        <w:rPr>
-          <w:rFonts w:ascii="仿宋" w:eastAsia="仿宋" w:hAnsi="仿宋" w:cs="Times New Roman"/>
+      <w:proofErr w:type="spellEnd"/>
+      <w:r>
+        <w:rPr>
+          <w:rFonts w:ascii="FangSong" w:eastAsia="FangSong" w:hAnsi="FangSong" w:cs="Times New Roman"/>
           <w:color w:val="000000" w:themeColor="text1"/>
           <w:sz w:val="18"/>
           <w:szCs w:val="18"/>
@@ -388,7 +396,7 @@
       </w:r>
       <w:r>
         <w:rPr>
-          <w:rFonts w:ascii="仿宋" w:eastAsia="仿宋" w:hAnsi="仿宋" w:cs="Times New Roman" w:hint="eastAsia"/>
+          <w:rFonts w:ascii="FangSong" w:eastAsia="FangSong" w:hAnsi="FangSong" w:cs="Times New Roman" w:hint="eastAsia"/>
           <w:color w:val="000000" w:themeColor="text1"/>
           <w:sz w:val="18"/>
           <w:szCs w:val="18"/>
@@ -398,7 +406,7 @@
       </w:r>
       <w:r>
         <w:rPr>
-          <w:rFonts w:ascii="仿宋" w:eastAsia="仿宋" w:hAnsi="仿宋" w:cs="Times New Roman"/>
+          <w:rFonts w:ascii="FangSong" w:eastAsia="FangSong" w:hAnsi="FangSong" w:cs="Times New Roman"/>
           <w:color w:val="000000" w:themeColor="text1"/>
           <w:sz w:val="18"/>
           <w:szCs w:val="18"/>
@@ -408,7 +416,7 @@
       </w:r>
       <w:r>
         <w:rPr>
-          <w:rFonts w:ascii="仿宋" w:eastAsia="仿宋" w:hAnsi="仿宋" w:cs="Times New Roman" w:hint="eastAsia"/>
+          <w:rFonts w:ascii="FangSong" w:eastAsia="FangSong" w:hAnsi="FangSong" w:cs="Times New Roman" w:hint="eastAsia"/>
           <w:color w:val="000000" w:themeColor="text1"/>
           <w:sz w:val="18"/>
           <w:szCs w:val="18"/>
@@ -418,7 +426,7 @@
       </w:r>
       <w:r>
         <w:rPr>
-          <w:rFonts w:ascii="仿宋" w:eastAsia="仿宋" w:hAnsi="仿宋" w:cs="Times New Roman" w:hint="eastAsia"/>
+          <w:rFonts w:ascii="FangSong" w:eastAsia="FangSong" w:hAnsi="FangSong" w:cs="Times New Roman" w:hint="eastAsia"/>
           <w:color w:val="000000" w:themeColor="text1"/>
           <w:sz w:val="18"/>
           <w:szCs w:val="18"/>
@@ -428,7 +436,7 @@
       </w:r>
       <w:r>
         <w:rPr>
-          <w:rFonts w:ascii="仿宋" w:eastAsia="仿宋" w:hAnsi="仿宋" w:cs="Times New Roman"/>
+          <w:rFonts w:ascii="FangSong" w:eastAsia="FangSong" w:hAnsi="FangSong" w:cs="Times New Roman"/>
           <w:color w:val="000000" w:themeColor="text1"/>
           <w:sz w:val="18"/>
           <w:szCs w:val="18"/>
@@ -438,7 +446,7 @@
       </w:r>
       <w:r>
         <w:rPr>
-          <w:rFonts w:ascii="仿宋" w:eastAsia="仿宋" w:hAnsi="仿宋" w:cs="Times New Roman" w:hint="eastAsia"/>
+          <w:rFonts w:ascii="FangSong" w:eastAsia="FangSong" w:hAnsi="FangSong" w:cs="Times New Roman" w:hint="eastAsia"/>
           <w:color w:val="000000" w:themeColor="text1"/>
           <w:sz w:val="18"/>
           <w:szCs w:val="18"/>
@@ -448,7 +456,7 @@
       </w:r>
       <w:r>
         <w:rPr>
-          <w:rFonts w:ascii="仿宋" w:eastAsia="仿宋" w:hAnsi="仿宋" w:cs="Times New Roman"/>
+          <w:rFonts w:ascii="FangSong" w:eastAsia="FangSong" w:hAnsi="FangSong" w:cs="Times New Roman"/>
           <w:color w:val="000000" w:themeColor="text1"/>
           <w:sz w:val="18"/>
           <w:szCs w:val="18"/>
@@ -458,7 +466,7 @@
       </w:r>
       <w:r>
         <w:rPr>
-          <w:rFonts w:ascii="仿宋" w:eastAsia="仿宋" w:hAnsi="仿宋" w:cs="Times New Roman"/>
+          <w:rFonts w:ascii="FangSong" w:eastAsia="FangSong" w:hAnsi="FangSong" w:cs="Times New Roman"/>
           <w:color w:val="000000" w:themeColor="text1"/>
           <w:sz w:val="18"/>
           <w:szCs w:val="18"/>
@@ -468,7 +476,7 @@
       </w:r>
       <w:r>
         <w:rPr>
-          <w:rFonts w:ascii="仿宋" w:eastAsia="仿宋" w:hAnsi="仿宋" w:cs="Times New Roman" w:hint="eastAsia"/>
+          <w:rFonts w:ascii="FangSong" w:eastAsia="FangSong" w:hAnsi="FangSong" w:cs="Times New Roman" w:hint="eastAsia"/>
           <w:color w:val="000000" w:themeColor="text1"/>
           <w:sz w:val="18"/>
           <w:szCs w:val="18"/>
@@ -478,7 +486,7 @@
       </w:r>
       <w:r>
         <w:rPr>
-          <w:rFonts w:ascii="仿宋" w:eastAsia="仿宋" w:hAnsi="仿宋" w:cs="Times New Roman"/>
+          <w:rFonts w:ascii="FangSong" w:eastAsia="FangSong" w:hAnsi="FangSong" w:cs="Times New Roman"/>
           <w:color w:val="000000" w:themeColor="text1"/>
           <w:sz w:val="18"/>
           <w:szCs w:val="18"/>
@@ -492,9 +500,10 @@
         </w:rPr>
         <w:t xml:space="preserve"> </w:t>
       </w:r>
-      <w:r>
-        <w:rPr>
-          <w:rFonts w:ascii="仿宋" w:eastAsia="仿宋" w:hAnsi="仿宋" w:cs="Times New Roman" w:hint="eastAsia"/>
+      <w:proofErr w:type="spellStart"/>
+      <w:r>
+        <w:rPr>
+          <w:rFonts w:ascii="FangSong" w:eastAsia="FangSong" w:hAnsi="FangSong" w:cs="Times New Roman" w:hint="eastAsia"/>
           <w:color w:val="000000" w:themeColor="text1"/>
           <w:sz w:val="18"/>
           <w:szCs w:val="18"/>
@@ -502,9 +511,10 @@
         </w:rPr>
         <w:t>xxxxx</w:t>
       </w:r>
-      <w:r>
-        <w:rPr>
-          <w:rFonts w:ascii="仿宋" w:eastAsia="仿宋" w:hAnsi="仿宋" w:cs="Times New Roman"/>
+      <w:proofErr w:type="spellEnd"/>
+      <w:r>
+        <w:rPr>
+          <w:rFonts w:ascii="FangSong" w:eastAsia="FangSong" w:hAnsi="FangSong" w:cs="Times New Roman"/>
           <w:color w:val="000000" w:themeColor="text1"/>
           <w:sz w:val="18"/>
           <w:szCs w:val="18"/>
@@ -514,7 +524,7 @@
       </w:r>
       <w:r>
         <w:rPr>
-          <w:rFonts w:ascii="仿宋" w:eastAsia="仿宋" w:hAnsi="仿宋" w:cs="Times New Roman" w:hint="eastAsia"/>
+          <w:rFonts w:ascii="FangSong" w:eastAsia="FangSong" w:hAnsi="FangSong" w:cs="Times New Roman" w:hint="eastAsia"/>
           <w:color w:val="000000" w:themeColor="text1"/>
           <w:sz w:val="18"/>
           <w:szCs w:val="18"/>
@@ -524,7 +534,7 @@
       </w:r>
       <w:r>
         <w:rPr>
-          <w:rFonts w:ascii="仿宋" w:eastAsia="仿宋" w:hAnsi="仿宋" w:cs="Times New Roman"/>
+          <w:rFonts w:ascii="FangSong" w:eastAsia="FangSong" w:hAnsi="FangSong" w:cs="Times New Roman"/>
           <w:color w:val="000000" w:themeColor="text1"/>
           <w:sz w:val="18"/>
           <w:szCs w:val="18"/>
@@ -532,9 +542,10 @@
         </w:rPr>
         <w:t>，</w:t>
       </w:r>
-      <w:r>
-        <w:rPr>
-          <w:rFonts w:ascii="仿宋" w:eastAsia="仿宋" w:hAnsi="仿宋" w:cs="Times New Roman" w:hint="eastAsia"/>
+      <w:proofErr w:type="spellStart"/>
+      <w:r>
+        <w:rPr>
+          <w:rFonts w:ascii="FangSong" w:eastAsia="FangSong" w:hAnsi="FangSong" w:cs="Times New Roman" w:hint="eastAsia"/>
           <w:color w:val="000000" w:themeColor="text1"/>
           <w:sz w:val="18"/>
           <w:szCs w:val="18"/>
@@ -542,9 +553,10 @@
         </w:rPr>
         <w:t>xxxxxx</w:t>
       </w:r>
-      <w:r>
-        <w:rPr>
-          <w:rFonts w:ascii="仿宋" w:eastAsia="仿宋" w:hAnsi="仿宋" w:cs="Times New Roman"/>
+      <w:proofErr w:type="spellEnd"/>
+      <w:r>
+        <w:rPr>
+          <w:rFonts w:ascii="FangSong" w:eastAsia="FangSong" w:hAnsi="FangSong" w:cs="Times New Roman"/>
           <w:color w:val="000000" w:themeColor="text1"/>
           <w:sz w:val="18"/>
           <w:szCs w:val="18"/>
@@ -557,12 +569,12 @@
       <w:pPr>
         <w:spacing w:line="290" w:lineRule="exact"/>
         <w:rPr>
-          <w:rFonts w:eastAsia="楷体" w:cs="Times New Roman" w:hint="eastAsia"/>
-        </w:rPr>
-      </w:pPr>
-      <w:r>
-        <w:rPr>
-          <w:rFonts w:eastAsia="黑体" w:cs="Times New Roman"/>
+          <w:rFonts w:eastAsia="KaiTi" w:cs="Times New Roman"/>
+        </w:rPr>
+      </w:pPr>
+      <w:r>
+        <w:rPr>
+          <w:rFonts w:eastAsia="SimHei" w:cs="Times New Roman"/>
           <w:b/>
           <w:bCs/>
           <w:color w:val="000000" w:themeColor="text1"/>
@@ -580,129 +592,106 @@
       </w:r>
       <w:r>
         <w:rPr>
-          <w:rFonts w:eastAsia="楷体" w:cs="Times New Roman"/>
-        </w:rPr>
-        <w:t>盾构掘进关键参数的准确预测对施工安全与效率具有重要意义。盾构参数具多变量强耦合与长程依赖特点，本文在盾构参数预测中引入</w:t>
-      </w:r>
-      <w:r>
-        <w:rPr>
-          <w:rFonts w:eastAsia="楷体" w:cs="Times New Roman"/>
-        </w:rPr>
-        <w:t xml:space="preserve"> </w:t>
-      </w:r>
-      <w:r>
-        <w:rPr>
-          <w:rFonts w:eastAsia="楷体" w:cs="Times New Roman"/>
-          <w:szCs w:val="21"/>
-        </w:rPr>
-        <w:t>Transformer</w:t>
-      </w:r>
-      <w:r>
-        <w:rPr>
-          <w:rFonts w:eastAsia="楷体" w:cs="Times New Roman"/>
-        </w:rPr>
-        <w:t>，并系统考察</w:t>
-      </w:r>
-      <w:r>
-        <w:rPr>
-          <w:rFonts w:eastAsia="楷体" w:cs="Times New Roman"/>
-        </w:rPr>
-        <w:t xml:space="preserve"> </w:t>
-      </w:r>
-      <w:r>
-        <w:rPr>
-          <w:rFonts w:eastAsia="楷体" w:cs="Times New Roman"/>
-          <w:szCs w:val="21"/>
-        </w:rPr>
-        <w:t>5</w:t>
-      </w:r>
-      <w:r>
-        <w:rPr>
-          <w:rFonts w:eastAsia="楷体" w:cs="Times New Roman"/>
-        </w:rPr>
-        <w:t xml:space="preserve"> </w:t>
-      </w:r>
-      <w:r>
-        <w:rPr>
-          <w:rFonts w:eastAsia="楷体" w:cs="Times New Roman"/>
+          <w:rFonts w:eastAsia="KaiTi" w:cs="Times New Roman"/>
+        </w:rPr>
+        <w:t>盾构在复杂地层中掘进时，贯入度、推力、刀盘扭矩等关键参数的准确预测对施工安全与效率具有重要意义；尤其在穿越软硬交替、多类地层交汇或下穿敏感建构筑物等复杂地质与环境条件下，实时或短时预测可为掘进参数调整与风险预警提供依据，有助于实现主动控制、减少开挖面失稳与地表沉降等风险。多变量时间序列预测中，</w:t>
+      </w:r>
+      <w:r>
+        <w:rPr>
+          <w:rFonts w:eastAsia="KaiTi" w:cs="Times New Roman"/>
+        </w:rPr>
+        <w:t>“</w:t>
+      </w:r>
+      <w:r>
+        <w:rPr>
+          <w:rFonts w:eastAsia="KaiTi" w:cs="Times New Roman"/>
+        </w:rPr>
+        <w:t>用多长历史、预测多远</w:t>
+      </w:r>
+      <w:r>
+        <w:rPr>
+          <w:rFonts w:eastAsia="KaiTi" w:cs="Times New Roman"/>
+        </w:rPr>
+        <w:t>”</w:t>
+      </w:r>
+      <w:r>
+        <w:rPr>
+          <w:rFonts w:eastAsia="KaiTi" w:cs="Times New Roman"/>
+        </w:rPr>
+        <w:t>的配置选择普遍制约预测精度与计算成本，但在同一模型下系统量化输入长度与预测长度联合影响的研究仍较缺乏。本文以盾构掘进关键参数预测为应用对象，针对多变量强耦合与长程依赖的时序特点，采用</w:t>
+      </w:r>
+      <w:r>
+        <w:rPr>
+          <w:rFonts w:eastAsia="KaiTi" w:cs="Times New Roman"/>
+        </w:rPr>
+        <w:t xml:space="preserve"> Transformer </w:t>
+      </w:r>
+      <w:r>
+        <w:rPr>
+          <w:rFonts w:eastAsia="KaiTi" w:cs="Times New Roman"/>
+        </w:rPr>
+        <w:t>编码器结构，系统考察</w:t>
+      </w:r>
+      <w:r>
+        <w:rPr>
+          <w:rFonts w:eastAsia="KaiTi" w:cs="Times New Roman"/>
+        </w:rPr>
+        <w:t xml:space="preserve"> 5 </w:t>
+      </w:r>
+      <w:r>
+        <w:rPr>
+          <w:rFonts w:eastAsia="KaiTi" w:cs="Times New Roman"/>
         </w:rPr>
         <w:t>种输入序列长度与</w:t>
       </w:r>
       <w:r>
         <w:rPr>
-          <w:rFonts w:eastAsia="楷体" w:cs="Times New Roman"/>
+          <w:rFonts w:eastAsia="KaiTi" w:cs="Times New Roman"/>
         </w:rPr>
         <w:t xml:space="preserve"> 4 </w:t>
       </w:r>
       <w:r>
         <w:rPr>
-          <w:rFonts w:eastAsia="楷体" w:cs="Times New Roman"/>
+          <w:rFonts w:eastAsia="KaiTi" w:cs="Times New Roman"/>
         </w:rPr>
         <w:t>种预测长度共</w:t>
       </w:r>
       <w:r>
         <w:rPr>
-          <w:rFonts w:eastAsia="楷体" w:cs="Times New Roman"/>
+          <w:rFonts w:eastAsia="KaiTi" w:cs="Times New Roman"/>
         </w:rPr>
         <w:t xml:space="preserve"> 20 </w:t>
       </w:r>
       <w:r>
         <w:rPr>
-          <w:rFonts w:eastAsia="楷体" w:cs="Times New Roman"/>
-        </w:rPr>
-        <w:t>种组合下的预测精度与计算效率。结果表明：预测长度是主导精度的首要因素，单步预测下精度高且对输入长度不敏感，随预测长度增大精度显著下降；输入长度在单步预测下存在边际收益递减，过长输入带来计算成本上升而精度提升有限；长预测时输入与预测长度相匹配有利于缓解精度恶化，但直接长时多步预测效果仍有限。</w:t>
-      </w:r>
-      <w:r>
-        <w:rPr>
-          <w:rFonts w:eastAsia="楷体" w:cs="Times New Roman" w:hint="eastAsia"/>
-        </w:rPr>
-        <w:t>通过对比分析发现，</w:t>
-      </w:r>
-      <w:r>
-        <w:rPr>
-          <w:rFonts w:eastAsia="楷体" w:cs="Times New Roman"/>
-        </w:rPr>
-        <w:t>实时或资源受限场景宜采用较短输入与单步（或短步）预测以兼顾精度与成本；精度优先的离线分析可选用适中输入长度配合单步预测；若需中长期预测，应优先考虑输入与预测长度匹配或采用滚动预测、与机理</w:t>
-      </w:r>
-      <w:r>
-        <w:rPr>
-          <w:rFonts w:eastAsia="楷体" w:cs="Times New Roman"/>
+          <w:rFonts w:eastAsia="KaiTi" w:cs="Times New Roman"/>
+        </w:rPr>
+        <w:t>种组合下的预测精度与计算效率。结果表明：预测长度是主导精度的首要因素，单步预测下精度高且对输入长度不敏感，随预测长度增大精度显著下降；输入长度在单步预测下存在边际收益递减，过长输入带来计算成本上升而精度提升有限；长预测时输入与预测长度相匹配有利于缓解精度恶化，但直接长时多步预测效果仍有限。本文从信息瓶颈与可预测性时域两个理论视角对上述现象给出统一解释，并指出输入</w:t>
+      </w:r>
+      <w:r>
+        <w:rPr>
+          <w:rFonts w:eastAsia="KaiTi" w:cs="Times New Roman"/>
+        </w:rPr>
+        <w:t>–</w:t>
+      </w:r>
+      <w:r>
+        <w:rPr>
+          <w:rFonts w:eastAsia="KaiTi" w:cs="Times New Roman"/>
+        </w:rPr>
+        <w:t>预测长度在时间尺度上的对齐有助于缓解长预测下的性能退化。工程启示为：复杂地层中实时或资源受限场景宜采用较短输入与单步（或短步）预测以兼顾精度与成本；精度优先的离线分析可选用适中输入长度配合单步预测；若需中长期预测，应优先考虑输入与预测长度匹配或采用滚动预测、与机理</w:t>
+      </w:r>
+      <w:r>
+        <w:rPr>
+          <w:rFonts w:eastAsia="KaiTi" w:cs="Times New Roman"/>
         </w:rPr>
         <w:t>/</w:t>
       </w:r>
       <w:r>
         <w:rPr>
-          <w:rFonts w:eastAsia="楷体" w:cs="Times New Roman"/>
-        </w:rPr>
-        <w:t>统计模型相结合，不宜盲目采用长序列与长预测的直接组合。本文结果为盾构施工智能化中基于</w:t>
-      </w:r>
-      <w:r>
-        <w:rPr>
-          <w:rFonts w:eastAsia="楷体" w:cs="Times New Roman"/>
-        </w:rPr>
-        <w:t xml:space="preserve"> </w:t>
-      </w:r>
-      <w:r>
-        <w:rPr>
-          <w:rFonts w:eastAsia="楷体" w:cs="Times New Roman"/>
-          <w:szCs w:val="21"/>
-        </w:rPr>
-        <w:t>Transformer</w:t>
-      </w:r>
-      <w:r>
-        <w:rPr>
-          <w:rFonts w:eastAsia="楷体" w:cs="Times New Roman"/>
-        </w:rPr>
-        <w:t>的配置选型与时间尺度设计提供了实证依据与操作建议。</w:t>
-      </w:r>
-    </w:p>
-    <w:p>
-      <w:pPr>
-        <w:spacing w:line="290" w:lineRule="exact"/>
-        <w:rPr>
-          <w:rFonts w:eastAsia="楷体" w:cs="Times New Roman"/>
-        </w:rPr>
-      </w:pPr>
+          <w:rFonts w:eastAsia="KaiTi" w:cs="Times New Roman"/>
+        </w:rPr>
+        <w:t>统计模型相结合。本文结果为复杂地层盾构施工智能化中的关键参数实时预测与配置选型提供了实证依据与理论支撑，所得规律对采用类似架构的其它多变量时序预测任务具有参考价值。</w:t>
+      </w:r>
     </w:p>
     <w:p>
       <w:pPr>
@@ -710,12 +699,12 @@
         <w:ind w:rightChars="200" w:right="420"/>
         <w:jc w:val="left"/>
         <w:rPr>
-          <w:rFonts w:eastAsia="楷体" w:cs="Times New Roman"/>
-        </w:rPr>
-      </w:pPr>
-      <w:r>
-        <w:rPr>
-          <w:rFonts w:eastAsia="黑体" w:cs="Times New Roman"/>
+          <w:rFonts w:eastAsia="KaiTi" w:cs="Times New Roman"/>
+        </w:rPr>
+      </w:pPr>
+      <w:r>
+        <w:rPr>
+          <w:rFonts w:eastAsia="SimHei" w:cs="Times New Roman"/>
           <w:b/>
           <w:bCs/>
           <w:color w:val="000000" w:themeColor="text1"/>
@@ -733,19 +722,19 @@
       </w:r>
       <w:r>
         <w:rPr>
-          <w:rFonts w:eastAsia="楷体" w:cs="Times New Roman"/>
+          <w:rFonts w:eastAsia="KaiTi" w:cs="Times New Roman"/>
         </w:rPr>
         <w:t>盾构掘进；</w:t>
       </w:r>
       <w:r>
         <w:rPr>
-          <w:rFonts w:eastAsia="楷体" w:cs="Times New Roman"/>
+          <w:rFonts w:eastAsia="KaiTi" w:cs="Times New Roman"/>
         </w:rPr>
         <w:t>Transformer</w:t>
       </w:r>
       <w:r>
         <w:rPr>
-          <w:rFonts w:eastAsia="楷体" w:cs="Times New Roman"/>
+          <w:rFonts w:eastAsia="KaiTi" w:cs="Times New Roman"/>
         </w:rPr>
         <w:t>；时间序列预测；多时间尺度；深度学习</w:t>
       </w:r>
@@ -756,7 +745,7 @@
         <w:ind w:rightChars="200" w:right="420"/>
         <w:jc w:val="left"/>
         <w:rPr>
-          <w:rFonts w:ascii="楷体" w:eastAsia="楷体" w:hAnsi="楷体"/>
+          <w:rFonts w:ascii="KaiTi" w:eastAsia="KaiTi" w:hAnsi="KaiTi"/>
         </w:rPr>
       </w:pPr>
     </w:p>
@@ -774,11 +763,12 @@
       </w:pPr>
       <w:r>
         <w:rPr>
-          <w:rFonts w:eastAsia="黑体" w:cs="Times New Roman"/>
+          <w:rFonts w:eastAsia="SimHei" w:cs="Times New Roman"/>
           <w:b/>
           <w:bCs/>
           <w:color w:val="000000" w:themeColor="text1"/>
           <w:sz w:val="18"/>
+          <w:highlight w:val="yellow"/>
         </w:rPr>
         <w:t>中图分类号</w:t>
       </w:r>
@@ -787,6 +777,7 @@
           <w:rFonts w:cs="Times New Roman"/>
           <w:color w:val="000000" w:themeColor="text1"/>
           <w:sz w:val="18"/>
+          <w:highlight w:val="yellow"/>
         </w:rPr>
         <w:t>：</w:t>
       </w:r>
@@ -795,31 +786,17 @@
           <w:rFonts w:cs="Times New Roman"/>
           <w:color w:val="000000" w:themeColor="text1"/>
           <w:sz w:val="18"/>
-        </w:rPr>
-        <w:t xml:space="preserve"> </w:t>
-      </w:r>
-      <w:r>
-        <w:rPr>
-          <w:rFonts w:cs="Times New Roman" w:hint="eastAsia"/>
-          <w:color w:val="000000" w:themeColor="text1"/>
-          <w:sz w:val="18"/>
-        </w:rPr>
-        <w:t>TV52</w:t>
-      </w:r>
-      <w:r>
-        <w:rPr>
-          <w:rFonts w:cs="Times New Roman"/>
-          <w:color w:val="000000" w:themeColor="text1"/>
-          <w:sz w:val="18"/>
-        </w:rPr>
-        <w:t xml:space="preserve">           </w:t>
-      </w:r>
-      <w:r>
-        <w:rPr>
-          <w:rFonts w:eastAsia="黑体" w:cs="Times New Roman"/>
-          <w:b/>
-          <w:color w:val="000000" w:themeColor="text1"/>
-          <w:sz w:val="18"/>
+          <w:highlight w:val="yellow"/>
+        </w:rPr>
+        <w:t xml:space="preserve">          </w:t>
+      </w:r>
+      <w:r>
+        <w:rPr>
+          <w:rFonts w:eastAsia="SimHei" w:cs="Times New Roman"/>
+          <w:b/>
+          <w:color w:val="000000" w:themeColor="text1"/>
+          <w:sz w:val="18"/>
+          <w:highlight w:val="yellow"/>
         </w:rPr>
         <w:t>文献标识码</w:t>
       </w:r>
@@ -829,6 +806,7 @@
           <w:b/>
           <w:color w:val="000000" w:themeColor="text1"/>
           <w:sz w:val="18"/>
+          <w:highlight w:val="yellow"/>
         </w:rPr>
         <w:t>：</w:t>
       </w:r>
@@ -837,15 +815,17 @@
           <w:rFonts w:cs="Times New Roman"/>
           <w:color w:val="000000" w:themeColor="text1"/>
           <w:sz w:val="18"/>
-        </w:rPr>
-        <w:t xml:space="preserve">A       </w:t>
-      </w:r>
-      <w:r>
-        <w:rPr>
-          <w:rFonts w:eastAsia="黑体" w:cs="Times New Roman"/>
-          <w:b/>
-          <w:color w:val="000000" w:themeColor="text1"/>
-          <w:sz w:val="18"/>
+          <w:highlight w:val="yellow"/>
+        </w:rPr>
+        <w:t xml:space="preserve">      </w:t>
+      </w:r>
+      <w:r>
+        <w:rPr>
+          <w:rFonts w:eastAsia="SimHei" w:cs="Times New Roman"/>
+          <w:b/>
+          <w:color w:val="000000" w:themeColor="text1"/>
+          <w:sz w:val="18"/>
+          <w:highlight w:val="yellow"/>
         </w:rPr>
         <w:t>文章编号</w:t>
       </w:r>
@@ -855,6 +835,7 @@
           <w:b/>
           <w:color w:val="000000" w:themeColor="text1"/>
           <w:sz w:val="18"/>
+          <w:highlight w:val="yellow"/>
         </w:rPr>
         <w:t>：</w:t>
       </w:r>
@@ -908,7 +889,7 @@
           <w:rFonts w:cs="Times New Roman"/>
           <w:color w:val="000000" w:themeColor="text1"/>
         </w:rPr>
-        <w:t>GAO</w:t>
+        <w:t>LI</w:t>
       </w:r>
       <w:r>
         <w:rPr>
@@ -922,7 +903,7 @@
           <w:rFonts w:cs="Times New Roman"/>
           <w:color w:val="000000" w:themeColor="text1"/>
         </w:rPr>
-        <w:t>Jianzhan</w:t>
+        <w:t>Qitao</w:t>
       </w:r>
       <w:r>
         <w:rPr>
@@ -937,14 +918,14 @@
           <w:rFonts w:cs="Times New Roman" w:hint="eastAsia"/>
           <w:color w:val="000000" w:themeColor="text1"/>
         </w:rPr>
-        <w:t>, SH</w:t>
-      </w:r>
-      <w:r>
-        <w:rPr>
-          <w:rFonts w:cs="Times New Roman"/>
-          <w:color w:val="000000" w:themeColor="text1"/>
-        </w:rPr>
-        <w:t>AN</w:t>
+        <w:t xml:space="preserve">, </w:t>
+      </w:r>
+      <w:r>
+        <w:rPr>
+          <w:rFonts w:cs="Times New Roman"/>
+          <w:color w:val="000000" w:themeColor="text1"/>
+        </w:rPr>
+        <w:t>JIANG</w:t>
       </w:r>
       <w:r>
         <w:rPr>
@@ -958,7 +939,7 @@
           <w:rFonts w:cs="Times New Roman"/>
           <w:color w:val="000000" w:themeColor="text1"/>
         </w:rPr>
-        <w:t>Xueqiang</w:t>
+        <w:t>Hongfeng</w:t>
       </w:r>
       <w:r>
         <w:rPr>
@@ -966,25 +947,25 @@
           <w:color w:val="000000" w:themeColor="text1"/>
           <w:vertAlign w:val="superscript"/>
         </w:rPr>
-        <w:t>1</w:t>
-      </w:r>
-      <w:r>
-        <w:rPr>
-          <w:rFonts w:cs="Times New Roman" w:hint="eastAsia"/>
-          <w:color w:val="000000" w:themeColor="text1"/>
-        </w:rPr>
-        <w:t>, SH</w:t>
-      </w:r>
-      <w:r>
-        <w:rPr>
-          <w:rFonts w:cs="Times New Roman"/>
-          <w:color w:val="000000" w:themeColor="text1"/>
-        </w:rPr>
-        <w:t>I</w:t>
-      </w:r>
-      <w:r>
-        <w:rPr>
-          <w:rFonts w:cs="Times New Roman" w:hint="eastAsia"/>
+        <w:t>2</w:t>
+      </w:r>
+      <w:r>
+        <w:rPr>
+          <w:rFonts w:cs="Times New Roman" w:hint="eastAsia"/>
+          <w:color w:val="000000" w:themeColor="text1"/>
+        </w:rPr>
+        <w:t xml:space="preserve">, </w:t>
+      </w:r>
+      <w:r>
+        <w:rPr>
+          <w:rFonts w:cs="Times New Roman"/>
+          <w:color w:val="000000" w:themeColor="text1"/>
+        </w:rPr>
+        <w:t>CUI</w:t>
+      </w:r>
+      <w:r>
+        <w:rPr>
+          <w:rFonts w:cs="Times New Roman"/>
           <w:color w:val="000000" w:themeColor="text1"/>
         </w:rPr>
         <w:t xml:space="preserve"> </w:t>
@@ -994,7 +975,7 @@
           <w:rFonts w:cs="Times New Roman"/>
           <w:color w:val="000000" w:themeColor="text1"/>
         </w:rPr>
-        <w:t>Long</w:t>
+        <w:t>Shuaiwen</w:t>
       </w:r>
       <w:r>
         <w:rPr>
@@ -1002,43 +983,7 @@
           <w:color w:val="000000" w:themeColor="text1"/>
           <w:vertAlign w:val="superscript"/>
         </w:rPr>
-        <w:t>2</w:t>
-      </w:r>
-      <w:r>
-        <w:rPr>
-          <w:rFonts w:cs="Times New Roman" w:hint="eastAsia"/>
-          <w:color w:val="000000" w:themeColor="text1"/>
-        </w:rPr>
-        <w:t>, S</w:t>
-      </w:r>
-      <w:r>
-        <w:rPr>
-          <w:rFonts w:cs="Times New Roman"/>
-          <w:color w:val="000000" w:themeColor="text1"/>
-        </w:rPr>
-        <w:t>HAN</w:t>
-      </w:r>
-      <w:r>
-        <w:rPr>
-          <w:rFonts w:cs="Times New Roman" w:hint="eastAsia"/>
-          <w:color w:val="000000" w:themeColor="text1"/>
-        </w:rPr>
-        <w:t xml:space="preserve"> </w:t>
-      </w:r>
-      <w:r>
-        <w:rPr>
-          <w:rFonts w:cs="Times New Roman"/>
-          <w:color w:val="000000" w:themeColor="text1"/>
-        </w:rPr>
-        <w:t>Lliang</w:t>
-      </w:r>
-      <w:r>
-        <w:rPr>
-          <w:rFonts w:cs="Times New Roman"/>
-          <w:color w:val="000000" w:themeColor="text1"/>
-          <w:vertAlign w:val="superscript"/>
-        </w:rPr>
-        <w:t>2</w:t>
+        <w:t>3</w:t>
       </w:r>
       <w:r>
         <w:rPr>
@@ -1052,58 +997,7 @@
           <w:rFonts w:cs="Times New Roman"/>
           <w:color w:val="000000" w:themeColor="text1"/>
         </w:rPr>
-        <w:t>LIU Xiao</w:t>
-      </w:r>
-      <w:r>
-        <w:rPr>
-          <w:rFonts w:cs="Times New Roman"/>
-          <w:color w:val="000000" w:themeColor="text1"/>
-          <w:vertAlign w:val="superscript"/>
-        </w:rPr>
-        <w:t>3</w:t>
-      </w:r>
-      <w:r>
-        <w:rPr>
-          <w:rFonts w:cs="Times New Roman" w:hint="eastAsia"/>
-          <w:color w:val="000000" w:themeColor="text1"/>
-        </w:rPr>
-        <w:t xml:space="preserve">, </w:t>
-      </w:r>
-      <w:r>
-        <w:rPr>
-          <w:rFonts w:cs="Times New Roman"/>
-          <w:color w:val="000000" w:themeColor="text1"/>
-        </w:rPr>
         <w:t>XU Jinfeng</w:t>
-      </w:r>
-      <w:r>
-        <w:rPr>
-          <w:rFonts w:cs="Times New Roman"/>
-          <w:color w:val="000000" w:themeColor="text1"/>
-          <w:vertAlign w:val="superscript"/>
-        </w:rPr>
-        <w:t>4</w:t>
-      </w:r>
-      <w:r>
-        <w:rPr>
-          <w:rFonts w:cs="Times New Roman" w:hint="eastAsia"/>
-          <w:color w:val="000000" w:themeColor="text1"/>
-        </w:rPr>
-        <w:t xml:space="preserve">, </w:t>
-      </w:r>
-      <w:r>
-        <w:rPr>
-          <w:rFonts w:cs="Times New Roman"/>
-          <w:color w:val="000000" w:themeColor="text1"/>
-        </w:rPr>
-        <w:t>LI P</w:t>
-      </w:r>
-      <w:r>
-        <w:rPr>
-          <w:rFonts w:cs="Times New Roman" w:hint="eastAsia"/>
-          <w:color w:val="000000" w:themeColor="text1"/>
-        </w:rPr>
-        <w:t>an</w:t>
       </w:r>
       <w:r>
         <w:rPr>
@@ -1148,8 +1042,9 @@
           <w:szCs w:val="18"/>
           <w:lang w:bidi="ar"/>
         </w:rPr>
-        <w:t>1. xxxxx</w:t>
-      </w:r>
+        <w:t xml:space="preserve">1. </w:t>
+      </w:r>
+      <w:proofErr w:type="spellStart"/>
       <w:r>
         <w:rPr>
           <w:rFonts w:cs="Times New Roman" w:hint="eastAsia"/>
@@ -1160,8 +1055,9 @@
           <w:szCs w:val="18"/>
           <w:lang w:bidi="ar"/>
         </w:rPr>
-        <w:t>，</w:t>
-      </w:r>
+        <w:t>xxxxx</w:t>
+      </w:r>
+      <w:proofErr w:type="spellEnd"/>
       <w:r>
         <w:rPr>
           <w:rFonts w:cs="Times New Roman" w:hint="eastAsia"/>
@@ -1172,7 +1068,7 @@
           <w:szCs w:val="18"/>
           <w:lang w:bidi="ar"/>
         </w:rPr>
-        <w:t>xx</w:t>
+        <w:t>，</w:t>
       </w:r>
       <w:r>
         <w:rPr>
@@ -1184,7 +1080,7 @@
           <w:szCs w:val="18"/>
           <w:lang w:bidi="ar"/>
         </w:rPr>
-        <w:t>，</w:t>
+        <w:t>xx</w:t>
       </w:r>
       <w:r>
         <w:rPr>
@@ -1196,8 +1092,9 @@
           <w:szCs w:val="18"/>
           <w:lang w:bidi="ar"/>
         </w:rPr>
-        <w:t>xxxxxx</w:t>
-      </w:r>
+        <w:t>，</w:t>
+      </w:r>
+      <w:proofErr w:type="spellStart"/>
       <w:r>
         <w:rPr>
           <w:rFonts w:cs="Times New Roman" w:hint="eastAsia"/>
@@ -1208,8 +1105,9 @@
           <w:szCs w:val="18"/>
           <w:lang w:bidi="ar"/>
         </w:rPr>
-        <w:t>；</w:t>
-      </w:r>
+        <w:t>xxxxxx</w:t>
+      </w:r>
+      <w:proofErr w:type="spellEnd"/>
       <w:r>
         <w:rPr>
           <w:rFonts w:cs="Times New Roman" w:hint="eastAsia"/>
@@ -1220,7 +1118,7 @@
           <w:szCs w:val="18"/>
           <w:lang w:bidi="ar"/>
         </w:rPr>
-        <w:t>2. xxxxx</w:t>
+        <w:t>；</w:t>
       </w:r>
       <w:r>
         <w:rPr>
@@ -1232,8 +1130,9 @@
           <w:szCs w:val="18"/>
           <w:lang w:bidi="ar"/>
         </w:rPr>
-        <w:t>，</w:t>
-      </w:r>
+        <w:t xml:space="preserve">2. </w:t>
+      </w:r>
+      <w:proofErr w:type="spellStart"/>
       <w:r>
         <w:rPr>
           <w:rFonts w:cs="Times New Roman" w:hint="eastAsia"/>
@@ -1244,8 +1143,9 @@
           <w:szCs w:val="18"/>
           <w:lang w:bidi="ar"/>
         </w:rPr>
-        <w:t>xx</w:t>
-      </w:r>
+        <w:t>xxxxx</w:t>
+      </w:r>
+      <w:proofErr w:type="spellEnd"/>
       <w:r>
         <w:rPr>
           <w:rFonts w:cs="Times New Roman" w:hint="eastAsia"/>
@@ -1268,7 +1168,7 @@
           <w:szCs w:val="18"/>
           <w:lang w:bidi="ar"/>
         </w:rPr>
-        <w:t>xxxxxx</w:t>
+        <w:t>xx</w:t>
       </w:r>
       <w:r>
         <w:rPr>
@@ -1280,8 +1180,9 @@
           <w:szCs w:val="18"/>
           <w:lang w:bidi="ar"/>
         </w:rPr>
-        <w:t>；</w:t>
-      </w:r>
+        <w:t>，</w:t>
+      </w:r>
+      <w:proofErr w:type="spellStart"/>
       <w:r>
         <w:rPr>
           <w:rFonts w:cs="Times New Roman" w:hint="eastAsia"/>
@@ -1292,8 +1193,9 @@
           <w:szCs w:val="18"/>
           <w:lang w:bidi="ar"/>
         </w:rPr>
-        <w:t xml:space="preserve">3. </w:t>
-      </w:r>
+        <w:t>xxxxxx</w:t>
+      </w:r>
+      <w:proofErr w:type="spellEnd"/>
       <w:r>
         <w:rPr>
           <w:rFonts w:cs="Times New Roman" w:hint="eastAsia"/>
@@ -1304,7 +1206,7 @@
           <w:szCs w:val="18"/>
           <w:lang w:bidi="ar"/>
         </w:rPr>
-        <w:t>Nanyang Technological University</w:t>
+        <w:t>；</w:t>
       </w:r>
       <w:r>
         <w:rPr>
@@ -1316,7 +1218,7 @@
           <w:szCs w:val="18"/>
           <w:lang w:bidi="ar"/>
         </w:rPr>
-        <w:t>，</w:t>
+        <w:t xml:space="preserve">3. </w:t>
       </w:r>
       <w:r>
         <w:rPr>
@@ -1328,7 +1230,7 @@
           <w:szCs w:val="18"/>
           <w:lang w:bidi="ar"/>
         </w:rPr>
-        <w:t>Singapore</w:t>
+        <w:t>Nanyang Technological University</w:t>
       </w:r>
       <w:r>
         <w:rPr>
@@ -1352,7 +1254,7 @@
           <w:szCs w:val="18"/>
           <w:lang w:bidi="ar"/>
         </w:rPr>
-        <w:t>639798</w:t>
+        <w:t>Singapore</w:t>
       </w:r>
       <w:r>
         <w:rPr>
@@ -1364,7 +1266,7 @@
           <w:szCs w:val="18"/>
           <w:lang w:bidi="ar"/>
         </w:rPr>
-        <w:t>；</w:t>
+        <w:t>，</w:t>
       </w:r>
       <w:r>
         <w:rPr>
@@ -1376,7 +1278,7 @@
           <w:szCs w:val="18"/>
           <w:lang w:bidi="ar"/>
         </w:rPr>
-        <w:t>4. xxxxx</w:t>
+        <w:t>639798</w:t>
       </w:r>
       <w:r>
         <w:rPr>
@@ -1388,7 +1290,7 @@
           <w:szCs w:val="18"/>
           <w:lang w:bidi="ar"/>
         </w:rPr>
-        <w:t>，</w:t>
+        <w:t>；</w:t>
       </w:r>
       <w:r>
         <w:rPr>
@@ -1400,8 +1302,9 @@
           <w:szCs w:val="18"/>
           <w:lang w:bidi="ar"/>
         </w:rPr>
-        <w:t>xx</w:t>
-      </w:r>
+        <w:t xml:space="preserve">4. </w:t>
+      </w:r>
+      <w:proofErr w:type="spellStart"/>
       <w:r>
         <w:rPr>
           <w:rFonts w:cs="Times New Roman" w:hint="eastAsia"/>
@@ -1412,8 +1315,9 @@
           <w:szCs w:val="18"/>
           <w:lang w:bidi="ar"/>
         </w:rPr>
-        <w:t>，</w:t>
-      </w:r>
+        <w:t>xxxxx</w:t>
+      </w:r>
+      <w:proofErr w:type="spellEnd"/>
       <w:r>
         <w:rPr>
           <w:rFonts w:cs="Times New Roman" w:hint="eastAsia"/>
@@ -1424,11 +1328,11 @@
           <w:szCs w:val="18"/>
           <w:lang w:bidi="ar"/>
         </w:rPr>
-        <w:t>xxxxxx</w:t>
-      </w:r>
-      <w:r>
-        <w:rPr>
-          <w:rFonts w:cs="Times New Roman"/>
+        <w:t>，</w:t>
+      </w:r>
+      <w:r>
+        <w:rPr>
+          <w:rFonts w:cs="Times New Roman" w:hint="eastAsia"/>
           <w:i/>
           <w:iCs/>
           <w:color w:val="000000" w:themeColor="text1"/>
@@ -1436,7 +1340,7 @@
           <w:szCs w:val="18"/>
           <w:lang w:bidi="ar"/>
         </w:rPr>
-        <w:t>;</w:t>
+        <w:t>xx</w:t>
       </w:r>
       <w:r>
         <w:rPr>
@@ -1448,6 +1352,44 @@
           <w:szCs w:val="18"/>
           <w:lang w:bidi="ar"/>
         </w:rPr>
+        <w:t>，</w:t>
+      </w:r>
+      <w:proofErr w:type="spellStart"/>
+      <w:r>
+        <w:rPr>
+          <w:rFonts w:cs="Times New Roman" w:hint="eastAsia"/>
+          <w:i/>
+          <w:iCs/>
+          <w:color w:val="000000" w:themeColor="text1"/>
+          <w:sz w:val="18"/>
+          <w:szCs w:val="18"/>
+          <w:lang w:bidi="ar"/>
+        </w:rPr>
+        <w:t>xxxxxx</w:t>
+      </w:r>
+      <w:proofErr w:type="spellEnd"/>
+      <w:r>
+        <w:rPr>
+          <w:rFonts w:cs="Times New Roman"/>
+          <w:i/>
+          <w:iCs/>
+          <w:color w:val="000000" w:themeColor="text1"/>
+          <w:sz w:val="18"/>
+          <w:szCs w:val="18"/>
+          <w:lang w:bidi="ar"/>
+        </w:rPr>
+        <w:t>;</w:t>
+      </w:r>
+      <w:r>
+        <w:rPr>
+          <w:rFonts w:cs="Times New Roman" w:hint="eastAsia"/>
+          <w:i/>
+          <w:iCs/>
+          <w:color w:val="000000" w:themeColor="text1"/>
+          <w:sz w:val="18"/>
+          <w:szCs w:val="18"/>
+          <w:lang w:bidi="ar"/>
+        </w:rPr>
         <w:t>）</w:t>
       </w:r>
     </w:p>
@@ -1455,7 +1397,7 @@
       <w:pPr>
         <w:spacing w:line="320" w:lineRule="exact"/>
         <w:rPr>
-          <w:rFonts w:cs="Times New Roman"/>
+          <w:rFonts w:cs="Times New Roman" w:hint="eastAsia"/>
           <w:bCs/>
         </w:rPr>
       </w:pPr>
@@ -1480,7 +1422,7 @@
           <w:rFonts w:cs="Times New Roman"/>
           <w:bCs/>
         </w:rPr>
-        <w:t xml:space="preserve">Accurate prediction of key shield tunnelling parameters is important for construction safety and efficiency. Shield parameters exhibit strong multi-variable coupling and long-range dependence; this study therefore introduces the Transformer into shield parameter prediction and systematically evaluates prediction accuracy and computational efficiency under 5 input sequence lengths and 4 prediction lengths (20 combinations in total). Results show that prediction length is the dominant factor for accuracy: one-step prediction achieves high accuracy and is largely insensitive to input length, while accuracy drops markedly as prediction length increases; input length exhibits diminishing marginal returns for one-step prediction, with longer inputs increasing cost but yielding limited accuracy gains; for long-horizon prediction, matching input length to prediction length helps mitigate accuracy </w:t>
+        <w:t xml:space="preserve">Accurate prediction of key shield tunnelling parameters such as penetration rate, thrust and cutterhead torque is of great importance to construction safety and efficiency when shield tunnelling is carried out in complex strata. Especially under complex geological and environmental conditions such as alternating soft and hard layers, </w:t>
       </w:r>
       <w:r>
         <w:rPr>
@@ -1488,7 +1430,21 @@
           <w:bCs/>
         </w:rPr>
         <w:lastRenderedPageBreak/>
-        <w:t>degradation, but direct long-horizon multi-step prediction remains limited. Practical implications are: for real-time or resource-constrained settings, use shorter input and one-step (or short-horizon) prediction to balance accuracy and cost; for accuracy-oriented offline analysis, choose moderate input length with one-step prediction; when medium- or long-term prediction is needed, prefer matching input and prediction lengths or adopt rolling prediction and combination with mechanistic or statistical models, rather than using long input and long prediction directly. The results provide empirical basis and operational guidance for Transformer-based configuration selection and time-scale design in intelligent shield tunnelling.</w:t>
+        <w:t xml:space="preserve">intersection of multiple strata, or undercrossing sensitive structures, real-time or short-term prediction can provide a basis for adjusting tunnelling parameters and for risk early </w:t>
+      </w:r>
+      <w:r>
+        <w:rPr>
+          <w:rFonts w:cs="Times New Roman"/>
+          <w:bCs/>
+        </w:rPr>
+        <w:t>warning and</w:t>
+      </w:r>
+      <w:r>
+        <w:rPr>
+          <w:rFonts w:cs="Times New Roman"/>
+          <w:bCs/>
+        </w:rPr>
+        <w:t xml:space="preserve"> can help achieve proactive control and reduce risks such as face instability and surface settlement. In multi-variable time series forecasting, the choice of “how much history to use and how far to predict” (input length and prediction length) generally constrains both prediction accuracy and computational cost, but systematic quantification of their joint effect under a single model is still lacking. This paper takes key shield tunnelling parameter prediction as the application, addresses the characteristics of strong multi-variable coupling and long-range dependence in the time series, adopts a Transformer encoder, and systematically examines prediction accuracy and computational efficiency under 5 input sequence lengths and 4 prediction lengths (20 combinations in total). The results show that prediction length is the primary factor governing accuracy: one-step prediction achieves high accuracy and is largely insensitive to input length, while accuracy decreases markedly as prediction length increases; input length exhibits diminishing marginal returns for one-step prediction, with longer input increasing computational cost but yielding limited gain in accuracy; for long-horizon prediction, matching input length to prediction length helps mitigate accuracy degradation, but direct long-horizon multi-step prediction remains limited. This paper gives a unified interpretation of the above phenomena from two theoretical perspectives—information bottleneck and predictability horizon—and points out that alignment of input and prediction lengths in temporal scale helps mitigate performance degradation in long-horizon prediction. Practical implications are: for real-time or resource-constrained scenarios in complex strata, shorter input and one-step (or short-horizon) prediction are recommended to balance accuracy and cost; for accuracy-oriented offline analysis, moderate input length with one-step prediction may be used; when medium- or long-term prediction is required, priority should be given to matching input and prediction lengths or to rolling prediction combined with mechanistic or statistical models. The results provide empirical basis and theoretical support for real-time prediction of key parameters and for configuration selection in intelligent shield tunnelling in complex strata, and the findings are of reference value for other multi-variable time series forecasting tasks that use similar architectures.</w:t>
       </w:r>
     </w:p>
     <w:p>
@@ -1520,7 +1476,23 @@
           <w:rFonts w:cs="Times New Roman"/>
           <w:color w:val="000000" w:themeColor="text1"/>
         </w:rPr>
-        <w:t>shield tunnelling; Transformer; time series forecasting; multi-time-scale; deep learning</w:t>
+        <w:t>shield tunnelling; Transformer; time series forecasting; multi-</w:t>
+      </w:r>
+      <w:proofErr w:type="gramStart"/>
+      <w:r>
+        <w:rPr>
+          <w:rFonts w:cs="Times New Roman"/>
+          <w:color w:val="000000" w:themeColor="text1"/>
+        </w:rPr>
+        <w:t>time-scale</w:t>
+      </w:r>
+      <w:proofErr w:type="gramEnd"/>
+      <w:r>
+        <w:rPr>
+          <w:rFonts w:cs="Times New Roman"/>
+          <w:color w:val="000000" w:themeColor="text1"/>
+        </w:rPr>
+        <w:t>; deep learning</w:t>
       </w:r>
     </w:p>
     <w:p>
@@ -1559,7 +1531,7 @@
     <w:p>
       <w:pPr>
         <w:rPr>
-          <w:rFonts w:ascii="黑体" w:eastAsia="黑体" w:hAnsi="黑体" w:cs="方正黑体简体"/>
+          <w:rFonts w:ascii="SimHei" w:eastAsia="SimHei" w:hAnsi="SimHei" w:cs="方正黑体简体" w:hint="eastAsia"/>
           <w:kern w:val="0"/>
           <w:sz w:val="24"/>
         </w:rPr>
@@ -1567,1286 +1539,786 @@
       <w:bookmarkStart w:id="0" w:name="OLE_LINK1"/>
       <w:r>
         <w:rPr>
-          <w:rFonts w:ascii="黑体" w:eastAsia="黑体" w:hAnsi="黑体" w:cs="方正黑体简体" w:hint="eastAsia"/>
+          <w:rFonts w:ascii="SimHei" w:eastAsia="SimHei" w:hAnsi="SimHei" w:cs="方正黑体简体" w:hint="eastAsia"/>
           <w:kern w:val="0"/>
           <w:sz w:val="24"/>
         </w:rPr>
-        <w:t>0 引言</w:t>
-      </w:r>
-    </w:p>
-    <w:p>
-      <w:pPr>
-        <w:ind w:firstLine="420"/>
-        <w:rPr>
-          <w:rFonts w:cs="Times New Roman"/>
-          <w:color w:val="000000" w:themeColor="text1"/>
-        </w:rPr>
-      </w:pPr>
-      <w:r>
-        <w:rPr>
-          <w:rFonts w:cs="Times New Roman"/>
-          <w:color w:val="000000" w:themeColor="text1"/>
-        </w:rPr>
-        <w:t>软黏砂土复合地层是一种复杂的地质环境，软黏土具有高压缩性、低强度和高含水率，而砂土则渗透性强且承载力高，二者的交替分布使得</w:t>
-      </w:r>
-      <w:r>
-        <w:rPr>
-          <w:rFonts w:cs="Times New Roman" w:hint="eastAsia"/>
-          <w:color w:val="000000" w:themeColor="text1"/>
-        </w:rPr>
-        <w:t>海底</w:t>
-      </w:r>
-      <w:r>
-        <w:rPr>
-          <w:rFonts w:cs="Times New Roman"/>
-          <w:color w:val="000000" w:themeColor="text1"/>
-        </w:rPr>
-        <w:t>盾构掘进面临较大挑战。在这种环境中，盾构掘进易出现地层坍塌</w:t>
-      </w:r>
-      <w:r>
-        <w:rPr>
-          <w:rFonts w:cs="Times New Roman" w:hint="eastAsia"/>
-          <w:color w:val="000000" w:themeColor="text1"/>
-          <w:vertAlign w:val="superscript"/>
-        </w:rPr>
-        <w:t>[</w:t>
-      </w:r>
-      <w:r>
-        <w:rPr>
-          <w:rFonts w:cs="Times New Roman"/>
-          <w:color w:val="000000" w:themeColor="text1"/>
-          <w:vertAlign w:val="superscript"/>
-        </w:rPr>
-        <w:t>1]</w:t>
-      </w:r>
-      <w:r>
-        <w:rPr>
-          <w:rFonts w:cs="Times New Roman"/>
-          <w:color w:val="000000" w:themeColor="text1"/>
-        </w:rPr>
-        <w:t>、不均匀沉降</w:t>
-      </w:r>
-      <w:r>
-        <w:rPr>
-          <w:rFonts w:cs="Times New Roman" w:hint="eastAsia"/>
-          <w:color w:val="000000" w:themeColor="text1"/>
-          <w:vertAlign w:val="superscript"/>
-        </w:rPr>
-        <w:t>[</w:t>
-      </w:r>
-      <w:r>
-        <w:rPr>
-          <w:rFonts w:cs="Times New Roman"/>
-          <w:color w:val="000000" w:themeColor="text1"/>
-          <w:vertAlign w:val="superscript"/>
-        </w:rPr>
-        <w:t>2</w:t>
-      </w:r>
-      <w:r>
-        <w:rPr>
-          <w:rFonts w:cs="Times New Roman"/>
-          <w:color w:val="000000" w:themeColor="text1"/>
-          <w:vertAlign w:val="superscript"/>
-        </w:rPr>
-        <w:t>]</w:t>
-      </w:r>
-      <w:r>
-        <w:rPr>
-          <w:rFonts w:cs="Times New Roman"/>
-          <w:color w:val="000000" w:themeColor="text1"/>
-        </w:rPr>
-        <w:t>、盾构机失稳</w:t>
-      </w:r>
-      <w:r>
-        <w:rPr>
-          <w:rFonts w:cs="Times New Roman" w:hint="eastAsia"/>
-          <w:color w:val="000000" w:themeColor="text1"/>
-          <w:vertAlign w:val="superscript"/>
-        </w:rPr>
-        <w:t>[</w:t>
-      </w:r>
-      <w:r>
-        <w:rPr>
-          <w:rFonts w:cs="Times New Roman"/>
-          <w:color w:val="000000" w:themeColor="text1"/>
-          <w:vertAlign w:val="superscript"/>
-        </w:rPr>
-        <w:t>3</w:t>
-      </w:r>
-      <w:r>
-        <w:rPr>
-          <w:rFonts w:cs="Times New Roman"/>
-          <w:color w:val="000000" w:themeColor="text1"/>
-          <w:vertAlign w:val="superscript"/>
-        </w:rPr>
-        <w:t>]</w:t>
-      </w:r>
-      <w:r>
-        <w:rPr>
-          <w:rFonts w:cs="Times New Roman"/>
-          <w:color w:val="000000" w:themeColor="text1"/>
-        </w:rPr>
-        <w:t>等问题，严重影响施工安全</w:t>
-      </w:r>
-      <w:r>
-        <w:rPr>
-          <w:rFonts w:cs="Times New Roman" w:hint="eastAsia"/>
-          <w:color w:val="000000" w:themeColor="text1"/>
-        </w:rPr>
-        <w:t>。</w:t>
-      </w:r>
-      <w:r>
-        <w:rPr>
-          <w:rFonts w:cs="Times New Roman"/>
-          <w:color w:val="000000" w:themeColor="text1"/>
-        </w:rPr>
-        <w:t>此外，盾构掘进在长距离隧道工程中应用广泛，特别是在城市地下空间开发和跨河隧道建设中</w:t>
-      </w:r>
-      <w:r>
-        <w:rPr>
-          <w:rFonts w:cs="Times New Roman" w:hint="eastAsia"/>
-          <w:color w:val="000000" w:themeColor="text1"/>
-        </w:rPr>
-        <w:t>，而软黏砂土</w:t>
-      </w:r>
-      <w:r>
-        <w:rPr>
-          <w:rFonts w:cs="Times New Roman" w:hint="eastAsia"/>
-          <w:color w:val="000000" w:themeColor="text1"/>
-        </w:rPr>
-        <w:t>复合</w:t>
-      </w:r>
-      <w:r>
-        <w:rPr>
-          <w:rFonts w:cs="Times New Roman" w:hint="eastAsia"/>
-          <w:color w:val="000000" w:themeColor="text1"/>
-        </w:rPr>
-        <w:t>地层则是这两种情况下最常遇见的地层条件。因此</w:t>
-      </w:r>
-      <w:r>
-        <w:rPr>
-          <w:rFonts w:cs="Times New Roman" w:hint="eastAsia"/>
-          <w:color w:val="000000" w:themeColor="text1"/>
-        </w:rPr>
-        <w:t>，</w:t>
-      </w:r>
-      <w:r>
-        <w:rPr>
-          <w:rFonts w:cs="Times New Roman" w:hint="eastAsia"/>
-          <w:color w:val="000000" w:themeColor="text1"/>
-        </w:rPr>
-        <w:t>针对该地质条件和复合地层中掘进稳定性的研究，能够有效帮助优化掘进参数、支护系统和泥浆控制方案，确保掘进过程中的稳定性，从而减少事故的发生，提高施工安全性。</w:t>
-      </w:r>
-    </w:p>
-    <w:p>
-      <w:pPr>
-        <w:ind w:firstLine="420"/>
-        <w:rPr>
-          <w:rFonts w:cs="Times New Roman"/>
-          <w:color w:val="000000" w:themeColor="text1"/>
-        </w:rPr>
-      </w:pPr>
-      <w:r>
-        <w:rPr>
-          <w:rFonts w:cs="Times New Roman" w:hint="eastAsia"/>
-          <w:color w:val="000000" w:themeColor="text1"/>
-        </w:rPr>
-        <w:t>目前针对多种复合地层掌子面稳定性分析及盾构法施工掘进的研究已较多。</w:t>
-      </w:r>
-      <w:r>
-        <w:rPr>
-          <w:rFonts w:hint="eastAsia"/>
-        </w:rPr>
-        <w:t>Horn</w:t>
-      </w:r>
-      <w:r>
-        <w:rPr>
-          <w:vertAlign w:val="superscript"/>
-        </w:rPr>
-        <w:t>[4]</w:t>
-      </w:r>
-      <w:r>
-        <w:rPr>
-          <w:rFonts w:hint="eastAsia"/>
-        </w:rPr>
-        <w:t>最早于</w:t>
-      </w:r>
-      <w:r>
-        <w:rPr>
-          <w:rFonts w:hint="eastAsia"/>
-        </w:rPr>
         <w:t>1</w:t>
       </w:r>
       <w:r>
-        <w:t>961</w:t>
-      </w:r>
-      <w:r>
-        <w:rPr>
-          <w:rFonts w:hint="eastAsia"/>
-        </w:rPr>
-        <w:t>年</w:t>
-      </w:r>
-      <w:r>
-        <w:rPr>
-          <w:rFonts w:hint="eastAsia"/>
-        </w:rPr>
-        <w:t>提出楔形体筒仓理论模型，将隧道开挖面前方的潜在滑动区域定义为一个楔形体，而上方则是一个垂直的土柱。</w:t>
-      </w:r>
-      <w:r>
-        <w:rPr>
-          <w:rFonts w:hint="eastAsia"/>
-        </w:rPr>
-        <w:t>后续不少模型均以筒仓理论为蓝本，修改了潜在滑动体的形式</w:t>
-      </w:r>
-      <w:r>
-        <w:rPr>
-          <w:rFonts w:hint="eastAsia"/>
-          <w:vertAlign w:val="superscript"/>
-        </w:rPr>
-        <w:t>[</w:t>
-      </w:r>
-      <w:r>
-        <w:rPr>
-          <w:vertAlign w:val="superscript"/>
-        </w:rPr>
-        <w:t>5-</w:t>
-      </w:r>
-      <w:r>
-        <w:rPr>
-          <w:vertAlign w:val="superscript"/>
-        </w:rPr>
-        <w:t>9</w:t>
-      </w:r>
-      <w:r>
-        <w:rPr>
-          <w:vertAlign w:val="superscript"/>
-        </w:rPr>
-        <w:t>]</w:t>
-      </w:r>
-      <w:r>
-        <w:rPr>
-          <w:rFonts w:hint="eastAsia"/>
-        </w:rPr>
-        <w:t>。近年来，针对愈加复杂的建设需求，</w:t>
-      </w:r>
-      <w:r>
-        <w:rPr>
-          <w:rFonts w:cs="Times New Roman" w:hint="eastAsia"/>
-          <w:color w:val="000000" w:themeColor="text1"/>
-        </w:rPr>
-        <w:t>宁茂权等</w:t>
-      </w:r>
-      <w:r>
-        <w:rPr>
-          <w:rFonts w:cs="Times New Roman" w:hint="eastAsia"/>
-          <w:color w:val="000000" w:themeColor="text1"/>
-          <w:vertAlign w:val="superscript"/>
-        </w:rPr>
-        <w:t>[</w:t>
-      </w:r>
-      <w:r>
-        <w:rPr>
-          <w:rFonts w:cs="Times New Roman"/>
-          <w:color w:val="000000" w:themeColor="text1"/>
-          <w:vertAlign w:val="superscript"/>
-        </w:rPr>
-        <w:t>1</w:t>
-      </w:r>
-      <w:r>
-        <w:rPr>
-          <w:rFonts w:cs="Times New Roman"/>
-          <w:color w:val="000000" w:themeColor="text1"/>
-          <w:vertAlign w:val="superscript"/>
-        </w:rPr>
-        <w:t>0</w:t>
-      </w:r>
-      <w:r>
-        <w:rPr>
-          <w:rFonts w:cs="Times New Roman"/>
-          <w:color w:val="000000" w:themeColor="text1"/>
-          <w:vertAlign w:val="superscript"/>
-        </w:rPr>
-        <w:t>]</w:t>
-      </w:r>
-      <w:r>
-        <w:rPr>
-          <w:rFonts w:cs="Times New Roman" w:hint="eastAsia"/>
-          <w:color w:val="000000" w:themeColor="text1"/>
-        </w:rPr>
-        <w:t>提出了复合地层下穿高铁超大矩形盾构隧道开挖面临界破坏模式，并基于极限平衡理论推到了极限支护力的方法。付亚雄等</w:t>
-      </w:r>
-      <w:r>
-        <w:rPr>
-          <w:rFonts w:cs="Times New Roman" w:hint="eastAsia"/>
-          <w:color w:val="000000" w:themeColor="text1"/>
-          <w:vertAlign w:val="superscript"/>
-        </w:rPr>
-        <w:t>[</w:t>
-      </w:r>
-      <w:r>
-        <w:rPr>
-          <w:rFonts w:cs="Times New Roman"/>
-          <w:color w:val="000000" w:themeColor="text1"/>
-          <w:vertAlign w:val="superscript"/>
-        </w:rPr>
-        <w:t>1</w:t>
-      </w:r>
-      <w:r>
-        <w:rPr>
-          <w:rFonts w:cs="Times New Roman"/>
-          <w:color w:val="000000" w:themeColor="text1"/>
-          <w:vertAlign w:val="superscript"/>
-        </w:rPr>
-        <w:t>1</w:t>
-      </w:r>
-      <w:r>
-        <w:rPr>
-          <w:rFonts w:cs="Times New Roman"/>
-          <w:color w:val="000000" w:themeColor="text1"/>
-          <w:vertAlign w:val="superscript"/>
-        </w:rPr>
-        <w:t>]</w:t>
-      </w:r>
-      <w:r>
-        <w:rPr>
-          <w:rFonts w:cs="Times New Roman" w:hint="eastAsia"/>
-          <w:color w:val="000000" w:themeColor="text1"/>
-        </w:rPr>
-        <w:t>通过离心模型试验装置对软黏土地层中隧道开挖面稳定性展开研究，并结合数字图像处理技术及数值模型对比，对开挖面极限支护压力和地表变形规律进行了分析。刘</w:t>
-      </w:r>
-      <w:r>
-        <w:rPr>
-          <w:rFonts w:cs="Times New Roman" w:hint="eastAsia"/>
-          <w:color w:val="000000" w:themeColor="text1"/>
-        </w:rPr>
-        <w:t>泉维</w:t>
-      </w:r>
-      <w:r>
-        <w:rPr>
-          <w:rFonts w:cs="Times New Roman" w:hint="eastAsia"/>
-          <w:color w:val="000000" w:themeColor="text1"/>
-        </w:rPr>
-        <w:t>等</w:t>
-      </w:r>
-      <w:r>
-        <w:rPr>
-          <w:rFonts w:cs="Times New Roman" w:hint="eastAsia"/>
-          <w:color w:val="000000" w:themeColor="text1"/>
-          <w:vertAlign w:val="superscript"/>
-        </w:rPr>
-        <w:t>[</w:t>
-      </w:r>
-      <w:r>
-        <w:rPr>
-          <w:rFonts w:cs="Times New Roman"/>
-          <w:color w:val="000000" w:themeColor="text1"/>
-          <w:vertAlign w:val="superscript"/>
-        </w:rPr>
-        <w:t>1</w:t>
-      </w:r>
-      <w:r>
-        <w:rPr>
-          <w:rFonts w:cs="Times New Roman"/>
-          <w:color w:val="000000" w:themeColor="text1"/>
-          <w:vertAlign w:val="superscript"/>
-        </w:rPr>
-        <w:t>2</w:t>
-      </w:r>
-      <w:r>
-        <w:rPr>
-          <w:rFonts w:cs="Times New Roman"/>
-          <w:color w:val="000000" w:themeColor="text1"/>
-          <w:vertAlign w:val="superscript"/>
-        </w:rPr>
-        <w:t>]</w:t>
-      </w:r>
-      <w:r>
-        <w:rPr>
-          <w:rFonts w:cs="Times New Roman" w:hint="eastAsia"/>
-          <w:color w:val="000000" w:themeColor="text1"/>
-        </w:rPr>
-        <w:t>通过</w:t>
-      </w:r>
-      <w:r>
-        <w:rPr>
-          <w:rFonts w:cs="Times New Roman" w:hint="eastAsia"/>
-          <w:color w:val="000000" w:themeColor="text1"/>
-        </w:rPr>
-        <w:t>理论模型</w:t>
-      </w:r>
-      <w:r>
-        <w:rPr>
-          <w:rFonts w:cs="Times New Roman" w:hint="eastAsia"/>
-          <w:color w:val="000000" w:themeColor="text1"/>
-        </w:rPr>
-        <w:t>和数值模拟对上软下硬地层盾构掌子面</w:t>
-      </w:r>
-      <w:r>
-        <w:rPr>
-          <w:rFonts w:cs="Times New Roman" w:hint="eastAsia"/>
-          <w:color w:val="000000" w:themeColor="text1"/>
-        </w:rPr>
-        <w:t>稳定性</w:t>
-      </w:r>
-      <w:r>
-        <w:rPr>
-          <w:rFonts w:cs="Times New Roman" w:hint="eastAsia"/>
-          <w:color w:val="000000" w:themeColor="text1"/>
-        </w:rPr>
-        <w:t>展开研究，在盾构机穿越</w:t>
-      </w:r>
-      <w:r>
-        <w:rPr>
-          <w:rFonts w:cs="Times New Roman" w:hint="eastAsia"/>
-          <w:color w:val="000000" w:themeColor="text1"/>
-        </w:rPr>
-        <w:t>上软下硬地层</w:t>
-      </w:r>
-      <w:r>
-        <w:rPr>
-          <w:rFonts w:cs="Times New Roman" w:hint="eastAsia"/>
-          <w:color w:val="000000" w:themeColor="text1"/>
-        </w:rPr>
-        <w:t>时，应</w:t>
-      </w:r>
-      <w:r>
-        <w:rPr>
-          <w:rFonts w:cs="Times New Roman" w:hint="eastAsia"/>
-          <w:color w:val="000000" w:themeColor="text1"/>
-        </w:rPr>
-        <w:t>重点控制上部软弱岩土体</w:t>
-      </w:r>
-      <w:r>
-        <w:rPr>
-          <w:rFonts w:cs="Times New Roman" w:hint="eastAsia"/>
-          <w:color w:val="000000" w:themeColor="text1"/>
-        </w:rPr>
-        <w:t>。</w:t>
-      </w:r>
-      <w:r>
-        <w:rPr>
-          <w:rFonts w:cs="Times New Roman"/>
-          <w:color w:val="000000" w:themeColor="text1"/>
-        </w:rPr>
-        <w:t>陈志敏</w:t>
-      </w:r>
-      <w:r>
-        <w:rPr>
-          <w:rFonts w:cs="Times New Roman" w:hint="eastAsia"/>
-          <w:color w:val="000000" w:themeColor="text1"/>
-        </w:rPr>
-        <w:t>等</w:t>
-      </w:r>
-      <w:r>
-        <w:rPr>
-          <w:rFonts w:cs="Times New Roman" w:hint="eastAsia"/>
-          <w:color w:val="000000" w:themeColor="text1"/>
-          <w:vertAlign w:val="superscript"/>
-        </w:rPr>
-        <w:t>[</w:t>
-      </w:r>
-      <w:r>
-        <w:rPr>
-          <w:rFonts w:cs="Times New Roman"/>
-          <w:color w:val="000000" w:themeColor="text1"/>
-          <w:vertAlign w:val="superscript"/>
-        </w:rPr>
-        <w:t>1</w:t>
-      </w:r>
-      <w:r>
-        <w:rPr>
-          <w:rFonts w:cs="Times New Roman"/>
-          <w:color w:val="000000" w:themeColor="text1"/>
-          <w:vertAlign w:val="superscript"/>
-        </w:rPr>
-        <w:t>3</w:t>
-      </w:r>
-      <w:r>
-        <w:rPr>
-          <w:rFonts w:cs="Times New Roman"/>
-          <w:color w:val="000000" w:themeColor="text1"/>
-          <w:vertAlign w:val="superscript"/>
-        </w:rPr>
-        <w:t>]</w:t>
-      </w:r>
-      <w:r>
-        <w:rPr>
-          <w:rFonts w:cs="Times New Roman" w:hint="eastAsia"/>
-          <w:color w:val="000000" w:themeColor="text1"/>
-        </w:rPr>
-        <w:t>通过建立数值模型，对</w:t>
-      </w:r>
-      <w:r>
-        <w:rPr>
-          <w:rFonts w:cs="Times New Roman" w:hint="eastAsia"/>
-          <w:color w:val="000000" w:themeColor="text1"/>
-        </w:rPr>
-        <w:t>富水</w:t>
-      </w:r>
-      <w:r>
-        <w:rPr>
-          <w:rFonts w:cs="Times New Roman" w:hint="eastAsia"/>
-          <w:color w:val="000000" w:themeColor="text1"/>
-        </w:rPr>
-        <w:t>砂</w:t>
-      </w:r>
-      <w:r>
-        <w:rPr>
-          <w:rFonts w:cs="Times New Roman" w:hint="eastAsia"/>
-          <w:color w:val="000000" w:themeColor="text1"/>
-        </w:rPr>
-        <w:t>-</w:t>
-      </w:r>
-      <w:r>
-        <w:rPr>
-          <w:rFonts w:cs="Times New Roman" w:hint="eastAsia"/>
-          <w:color w:val="000000" w:themeColor="text1"/>
-        </w:rPr>
-        <w:t>黏土交替的复合地层中</w:t>
-      </w:r>
-      <w:r>
-        <w:rPr>
-          <w:rFonts w:cs="Times New Roman" w:hint="eastAsia"/>
-          <w:color w:val="000000" w:themeColor="text1"/>
-        </w:rPr>
-        <w:t>盾构地层</w:t>
-      </w:r>
-      <w:r>
-        <w:rPr>
-          <w:rFonts w:cs="Times New Roman" w:hint="eastAsia"/>
-          <w:color w:val="000000" w:themeColor="text1"/>
-        </w:rPr>
-        <w:t>稳定性进行了研究</w:t>
-      </w:r>
-      <w:r>
-        <w:rPr>
-          <w:rFonts w:cs="Times New Roman" w:hint="eastAsia"/>
-          <w:color w:val="000000" w:themeColor="text1"/>
-        </w:rPr>
-        <w:t>，并</w:t>
-      </w:r>
-      <w:r>
-        <w:rPr>
-          <w:rFonts w:cs="Times New Roman" w:hint="eastAsia"/>
-          <w:color w:val="000000" w:themeColor="text1"/>
-        </w:rPr>
-        <w:t>验证了</w:t>
-      </w:r>
-      <w:r>
-        <w:rPr>
-          <w:rFonts w:cs="Times New Roman" w:hint="eastAsia"/>
-          <w:color w:val="000000" w:themeColor="text1"/>
-        </w:rPr>
-        <w:t>线间注浆</w:t>
-      </w:r>
-      <w:r>
-        <w:rPr>
-          <w:rFonts w:cs="Times New Roman" w:hint="eastAsia"/>
-          <w:color w:val="000000" w:themeColor="text1"/>
-        </w:rPr>
-        <w:t>加固方案的有效性</w:t>
-      </w:r>
-      <w:r>
-        <w:rPr>
-          <w:rFonts w:cs="Times New Roman" w:hint="eastAsia"/>
-          <w:color w:val="000000" w:themeColor="text1"/>
-        </w:rPr>
-        <w:t>。玉达变等</w:t>
-      </w:r>
-      <w:r>
-        <w:rPr>
-          <w:rFonts w:cs="Times New Roman" w:hint="eastAsia"/>
-          <w:color w:val="000000" w:themeColor="text1"/>
-          <w:vertAlign w:val="superscript"/>
-        </w:rPr>
-        <w:t>[</w:t>
-      </w:r>
-      <w:r>
-        <w:rPr>
-          <w:rFonts w:cs="Times New Roman"/>
-          <w:color w:val="000000" w:themeColor="text1"/>
-          <w:vertAlign w:val="superscript"/>
-        </w:rPr>
-        <w:t>1</w:t>
-      </w:r>
-      <w:r>
-        <w:rPr>
-          <w:rFonts w:cs="Times New Roman"/>
-          <w:color w:val="000000" w:themeColor="text1"/>
-          <w:vertAlign w:val="superscript"/>
-        </w:rPr>
-        <w:t>4</w:t>
-      </w:r>
-      <w:r>
-        <w:rPr>
-          <w:rFonts w:cs="Times New Roman"/>
-          <w:color w:val="000000" w:themeColor="text1"/>
-          <w:vertAlign w:val="superscript"/>
-        </w:rPr>
-        <w:t>]</w:t>
-      </w:r>
-      <w:r>
-        <w:rPr>
-          <w:rFonts w:cs="Times New Roman" w:hint="eastAsia"/>
-          <w:color w:val="000000" w:themeColor="text1"/>
-        </w:rPr>
-        <w:t>基于现场监测和数值模拟的方法分子隧洞开挖后围岩的</w:t>
-      </w:r>
-      <w:r>
-        <w:rPr>
-          <w:rFonts w:cs="Times New Roman" w:hint="eastAsia"/>
-          <w:color w:val="000000" w:themeColor="text1"/>
-        </w:rPr>
-        <w:t>稳定状态，并分析了软岩地层不同占比情况下围岩的稳定性。赵博剑等</w:t>
-      </w:r>
-      <w:r>
-        <w:rPr>
-          <w:rFonts w:cs="Times New Roman" w:hint="eastAsia"/>
-          <w:color w:val="000000" w:themeColor="text1"/>
-          <w:vertAlign w:val="superscript"/>
-        </w:rPr>
-        <w:t>[</w:t>
-      </w:r>
-      <w:r>
-        <w:rPr>
-          <w:rFonts w:cs="Times New Roman"/>
-          <w:color w:val="000000" w:themeColor="text1"/>
-          <w:vertAlign w:val="superscript"/>
-        </w:rPr>
-        <w:t>1</w:t>
-      </w:r>
-      <w:r>
-        <w:rPr>
-          <w:rFonts w:cs="Times New Roman"/>
-          <w:color w:val="000000" w:themeColor="text1"/>
-          <w:vertAlign w:val="superscript"/>
-        </w:rPr>
-        <w:t>5</w:t>
-      </w:r>
-      <w:r>
-        <w:rPr>
-          <w:rFonts w:cs="Times New Roman"/>
-          <w:color w:val="000000" w:themeColor="text1"/>
-          <w:vertAlign w:val="superscript"/>
-        </w:rPr>
-        <w:t>]</w:t>
-      </w:r>
-      <w:r>
-        <w:rPr>
-          <w:rFonts w:cs="Times New Roman" w:hint="eastAsia"/>
-          <w:color w:val="000000" w:themeColor="text1"/>
-        </w:rPr>
-        <w:t>基于深圳地铁</w:t>
-      </w:r>
-      <w:r>
-        <w:rPr>
-          <w:rFonts w:cs="Times New Roman"/>
-          <w:color w:val="000000" w:themeColor="text1"/>
-        </w:rPr>
-        <w:t>11</w:t>
-      </w:r>
-      <w:r>
-        <w:rPr>
-          <w:rFonts w:cs="Times New Roman" w:hint="eastAsia"/>
-          <w:color w:val="000000" w:themeColor="text1"/>
-        </w:rPr>
-        <w:t>号线的复合式土压平衡盾构，针对典型断面，分析了</w:t>
-      </w:r>
-      <w:r>
-        <w:rPr>
-          <w:rFonts w:cs="Times New Roman" w:hint="eastAsia"/>
-          <w:color w:val="000000" w:themeColor="text1"/>
-        </w:rPr>
-        <w:t>5</w:t>
-      </w:r>
-      <w:r>
-        <w:rPr>
-          <w:rFonts w:cs="Times New Roman" w:hint="eastAsia"/>
-          <w:color w:val="000000" w:themeColor="text1"/>
-        </w:rPr>
-        <w:t>个关键盾构掘进参数和</w:t>
-      </w:r>
-      <w:r>
-        <w:rPr>
-          <w:rFonts w:cs="Times New Roman" w:hint="eastAsia"/>
-          <w:color w:val="000000" w:themeColor="text1"/>
-        </w:rPr>
-        <w:t>6</w:t>
-      </w:r>
-      <w:r>
-        <w:rPr>
-          <w:rFonts w:cs="Times New Roman" w:hint="eastAsia"/>
-          <w:color w:val="000000" w:themeColor="text1"/>
-        </w:rPr>
-        <w:t>种主要地层的相关性。李述培</w:t>
-      </w:r>
-      <w:r>
-        <w:rPr>
-          <w:rFonts w:cs="Times New Roman" w:hint="eastAsia"/>
-          <w:color w:val="000000" w:themeColor="text1"/>
-          <w:vertAlign w:val="superscript"/>
-        </w:rPr>
-        <w:t>[</w:t>
-      </w:r>
-      <w:r>
-        <w:rPr>
-          <w:rFonts w:cs="Times New Roman"/>
-          <w:color w:val="000000" w:themeColor="text1"/>
-          <w:vertAlign w:val="superscript"/>
-        </w:rPr>
-        <w:t>1</w:t>
-      </w:r>
-      <w:r>
-        <w:rPr>
-          <w:rFonts w:cs="Times New Roman"/>
-          <w:color w:val="000000" w:themeColor="text1"/>
-          <w:vertAlign w:val="superscript"/>
-        </w:rPr>
-        <w:t>6</w:t>
-      </w:r>
-      <w:r>
-        <w:rPr>
-          <w:rFonts w:cs="Times New Roman"/>
-          <w:color w:val="000000" w:themeColor="text1"/>
-          <w:vertAlign w:val="superscript"/>
-        </w:rPr>
-        <w:t>]</w:t>
-      </w:r>
-      <w:r>
-        <w:rPr>
-          <w:rFonts w:cs="Times New Roman" w:hint="eastAsia"/>
-          <w:color w:val="000000" w:themeColor="text1"/>
-        </w:rPr>
-        <w:t>采用理论分析和数值模拟相结合的方法，对灰岩</w:t>
-      </w:r>
-      <w:r>
-        <w:rPr>
-          <w:rFonts w:cs="Times New Roman"/>
-          <w:color w:val="000000" w:themeColor="text1"/>
-        </w:rPr>
-        <w:t>-</w:t>
-      </w:r>
-      <w:r>
-        <w:rPr>
-          <w:rFonts w:cs="Times New Roman" w:hint="eastAsia"/>
-          <w:color w:val="000000" w:themeColor="text1"/>
-        </w:rPr>
-        <w:t>砂土复合地层地铁隧道盾构施工的开挖面在渗流作用下的稳定性进行分析。肖红菊等</w:t>
-      </w:r>
-      <w:r>
-        <w:rPr>
-          <w:rFonts w:cs="Times New Roman" w:hint="eastAsia"/>
-          <w:color w:val="000000" w:themeColor="text1"/>
-          <w:vertAlign w:val="superscript"/>
-        </w:rPr>
-        <w:t>[</w:t>
-      </w:r>
-      <w:r>
-        <w:rPr>
-          <w:rFonts w:cs="Times New Roman"/>
-          <w:color w:val="000000" w:themeColor="text1"/>
-          <w:vertAlign w:val="superscript"/>
-        </w:rPr>
-        <w:t>1</w:t>
-      </w:r>
-      <w:r>
-        <w:rPr>
-          <w:rFonts w:cs="Times New Roman"/>
-          <w:color w:val="000000" w:themeColor="text1"/>
-          <w:vertAlign w:val="superscript"/>
-        </w:rPr>
-        <w:t>7</w:t>
-      </w:r>
-      <w:r>
-        <w:rPr>
-          <w:rFonts w:cs="Times New Roman"/>
-          <w:color w:val="000000" w:themeColor="text1"/>
-          <w:vertAlign w:val="superscript"/>
-        </w:rPr>
-        <w:t>]</w:t>
-      </w:r>
-      <w:r>
-        <w:rPr>
-          <w:rFonts w:cs="Times New Roman" w:hint="eastAsia"/>
-          <w:color w:val="000000" w:themeColor="text1"/>
-        </w:rPr>
-        <w:t>应用数值模拟方法，对上软下硬复合地层中盾构隧道开挖面变形特性和破坏模式进行分析，并讨论了不同上软下硬地层弹模对于开挖面稳定性的影响。周立基等</w:t>
-      </w:r>
-      <w:r>
-        <w:rPr>
-          <w:rFonts w:cs="Times New Roman" w:hint="eastAsia"/>
-          <w:color w:val="000000" w:themeColor="text1"/>
-          <w:vertAlign w:val="superscript"/>
-        </w:rPr>
-        <w:t>[</w:t>
-      </w:r>
-      <w:r>
-        <w:rPr>
-          <w:rFonts w:cs="Times New Roman"/>
-          <w:color w:val="000000" w:themeColor="text1"/>
-          <w:vertAlign w:val="superscript"/>
-        </w:rPr>
-        <w:t>18</w:t>
-      </w:r>
-      <w:r>
-        <w:rPr>
-          <w:rFonts w:cs="Times New Roman"/>
-          <w:color w:val="000000" w:themeColor="text1"/>
-          <w:vertAlign w:val="superscript"/>
-        </w:rPr>
-        <w:t>]</w:t>
-      </w:r>
-      <w:r>
-        <w:rPr>
-          <w:rFonts w:cs="Times New Roman" w:hint="eastAsia"/>
-          <w:color w:val="000000" w:themeColor="text1"/>
-        </w:rPr>
-        <w:t>通过构建有限元数值模型分析了盾构穿越上软下硬地层时不同地层复合比和软土内摩擦角对开挖面稳定的影响。安永林等</w:t>
-      </w:r>
-      <w:r>
-        <w:rPr>
-          <w:rFonts w:cs="Times New Roman" w:hint="eastAsia"/>
-          <w:color w:val="000000" w:themeColor="text1"/>
-          <w:vertAlign w:val="superscript"/>
-        </w:rPr>
-        <w:t>[</w:t>
-      </w:r>
-      <w:r>
-        <w:rPr>
-          <w:rFonts w:cs="Times New Roman"/>
-          <w:color w:val="000000" w:themeColor="text1"/>
-          <w:vertAlign w:val="superscript"/>
-        </w:rPr>
-        <w:t>19</w:t>
-      </w:r>
-      <w:r>
-        <w:rPr>
-          <w:rFonts w:cs="Times New Roman"/>
-          <w:color w:val="000000" w:themeColor="text1"/>
-          <w:vertAlign w:val="superscript"/>
-        </w:rPr>
-        <w:t>]</w:t>
-      </w:r>
-      <w:r>
-        <w:rPr>
-          <w:rFonts w:cs="Times New Roman" w:hint="eastAsia"/>
-          <w:color w:val="000000" w:themeColor="text1"/>
-        </w:rPr>
-        <w:t>基于有限元模拟和强度折减相结合的方法，研究了不同相对厚度系数下掌子面的稳定性和塌方形态。</w:t>
-      </w:r>
-      <w:r>
-        <w:rPr>
-          <w:rFonts w:cs="Times New Roman" w:hint="eastAsia"/>
-          <w:color w:val="000000" w:themeColor="text1"/>
-        </w:rPr>
-        <w:t>段丽敏等</w:t>
-      </w:r>
-      <w:r>
-        <w:rPr>
-          <w:rFonts w:cs="Times New Roman" w:hint="eastAsia"/>
-          <w:color w:val="000000" w:themeColor="text1"/>
-          <w:vertAlign w:val="superscript"/>
-        </w:rPr>
-        <w:t>[</w:t>
-      </w:r>
-      <w:r>
-        <w:rPr>
-          <w:rFonts w:cs="Times New Roman"/>
-          <w:color w:val="000000" w:themeColor="text1"/>
-          <w:vertAlign w:val="superscript"/>
-        </w:rPr>
-        <w:t>2</w:t>
-      </w:r>
-      <w:r>
-        <w:rPr>
-          <w:rFonts w:cs="Times New Roman"/>
-          <w:color w:val="000000" w:themeColor="text1"/>
-          <w:vertAlign w:val="superscript"/>
-        </w:rPr>
-        <w:t>0</w:t>
-      </w:r>
-      <w:r>
-        <w:rPr>
-          <w:rFonts w:cs="Times New Roman"/>
-          <w:color w:val="000000" w:themeColor="text1"/>
-          <w:vertAlign w:val="superscript"/>
-        </w:rPr>
-        <w:t>]</w:t>
-      </w:r>
-      <w:r>
-        <w:rPr>
-          <w:rFonts w:cs="Times New Roman" w:hint="eastAsia"/>
-          <w:color w:val="000000" w:themeColor="text1"/>
-        </w:rPr>
-        <w:t>针对</w:t>
-      </w:r>
-      <w:r>
-        <w:rPr>
-          <w:rFonts w:cs="Times New Roman" w:hint="eastAsia"/>
-          <w:color w:val="000000" w:themeColor="text1"/>
-        </w:rPr>
-        <w:t>泥水盾构隧道开挖面平衡机理，</w:t>
-      </w:r>
-      <w:r>
-        <w:rPr>
-          <w:rFonts w:cs="Times New Roman" w:hint="eastAsia"/>
-          <w:color w:val="000000" w:themeColor="text1"/>
-        </w:rPr>
-        <w:t>给出了刀盘推力具体表达式</w:t>
-      </w:r>
-      <w:r>
-        <w:rPr>
-          <w:rFonts w:cs="Times New Roman" w:hint="eastAsia"/>
-          <w:color w:val="000000" w:themeColor="text1"/>
-        </w:rPr>
-        <w:t>，并</w:t>
-      </w:r>
-      <w:r>
-        <w:rPr>
-          <w:rFonts w:cs="Times New Roman" w:hint="eastAsia"/>
-          <w:color w:val="000000" w:themeColor="text1"/>
-        </w:rPr>
-        <w:t>提出</w:t>
-      </w:r>
-      <w:r>
-        <w:rPr>
-          <w:rFonts w:cs="Times New Roman" w:hint="eastAsia"/>
-          <w:color w:val="000000" w:themeColor="text1"/>
-        </w:rPr>
-        <w:t>了</w:t>
-      </w:r>
-      <w:r>
-        <w:rPr>
-          <w:rFonts w:cs="Times New Roman" w:hint="eastAsia"/>
-          <w:color w:val="000000" w:themeColor="text1"/>
-        </w:rPr>
-        <w:t>盾壳外侧摩阻力估计方法</w:t>
-      </w:r>
-      <w:r>
-        <w:rPr>
-          <w:rFonts w:cs="Times New Roman" w:hint="eastAsia"/>
-          <w:color w:val="000000" w:themeColor="text1"/>
-        </w:rPr>
-        <w:t>。钟久强</w:t>
-      </w:r>
-      <w:r>
-        <w:rPr>
-          <w:rFonts w:cs="Times New Roman" w:hint="eastAsia"/>
-          <w:color w:val="000000" w:themeColor="text1"/>
-          <w:vertAlign w:val="superscript"/>
-        </w:rPr>
-        <w:t>[</w:t>
-      </w:r>
-      <w:r>
-        <w:rPr>
-          <w:rFonts w:cs="Times New Roman"/>
-          <w:color w:val="000000" w:themeColor="text1"/>
-          <w:vertAlign w:val="superscript"/>
-        </w:rPr>
-        <w:t>2</w:t>
-      </w:r>
-      <w:r>
-        <w:rPr>
-          <w:rFonts w:cs="Times New Roman"/>
-          <w:color w:val="000000" w:themeColor="text1"/>
-          <w:vertAlign w:val="superscript"/>
-        </w:rPr>
-        <w:t>1</w:t>
-      </w:r>
-      <w:r>
-        <w:rPr>
-          <w:rFonts w:cs="Times New Roman"/>
-          <w:color w:val="000000" w:themeColor="text1"/>
-          <w:vertAlign w:val="superscript"/>
-        </w:rPr>
-        <w:t>]</w:t>
-      </w:r>
-      <w:r>
-        <w:rPr>
-          <w:rFonts w:cs="Times New Roman" w:hint="eastAsia"/>
-          <w:color w:val="000000" w:themeColor="text1"/>
-        </w:rPr>
-        <w:t>在均质砂土地层盾构隧道掌子面稳定性的基础上分析了砂土</w:t>
-      </w:r>
-      <w:r>
-        <w:rPr>
-          <w:rFonts w:cs="Times New Roman" w:hint="eastAsia"/>
-          <w:color w:val="000000" w:themeColor="text1"/>
-        </w:rPr>
-        <w:t>-</w:t>
-      </w:r>
-      <w:r>
-        <w:rPr>
-          <w:rFonts w:cs="Times New Roman" w:hint="eastAsia"/>
-          <w:color w:val="000000" w:themeColor="text1"/>
-        </w:rPr>
-        <w:t>泥质岩复合地层掌子面失稳模式，同时针对局部失稳特点提出了复合地层掌子面极限支护力的计算方法。何祥凡等</w:t>
-      </w:r>
-      <w:r>
-        <w:rPr>
-          <w:rFonts w:cs="Times New Roman" w:hint="eastAsia"/>
-          <w:color w:val="000000" w:themeColor="text1"/>
-          <w:vertAlign w:val="superscript"/>
-        </w:rPr>
-        <w:t>[</w:t>
-      </w:r>
-      <w:r>
-        <w:rPr>
-          <w:rFonts w:cs="Times New Roman"/>
-          <w:color w:val="000000" w:themeColor="text1"/>
-          <w:vertAlign w:val="superscript"/>
-        </w:rPr>
-        <w:t>2</w:t>
-      </w:r>
-      <w:r>
-        <w:rPr>
-          <w:rFonts w:cs="Times New Roman"/>
-          <w:color w:val="000000" w:themeColor="text1"/>
-          <w:vertAlign w:val="superscript"/>
-        </w:rPr>
-        <w:t>2</w:t>
-      </w:r>
-      <w:r>
-        <w:rPr>
-          <w:rFonts w:cs="Times New Roman"/>
-          <w:color w:val="000000" w:themeColor="text1"/>
-          <w:vertAlign w:val="superscript"/>
-        </w:rPr>
-        <w:t>]</w:t>
-      </w:r>
-      <w:r>
-        <w:rPr>
-          <w:rFonts w:cs="Times New Roman" w:hint="eastAsia"/>
-          <w:color w:val="000000" w:themeColor="text1"/>
-        </w:rPr>
-        <w:t>采用数值模拟的计算方法，对盾构隧道穿上软下硬复合地层掌子面各分区内千斤顶推力进行优化分析。谢丽辉等</w:t>
-      </w:r>
-      <w:r>
-        <w:rPr>
-          <w:rFonts w:cs="Times New Roman" w:hint="eastAsia"/>
-          <w:color w:val="000000" w:themeColor="text1"/>
-          <w:vertAlign w:val="superscript"/>
-        </w:rPr>
-        <w:t>[</w:t>
-      </w:r>
-      <w:r>
-        <w:rPr>
-          <w:rFonts w:cs="Times New Roman"/>
-          <w:color w:val="000000" w:themeColor="text1"/>
-          <w:vertAlign w:val="superscript"/>
-        </w:rPr>
-        <w:t>2</w:t>
-      </w:r>
-      <w:r>
-        <w:rPr>
-          <w:rFonts w:cs="Times New Roman"/>
-          <w:color w:val="000000" w:themeColor="text1"/>
-          <w:vertAlign w:val="superscript"/>
-        </w:rPr>
-        <w:t>3</w:t>
-      </w:r>
-      <w:r>
-        <w:rPr>
-          <w:rFonts w:cs="Times New Roman"/>
-          <w:color w:val="000000" w:themeColor="text1"/>
-          <w:vertAlign w:val="superscript"/>
-        </w:rPr>
-        <w:t>]</w:t>
-      </w:r>
-      <w:r>
-        <w:rPr>
-          <w:rFonts w:cs="Times New Roman" w:hint="eastAsia"/>
-          <w:color w:val="000000" w:themeColor="text1"/>
-        </w:rPr>
-        <w:t>利用数值模拟方法分析了不同工况下的支护应力比和开挖面最大水平位移之间关系。王青松等</w:t>
-      </w:r>
-      <w:r>
-        <w:rPr>
-          <w:rFonts w:cs="Times New Roman" w:hint="eastAsia"/>
-          <w:color w:val="000000" w:themeColor="text1"/>
-          <w:vertAlign w:val="superscript"/>
-        </w:rPr>
-        <w:t>[</w:t>
-      </w:r>
-      <w:r>
-        <w:rPr>
-          <w:rFonts w:cs="Times New Roman"/>
-          <w:color w:val="000000" w:themeColor="text1"/>
-          <w:vertAlign w:val="superscript"/>
-        </w:rPr>
-        <w:t>2</w:t>
-      </w:r>
-      <w:r>
-        <w:rPr>
-          <w:rFonts w:cs="Times New Roman"/>
-          <w:color w:val="000000" w:themeColor="text1"/>
-          <w:vertAlign w:val="superscript"/>
-        </w:rPr>
-        <w:t>4</w:t>
-      </w:r>
-      <w:r>
-        <w:rPr>
-          <w:rFonts w:cs="Times New Roman"/>
-          <w:color w:val="000000" w:themeColor="text1"/>
-          <w:vertAlign w:val="superscript"/>
-        </w:rPr>
-        <w:t>]</w:t>
-      </w:r>
-      <w:r>
-        <w:rPr>
-          <w:rFonts w:cs="Times New Roman" w:hint="eastAsia"/>
-          <w:color w:val="000000" w:themeColor="text1"/>
-        </w:rPr>
-        <w:t>通过构建三维数值模型对隧道洞身处于不同的地层开挖造成的围岩变形和地表沉降进行了分析。</w:t>
-      </w:r>
-    </w:p>
-    <w:p>
-      <w:pPr>
-        <w:ind w:firstLine="420"/>
-        <w:rPr>
-          <w:rFonts w:cs="Times New Roman"/>
-          <w:color w:val="000000" w:themeColor="text1"/>
-        </w:rPr>
-      </w:pPr>
-      <w:r>
-        <w:rPr>
-          <w:rFonts w:cs="Times New Roman" w:hint="eastAsia"/>
-          <w:color w:val="000000" w:themeColor="text1"/>
-        </w:rPr>
-        <w:t>上述研究从理论模型、解析分析、数值计算和现场实测等多方面分析了复合地层盾构隧道开挖面稳定性问题。然而，</w:t>
-      </w:r>
-      <w:r>
-        <w:rPr>
-          <w:rFonts w:cs="Times New Roman" w:hint="eastAsia"/>
-          <w:color w:val="000000" w:themeColor="text1"/>
-        </w:rPr>
-        <w:t>针对软黏砂土复合地层中的土体力学行为，</w:t>
-      </w:r>
-      <w:r>
-        <w:rPr>
-          <w:rFonts w:cs="Times New Roman" w:hint="eastAsia"/>
-          <w:color w:val="000000" w:themeColor="text1"/>
-        </w:rPr>
-        <w:t>尚未</w:t>
-      </w:r>
-      <w:r>
-        <w:rPr>
-          <w:rFonts w:cs="Times New Roman" w:hint="eastAsia"/>
-          <w:color w:val="000000" w:themeColor="text1"/>
-        </w:rPr>
-        <w:t>构建</w:t>
-      </w:r>
-      <w:r>
-        <w:rPr>
-          <w:rFonts w:cs="Times New Roman" w:hint="eastAsia"/>
-          <w:color w:val="000000" w:themeColor="text1"/>
-        </w:rPr>
-        <w:t>基于</w:t>
-      </w:r>
-      <w:r>
-        <w:rPr>
-          <w:rFonts w:cs="Times New Roman" w:hint="eastAsia"/>
-          <w:color w:val="000000" w:themeColor="text1"/>
-        </w:rPr>
-        <w:t>软黏土和砂土复合特性的力学模型，</w:t>
-      </w:r>
-      <w:r>
-        <w:rPr>
-          <w:rFonts w:cs="Times New Roman" w:hint="eastAsia"/>
-          <w:color w:val="000000" w:themeColor="text1"/>
-        </w:rPr>
-        <w:t>也未探讨</w:t>
-      </w:r>
-      <w:r>
-        <w:rPr>
-          <w:rFonts w:cs="Times New Roman" w:hint="eastAsia"/>
-          <w:color w:val="000000" w:themeColor="text1"/>
-        </w:rPr>
-        <w:t>两类土层</w:t>
-      </w:r>
-      <w:r>
-        <w:rPr>
-          <w:rFonts w:cs="Times New Roman" w:hint="eastAsia"/>
-          <w:color w:val="000000" w:themeColor="text1"/>
-        </w:rPr>
-        <w:t>分别</w:t>
-      </w:r>
-      <w:r>
-        <w:rPr>
-          <w:rFonts w:cs="Times New Roman" w:hint="eastAsia"/>
-          <w:color w:val="000000" w:themeColor="text1"/>
-        </w:rPr>
-        <w:t>对掘进过程中应力和位移的影响</w:t>
-      </w:r>
-      <w:r>
-        <w:rPr>
-          <w:rFonts w:cs="Times New Roman" w:hint="eastAsia"/>
-          <w:color w:val="000000" w:themeColor="text1"/>
-        </w:rPr>
-        <w:t>机理</w:t>
-      </w:r>
-      <w:r>
-        <w:rPr>
-          <w:rFonts w:cs="Times New Roman" w:hint="eastAsia"/>
-          <w:color w:val="000000" w:themeColor="text1"/>
-        </w:rPr>
-        <w:t>。</w:t>
-      </w:r>
-    </w:p>
-    <w:p>
-      <w:pPr>
-        <w:ind w:firstLine="420"/>
-        <w:rPr>
-          <w:rFonts w:cs="Times New Roman"/>
-          <w:color w:val="000000" w:themeColor="text1"/>
-        </w:rPr>
-      </w:pPr>
-      <w:r>
-        <w:rPr>
-          <w:rFonts w:cs="Times New Roman" w:hint="eastAsia"/>
-          <w:color w:val="000000" w:themeColor="text1"/>
-        </w:rPr>
-        <w:lastRenderedPageBreak/>
-        <w:t>本文以某软黏砂土复合地层长距离</w:t>
-      </w:r>
-      <w:r>
-        <w:rPr>
-          <w:rFonts w:cs="Times New Roman" w:hint="eastAsia"/>
-          <w:color w:val="000000" w:themeColor="text1"/>
-        </w:rPr>
-        <w:t>海底</w:t>
-      </w:r>
-      <w:r>
-        <w:rPr>
-          <w:rFonts w:cs="Times New Roman" w:hint="eastAsia"/>
-          <w:color w:val="000000" w:themeColor="text1"/>
-        </w:rPr>
-        <w:t>隧洞工程为背景，选取了不同位置的典型断面，并基于极限平衡理论计算复合地层隧洞开挖面所需要的支护力。根据特征断面建立数值模型，与理论计算相验证，此外，基于数值模型进行了不同土体参数和施工参数分析，总结软黏砂土复合地层条件下长距离盾构隧道不同参数的影响规律，以期对软黏砂土等复合地层隧道的掘进参数和支护设计优化提供指导。</w:t>
-      </w:r>
-    </w:p>
-    <w:bookmarkEnd w:id="0"/>
-    <w:p>
-      <w:pPr>
-        <w:rPr>
-          <w:rFonts w:ascii="黑体" w:eastAsia="黑体" w:hAnsi="黑体" w:cs="方正黑体简体"/>
+        <w:rPr>
+          <w:rFonts w:ascii="SimHei" w:eastAsia="SimHei" w:hAnsi="SimHei" w:cs="方正黑体简体" w:hint="eastAsia"/>
           <w:kern w:val="0"/>
           <w:sz w:val="24"/>
         </w:rPr>
-      </w:pPr>
-      <w:r>
-        <w:rPr>
-          <w:rFonts w:ascii="黑体" w:eastAsia="黑体" w:hAnsi="黑体" w:cs="方正黑体简体"/>
+        <w:t xml:space="preserve"> 引言</w:t>
+      </w:r>
+    </w:p>
+    <w:p>
+      <w:pPr>
+        <w:pStyle w:val="ListParagraph"/>
+        <w:numPr>
+          <w:ilvl w:val="1"/>
+          <w:numId w:val="3"/>
+        </w:numPr>
+        <w:ind w:firstLineChars="0"/>
+        <w:rPr>
+          <w:rFonts w:eastAsia="SimHei" w:cs="Times New Roman" w:hint="eastAsia"/>
+          <w:b/>
+          <w:color w:val="000000" w:themeColor="text1"/>
+          <w:sz w:val="24"/>
+          <w:szCs w:val="24"/>
+        </w:rPr>
+      </w:pPr>
+      <w:r>
+        <w:rPr>
+          <w:rFonts w:eastAsia="SimHei" w:cs="Times New Roman" w:hint="eastAsia"/>
+          <w:b/>
+          <w:color w:val="000000" w:themeColor="text1"/>
+          <w:sz w:val="24"/>
+          <w:szCs w:val="24"/>
+        </w:rPr>
+        <w:t xml:space="preserve"> </w:t>
+      </w:r>
+      <w:r>
+        <w:rPr>
+          <w:rFonts w:eastAsia="SimHei" w:cs="Times New Roman" w:hint="eastAsia"/>
+          <w:b/>
+          <w:color w:val="000000" w:themeColor="text1"/>
+          <w:sz w:val="24"/>
+          <w:szCs w:val="24"/>
+        </w:rPr>
+        <w:t>研究背景与意义</w:t>
+      </w:r>
+    </w:p>
+    <w:p>
+      <w:pPr>
+        <w:ind w:firstLineChars="200" w:firstLine="420"/>
+        <w:rPr>
+          <w:rFonts w:cs="Times New Roman" w:hint="eastAsia"/>
+          <w:color w:val="000000" w:themeColor="text1"/>
+        </w:rPr>
+      </w:pPr>
+      <w:r>
+        <w:rPr>
+          <w:rFonts w:cs="Times New Roman" w:hint="eastAsia"/>
+          <w:color w:val="000000" w:themeColor="text1"/>
+        </w:rPr>
+        <w:t>盾构在复杂地层中掘进时，贯入度、推力、刀盘扭矩等关键参数的准确预测对施工安全与效率具有重要意义。尤其在穿越软硬交替、多类地层交汇或下穿敏感建构筑物等复杂地质与环境条件下，实时或短时预测可为掘进参数调整与风险预警提供依据，有助于实现主动控制、减少开挖面失稳与地表沉降等风险。盾构施工中推进、刀盘、土压等多子系统参数强耦合，且地层与机况在数分钟尺度上具有延续性，是多变量、长程依赖时序预测的典型场景，因此将数据驱动的多变量时序预测方法引入盾构关键参数预测具有明确的工程需求。</w:t>
+      </w:r>
+    </w:p>
+    <w:p>
+      <w:pPr>
+        <w:ind w:firstLineChars="200" w:firstLine="420"/>
+        <w:rPr>
+          <w:rFonts w:cs="Times New Roman"/>
+          <w:color w:val="000000" w:themeColor="text1"/>
+        </w:rPr>
+      </w:pPr>
+      <w:r>
+        <w:rPr>
+          <w:rFonts w:cs="Times New Roman" w:hint="eastAsia"/>
+          <w:color w:val="000000" w:themeColor="text1"/>
+        </w:rPr>
+        <w:t>从方法层面看，多变量时间序列预测在工业过程、能源、交通、土木施工等领域具有共性：</w:t>
+      </w:r>
+      <w:r>
+        <w:rPr>
+          <w:rFonts w:cs="Times New Roman" w:hint="eastAsia"/>
+          <w:color w:val="000000" w:themeColor="text1"/>
+        </w:rPr>
+        <w:t>预测目标往往具有多时间尺度属性——单步或短期预测服务于实时控制与操作辅助，中长期预测则支持调度与风险评估。无论具体应用场景如何，“用多长历史（输入序列长度</w:t>
+      </w:r>
+      <w:r>
+        <w:rPr>
+          <w:rFonts w:cs="Times New Roman" w:hint="eastAsia"/>
+          <w:color w:val="000000" w:themeColor="text1"/>
+        </w:rPr>
+        <w:t xml:space="preserve"> T</w:t>
+      </w:r>
+      <w:r>
+        <w:rPr>
+          <w:rFonts w:cs="Times New Roman" w:hint="eastAsia"/>
+          <w:color w:val="000000" w:themeColor="text1"/>
+        </w:rPr>
+        <w:t>）、预测多远（预测长度</w:t>
+      </w:r>
+      <w:r>
+        <w:rPr>
+          <w:rFonts w:cs="Times New Roman" w:hint="eastAsia"/>
+          <w:color w:val="000000" w:themeColor="text1"/>
+        </w:rPr>
+        <w:t xml:space="preserve"> H</w:t>
+      </w:r>
+      <w:r>
+        <w:rPr>
+          <w:rFonts w:cs="Times New Roman" w:hint="eastAsia"/>
+          <w:color w:val="000000" w:themeColor="text1"/>
+        </w:rPr>
+        <w:t>）”都是模型设计与部署时必须面对的基本问题：</w:t>
+      </w:r>
+      <w:r>
+        <w:rPr>
+          <w:rFonts w:cs="Times New Roman" w:hint="eastAsia"/>
+          <w:color w:val="000000" w:themeColor="text1"/>
+        </w:rPr>
+        <w:t xml:space="preserve">T </w:t>
+      </w:r>
+      <w:r>
+        <w:rPr>
+          <w:rFonts w:cs="Times New Roman" w:hint="eastAsia"/>
+          <w:color w:val="000000" w:themeColor="text1"/>
+        </w:rPr>
+        <w:t>与</w:t>
+      </w:r>
+      <w:r>
+        <w:rPr>
+          <w:rFonts w:cs="Times New Roman" w:hint="eastAsia"/>
+          <w:color w:val="000000" w:themeColor="text1"/>
+        </w:rPr>
+        <w:t xml:space="preserve"> H </w:t>
+      </w:r>
+      <w:r>
+        <w:rPr>
+          <w:rFonts w:cs="Times New Roman" w:hint="eastAsia"/>
+          <w:color w:val="000000" w:themeColor="text1"/>
+        </w:rPr>
+        <w:t>的选取直接制约预测精度与计算成本。然而，现有研究多针对单一</w:t>
+      </w:r>
+      <w:r>
+        <w:rPr>
+          <w:rFonts w:cs="Times New Roman" w:hint="eastAsia"/>
+          <w:color w:val="000000" w:themeColor="text1"/>
+        </w:rPr>
+        <w:t xml:space="preserve"> (T, H) </w:t>
+      </w:r>
+      <w:r>
+        <w:rPr>
+          <w:rFonts w:cs="Times New Roman" w:hint="eastAsia"/>
+          <w:color w:val="000000" w:themeColor="text1"/>
+        </w:rPr>
+        <w:t>或单一时间尺度开展，在同一模型与数据下系统考察</w:t>
+      </w:r>
+      <w:r>
+        <w:rPr>
+          <w:rFonts w:cs="Times New Roman" w:hint="eastAsia"/>
+          <w:color w:val="000000" w:themeColor="text1"/>
+        </w:rPr>
+        <w:t xml:space="preserve"> T</w:t>
+      </w:r>
+      <w:r>
+        <w:rPr>
+          <w:rFonts w:cs="Times New Roman" w:hint="eastAsia"/>
+          <w:color w:val="000000" w:themeColor="text1"/>
+        </w:rPr>
+        <w:t>、</w:t>
+      </w:r>
+      <w:r>
+        <w:rPr>
+          <w:rFonts w:cs="Times New Roman" w:hint="eastAsia"/>
+          <w:color w:val="000000" w:themeColor="text1"/>
+        </w:rPr>
+        <w:t xml:space="preserve">H </w:t>
+      </w:r>
+      <w:r>
+        <w:rPr>
+          <w:rFonts w:cs="Times New Roman" w:hint="eastAsia"/>
+          <w:color w:val="000000" w:themeColor="text1"/>
+        </w:rPr>
+        <w:t>对精度与效率的联合影响、并从表示能力与可预测性理论角度加以解释的工作仍较为缺乏，导致配置选型缺乏普适性的实证规律与理论依据。</w:t>
+      </w:r>
+    </w:p>
+    <w:p>
+      <w:pPr>
+        <w:pStyle w:val="ListParagraph"/>
+        <w:numPr>
+          <w:ilvl w:val="1"/>
+          <w:numId w:val="3"/>
+        </w:numPr>
+        <w:ind w:firstLineChars="0"/>
+        <w:rPr>
+          <w:rFonts w:eastAsia="SimHei" w:cs="Times New Roman" w:hint="eastAsia"/>
+          <w:b/>
+          <w:color w:val="000000" w:themeColor="text1"/>
+          <w:sz w:val="24"/>
+          <w:szCs w:val="24"/>
+        </w:rPr>
+      </w:pPr>
+      <w:r>
+        <w:rPr>
+          <w:rFonts w:eastAsia="SimHei" w:cs="Times New Roman" w:hint="eastAsia"/>
+          <w:b/>
+          <w:color w:val="000000" w:themeColor="text1"/>
+          <w:sz w:val="24"/>
+          <w:szCs w:val="24"/>
+        </w:rPr>
+        <w:t>相关工作</w:t>
+      </w:r>
+    </w:p>
+    <w:p>
+      <w:pPr>
+        <w:ind w:firstLineChars="200" w:firstLine="420"/>
+        <w:rPr>
+          <w:rFonts w:cs="Times New Roman" w:hint="eastAsia"/>
+          <w:color w:val="000000" w:themeColor="text1"/>
+        </w:rPr>
+      </w:pPr>
+      <w:r>
+        <w:rPr>
+          <w:rFonts w:cs="Times New Roman" w:hint="eastAsia"/>
+          <w:color w:val="000000" w:themeColor="text1"/>
+        </w:rPr>
+        <w:t>多变量时序预测方面，既有工作广泛采用机理</w:t>
+      </w:r>
+      <w:r>
+        <w:rPr>
+          <w:rFonts w:cs="Times New Roman" w:hint="eastAsia"/>
+          <w:color w:val="000000" w:themeColor="text1"/>
+        </w:rPr>
+        <w:t>-</w:t>
+      </w:r>
+      <w:r>
+        <w:rPr>
+          <w:rFonts w:cs="Times New Roman" w:hint="eastAsia"/>
+          <w:color w:val="000000" w:themeColor="text1"/>
+        </w:rPr>
+        <w:t>数据混合模型、统计模型（如</w:t>
+      </w:r>
+      <w:r>
+        <w:rPr>
+          <w:rFonts w:cs="Times New Roman" w:hint="eastAsia"/>
+          <w:color w:val="000000" w:themeColor="text1"/>
+        </w:rPr>
+        <w:t xml:space="preserve"> ARIMA</w:t>
+      </w:r>
+      <w:r>
+        <w:rPr>
+          <w:rFonts w:cs="Times New Roman" w:hint="eastAsia"/>
+          <w:color w:val="000000" w:themeColor="text1"/>
+        </w:rPr>
+        <w:t>、卡尔曼滤波）或浅层机器学习（如</w:t>
+      </w:r>
+      <w:r>
+        <w:rPr>
+          <w:rFonts w:cs="Times New Roman" w:hint="eastAsia"/>
+          <w:color w:val="000000" w:themeColor="text1"/>
+        </w:rPr>
+        <w:t xml:space="preserve"> SVM</w:t>
+      </w:r>
+      <w:r>
+        <w:rPr>
+          <w:rFonts w:cs="Times New Roman" w:hint="eastAsia"/>
+          <w:color w:val="000000" w:themeColor="text1"/>
+        </w:rPr>
+        <w:t>、随机森林），</w:t>
+      </w:r>
+      <w:r>
+        <w:rPr>
+          <w:rFonts w:cs="Times New Roman" w:hint="eastAsia"/>
+          <w:color w:val="000000" w:themeColor="text1"/>
+        </w:rPr>
+        <w:lastRenderedPageBreak/>
+        <w:t>在单步或短时预测上取得一定效果，但对多变量强耦合与长程时间依赖的联合建模能力有限。</w:t>
+      </w:r>
+      <w:r>
+        <w:rPr>
+          <w:rFonts w:cs="Times New Roman" w:hint="eastAsia"/>
+          <w:color w:val="000000" w:themeColor="text1"/>
+        </w:rPr>
+        <w:t>LSTM</w:t>
+      </w:r>
+      <w:r>
+        <w:rPr>
+          <w:rFonts w:cs="Times New Roman" w:hint="eastAsia"/>
+          <w:color w:val="000000" w:themeColor="text1"/>
+        </w:rPr>
+        <w:t>、</w:t>
+      </w:r>
+      <w:r>
+        <w:rPr>
+          <w:rFonts w:cs="Times New Roman" w:hint="eastAsia"/>
+          <w:color w:val="000000" w:themeColor="text1"/>
+        </w:rPr>
+        <w:t xml:space="preserve">GRU </w:t>
+      </w:r>
+      <w:r>
+        <w:rPr>
+          <w:rFonts w:cs="Times New Roman" w:hint="eastAsia"/>
+          <w:color w:val="000000" w:themeColor="text1"/>
+        </w:rPr>
+        <w:t>等循环网络被引入以刻画时序依赖，在部分工程场景中取得进展，但在长序列上存在训练效率低、梯度传递衰减等问题，且多数工作未在同一框架下系统考察输入长度与预测长度的联合影响。在通用时序与深度模型方面，</w:t>
+      </w:r>
+      <w:r>
+        <w:rPr>
+          <w:rFonts w:cs="Times New Roman" w:hint="eastAsia"/>
+          <w:color w:val="000000" w:themeColor="text1"/>
+        </w:rPr>
+        <w:t xml:space="preserve">Transformer </w:t>
+      </w:r>
+      <w:r>
+        <w:rPr>
+          <w:rFonts w:cs="Times New Roman" w:hint="eastAsia"/>
+          <w:color w:val="000000" w:themeColor="text1"/>
+        </w:rPr>
+        <w:t>因其自注意力机制可在</w:t>
+      </w:r>
+      <w:r>
+        <w:rPr>
+          <w:rFonts w:cs="Times New Roman" w:hint="eastAsia"/>
+          <w:color w:val="000000" w:themeColor="text1"/>
+        </w:rPr>
+        <w:t xml:space="preserve"> $O(T^2)$ </w:t>
+      </w:r>
+      <w:r>
+        <w:rPr>
+          <w:rFonts w:cs="Times New Roman" w:hint="eastAsia"/>
+          <w:color w:val="000000" w:themeColor="text1"/>
+        </w:rPr>
+        <w:t>复杂度下对任意位置对直接建模，在长程依赖与并行计算上具有优势，已被广泛应用于自然语言处理与部分时序任务；在时序场景中，常见做法包括编码器</w:t>
+      </w:r>
+      <w:r>
+        <w:rPr>
+          <w:rFonts w:cs="Times New Roman" w:hint="eastAsia"/>
+          <w:color w:val="000000" w:themeColor="text1"/>
+        </w:rPr>
+        <w:t>-</w:t>
+      </w:r>
+      <w:r>
+        <w:rPr>
+          <w:rFonts w:cs="Times New Roman" w:hint="eastAsia"/>
+          <w:color w:val="000000" w:themeColor="text1"/>
+        </w:rPr>
+        <w:t>解码器（编码历史、解码逐步生成）、仅编码器加直接多步输出（本文采用）以及</w:t>
+      </w:r>
+      <w:r>
+        <w:rPr>
+          <w:rFonts w:cs="Times New Roman" w:hint="eastAsia"/>
+          <w:color w:val="000000" w:themeColor="text1"/>
+        </w:rPr>
+        <w:t xml:space="preserve"> Informer</w:t>
+      </w:r>
+      <w:r>
+        <w:rPr>
+          <w:rFonts w:cs="Times New Roman" w:hint="eastAsia"/>
+          <w:color w:val="000000" w:themeColor="text1"/>
+        </w:rPr>
+        <w:t>、</w:t>
+      </w:r>
+      <w:proofErr w:type="spellStart"/>
+      <w:r>
+        <w:rPr>
+          <w:rFonts w:cs="Times New Roman" w:hint="eastAsia"/>
+          <w:color w:val="000000" w:themeColor="text1"/>
+        </w:rPr>
+        <w:t>Autoformer</w:t>
+      </w:r>
+      <w:proofErr w:type="spellEnd"/>
+      <w:r>
+        <w:rPr>
+          <w:rFonts w:cs="Times New Roman" w:hint="eastAsia"/>
+          <w:color w:val="000000" w:themeColor="text1"/>
+        </w:rPr>
+        <w:t xml:space="preserve"> </w:t>
+      </w:r>
+      <w:r>
+        <w:rPr>
+          <w:rFonts w:cs="Times New Roman" w:hint="eastAsia"/>
+          <w:color w:val="000000" w:themeColor="text1"/>
+        </w:rPr>
+        <w:t>等变体。在工业与土木等应用领域（如盾构掘进参数预测），现有研究多针对特定输入长度与预测长度或单一时间尺度开展评估，缺乏在同一数据与模型下对多种</w:t>
+      </w:r>
+      <w:r>
+        <w:rPr>
+          <w:rFonts w:cs="Times New Roman" w:hint="eastAsia"/>
+          <w:color w:val="000000" w:themeColor="text1"/>
+        </w:rPr>
+        <w:t xml:space="preserve"> (T, H) </w:t>
+      </w:r>
+      <w:r>
+        <w:rPr>
+          <w:rFonts w:cs="Times New Roman" w:hint="eastAsia"/>
+          <w:color w:val="000000" w:themeColor="text1"/>
+        </w:rPr>
+        <w:t>组合的系统对比，也少有从表示能力与可预测性理论角度对“用多长历史、预测多远”的选型规律进行解读。针对上述问题，尚未见在固定仅编码器加单线性多步输出前提下、系统量化</w:t>
+      </w:r>
+      <w:r>
+        <w:rPr>
+          <w:rFonts w:cs="Times New Roman" w:hint="eastAsia"/>
+          <w:color w:val="000000" w:themeColor="text1"/>
+        </w:rPr>
+        <w:t xml:space="preserve"> T </w:t>
+      </w:r>
+      <w:r>
+        <w:rPr>
+          <w:rFonts w:cs="Times New Roman" w:hint="eastAsia"/>
+          <w:color w:val="000000" w:themeColor="text1"/>
+        </w:rPr>
+        <w:t>与</w:t>
+      </w:r>
+      <w:r>
+        <w:rPr>
+          <w:rFonts w:cs="Times New Roman" w:hint="eastAsia"/>
+          <w:color w:val="000000" w:themeColor="text1"/>
+        </w:rPr>
+        <w:t xml:space="preserve"> H </w:t>
+      </w:r>
+      <w:r>
+        <w:rPr>
+          <w:rFonts w:cs="Times New Roman" w:hint="eastAsia"/>
+          <w:color w:val="000000" w:themeColor="text1"/>
+        </w:rPr>
+        <w:t>对精度与效率的联合影响并从信息瓶颈与可预测性时域两个理论视角给出统一解释的研究。</w:t>
+      </w:r>
+    </w:p>
+    <w:p>
+      <w:pPr>
+        <w:pStyle w:val="ListParagraph"/>
+        <w:numPr>
+          <w:ilvl w:val="1"/>
+          <w:numId w:val="3"/>
+        </w:numPr>
+        <w:ind w:firstLineChars="0"/>
+        <w:rPr>
+          <w:rFonts w:eastAsia="SimHei" w:cs="Times New Roman" w:hint="eastAsia"/>
+          <w:b/>
+          <w:color w:val="000000" w:themeColor="text1"/>
+          <w:sz w:val="24"/>
+          <w:szCs w:val="24"/>
+        </w:rPr>
+      </w:pPr>
+      <w:r>
+        <w:rPr>
+          <w:rFonts w:eastAsia="SimHei" w:cs="Times New Roman" w:hint="eastAsia"/>
+          <w:b/>
+          <w:color w:val="000000" w:themeColor="text1"/>
+          <w:sz w:val="24"/>
+          <w:szCs w:val="24"/>
+        </w:rPr>
+        <w:t>研究内容与全文结构</w:t>
+      </w:r>
+    </w:p>
+    <w:p>
+      <w:pPr>
+        <w:ind w:firstLineChars="200" w:firstLine="420"/>
+        <w:rPr>
+          <w:rFonts w:cs="Times New Roman"/>
+          <w:color w:val="000000" w:themeColor="text1"/>
+        </w:rPr>
+      </w:pPr>
+    </w:p>
+    <w:p>
+      <w:pPr>
+        <w:ind w:firstLineChars="200" w:firstLine="420"/>
+        <w:rPr>
+          <w:rFonts w:cs="Times New Roman" w:hint="eastAsia"/>
+          <w:color w:val="000000" w:themeColor="text1"/>
+        </w:rPr>
+      </w:pPr>
+      <w:r>
+        <w:rPr>
+          <w:rFonts w:cs="Times New Roman" w:hint="eastAsia"/>
+          <w:color w:val="000000" w:themeColor="text1"/>
+        </w:rPr>
+        <w:t>本文以盾构掘进关键参数预测为应用载体，数据来源于某城市地铁区间（春光路站—春秋路站）盾构施工实时监测系统，区间穿越多类地层并下穿桥梁与管线，具有代表性与工程价值。在固定采用仅编码器加单线性多步输出的</w:t>
+      </w:r>
+      <w:r>
+        <w:rPr>
+          <w:rFonts w:cs="Times New Roman" w:hint="eastAsia"/>
+          <w:color w:val="000000" w:themeColor="text1"/>
+        </w:rPr>
+        <w:t xml:space="preserve"> Transformer </w:t>
+      </w:r>
+      <w:r>
+        <w:rPr>
+          <w:rFonts w:cs="Times New Roman" w:hint="eastAsia"/>
+          <w:color w:val="000000" w:themeColor="text1"/>
+        </w:rPr>
+        <w:t>前提下，设置</w:t>
+      </w:r>
+      <w:r>
+        <w:rPr>
+          <w:rFonts w:cs="Times New Roman" w:hint="eastAsia"/>
+          <w:color w:val="000000" w:themeColor="text1"/>
+        </w:rPr>
+        <w:t xml:space="preserve"> 5 </w:t>
+      </w:r>
+      <w:r>
+        <w:rPr>
+          <w:rFonts w:cs="Times New Roman" w:hint="eastAsia"/>
+          <w:color w:val="000000" w:themeColor="text1"/>
+        </w:rPr>
+        <w:t>种输入序列长度</w:t>
+      </w:r>
+      <w:r>
+        <w:rPr>
+          <w:rFonts w:cs="Times New Roman" w:hint="eastAsia"/>
+          <w:color w:val="000000" w:themeColor="text1"/>
+        </w:rPr>
+        <w:t xml:space="preserve"> T </w:t>
+      </w:r>
+      <w:r>
+        <w:rPr>
+          <w:rFonts w:cs="Times New Roman" w:hint="eastAsia"/>
+          <w:color w:val="000000" w:themeColor="text1"/>
+        </w:rPr>
+        <w:t>与</w:t>
+      </w:r>
+      <w:r>
+        <w:rPr>
+          <w:rFonts w:cs="Times New Roman" w:hint="eastAsia"/>
+          <w:color w:val="000000" w:themeColor="text1"/>
+        </w:rPr>
+        <w:t xml:space="preserve"> 4 </w:t>
+      </w:r>
+      <w:r>
+        <w:rPr>
+          <w:rFonts w:cs="Times New Roman" w:hint="eastAsia"/>
+          <w:color w:val="000000" w:themeColor="text1"/>
+        </w:rPr>
+        <w:t>种预测长度</w:t>
+      </w:r>
+      <w:r>
+        <w:rPr>
+          <w:rFonts w:cs="Times New Roman" w:hint="eastAsia"/>
+          <w:color w:val="000000" w:themeColor="text1"/>
+        </w:rPr>
+        <w:t xml:space="preserve"> H</w:t>
+      </w:r>
+      <w:r>
+        <w:rPr>
+          <w:rFonts w:cs="Times New Roman" w:hint="eastAsia"/>
+          <w:color w:val="000000" w:themeColor="text1"/>
+        </w:rPr>
+        <w:t>、共</w:t>
+      </w:r>
+      <w:r>
+        <w:rPr>
+          <w:rFonts w:cs="Times New Roman" w:hint="eastAsia"/>
+          <w:color w:val="000000" w:themeColor="text1"/>
+        </w:rPr>
+        <w:t xml:space="preserve"> 20 </w:t>
+      </w:r>
+      <w:r>
+        <w:rPr>
+          <w:rFonts w:cs="Times New Roman" w:hint="eastAsia"/>
+          <w:color w:val="000000" w:themeColor="text1"/>
+        </w:rPr>
+        <w:t>组</w:t>
+      </w:r>
+      <w:r>
+        <w:rPr>
+          <w:rFonts w:cs="Times New Roman" w:hint="eastAsia"/>
+          <w:color w:val="000000" w:themeColor="text1"/>
+        </w:rPr>
+        <w:t xml:space="preserve"> (T, H) </w:t>
+      </w:r>
+      <w:r>
+        <w:rPr>
+          <w:rFonts w:cs="Times New Roman" w:hint="eastAsia"/>
+          <w:color w:val="000000" w:themeColor="text1"/>
+        </w:rPr>
+        <w:t>配置，在同一数据与训练设定下系统考察其对预测精度（</w:t>
+      </w:r>
+      <w:r>
+        <w:rPr>
+          <w:rFonts w:cs="Times New Roman" w:hint="eastAsia"/>
+          <w:color w:val="000000" w:themeColor="text1"/>
+        </w:rPr>
+        <w:t>MSE</w:t>
+      </w:r>
+      <w:r>
+        <w:rPr>
+          <w:rFonts w:cs="Times New Roman" w:hint="eastAsia"/>
+          <w:color w:val="000000" w:themeColor="text1"/>
+        </w:rPr>
+        <w:t>、</w:t>
+      </w:r>
+      <w:r>
+        <w:rPr>
+          <w:rFonts w:cs="Times New Roman" w:hint="eastAsia"/>
+          <w:color w:val="000000" w:themeColor="text1"/>
+        </w:rPr>
+        <w:t>MAE</w:t>
+      </w:r>
+      <w:r>
+        <w:rPr>
+          <w:rFonts w:cs="Times New Roman" w:hint="eastAsia"/>
+          <w:color w:val="000000" w:themeColor="text1"/>
+        </w:rPr>
+        <w:t>、</w:t>
+      </w:r>
+      <w:r>
+        <w:rPr>
+          <w:rFonts w:cs="Times New Roman" w:hint="eastAsia"/>
+          <w:color w:val="000000" w:themeColor="text1"/>
+        </w:rPr>
+        <w:t>RMSE</w:t>
+      </w:r>
+      <w:r>
+        <w:rPr>
+          <w:rFonts w:cs="Times New Roman" w:hint="eastAsia"/>
+          <w:color w:val="000000" w:themeColor="text1"/>
+        </w:rPr>
+        <w:t>、</w:t>
+      </w:r>
+      <w:r>
+        <w:rPr>
+          <w:rFonts w:cs="Times New Roman" w:hint="eastAsia"/>
+          <w:color w:val="000000" w:themeColor="text1"/>
+        </w:rPr>
+        <w:t>R</w:t>
+      </w:r>
+      <w:r>
+        <w:rPr>
+          <w:rFonts w:cs="Times New Roman"/>
+          <w:color w:val="000000" w:themeColor="text1"/>
+        </w:rPr>
+        <w:t>²</w:t>
+      </w:r>
+      <w:r>
+        <w:rPr>
+          <w:rFonts w:cs="Times New Roman" w:hint="eastAsia"/>
+          <w:color w:val="000000" w:themeColor="text1"/>
+        </w:rPr>
+        <w:t>）与计算效率（训练时间、推理时间、内存）的联合影响，并从信息瓶颈（单一上下文向量编码多步未来）与可预测性时域（预测跨度与条件不确定性增长）两个理论视角对现象给出统一解释，提炼可推广的选型原则与适用边界，为盾构施工智能化中的配置选型与时间尺度设计提供实证与理论依据，并对采用类似架构的其它多变量时序预测任务具有参考价值。</w:t>
+      </w:r>
+    </w:p>
+    <w:p>
+      <w:pPr>
+        <w:ind w:firstLineChars="200" w:firstLine="420"/>
+        <w:rPr>
+          <w:rFonts w:cs="Times New Roman"/>
+          <w:color w:val="000000" w:themeColor="text1"/>
+        </w:rPr>
+      </w:pPr>
+    </w:p>
+    <w:p>
+      <w:pPr>
+        <w:ind w:firstLineChars="200" w:firstLine="420"/>
+        <w:rPr>
+          <w:rFonts w:cs="Times New Roman"/>
+          <w:color w:val="000000" w:themeColor="text1"/>
+        </w:rPr>
+      </w:pPr>
+      <w:r>
+        <w:rPr>
+          <w:rFonts w:cs="Times New Roman" w:hint="eastAsia"/>
+          <w:color w:val="000000" w:themeColor="text1"/>
+        </w:rPr>
+        <w:t>全文结构如下：第</w:t>
+      </w:r>
+      <w:r>
+        <w:rPr>
+          <w:rFonts w:cs="Times New Roman" w:hint="eastAsia"/>
+          <w:color w:val="000000" w:themeColor="text1"/>
+        </w:rPr>
+        <w:t xml:space="preserve"> 2 </w:t>
+      </w:r>
+      <w:r>
+        <w:rPr>
+          <w:rFonts w:cs="Times New Roman" w:hint="eastAsia"/>
+          <w:color w:val="000000" w:themeColor="text1"/>
+        </w:rPr>
+        <w:t>节给出问题定义、数据</w:t>
+      </w:r>
+      <w:r>
+        <w:rPr>
+          <w:rFonts w:cs="Times New Roman" w:hint="eastAsia"/>
+          <w:color w:val="000000" w:themeColor="text1"/>
+        </w:rPr>
+        <w:t>与预处理、</w:t>
+      </w:r>
+      <w:r>
+        <w:rPr>
+          <w:rFonts w:cs="Times New Roman" w:hint="eastAsia"/>
+          <w:color w:val="000000" w:themeColor="text1"/>
+        </w:rPr>
+        <w:t xml:space="preserve">Transformer </w:t>
+      </w:r>
+      <w:r>
+        <w:rPr>
+          <w:rFonts w:cs="Times New Roman" w:hint="eastAsia"/>
+          <w:color w:val="000000" w:themeColor="text1"/>
+        </w:rPr>
+        <w:t>模型及评估指标；第</w:t>
+      </w:r>
+      <w:r>
+        <w:rPr>
+          <w:rFonts w:cs="Times New Roman" w:hint="eastAsia"/>
+          <w:color w:val="000000" w:themeColor="text1"/>
+        </w:rPr>
+        <w:t xml:space="preserve"> 3 </w:t>
+      </w:r>
+      <w:r>
+        <w:rPr>
+          <w:rFonts w:cs="Times New Roman" w:hint="eastAsia"/>
+          <w:color w:val="000000" w:themeColor="text1"/>
+        </w:rPr>
+        <w:t>节说明实验设计；第</w:t>
+      </w:r>
+      <w:r>
+        <w:rPr>
+          <w:rFonts w:cs="Times New Roman" w:hint="eastAsia"/>
+          <w:color w:val="000000" w:themeColor="text1"/>
+        </w:rPr>
+        <w:t xml:space="preserve"> 4 </w:t>
+      </w:r>
+      <w:r>
+        <w:rPr>
+          <w:rFonts w:cs="Times New Roman" w:hint="eastAsia"/>
+          <w:color w:val="000000" w:themeColor="text1"/>
+        </w:rPr>
+        <w:t>节报告结果并进行分析，包括从架构与时间尺度理论对性能的解读；第</w:t>
+      </w:r>
+      <w:r>
+        <w:rPr>
+          <w:rFonts w:cs="Times New Roman" w:hint="eastAsia"/>
+          <w:color w:val="000000" w:themeColor="text1"/>
+        </w:rPr>
+        <w:t xml:space="preserve"> 5 </w:t>
+      </w:r>
+      <w:r>
+        <w:rPr>
+          <w:rFonts w:cs="Times New Roman" w:hint="eastAsia"/>
+          <w:color w:val="000000" w:themeColor="text1"/>
+        </w:rPr>
+        <w:t>节总结结论并讨论工程启示与局限。</w:t>
+      </w:r>
+    </w:p>
+    <w:p>
+      <w:pPr>
+        <w:rPr>
+          <w:rFonts w:eastAsia="SimHei" w:cs="Times New Roman" w:hint="eastAsia"/>
+          <w:b/>
+          <w:color w:val="000000" w:themeColor="text1"/>
+          <w:sz w:val="24"/>
+          <w:szCs w:val="24"/>
+        </w:rPr>
+      </w:pPr>
+    </w:p>
+    <w:bookmarkEnd w:id="0"/>
+    <w:p>
+      <w:pPr>
+        <w:rPr>
+          <w:rFonts w:ascii="SimHei" w:eastAsia="SimHei" w:hAnsi="SimHei" w:cs="方正黑体简体"/>
           <w:kern w:val="0"/>
           <w:sz w:val="24"/>
         </w:rPr>
-        <w:t xml:space="preserve">1  </w:t>
-      </w:r>
-      <w:r>
-        <w:rPr>
-          <w:rFonts w:ascii="黑体" w:eastAsia="黑体" w:hAnsi="黑体" w:cs="方正黑体简体" w:hint="eastAsia"/>
+      </w:pPr>
+      <w:r>
+        <w:rPr>
+          <w:rFonts w:ascii="SimHei" w:eastAsia="SimHei" w:hAnsi="SimHei" w:cs="方正黑体简体"/>
           <w:kern w:val="0"/>
           <w:sz w:val="24"/>
         </w:rPr>
+        <w:t xml:space="preserve">1  </w:t>
+      </w:r>
+      <w:r>
+        <w:rPr>
+          <w:rFonts w:ascii="SimHei" w:eastAsia="SimHei" w:hAnsi="SimHei" w:cs="方正黑体简体" w:hint="eastAsia"/>
+          <w:kern w:val="0"/>
+          <w:sz w:val="24"/>
+        </w:rPr>
         <w:t>理论分析</w:t>
       </w:r>
     </w:p>
@@ -2869,7 +2341,7 @@
     <w:p>
       <w:pPr>
         <w:rPr>
-          <w:rFonts w:eastAsia="黑体" w:cs="Times New Roman"/>
+          <w:rFonts w:eastAsia="SimHei" w:cs="Times New Roman"/>
           <w:b/>
           <w:color w:val="000000" w:themeColor="text1"/>
           <w:sz w:val="24"/>
@@ -2878,7 +2350,7 @@
       </w:pPr>
       <w:r>
         <w:rPr>
-          <w:rFonts w:eastAsia="黑体" w:cs="Times New Roman"/>
+          <w:rFonts w:eastAsia="SimHei" w:cs="Times New Roman"/>
           <w:b/>
           <w:color w:val="000000" w:themeColor="text1"/>
           <w:sz w:val="24"/>
@@ -2888,7 +2360,7 @@
       </w:r>
       <w:r>
         <w:rPr>
-          <w:rFonts w:eastAsia="黑体" w:cs="Times New Roman"/>
+          <w:rFonts w:eastAsia="SimHei" w:cs="Times New Roman"/>
           <w:b/>
           <w:color w:val="000000" w:themeColor="text1"/>
           <w:sz w:val="24"/>
@@ -2898,7 +2370,7 @@
       </w:r>
       <w:r>
         <w:rPr>
-          <w:rFonts w:eastAsia="黑体" w:cs="Times New Roman"/>
+          <w:rFonts w:eastAsia="SimHei" w:cs="Times New Roman"/>
           <w:b/>
           <w:color w:val="000000" w:themeColor="text1"/>
           <w:sz w:val="24"/>
@@ -2908,7 +2380,7 @@
       </w:r>
       <w:r>
         <w:rPr>
-          <w:rFonts w:eastAsia="黑体" w:cs="Times New Roman"/>
+          <w:rFonts w:eastAsia="SimHei" w:cs="Times New Roman"/>
           <w:b/>
           <w:color w:val="000000" w:themeColor="text1"/>
           <w:sz w:val="24"/>
@@ -3172,7 +2644,7 @@
       </w:r>
       <w:r>
         <w:rPr>
-          <w:rFonts w:eastAsia="黑体" w:cs="Times New Roman" w:hint="eastAsia"/>
+          <w:rFonts w:eastAsia="SimHei" w:cs="Times New Roman" w:hint="eastAsia"/>
           <w:b/>
           <w:sz w:val="18"/>
         </w:rPr>
@@ -3180,7 +2652,7 @@
       </w:r>
       <w:r>
         <w:rPr>
-          <w:rFonts w:eastAsia="黑体" w:cs="Times New Roman" w:hint="eastAsia"/>
+          <w:rFonts w:eastAsia="SimHei" w:cs="Times New Roman" w:hint="eastAsia"/>
           <w:b/>
           <w:sz w:val="18"/>
         </w:rPr>
@@ -3188,7 +2660,7 @@
       </w:r>
       <w:r>
         <w:rPr>
-          <w:rFonts w:eastAsia="黑体" w:cs="Times New Roman"/>
+          <w:rFonts w:eastAsia="SimHei" w:cs="Times New Roman"/>
           <w:b/>
           <w:noProof/>
           <w:sz w:val="18"/>
@@ -3207,14 +2679,7 @@
           <w:rFonts w:cs="Times New Roman" w:hint="eastAsia"/>
           <w:color w:val="000000" w:themeColor="text1"/>
         </w:rPr>
-        <w:t>，该表列出了不同地层的密度、抗压强度、内摩擦角等关键参数，反映了各断面在掘</w:t>
-      </w:r>
-      <w:r>
-        <w:rPr>
-          <w:rFonts w:cs="Times New Roman" w:hint="eastAsia"/>
-          <w:color w:val="000000" w:themeColor="text1"/>
-        </w:rPr>
-        <w:t>进过程中可能遇到的力学响应差异。同时，</w:t>
+        <w:t>，该表列出了不同地层的密度、抗压强度、内摩擦角等关键参数，反映了各断面在掘进过程中可能遇到的力学响应差异。同时，</w:t>
       </w:r>
       <w:r>
         <w:rPr>
@@ -3331,7 +2796,7 @@
     <w:p>
       <w:pPr>
         <w:rPr>
-          <w:rFonts w:eastAsia="黑体" w:cs="Times New Roman"/>
+          <w:rFonts w:eastAsia="SimHei" w:cs="Times New Roman"/>
           <w:b/>
           <w:color w:val="000000" w:themeColor="text1"/>
           <w:sz w:val="24"/>
@@ -3342,6 +2807,7 @@
         <w:rPr>
           <w:noProof/>
         </w:rPr>
+        <w:lastRenderedPageBreak/>
         <w:drawing>
           <wp:inline distT="0" distB="0" distL="0" distR="0" wp14:anchorId="4A48F477" wp14:editId="6BD75145">
             <wp:extent cx="2867025" cy="2384481"/>
@@ -3392,7 +2858,7 @@
         <w:snapToGrid w:val="0"/>
         <w:jc w:val="center"/>
         <w:rPr>
-          <w:rFonts w:eastAsia="黑体" w:cs="Times New Roman"/>
+          <w:rFonts w:eastAsia="SimHei" w:cs="Times New Roman"/>
           <w:b/>
           <w:sz w:val="18"/>
         </w:rPr>
@@ -3400,7 +2866,7 @@
       <w:bookmarkStart w:id="1" w:name="_Ref177395691"/>
       <w:r>
         <w:rPr>
-          <w:rFonts w:eastAsia="黑体" w:cs="Times New Roman" w:hint="eastAsia"/>
+          <w:rFonts w:eastAsia="SimHei" w:cs="Times New Roman" w:hint="eastAsia"/>
           <w:b/>
           <w:sz w:val="18"/>
         </w:rPr>
@@ -3408,7 +2874,7 @@
       </w:r>
       <w:r>
         <w:rPr>
-          <w:rFonts w:eastAsia="黑体" w:cs="Times New Roman" w:hint="eastAsia"/>
+          <w:rFonts w:eastAsia="SimHei" w:cs="Times New Roman" w:hint="eastAsia"/>
           <w:b/>
           <w:sz w:val="18"/>
         </w:rPr>
@@ -3416,7 +2882,7 @@
       </w:r>
       <w:r>
         <w:rPr>
-          <w:rFonts w:eastAsia="黑体" w:cs="Times New Roman" w:hint="eastAsia"/>
+          <w:rFonts w:eastAsia="SimHei" w:cs="Times New Roman" w:hint="eastAsia"/>
           <w:b/>
           <w:sz w:val="18"/>
         </w:rPr>
@@ -3424,7 +2890,7 @@
       </w:r>
       <w:r>
         <w:rPr>
-          <w:rFonts w:eastAsia="黑体" w:cs="Times New Roman" w:hint="eastAsia"/>
+          <w:rFonts w:eastAsia="SimHei" w:cs="Times New Roman" w:hint="eastAsia"/>
           <w:b/>
           <w:sz w:val="18"/>
         </w:rPr>
@@ -3432,7 +2898,7 @@
       </w:r>
       <w:r>
         <w:rPr>
-          <w:rFonts w:eastAsia="黑体" w:cs="Times New Roman" w:hint="eastAsia"/>
+          <w:rFonts w:eastAsia="SimHei" w:cs="Times New Roman" w:hint="eastAsia"/>
           <w:b/>
           <w:sz w:val="18"/>
         </w:rPr>
@@ -3440,7 +2906,7 @@
       </w:r>
       <w:r>
         <w:rPr>
-          <w:rFonts w:eastAsia="黑体" w:cs="Times New Roman" w:hint="eastAsia"/>
+          <w:rFonts w:eastAsia="SimHei" w:cs="Times New Roman" w:hint="eastAsia"/>
           <w:b/>
           <w:sz w:val="18"/>
         </w:rPr>
@@ -3448,7 +2914,7 @@
       </w:r>
       <w:r>
         <w:rPr>
-          <w:rFonts w:eastAsia="黑体" w:cs="Times New Roman" w:hint="eastAsia"/>
+          <w:rFonts w:eastAsia="SimHei" w:cs="Times New Roman" w:hint="eastAsia"/>
           <w:b/>
           <w:sz w:val="18"/>
         </w:rPr>
@@ -3456,7 +2922,7 @@
       </w:r>
       <w:r>
         <w:rPr>
-          <w:rFonts w:eastAsia="黑体" w:cs="Times New Roman"/>
+          <w:rFonts w:eastAsia="SimHei" w:cs="Times New Roman"/>
           <w:b/>
           <w:noProof/>
           <w:sz w:val="18"/>
@@ -3465,7 +2931,7 @@
       </w:r>
       <w:r>
         <w:rPr>
-          <w:rFonts w:eastAsia="黑体" w:cs="Times New Roman" w:hint="eastAsia"/>
+          <w:rFonts w:eastAsia="SimHei" w:cs="Times New Roman" w:hint="eastAsia"/>
           <w:b/>
           <w:sz w:val="18"/>
         </w:rPr>
@@ -3474,7 +2940,7 @@
       <w:bookmarkEnd w:id="1"/>
       <w:r>
         <w:rPr>
-          <w:rFonts w:eastAsia="黑体" w:cs="Times New Roman" w:hint="eastAsia"/>
+          <w:rFonts w:eastAsia="SimHei" w:cs="Times New Roman" w:hint="eastAsia"/>
           <w:b/>
           <w:sz w:val="18"/>
         </w:rPr>
@@ -3482,7 +2948,7 @@
       </w:r>
       <w:r>
         <w:rPr>
-          <w:rFonts w:eastAsia="黑体" w:cs="Times New Roman" w:hint="eastAsia"/>
+          <w:rFonts w:eastAsia="SimHei" w:cs="Times New Roman" w:hint="eastAsia"/>
           <w:b/>
           <w:sz w:val="18"/>
         </w:rPr>
@@ -3490,7 +2956,7 @@
       </w:r>
       <w:r>
         <w:rPr>
-          <w:rFonts w:eastAsia="黑体" w:cs="Times New Roman" w:hint="eastAsia"/>
+          <w:rFonts w:eastAsia="SimHei" w:cs="Times New Roman" w:hint="eastAsia"/>
           <w:b/>
           <w:sz w:val="18"/>
         </w:rPr>
@@ -3502,14 +2968,14 @@
         <w:snapToGrid w:val="0"/>
         <w:jc w:val="center"/>
         <w:rPr>
-          <w:rFonts w:eastAsia="黑体" w:cs="Times New Roman"/>
-          <w:b/>
-          <w:sz w:val="18"/>
-        </w:rPr>
-      </w:pPr>
-      <w:r>
-        <w:rPr>
-          <w:rFonts w:eastAsia="黑体" w:cs="Times New Roman" w:hint="eastAsia"/>
+          <w:rFonts w:eastAsia="SimHei" w:cs="Times New Roman"/>
+          <w:b/>
+          <w:sz w:val="18"/>
+        </w:rPr>
+      </w:pPr>
+      <w:r>
+        <w:rPr>
+          <w:rFonts w:eastAsia="SimHei" w:cs="Times New Roman" w:hint="eastAsia"/>
           <w:b/>
           <w:sz w:val="18"/>
         </w:rPr>
@@ -3517,7 +2983,7 @@
       </w:r>
       <w:r>
         <w:rPr>
-          <w:rFonts w:eastAsia="黑体" w:cs="Times New Roman"/>
+          <w:rFonts w:eastAsia="SimHei" w:cs="Times New Roman"/>
           <w:b/>
           <w:sz w:val="18"/>
         </w:rPr>
@@ -3525,7 +2991,7 @@
       </w:r>
       <w:r>
         <w:rPr>
-          <w:rFonts w:eastAsia="黑体" w:cs="Times New Roman" w:hint="eastAsia"/>
+          <w:rFonts w:eastAsia="SimHei" w:cs="Times New Roman" w:hint="eastAsia"/>
           <w:b/>
           <w:sz w:val="18"/>
         </w:rPr>
@@ -3533,7 +2999,7 @@
       </w:r>
       <w:r>
         <w:rPr>
-          <w:rFonts w:eastAsia="黑体" w:cs="Times New Roman"/>
+          <w:rFonts w:eastAsia="SimHei" w:cs="Times New Roman"/>
           <w:b/>
           <w:sz w:val="18"/>
         </w:rPr>
@@ -3553,7 +3019,14 @@
           <w:rFonts w:cs="Times New Roman" w:hint="eastAsia"/>
           <w:color w:val="000000" w:themeColor="text1"/>
         </w:rPr>
-        <w:t>四个典型断面中，淤泥、淤泥质粉质黏土、粉质黏土占据比较关键的上部地层，该类地层较为软弱，抗剪强度和侧向摩阻力较低，因而在盾构推进时，存在着较大程度的失稳风险</w:t>
+        <w:t>四个典型断面中，淤泥、淤泥质粉质黏土、</w:t>
+      </w:r>
+      <w:r>
+        <w:rPr>
+          <w:rFonts w:cs="Times New Roman" w:hint="eastAsia"/>
+          <w:color w:val="000000" w:themeColor="text1"/>
+        </w:rPr>
+        <w:t>粉质黏土占据比较关键的上部地层，该类地层较为软弱，抗剪强度和侧向摩阻力较低，因而在盾构推进时，存在着较大程度的失稳风险</w:t>
       </w:r>
       <w:r>
         <w:rPr>
@@ -3566,7 +3039,7 @@
     <w:p>
       <w:pPr>
         <w:rPr>
-          <w:rFonts w:eastAsia="黑体" w:cs="Times New Roman"/>
+          <w:rFonts w:eastAsia="SimHei" w:cs="Times New Roman"/>
           <w:b/>
           <w:color w:val="000000" w:themeColor="text1"/>
           <w:sz w:val="24"/>
@@ -3576,7 +3049,7 @@
       <w:bookmarkStart w:id="2" w:name="_Hlk180498588"/>
       <w:r>
         <w:rPr>
-          <w:rFonts w:eastAsia="黑体" w:cs="Times New Roman"/>
+          <w:rFonts w:eastAsia="SimHei" w:cs="Times New Roman"/>
           <w:b/>
           <w:color w:val="000000" w:themeColor="text1"/>
           <w:sz w:val="24"/>
@@ -3586,7 +3059,7 @@
       </w:r>
       <w:r>
         <w:rPr>
-          <w:rFonts w:eastAsia="黑体" w:cs="Times New Roman"/>
+          <w:rFonts w:eastAsia="SimHei" w:cs="Times New Roman"/>
           <w:b/>
           <w:color w:val="000000" w:themeColor="text1"/>
           <w:sz w:val="24"/>
@@ -3596,7 +3069,7 @@
       </w:r>
       <w:r>
         <w:rPr>
-          <w:rFonts w:eastAsia="黑体" w:cs="Times New Roman"/>
+          <w:rFonts w:eastAsia="SimHei" w:cs="Times New Roman"/>
           <w:b/>
           <w:color w:val="000000" w:themeColor="text1"/>
           <w:sz w:val="24"/>
@@ -3672,7 +3145,7 @@
       <w:bookmarkStart w:id="4" w:name="_Ref180586949"/>
       <w:r>
         <w:rPr>
-          <w:rFonts w:eastAsia="黑体" w:cs="Times New Roman" w:hint="eastAsia"/>
+          <w:rFonts w:eastAsia="SimHei" w:cs="Times New Roman" w:hint="eastAsia"/>
           <w:b/>
           <w:sz w:val="18"/>
         </w:rPr>
@@ -3680,7 +3153,7 @@
       </w:r>
       <w:r>
         <w:rPr>
-          <w:rFonts w:eastAsia="黑体" w:cs="Times New Roman" w:hint="eastAsia"/>
+          <w:rFonts w:eastAsia="SimHei" w:cs="Times New Roman" w:hint="eastAsia"/>
           <w:b/>
           <w:sz w:val="18"/>
         </w:rPr>
@@ -3688,7 +3161,7 @@
       </w:r>
       <w:r>
         <w:rPr>
-          <w:rFonts w:eastAsia="黑体" w:cs="Times New Roman"/>
+          <w:rFonts w:eastAsia="SimHei" w:cs="Times New Roman"/>
           <w:b/>
           <w:sz w:val="18"/>
         </w:rPr>
@@ -3696,7 +3169,7 @@
       </w:r>
       <w:r>
         <w:rPr>
-          <w:rFonts w:eastAsia="黑体" w:cs="Times New Roman"/>
+          <w:rFonts w:eastAsia="SimHei" w:cs="Times New Roman"/>
           <w:b/>
           <w:sz w:val="18"/>
         </w:rPr>
@@ -3704,7 +3177,7 @@
       </w:r>
       <w:r>
         <w:rPr>
-          <w:rFonts w:eastAsia="黑体" w:cs="Times New Roman" w:hint="eastAsia"/>
+          <w:rFonts w:eastAsia="SimHei" w:cs="Times New Roman" w:hint="eastAsia"/>
           <w:b/>
           <w:sz w:val="18"/>
         </w:rPr>
@@ -3712,7 +3185,7 @@
       </w:r>
       <w:r>
         <w:rPr>
-          <w:rFonts w:eastAsia="黑体" w:cs="Times New Roman" w:hint="eastAsia"/>
+          <w:rFonts w:eastAsia="SimHei" w:cs="Times New Roman" w:hint="eastAsia"/>
           <w:b/>
           <w:sz w:val="18"/>
         </w:rPr>
@@ -3720,7 +3193,7 @@
       </w:r>
       <w:r>
         <w:rPr>
-          <w:rFonts w:eastAsia="黑体" w:cs="Times New Roman" w:hint="eastAsia"/>
+          <w:rFonts w:eastAsia="SimHei" w:cs="Times New Roman" w:hint="eastAsia"/>
           <w:b/>
           <w:sz w:val="18"/>
         </w:rPr>
@@ -3728,7 +3201,7 @@
       </w:r>
       <w:r>
         <w:rPr>
-          <w:rFonts w:eastAsia="黑体" w:cs="Times New Roman"/>
+          <w:rFonts w:eastAsia="SimHei" w:cs="Times New Roman"/>
           <w:b/>
           <w:sz w:val="18"/>
         </w:rPr>
@@ -3736,7 +3209,7 @@
       </w:r>
       <w:r>
         <w:rPr>
-          <w:rFonts w:eastAsia="黑体" w:cs="Times New Roman"/>
+          <w:rFonts w:eastAsia="SimHei" w:cs="Times New Roman"/>
           <w:b/>
           <w:sz w:val="18"/>
         </w:rPr>
@@ -3744,7 +3217,7 @@
       </w:r>
       <w:r>
         <w:rPr>
-          <w:rFonts w:eastAsia="黑体" w:cs="Times New Roman"/>
+          <w:rFonts w:eastAsia="SimHei" w:cs="Times New Roman"/>
           <w:b/>
           <w:noProof/>
           <w:sz w:val="18"/>
@@ -3753,7 +3226,7 @@
       </w:r>
       <w:r>
         <w:rPr>
-          <w:rFonts w:eastAsia="黑体" w:cs="Times New Roman"/>
+          <w:rFonts w:eastAsia="SimHei" w:cs="Times New Roman"/>
           <w:b/>
           <w:sz w:val="18"/>
         </w:rPr>
@@ -3762,7 +3235,7 @@
       <w:bookmarkEnd w:id="4"/>
       <w:r>
         <w:rPr>
-          <w:rFonts w:eastAsia="黑体" w:cs="Times New Roman"/>
+          <w:rFonts w:eastAsia="SimHei" w:cs="Times New Roman"/>
           <w:b/>
           <w:sz w:val="18"/>
         </w:rPr>
@@ -3774,14 +3247,14 @@
         <w:pStyle w:val="Caption"/>
         <w:ind w:firstLine="361"/>
         <w:rPr>
-          <w:rFonts w:eastAsia="黑体" w:cs="Times New Roman"/>
-          <w:b/>
-          <w:sz w:val="18"/>
-        </w:rPr>
-      </w:pPr>
-      <w:r>
-        <w:rPr>
-          <w:rFonts w:eastAsia="黑体" w:cs="Times New Roman"/>
+          <w:rFonts w:eastAsia="SimHei" w:cs="Times New Roman"/>
+          <w:b/>
+          <w:sz w:val="18"/>
+        </w:rPr>
+      </w:pPr>
+      <w:r>
+        <w:rPr>
+          <w:rFonts w:eastAsia="SimHei" w:cs="Times New Roman"/>
           <w:b/>
           <w:sz w:val="18"/>
         </w:rPr>
@@ -3789,7 +3262,7 @@
       </w:r>
       <w:r>
         <w:rPr>
-          <w:rFonts w:eastAsia="黑体" w:cs="Times New Roman"/>
+          <w:rFonts w:eastAsia="SimHei" w:cs="Times New Roman"/>
           <w:b/>
           <w:sz w:val="18"/>
         </w:rPr>
@@ -4025,7 +3498,6 @@
               <w:rPr>
                 <w:rFonts w:hint="eastAsia"/>
               </w:rPr>
-              <w:lastRenderedPageBreak/>
               <w:t>1</w:t>
             </w:r>
           </w:p>
@@ -5248,7 +4720,7 @@
         <w:pStyle w:val="Caption"/>
         <w:ind w:firstLine="361"/>
         <w:rPr>
-          <w:rFonts w:eastAsia="黑体" w:cs="Times New Roman"/>
+          <w:rFonts w:eastAsia="SimHei" w:cs="Times New Roman"/>
           <w:b/>
           <w:sz w:val="18"/>
         </w:rPr>
@@ -5256,7 +4728,7 @@
       <w:bookmarkStart w:id="5" w:name="_Ref177392951"/>
       <w:r>
         <w:rPr>
-          <w:rFonts w:eastAsia="黑体" w:cs="Times New Roman" w:hint="eastAsia"/>
+          <w:rFonts w:eastAsia="SimHei" w:cs="Times New Roman" w:hint="eastAsia"/>
           <w:b/>
           <w:sz w:val="18"/>
         </w:rPr>
@@ -5264,7 +4736,7 @@
       </w:r>
       <w:r>
         <w:rPr>
-          <w:rFonts w:eastAsia="黑体" w:cs="Times New Roman" w:hint="eastAsia"/>
+          <w:rFonts w:eastAsia="SimHei" w:cs="Times New Roman" w:hint="eastAsia"/>
           <w:b/>
           <w:sz w:val="18"/>
         </w:rPr>
@@ -5272,7 +4744,7 @@
       </w:r>
       <w:r>
         <w:rPr>
-          <w:rFonts w:eastAsia="黑体" w:cs="Times New Roman"/>
+          <w:rFonts w:eastAsia="SimHei" w:cs="Times New Roman"/>
           <w:b/>
           <w:sz w:val="18"/>
         </w:rPr>
@@ -5280,7 +4752,7 @@
       </w:r>
       <w:r>
         <w:rPr>
-          <w:rFonts w:eastAsia="黑体" w:cs="Times New Roman"/>
+          <w:rFonts w:eastAsia="SimHei" w:cs="Times New Roman"/>
           <w:b/>
           <w:sz w:val="18"/>
         </w:rPr>
@@ -5288,7 +4760,7 @@
       </w:r>
       <w:r>
         <w:rPr>
-          <w:rFonts w:eastAsia="黑体" w:cs="Times New Roman" w:hint="eastAsia"/>
+          <w:rFonts w:eastAsia="SimHei" w:cs="Times New Roman" w:hint="eastAsia"/>
           <w:b/>
           <w:sz w:val="18"/>
         </w:rPr>
@@ -5296,7 +4768,7 @@
       </w:r>
       <w:r>
         <w:rPr>
-          <w:rFonts w:eastAsia="黑体" w:cs="Times New Roman" w:hint="eastAsia"/>
+          <w:rFonts w:eastAsia="SimHei" w:cs="Times New Roman" w:hint="eastAsia"/>
           <w:b/>
           <w:sz w:val="18"/>
         </w:rPr>
@@ -5304,7 +4776,7 @@
       </w:r>
       <w:r>
         <w:rPr>
-          <w:rFonts w:eastAsia="黑体" w:cs="Times New Roman" w:hint="eastAsia"/>
+          <w:rFonts w:eastAsia="SimHei" w:cs="Times New Roman" w:hint="eastAsia"/>
           <w:b/>
           <w:sz w:val="18"/>
         </w:rPr>
@@ -5312,7 +4784,7 @@
       </w:r>
       <w:r>
         <w:rPr>
-          <w:rFonts w:eastAsia="黑体" w:cs="Times New Roman"/>
+          <w:rFonts w:eastAsia="SimHei" w:cs="Times New Roman"/>
           <w:b/>
           <w:sz w:val="18"/>
         </w:rPr>
@@ -5320,7 +4792,7 @@
       </w:r>
       <w:r>
         <w:rPr>
-          <w:rFonts w:eastAsia="黑体" w:cs="Times New Roman"/>
+          <w:rFonts w:eastAsia="SimHei" w:cs="Times New Roman"/>
           <w:b/>
           <w:sz w:val="18"/>
         </w:rPr>
@@ -5328,7 +4800,7 @@
       </w:r>
       <w:r>
         <w:rPr>
-          <w:rFonts w:eastAsia="黑体" w:cs="Times New Roman"/>
+          <w:rFonts w:eastAsia="SimHei" w:cs="Times New Roman"/>
           <w:b/>
           <w:noProof/>
           <w:sz w:val="18"/>
@@ -5337,7 +4809,7 @@
       </w:r>
       <w:r>
         <w:rPr>
-          <w:rFonts w:eastAsia="黑体" w:cs="Times New Roman"/>
+          <w:rFonts w:eastAsia="SimHei" w:cs="Times New Roman"/>
           <w:b/>
           <w:sz w:val="18"/>
         </w:rPr>
@@ -5346,7 +4818,7 @@
       <w:bookmarkEnd w:id="5"/>
       <w:r>
         <w:rPr>
-          <w:rFonts w:eastAsia="黑体" w:cs="Times New Roman" w:hint="eastAsia"/>
+          <w:rFonts w:eastAsia="SimHei" w:cs="Times New Roman" w:hint="eastAsia"/>
           <w:b/>
           <w:sz w:val="18"/>
         </w:rPr>
@@ -5358,14 +4830,14 @@
         <w:pStyle w:val="Caption"/>
         <w:ind w:firstLine="361"/>
         <w:rPr>
-          <w:rFonts w:eastAsia="黑体" w:cs="Times New Roman"/>
-          <w:b/>
-          <w:sz w:val="18"/>
-        </w:rPr>
-      </w:pPr>
-      <w:r>
-        <w:rPr>
-          <w:rFonts w:eastAsia="黑体" w:cs="Times New Roman"/>
+          <w:rFonts w:eastAsia="SimHei" w:cs="Times New Roman"/>
+          <w:b/>
+          <w:sz w:val="18"/>
+        </w:rPr>
+      </w:pPr>
+      <w:r>
+        <w:rPr>
+          <w:rFonts w:eastAsia="SimHei" w:cs="Times New Roman"/>
           <w:b/>
           <w:sz w:val="18"/>
         </w:rPr>
@@ -5373,7 +4845,7 @@
       </w:r>
       <w:r>
         <w:rPr>
-          <w:rFonts w:eastAsia="黑体" w:cs="Times New Roman"/>
+          <w:rFonts w:eastAsia="SimHei" w:cs="Times New Roman"/>
           <w:b/>
           <w:sz w:val="18"/>
         </w:rPr>
@@ -5481,7 +4953,7 @@
             </w:pPr>
             <w:r>
               <w:rPr>
-                <w:rFonts w:ascii="宋体" w:hAnsi="宋体" w:cs="宋体" w:hint="eastAsia"/>
+                <w:rFonts w:ascii="SimSun" w:hAnsi="SimSun" w:cs="SimSun" w:hint="eastAsia"/>
               </w:rPr>
               <w:t>②</w:t>
             </w:r>
@@ -5508,7 +4980,7 @@
             </w:pPr>
             <w:r>
               <w:rPr>
-                <w:rFonts w:ascii="宋体" w:hAnsi="宋体" w:cs="宋体" w:hint="eastAsia"/>
+                <w:rFonts w:ascii="SimSun" w:hAnsi="SimSun" w:cs="SimSun" w:hint="eastAsia"/>
               </w:rPr>
               <w:t>②</w:t>
             </w:r>
@@ -5535,7 +5007,7 @@
             </w:pPr>
             <w:r>
               <w:rPr>
-                <w:rFonts w:ascii="宋体" w:hAnsi="宋体" w:cs="宋体" w:hint="eastAsia"/>
+                <w:rFonts w:ascii="SimSun" w:hAnsi="SimSun" w:cs="SimSun" w:hint="eastAsia"/>
               </w:rPr>
               <w:t>③</w:t>
             </w:r>
@@ -5562,7 +5034,7 @@
             </w:pPr>
             <w:r>
               <w:rPr>
-                <w:rFonts w:ascii="宋体" w:hAnsi="宋体" w:cs="宋体" w:hint="eastAsia"/>
+                <w:rFonts w:ascii="SimSun" w:hAnsi="SimSun" w:cs="SimSun" w:hint="eastAsia"/>
               </w:rPr>
               <w:t>③</w:t>
             </w:r>
@@ -5589,7 +5061,7 @@
             </w:pPr>
             <w:r>
               <w:rPr>
-                <w:rFonts w:ascii="宋体" w:hAnsi="宋体" w:cs="宋体" w:hint="eastAsia"/>
+                <w:rFonts w:ascii="SimSun" w:hAnsi="SimSun" w:cs="SimSun" w:hint="eastAsia"/>
               </w:rPr>
               <w:t>③</w:t>
             </w:r>
@@ -5616,7 +5088,7 @@
             </w:pPr>
             <w:r>
               <w:rPr>
-                <w:rFonts w:ascii="宋体" w:hAnsi="宋体" w:cs="宋体" w:hint="eastAsia"/>
+                <w:rFonts w:ascii="SimSun" w:hAnsi="SimSun" w:cs="SimSun" w:hint="eastAsia"/>
               </w:rPr>
               <w:t>④</w:t>
             </w:r>
@@ -5643,7 +5115,7 @@
             </w:pPr>
             <w:r>
               <w:rPr>
-                <w:rFonts w:ascii="宋体" w:hAnsi="宋体" w:cs="宋体" w:hint="eastAsia"/>
+                <w:rFonts w:ascii="SimSun" w:hAnsi="SimSun" w:cs="SimSun" w:hint="eastAsia"/>
               </w:rPr>
               <w:t>⑤</w:t>
             </w:r>
@@ -5670,7 +5142,7 @@
             </w:pPr>
             <w:r>
               <w:rPr>
-                <w:rFonts w:ascii="宋体" w:hAnsi="宋体" w:cs="宋体" w:hint="eastAsia"/>
+                <w:rFonts w:ascii="SimSun" w:hAnsi="SimSun" w:cs="SimSun" w:hint="eastAsia"/>
               </w:rPr>
               <w:t>⑤</w:t>
             </w:r>
@@ -6627,7 +6099,7 @@
       <w:pPr>
         <w:ind w:firstLine="482"/>
         <w:rPr>
-          <w:rFonts w:eastAsia="黑体" w:cs="Times New Roman"/>
+          <w:rFonts w:eastAsia="SimHei" w:cs="Times New Roman"/>
           <w:b/>
           <w:color w:val="000000" w:themeColor="text1"/>
           <w:sz w:val="24"/>
@@ -6648,7 +6120,7 @@
         <w:pStyle w:val="Caption"/>
         <w:ind w:firstLine="420"/>
         <w:rPr>
-          <w:rFonts w:eastAsia="黑体" w:cs="Times New Roman"/>
+          <w:rFonts w:eastAsia="SimHei" w:cs="Times New Roman"/>
           <w:b/>
           <w:color w:val="000000" w:themeColor="text1"/>
           <w:sz w:val="24"/>
@@ -6659,6 +6131,7 @@
         <w:rPr>
           <w:noProof/>
         </w:rPr>
+        <w:lastRenderedPageBreak/>
         <w:drawing>
           <wp:inline distT="0" distB="0" distL="0" distR="0" wp14:anchorId="3E55AE51" wp14:editId="780D22C7">
             <wp:extent cx="2160000" cy="850282"/>
@@ -6704,14 +6177,14 @@
         <w:ind w:firstLine="361"/>
         <w:jc w:val="center"/>
         <w:rPr>
-          <w:rFonts w:eastAsia="黑体" w:cs="Times New Roman"/>
-          <w:b/>
-          <w:sz w:val="18"/>
-        </w:rPr>
-      </w:pPr>
-      <w:r>
-        <w:rPr>
-          <w:rFonts w:eastAsia="黑体" w:cs="Times New Roman" w:hint="eastAsia"/>
+          <w:rFonts w:eastAsia="SimHei" w:cs="Times New Roman"/>
+          <w:b/>
+          <w:sz w:val="18"/>
+        </w:rPr>
+      </w:pPr>
+      <w:r>
+        <w:rPr>
+          <w:rFonts w:eastAsia="SimHei" w:cs="Times New Roman" w:hint="eastAsia"/>
           <w:b/>
           <w:sz w:val="18"/>
         </w:rPr>
@@ -6719,7 +6192,7 @@
       </w:r>
       <w:r>
         <w:rPr>
-          <w:rFonts w:eastAsia="黑体" w:cs="Times New Roman" w:hint="eastAsia"/>
+          <w:rFonts w:eastAsia="SimHei" w:cs="Times New Roman" w:hint="eastAsia"/>
           <w:b/>
           <w:sz w:val="18"/>
         </w:rPr>
@@ -6727,7 +6200,7 @@
       </w:r>
       <w:r>
         <w:rPr>
-          <w:rFonts w:eastAsia="黑体" w:cs="Times New Roman"/>
+          <w:rFonts w:eastAsia="SimHei" w:cs="Times New Roman"/>
           <w:b/>
           <w:sz w:val="18"/>
         </w:rPr>
@@ -6735,7 +6208,7 @@
       </w:r>
       <w:r>
         <w:rPr>
-          <w:rFonts w:eastAsia="黑体" w:cs="Times New Roman"/>
+          <w:rFonts w:eastAsia="SimHei" w:cs="Times New Roman"/>
           <w:b/>
           <w:sz w:val="18"/>
         </w:rPr>
@@ -6743,7 +6216,7 @@
       </w:r>
       <w:r>
         <w:rPr>
-          <w:rFonts w:eastAsia="黑体" w:cs="Times New Roman" w:hint="eastAsia"/>
+          <w:rFonts w:eastAsia="SimHei" w:cs="Times New Roman" w:hint="eastAsia"/>
           <w:b/>
           <w:sz w:val="18"/>
         </w:rPr>
@@ -6751,7 +6224,7 @@
       </w:r>
       <w:r>
         <w:rPr>
-          <w:rFonts w:eastAsia="黑体" w:cs="Times New Roman" w:hint="eastAsia"/>
+          <w:rFonts w:eastAsia="SimHei" w:cs="Times New Roman" w:hint="eastAsia"/>
           <w:b/>
           <w:sz w:val="18"/>
         </w:rPr>
@@ -6759,7 +6232,7 @@
       </w:r>
       <w:r>
         <w:rPr>
-          <w:rFonts w:eastAsia="黑体" w:cs="Times New Roman" w:hint="eastAsia"/>
+          <w:rFonts w:eastAsia="SimHei" w:cs="Times New Roman" w:hint="eastAsia"/>
           <w:b/>
           <w:sz w:val="18"/>
         </w:rPr>
@@ -6767,7 +6240,7 @@
       </w:r>
       <w:r>
         <w:rPr>
-          <w:rFonts w:eastAsia="黑体" w:cs="Times New Roman"/>
+          <w:rFonts w:eastAsia="SimHei" w:cs="Times New Roman"/>
           <w:b/>
           <w:sz w:val="18"/>
         </w:rPr>
@@ -6775,7 +6248,7 @@
       </w:r>
       <w:r>
         <w:rPr>
-          <w:rFonts w:eastAsia="黑体" w:cs="Times New Roman"/>
+          <w:rFonts w:eastAsia="SimHei" w:cs="Times New Roman"/>
           <w:b/>
           <w:sz w:val="18"/>
         </w:rPr>
@@ -6783,7 +6256,7 @@
       </w:r>
       <w:r>
         <w:rPr>
-          <w:rFonts w:eastAsia="黑体" w:cs="Times New Roman"/>
+          <w:rFonts w:eastAsia="SimHei" w:cs="Times New Roman"/>
           <w:b/>
           <w:noProof/>
           <w:sz w:val="18"/>
@@ -6792,7 +6265,7 @@
       </w:r>
       <w:r>
         <w:rPr>
-          <w:rFonts w:eastAsia="黑体" w:cs="Times New Roman"/>
+          <w:rFonts w:eastAsia="SimHei" w:cs="Times New Roman"/>
           <w:b/>
           <w:sz w:val="18"/>
         </w:rPr>
@@ -6800,7 +6273,7 @@
       </w:r>
       <w:r>
         <w:rPr>
-          <w:rFonts w:eastAsia="黑体" w:cs="Times New Roman" w:hint="eastAsia"/>
+          <w:rFonts w:eastAsia="SimHei" w:cs="Times New Roman" w:hint="eastAsia"/>
           <w:b/>
           <w:sz w:val="18"/>
         </w:rPr>
@@ -6808,7 +6281,7 @@
       </w:r>
       <w:r>
         <w:rPr>
-          <w:rFonts w:eastAsia="黑体" w:cs="Times New Roman" w:hint="eastAsia"/>
+          <w:rFonts w:eastAsia="SimHei" w:cs="Times New Roman" w:hint="eastAsia"/>
           <w:b/>
           <w:sz w:val="18"/>
         </w:rPr>
@@ -6821,14 +6294,14 @@
         <w:ind w:firstLine="361"/>
         <w:jc w:val="center"/>
         <w:rPr>
-          <w:rFonts w:eastAsia="黑体" w:cs="Times New Roman"/>
-          <w:b/>
-          <w:sz w:val="18"/>
-        </w:rPr>
-      </w:pPr>
-      <w:r>
-        <w:rPr>
-          <w:rFonts w:eastAsia="黑体" w:cs="Times New Roman" w:hint="eastAsia"/>
+          <w:rFonts w:eastAsia="SimHei" w:cs="Times New Roman"/>
+          <w:b/>
+          <w:sz w:val="18"/>
+        </w:rPr>
+      </w:pPr>
+      <w:r>
+        <w:rPr>
+          <w:rFonts w:eastAsia="SimHei" w:cs="Times New Roman" w:hint="eastAsia"/>
           <w:b/>
           <w:sz w:val="18"/>
         </w:rPr>
@@ -6836,7 +6309,7 @@
       </w:r>
       <w:r>
         <w:rPr>
-          <w:rFonts w:eastAsia="黑体" w:cs="Times New Roman"/>
+          <w:rFonts w:eastAsia="SimHei" w:cs="Times New Roman"/>
           <w:b/>
           <w:sz w:val="18"/>
         </w:rPr>
@@ -6844,7 +6317,7 @@
       </w:r>
       <w:r>
         <w:rPr>
-          <w:rFonts w:eastAsia="黑体" w:cs="Times New Roman"/>
+          <w:rFonts w:eastAsia="SimHei" w:cs="Times New Roman"/>
           <w:b/>
           <w:sz w:val="18"/>
         </w:rPr>
@@ -7052,12 +6525,21 @@
         </w:rPr>
         <w:t>为土体重度（</w:t>
       </w:r>
-      <w:r>
-        <w:rPr>
-          <w:rFonts w:cs="Times New Roman" w:hint="eastAsia"/>
-          <w:color w:val="000000" w:themeColor="text1"/>
-        </w:rPr>
-        <w:t>kN/m</w:t>
+      <w:proofErr w:type="spellStart"/>
+      <w:r>
+        <w:rPr>
+          <w:rFonts w:cs="Times New Roman" w:hint="eastAsia"/>
+          <w:color w:val="000000" w:themeColor="text1"/>
+        </w:rPr>
+        <w:t>kN</w:t>
+      </w:r>
+      <w:proofErr w:type="spellEnd"/>
+      <w:r>
+        <w:rPr>
+          <w:rFonts w:cs="Times New Roman" w:hint="eastAsia"/>
+          <w:color w:val="000000" w:themeColor="text1"/>
+        </w:rPr>
+        <w:t>/m</w:t>
       </w:r>
       <w:r>
         <w:rPr>
@@ -8432,6 +7914,7 @@
         </w:rPr>
         <w:t>通过</w:t>
       </w:r>
+      <w:proofErr w:type="spellStart"/>
       <w:r>
         <w:rPr>
           <w:rFonts w:cs="Times New Roman" w:hint="eastAsia"/>
@@ -8439,6 +7922,7 @@
         </w:rPr>
         <w:t>Matlab</w:t>
       </w:r>
+      <w:proofErr w:type="spellEnd"/>
       <w:r>
         <w:rPr>
           <w:rFonts w:cs="Times New Roman" w:hint="eastAsia"/>
@@ -8549,7 +8033,7 @@
         <w:pStyle w:val="Caption"/>
         <w:ind w:firstLine="361"/>
         <w:rPr>
-          <w:rFonts w:eastAsia="黑体" w:cs="Times New Roman"/>
+          <w:rFonts w:eastAsia="SimHei" w:cs="Times New Roman"/>
           <w:b/>
           <w:sz w:val="18"/>
         </w:rPr>
@@ -8557,7 +8041,7 @@
       <w:bookmarkStart w:id="6" w:name="_Ref177541474"/>
       <w:r>
         <w:rPr>
-          <w:rFonts w:eastAsia="黑体" w:cs="Times New Roman" w:hint="eastAsia"/>
+          <w:rFonts w:eastAsia="SimHei" w:cs="Times New Roman" w:hint="eastAsia"/>
           <w:b/>
           <w:sz w:val="18"/>
         </w:rPr>
@@ -8565,7 +8049,7 @@
       </w:r>
       <w:r>
         <w:rPr>
-          <w:rFonts w:eastAsia="黑体" w:cs="Times New Roman" w:hint="eastAsia"/>
+          <w:rFonts w:eastAsia="SimHei" w:cs="Times New Roman" w:hint="eastAsia"/>
           <w:b/>
           <w:sz w:val="18"/>
         </w:rPr>
@@ -8573,7 +8057,7 @@
       </w:r>
       <w:r>
         <w:rPr>
-          <w:rFonts w:eastAsia="黑体" w:cs="Times New Roman" w:hint="eastAsia"/>
+          <w:rFonts w:eastAsia="SimHei" w:cs="Times New Roman" w:hint="eastAsia"/>
           <w:b/>
           <w:sz w:val="18"/>
         </w:rPr>
@@ -8581,7 +8065,7 @@
       </w:r>
       <w:r>
         <w:rPr>
-          <w:rFonts w:eastAsia="黑体" w:cs="Times New Roman" w:hint="eastAsia"/>
+          <w:rFonts w:eastAsia="SimHei" w:cs="Times New Roman" w:hint="eastAsia"/>
           <w:b/>
           <w:sz w:val="18"/>
         </w:rPr>
@@ -8589,7 +8073,7 @@
       </w:r>
       <w:r>
         <w:rPr>
-          <w:rFonts w:eastAsia="黑体" w:cs="Times New Roman" w:hint="eastAsia"/>
+          <w:rFonts w:eastAsia="SimHei" w:cs="Times New Roman" w:hint="eastAsia"/>
           <w:b/>
           <w:sz w:val="18"/>
         </w:rPr>
@@ -8597,7 +8081,7 @@
       </w:r>
       <w:r>
         <w:rPr>
-          <w:rFonts w:eastAsia="黑体" w:cs="Times New Roman" w:hint="eastAsia"/>
+          <w:rFonts w:eastAsia="SimHei" w:cs="Times New Roman" w:hint="eastAsia"/>
           <w:b/>
           <w:sz w:val="18"/>
         </w:rPr>
@@ -8605,7 +8089,7 @@
       </w:r>
       <w:r>
         <w:rPr>
-          <w:rFonts w:eastAsia="黑体" w:cs="Times New Roman" w:hint="eastAsia"/>
+          <w:rFonts w:eastAsia="SimHei" w:cs="Times New Roman" w:hint="eastAsia"/>
           <w:b/>
           <w:sz w:val="18"/>
         </w:rPr>
@@ -8613,7 +8097,7 @@
       </w:r>
       <w:r>
         <w:rPr>
-          <w:rFonts w:eastAsia="黑体" w:cs="Times New Roman"/>
+          <w:rFonts w:eastAsia="SimHei" w:cs="Times New Roman"/>
           <w:b/>
           <w:noProof/>
           <w:sz w:val="18"/>
@@ -8622,7 +8106,7 @@
       </w:r>
       <w:r>
         <w:rPr>
-          <w:rFonts w:eastAsia="黑体" w:cs="Times New Roman" w:hint="eastAsia"/>
+          <w:rFonts w:eastAsia="SimHei" w:cs="Times New Roman" w:hint="eastAsia"/>
           <w:b/>
           <w:sz w:val="18"/>
         </w:rPr>
@@ -8631,7 +8115,7 @@
       <w:bookmarkEnd w:id="6"/>
       <w:r>
         <w:rPr>
-          <w:rFonts w:eastAsia="黑体" w:cs="Times New Roman" w:hint="eastAsia"/>
+          <w:rFonts w:eastAsia="SimHei" w:cs="Times New Roman" w:hint="eastAsia"/>
           <w:b/>
           <w:sz w:val="18"/>
         </w:rPr>
@@ -8639,7 +8123,7 @@
       </w:r>
       <w:r>
         <w:rPr>
-          <w:rFonts w:eastAsia="黑体" w:cs="Times New Roman" w:hint="eastAsia"/>
+          <w:rFonts w:eastAsia="SimHei" w:cs="Times New Roman" w:hint="eastAsia"/>
           <w:b/>
           <w:sz w:val="18"/>
         </w:rPr>
@@ -8651,14 +8135,14 @@
         <w:ind w:firstLine="361"/>
         <w:jc w:val="center"/>
         <w:rPr>
-          <w:rFonts w:eastAsia="黑体" w:cs="Times New Roman"/>
-          <w:b/>
-          <w:sz w:val="18"/>
-        </w:rPr>
-      </w:pPr>
-      <w:r>
-        <w:rPr>
-          <w:rFonts w:eastAsia="黑体" w:cs="Times New Roman" w:hint="eastAsia"/>
+          <w:rFonts w:eastAsia="SimHei" w:cs="Times New Roman"/>
+          <w:b/>
+          <w:sz w:val="18"/>
+        </w:rPr>
+      </w:pPr>
+      <w:r>
+        <w:rPr>
+          <w:rFonts w:eastAsia="SimHei" w:cs="Times New Roman" w:hint="eastAsia"/>
           <w:b/>
           <w:sz w:val="18"/>
         </w:rPr>
@@ -8666,7 +8150,7 @@
       </w:r>
       <w:r>
         <w:rPr>
-          <w:rFonts w:eastAsia="黑体" w:cs="Times New Roman"/>
+          <w:rFonts w:eastAsia="SimHei" w:cs="Times New Roman"/>
           <w:b/>
           <w:sz w:val="18"/>
         </w:rPr>
@@ -8834,7 +8318,6 @@
               <w:rPr>
                 <w:rFonts w:hint="eastAsia"/>
               </w:rPr>
-              <w:lastRenderedPageBreak/>
               <w:t>最小支护力（</w:t>
             </w:r>
             <w:r>
@@ -9107,14 +8590,14 @@
         <w:pStyle w:val="Caption"/>
         <w:ind w:firstLine="361"/>
         <w:rPr>
-          <w:rFonts w:eastAsia="黑体" w:cs="Times New Roman"/>
-          <w:b/>
-          <w:sz w:val="18"/>
-        </w:rPr>
-      </w:pPr>
-      <w:r>
-        <w:rPr>
-          <w:rFonts w:eastAsia="黑体" w:cs="Times New Roman" w:hint="eastAsia"/>
+          <w:rFonts w:eastAsia="SimHei" w:cs="Times New Roman"/>
+          <w:b/>
+          <w:sz w:val="18"/>
+        </w:rPr>
+      </w:pPr>
+      <w:r>
+        <w:rPr>
+          <w:rFonts w:eastAsia="SimHei" w:cs="Times New Roman" w:hint="eastAsia"/>
           <w:b/>
           <w:sz w:val="18"/>
         </w:rPr>
@@ -9122,7 +8605,7 @@
       </w:r>
       <w:r>
         <w:rPr>
-          <w:rFonts w:eastAsia="黑体" w:cs="Times New Roman" w:hint="eastAsia"/>
+          <w:rFonts w:eastAsia="SimHei" w:cs="Times New Roman" w:hint="eastAsia"/>
           <w:b/>
           <w:sz w:val="18"/>
         </w:rPr>
@@ -9130,7 +8613,7 @@
       </w:r>
       <w:r>
         <w:rPr>
-          <w:rFonts w:eastAsia="黑体" w:cs="Times New Roman" w:hint="eastAsia"/>
+          <w:rFonts w:eastAsia="SimHei" w:cs="Times New Roman" w:hint="eastAsia"/>
           <w:b/>
           <w:sz w:val="18"/>
         </w:rPr>
@@ -9138,7 +8621,7 @@
       </w:r>
       <w:r>
         <w:rPr>
-          <w:rFonts w:eastAsia="黑体" w:cs="Times New Roman" w:hint="eastAsia"/>
+          <w:rFonts w:eastAsia="SimHei" w:cs="Times New Roman" w:hint="eastAsia"/>
           <w:b/>
           <w:sz w:val="18"/>
         </w:rPr>
@@ -9146,7 +8629,7 @@
       </w:r>
       <w:r>
         <w:rPr>
-          <w:rFonts w:eastAsia="黑体" w:cs="Times New Roman" w:hint="eastAsia"/>
+          <w:rFonts w:eastAsia="SimHei" w:cs="Times New Roman" w:hint="eastAsia"/>
           <w:b/>
           <w:sz w:val="18"/>
         </w:rPr>
@@ -9154,7 +8637,7 @@
       </w:r>
       <w:r>
         <w:rPr>
-          <w:rFonts w:eastAsia="黑体" w:cs="Times New Roman" w:hint="eastAsia"/>
+          <w:rFonts w:eastAsia="SimHei" w:cs="Times New Roman" w:hint="eastAsia"/>
           <w:b/>
           <w:sz w:val="18"/>
         </w:rPr>
@@ -9162,7 +8645,7 @@
       </w:r>
       <w:r>
         <w:rPr>
-          <w:rFonts w:eastAsia="黑体" w:cs="Times New Roman" w:hint="eastAsia"/>
+          <w:rFonts w:eastAsia="SimHei" w:cs="Times New Roman" w:hint="eastAsia"/>
           <w:b/>
           <w:sz w:val="18"/>
         </w:rPr>
@@ -9170,7 +8653,7 @@
       </w:r>
       <w:r>
         <w:rPr>
-          <w:rFonts w:eastAsia="黑体" w:cs="Times New Roman"/>
+          <w:rFonts w:eastAsia="SimHei" w:cs="Times New Roman"/>
           <w:b/>
           <w:noProof/>
           <w:sz w:val="18"/>
@@ -9179,7 +8662,7 @@
       </w:r>
       <w:r>
         <w:rPr>
-          <w:rFonts w:eastAsia="黑体" w:cs="Times New Roman" w:hint="eastAsia"/>
+          <w:rFonts w:eastAsia="SimHei" w:cs="Times New Roman" w:hint="eastAsia"/>
           <w:b/>
           <w:sz w:val="18"/>
         </w:rPr>
@@ -9187,7 +8670,7 @@
       </w:r>
       <w:r>
         <w:rPr>
-          <w:rFonts w:eastAsia="黑体" w:cs="Times New Roman" w:hint="eastAsia"/>
+          <w:rFonts w:eastAsia="SimHei" w:cs="Times New Roman" w:hint="eastAsia"/>
           <w:b/>
           <w:sz w:val="18"/>
         </w:rPr>
@@ -9199,14 +8682,14 @@
         <w:ind w:firstLine="361"/>
         <w:jc w:val="center"/>
         <w:rPr>
-          <w:rFonts w:eastAsia="黑体" w:cs="Times New Roman"/>
-          <w:b/>
-          <w:sz w:val="18"/>
-        </w:rPr>
-      </w:pPr>
-      <w:r>
-        <w:rPr>
-          <w:rFonts w:eastAsia="黑体" w:cs="Times New Roman" w:hint="eastAsia"/>
+          <w:rFonts w:eastAsia="SimHei" w:cs="Times New Roman"/>
+          <w:b/>
+          <w:sz w:val="18"/>
+        </w:rPr>
+      </w:pPr>
+      <w:r>
+        <w:rPr>
+          <w:rFonts w:eastAsia="SimHei" w:cs="Times New Roman" w:hint="eastAsia"/>
           <w:b/>
           <w:sz w:val="18"/>
         </w:rPr>
@@ -9214,7 +8697,7 @@
       </w:r>
       <w:r>
         <w:rPr>
-          <w:rFonts w:eastAsia="黑体" w:cs="Times New Roman"/>
+          <w:rFonts w:eastAsia="SimHei" w:cs="Times New Roman"/>
           <w:b/>
           <w:sz w:val="18"/>
         </w:rPr>
@@ -9224,7 +8707,7 @@
     <w:p>
       <w:pPr>
         <w:rPr>
-          <w:rFonts w:eastAsia="黑体" w:cs="Times New Roman"/>
+          <w:rFonts w:eastAsia="SimHei" w:cs="Times New Roman"/>
           <w:b/>
           <w:color w:val="000000" w:themeColor="text1"/>
           <w:sz w:val="24"/>
@@ -9233,7 +8716,7 @@
       </w:pPr>
       <w:r>
         <w:rPr>
-          <w:rFonts w:eastAsia="黑体" w:cs="Times New Roman"/>
+          <w:rFonts w:eastAsia="SimHei" w:cs="Times New Roman"/>
           <w:b/>
           <w:color w:val="000000" w:themeColor="text1"/>
           <w:sz w:val="24"/>
@@ -9243,7 +8726,7 @@
       </w:r>
       <w:r>
         <w:rPr>
-          <w:rFonts w:eastAsia="黑体" w:cs="Times New Roman"/>
+          <w:rFonts w:eastAsia="SimHei" w:cs="Times New Roman"/>
           <w:b/>
           <w:color w:val="000000" w:themeColor="text1"/>
           <w:sz w:val="24"/>
@@ -9253,7 +8736,7 @@
       </w:r>
       <w:r>
         <w:rPr>
-          <w:rFonts w:eastAsia="黑体" w:cs="Times New Roman"/>
+          <w:rFonts w:eastAsia="SimHei" w:cs="Times New Roman"/>
           <w:b/>
           <w:color w:val="000000" w:themeColor="text1"/>
           <w:sz w:val="24"/>
@@ -9263,7 +8746,7 @@
       </w:r>
       <w:r>
         <w:rPr>
-          <w:rFonts w:eastAsia="黑体" w:cs="Times New Roman" w:hint="eastAsia"/>
+          <w:rFonts w:eastAsia="SimHei" w:cs="Times New Roman" w:hint="eastAsia"/>
           <w:b/>
           <w:color w:val="000000" w:themeColor="text1"/>
           <w:sz w:val="24"/>
@@ -9428,6 +8911,7 @@
           <w:rFonts w:cs="Times New Roman" w:hint="eastAsia"/>
           <w:color w:val="000000" w:themeColor="text1"/>
         </w:rPr>
+        <w:lastRenderedPageBreak/>
         <w:t>用了弹性力学中的</w:t>
       </w:r>
       <w:r>
@@ -10156,14 +9640,14 @@
     <w:p>
       <w:pPr>
         <w:rPr>
-          <w:rFonts w:ascii="黑体" w:eastAsia="黑体" w:hAnsi="黑体" w:cs="方正黑体简体"/>
+          <w:rFonts w:ascii="SimHei" w:eastAsia="SimHei" w:hAnsi="SimHei" w:cs="方正黑体简体"/>
           <w:kern w:val="0"/>
           <w:sz w:val="24"/>
         </w:rPr>
       </w:pPr>
       <w:r>
         <w:rPr>
-          <w:rFonts w:ascii="黑体" w:eastAsia="黑体" w:hAnsi="黑体" w:cs="方正黑体简体"/>
+          <w:rFonts w:ascii="SimHei" w:eastAsia="SimHei" w:hAnsi="SimHei" w:cs="方正黑体简体"/>
           <w:kern w:val="0"/>
           <w:sz w:val="24"/>
         </w:rPr>
@@ -10171,7 +9655,7 @@
       </w:r>
       <w:r>
         <w:rPr>
-          <w:rFonts w:ascii="黑体" w:eastAsia="黑体" w:hAnsi="黑体" w:cs="方正黑体简体" w:hint="eastAsia"/>
+          <w:rFonts w:ascii="SimHei" w:eastAsia="SimHei" w:hAnsi="SimHei" w:cs="方正黑体简体" w:hint="eastAsia"/>
           <w:kern w:val="0"/>
           <w:sz w:val="24"/>
         </w:rPr>
@@ -10181,7 +9665,7 @@
     <w:p>
       <w:pPr>
         <w:rPr>
-          <w:rFonts w:eastAsia="黑体" w:cs="Times New Roman"/>
+          <w:rFonts w:eastAsia="SimHei" w:cs="Times New Roman"/>
           <w:b/>
           <w:color w:val="000000" w:themeColor="text1"/>
           <w:sz w:val="24"/>
@@ -10190,7 +9674,7 @@
       </w:pPr>
       <w:r>
         <w:rPr>
-          <w:rFonts w:eastAsia="黑体" w:cs="Times New Roman"/>
+          <w:rFonts w:eastAsia="SimHei" w:cs="Times New Roman"/>
           <w:b/>
           <w:color w:val="000000" w:themeColor="text1"/>
           <w:sz w:val="24"/>
@@ -10200,7 +9684,7 @@
       </w:r>
       <w:r>
         <w:rPr>
-          <w:rFonts w:eastAsia="黑体" w:cs="Times New Roman"/>
+          <w:rFonts w:eastAsia="SimHei" w:cs="Times New Roman"/>
           <w:b/>
           <w:color w:val="000000" w:themeColor="text1"/>
           <w:sz w:val="24"/>
@@ -10210,7 +9694,7 @@
       </w:r>
       <w:r>
         <w:rPr>
-          <w:rFonts w:eastAsia="黑体" w:cs="Times New Roman" w:hint="eastAsia"/>
+          <w:rFonts w:eastAsia="SimHei" w:cs="Times New Roman" w:hint="eastAsia"/>
           <w:b/>
           <w:color w:val="000000" w:themeColor="text1"/>
           <w:sz w:val="24"/>
@@ -10277,7 +9761,7 @@
       </w:r>
       <w:r>
         <w:rPr>
-          <w:rFonts w:eastAsia="黑体" w:cs="Times New Roman" w:hint="eastAsia"/>
+          <w:rFonts w:eastAsia="SimHei" w:cs="Times New Roman" w:hint="eastAsia"/>
           <w:b/>
           <w:sz w:val="18"/>
         </w:rPr>
@@ -10285,7 +9769,7 @@
       </w:r>
       <w:r>
         <w:rPr>
-          <w:rFonts w:eastAsia="黑体" w:cs="Times New Roman" w:hint="eastAsia"/>
+          <w:rFonts w:eastAsia="SimHei" w:cs="Times New Roman" w:hint="eastAsia"/>
           <w:b/>
           <w:sz w:val="18"/>
         </w:rPr>
@@ -10293,7 +9777,7 @@
       </w:r>
       <w:r>
         <w:rPr>
-          <w:rFonts w:eastAsia="黑体" w:cs="Times New Roman"/>
+          <w:rFonts w:eastAsia="SimHei" w:cs="Times New Roman"/>
           <w:b/>
           <w:noProof/>
           <w:sz w:val="18"/>
@@ -10453,7 +9937,7 @@
       <w:pPr>
         <w:jc w:val="center"/>
         <w:rPr>
-          <w:rFonts w:eastAsia="黑体" w:cs="Times New Roman"/>
+          <w:rFonts w:eastAsia="SimHei" w:cs="Times New Roman"/>
           <w:b/>
           <w:sz w:val="18"/>
         </w:rPr>
@@ -10461,7 +9945,7 @@
       <w:bookmarkStart w:id="7" w:name="_Ref180586706"/>
       <w:r>
         <w:rPr>
-          <w:rFonts w:eastAsia="黑体" w:cs="Times New Roman" w:hint="eastAsia"/>
+          <w:rFonts w:eastAsia="SimHei" w:cs="Times New Roman" w:hint="eastAsia"/>
           <w:b/>
           <w:sz w:val="18"/>
         </w:rPr>
@@ -10469,7 +9953,7 @@
       </w:r>
       <w:r>
         <w:rPr>
-          <w:rFonts w:eastAsia="黑体" w:cs="Times New Roman" w:hint="eastAsia"/>
+          <w:rFonts w:eastAsia="SimHei" w:cs="Times New Roman" w:hint="eastAsia"/>
           <w:b/>
           <w:sz w:val="18"/>
         </w:rPr>
@@ -10477,7 +9961,7 @@
       </w:r>
       <w:r>
         <w:rPr>
-          <w:rFonts w:eastAsia="黑体" w:cs="Times New Roman"/>
+          <w:rFonts w:eastAsia="SimHei" w:cs="Times New Roman"/>
           <w:b/>
           <w:sz w:val="18"/>
         </w:rPr>
@@ -10485,7 +9969,7 @@
       </w:r>
       <w:r>
         <w:rPr>
-          <w:rFonts w:eastAsia="黑体" w:cs="Times New Roman"/>
+          <w:rFonts w:eastAsia="SimHei" w:cs="Times New Roman"/>
           <w:b/>
           <w:sz w:val="18"/>
         </w:rPr>
@@ -10493,7 +9977,7 @@
       </w:r>
       <w:r>
         <w:rPr>
-          <w:rFonts w:eastAsia="黑体" w:cs="Times New Roman" w:hint="eastAsia"/>
+          <w:rFonts w:eastAsia="SimHei" w:cs="Times New Roman" w:hint="eastAsia"/>
           <w:b/>
           <w:sz w:val="18"/>
         </w:rPr>
@@ -10501,7 +9985,7 @@
       </w:r>
       <w:r>
         <w:rPr>
-          <w:rFonts w:eastAsia="黑体" w:cs="Times New Roman" w:hint="eastAsia"/>
+          <w:rFonts w:eastAsia="SimHei" w:cs="Times New Roman" w:hint="eastAsia"/>
           <w:b/>
           <w:sz w:val="18"/>
         </w:rPr>
@@ -10509,7 +9993,7 @@
       </w:r>
       <w:r>
         <w:rPr>
-          <w:rFonts w:eastAsia="黑体" w:cs="Times New Roman" w:hint="eastAsia"/>
+          <w:rFonts w:eastAsia="SimHei" w:cs="Times New Roman" w:hint="eastAsia"/>
           <w:b/>
           <w:sz w:val="18"/>
         </w:rPr>
@@ -10517,7 +10001,7 @@
       </w:r>
       <w:r>
         <w:rPr>
-          <w:rFonts w:eastAsia="黑体" w:cs="Times New Roman"/>
+          <w:rFonts w:eastAsia="SimHei" w:cs="Times New Roman"/>
           <w:b/>
           <w:sz w:val="18"/>
         </w:rPr>
@@ -10525,7 +10009,7 @@
       </w:r>
       <w:r>
         <w:rPr>
-          <w:rFonts w:eastAsia="黑体" w:cs="Times New Roman"/>
+          <w:rFonts w:eastAsia="SimHei" w:cs="Times New Roman"/>
           <w:b/>
           <w:sz w:val="18"/>
         </w:rPr>
@@ -10533,7 +10017,7 @@
       </w:r>
       <w:r>
         <w:rPr>
-          <w:rFonts w:eastAsia="黑体" w:cs="Times New Roman"/>
+          <w:rFonts w:eastAsia="SimHei" w:cs="Times New Roman"/>
           <w:b/>
           <w:noProof/>
           <w:sz w:val="18"/>
@@ -10542,7 +10026,7 @@
       </w:r>
       <w:r>
         <w:rPr>
-          <w:rFonts w:eastAsia="黑体" w:cs="Times New Roman"/>
+          <w:rFonts w:eastAsia="SimHei" w:cs="Times New Roman"/>
           <w:b/>
           <w:sz w:val="18"/>
         </w:rPr>
@@ -10551,7 +10035,7 @@
       <w:bookmarkEnd w:id="7"/>
       <w:r>
         <w:rPr>
-          <w:rFonts w:eastAsia="黑体" w:cs="Times New Roman" w:hint="eastAsia"/>
+          <w:rFonts w:eastAsia="SimHei" w:cs="Times New Roman" w:hint="eastAsia"/>
           <w:b/>
           <w:sz w:val="18"/>
         </w:rPr>
@@ -10562,14 +10046,14 @@
       <w:pPr>
         <w:jc w:val="center"/>
         <w:rPr>
-          <w:rFonts w:eastAsia="黑体" w:cs="Times New Roman"/>
-          <w:b/>
-          <w:sz w:val="18"/>
-        </w:rPr>
-      </w:pPr>
-      <w:r>
-        <w:rPr>
-          <w:rFonts w:eastAsia="黑体" w:cs="Times New Roman" w:hint="eastAsia"/>
+          <w:rFonts w:eastAsia="SimHei" w:cs="Times New Roman"/>
+          <w:b/>
+          <w:sz w:val="18"/>
+        </w:rPr>
+      </w:pPr>
+      <w:r>
+        <w:rPr>
+          <w:rFonts w:eastAsia="SimHei" w:cs="Times New Roman" w:hint="eastAsia"/>
           <w:b/>
           <w:sz w:val="18"/>
         </w:rPr>
@@ -10577,7 +10061,7 @@
       </w:r>
       <w:r>
         <w:rPr>
-          <w:rFonts w:eastAsia="黑体" w:cs="Times New Roman"/>
+          <w:rFonts w:eastAsia="SimHei" w:cs="Times New Roman"/>
           <w:b/>
           <w:sz w:val="18"/>
         </w:rPr>
@@ -10745,14 +10229,13 @@
           <w:rFonts w:cs="Times New Roman" w:hint="eastAsia"/>
           <w:color w:val="000000" w:themeColor="text1"/>
         </w:rPr>
-        <w:lastRenderedPageBreak/>
         <w:t>在整个数值模拟过程中，地层经历了两个主要阶段。首先是地应力平衡阶段，即在未进行开挖前，模拟地层在天然状态下的应力场分布。这一阶段的平衡状态为后续的开挖阶段提供了基础。随后进入地层开挖阶段，此时，模型通过模拟盾构掘进过程中的土体扰动，逐步反映出开挖对周围地层的影响。在开挖面处，为确保其稳定性，施加了前文通过理论计算得到的最小支护力。</w:t>
       </w:r>
     </w:p>
     <w:p>
       <w:pPr>
         <w:rPr>
-          <w:rFonts w:eastAsia="黑体" w:cs="Times New Roman"/>
+          <w:rFonts w:eastAsia="SimHei" w:cs="Times New Roman"/>
           <w:b/>
           <w:color w:val="000000" w:themeColor="text1"/>
           <w:sz w:val="24"/>
@@ -10761,7 +10244,7 @@
       </w:pPr>
       <w:r>
         <w:rPr>
-          <w:rFonts w:eastAsia="黑体" w:cs="Times New Roman"/>
+          <w:rFonts w:eastAsia="SimHei" w:cs="Times New Roman"/>
           <w:b/>
           <w:color w:val="000000" w:themeColor="text1"/>
           <w:sz w:val="24"/>
@@ -10771,7 +10254,7 @@
       </w:r>
       <w:r>
         <w:rPr>
-          <w:rFonts w:eastAsia="黑体" w:cs="Times New Roman"/>
+          <w:rFonts w:eastAsia="SimHei" w:cs="Times New Roman"/>
           <w:b/>
           <w:color w:val="000000" w:themeColor="text1"/>
           <w:sz w:val="24"/>
@@ -10781,7 +10264,7 @@
       </w:r>
       <w:r>
         <w:rPr>
-          <w:rFonts w:eastAsia="黑体" w:cs="Times New Roman" w:hint="eastAsia"/>
+          <w:rFonts w:eastAsia="SimHei" w:cs="Times New Roman" w:hint="eastAsia"/>
           <w:b/>
           <w:color w:val="000000" w:themeColor="text1"/>
           <w:sz w:val="24"/>
@@ -10841,7 +10324,7 @@
     <w:p>
       <w:pPr>
         <w:rPr>
-          <w:rFonts w:eastAsia="黑体" w:cs="Times New Roman"/>
+          <w:rFonts w:eastAsia="SimHei" w:cs="Times New Roman"/>
           <w:b/>
           <w:color w:val="000000" w:themeColor="text1"/>
           <w:sz w:val="24"/>
@@ -10850,7 +10333,7 @@
       </w:pPr>
       <w:r>
         <w:rPr>
-          <w:rFonts w:eastAsia="黑体" w:cs="Times New Roman" w:hint="eastAsia"/>
+          <w:rFonts w:eastAsia="SimHei" w:cs="Times New Roman" w:hint="eastAsia"/>
           <w:b/>
           <w:color w:val="FF0000"/>
           <w:sz w:val="24"/>
@@ -10860,7 +10343,7 @@
       </w:r>
       <w:r>
         <w:rPr>
-          <w:rFonts w:eastAsia="黑体" w:cs="Times New Roman" w:hint="eastAsia"/>
+          <w:rFonts w:eastAsia="SimHei" w:cs="Times New Roman" w:hint="eastAsia"/>
           <w:b/>
           <w:color w:val="000000" w:themeColor="text1"/>
           <w:sz w:val="24"/>
@@ -10870,7 +10353,7 @@
       </w:r>
       <w:r>
         <w:rPr>
-          <w:rFonts w:eastAsia="黑体" w:cs="Times New Roman" w:hint="eastAsia"/>
+          <w:rFonts w:eastAsia="SimHei" w:cs="Times New Roman" w:hint="eastAsia"/>
           <w:b/>
           <w:color w:val="000000" w:themeColor="text1"/>
           <w:sz w:val="24"/>
@@ -10936,6 +10419,7 @@
           <w:rFonts w:cs="Times New Roman" w:hint="eastAsia"/>
           <w:color w:val="000000" w:themeColor="text1"/>
         </w:rPr>
+        <w:lastRenderedPageBreak/>
         <w:t>开挖面处测得的最大位移为</w:t>
       </w:r>
       <w:r>
@@ -10980,7 +10464,7 @@
       <w:pPr>
         <w:jc w:val="center"/>
         <w:rPr>
-          <w:rFonts w:eastAsia="黑体" w:cs="Times New Roman"/>
+          <w:rFonts w:eastAsia="SimHei" w:cs="Times New Roman"/>
           <w:color w:val="000000" w:themeColor="text1"/>
           <w:sz w:val="24"/>
           <w:szCs w:val="24"/>
@@ -11033,27 +10517,27 @@
       <w:pPr>
         <w:jc w:val="center"/>
         <w:rPr>
-          <w:rFonts w:eastAsia="黑体" w:cs="Times New Roman"/>
-          <w:sz w:val="18"/>
-        </w:rPr>
-      </w:pPr>
-      <w:r>
-        <w:rPr>
-          <w:rFonts w:eastAsia="黑体" w:cs="Times New Roman" w:hint="eastAsia"/>
+          <w:rFonts w:eastAsia="SimHei" w:cs="Times New Roman"/>
+          <w:sz w:val="18"/>
+        </w:rPr>
+      </w:pPr>
+      <w:r>
+        <w:rPr>
+          <w:rFonts w:eastAsia="SimHei" w:cs="Times New Roman" w:hint="eastAsia"/>
           <w:sz w:val="18"/>
         </w:rPr>
         <w:t>（</w:t>
       </w:r>
       <w:r>
         <w:rPr>
-          <w:rFonts w:eastAsia="黑体" w:cs="Times New Roman" w:hint="eastAsia"/>
+          <w:rFonts w:eastAsia="SimHei" w:cs="Times New Roman" w:hint="eastAsia"/>
           <w:sz w:val="18"/>
         </w:rPr>
         <w:t>a</w:t>
       </w:r>
       <w:r>
         <w:rPr>
-          <w:rFonts w:eastAsia="黑体" w:cs="Times New Roman" w:hint="eastAsia"/>
+          <w:rFonts w:eastAsia="SimHei" w:cs="Times New Roman" w:hint="eastAsia"/>
           <w:sz w:val="18"/>
         </w:rPr>
         <w:t>）等效塑性应变</w:t>
@@ -11063,13 +10547,13 @@
       <w:pPr>
         <w:jc w:val="center"/>
         <w:rPr>
-          <w:rFonts w:eastAsia="黑体" w:cs="Times New Roman"/>
-          <w:sz w:val="18"/>
-        </w:rPr>
-      </w:pPr>
-      <w:r>
-        <w:rPr>
-          <w:rFonts w:eastAsia="黑体" w:cs="Times New Roman"/>
+          <w:rFonts w:eastAsia="SimHei" w:cs="Times New Roman"/>
+          <w:sz w:val="18"/>
+        </w:rPr>
+      </w:pPr>
+      <w:r>
+        <w:rPr>
+          <w:rFonts w:eastAsia="SimHei" w:cs="Times New Roman"/>
           <w:noProof/>
           <w:sz w:val="18"/>
         </w:rPr>
@@ -11116,27 +10600,27 @@
       <w:pPr>
         <w:jc w:val="center"/>
         <w:rPr>
-          <w:rFonts w:eastAsia="黑体" w:cs="Times New Roman"/>
-          <w:sz w:val="18"/>
-        </w:rPr>
-      </w:pPr>
-      <w:r>
-        <w:rPr>
-          <w:rFonts w:eastAsia="黑体" w:cs="Times New Roman" w:hint="eastAsia"/>
+          <w:rFonts w:eastAsia="SimHei" w:cs="Times New Roman"/>
+          <w:sz w:val="18"/>
+        </w:rPr>
+      </w:pPr>
+      <w:r>
+        <w:rPr>
+          <w:rFonts w:eastAsia="SimHei" w:cs="Times New Roman" w:hint="eastAsia"/>
           <w:sz w:val="18"/>
         </w:rPr>
         <w:t>（</w:t>
       </w:r>
       <w:r>
         <w:rPr>
-          <w:rFonts w:eastAsia="黑体" w:cs="Times New Roman" w:hint="eastAsia"/>
+          <w:rFonts w:eastAsia="SimHei" w:cs="Times New Roman" w:hint="eastAsia"/>
           <w:sz w:val="18"/>
         </w:rPr>
         <w:t>b</w:t>
       </w:r>
       <w:r>
         <w:rPr>
-          <w:rFonts w:eastAsia="黑体" w:cs="Times New Roman" w:hint="eastAsia"/>
+          <w:rFonts w:eastAsia="SimHei" w:cs="Times New Roman" w:hint="eastAsia"/>
           <w:sz w:val="18"/>
         </w:rPr>
         <w:t>）孔隙水压力</w:t>
@@ -11195,21 +10679,21 @@
       </w:pPr>
       <w:r>
         <w:rPr>
-          <w:rFonts w:eastAsia="黑体" w:cs="Times New Roman" w:hint="eastAsia"/>
+          <w:rFonts w:eastAsia="SimHei" w:cs="Times New Roman" w:hint="eastAsia"/>
           <w:sz w:val="18"/>
         </w:rPr>
         <w:t>（</w:t>
       </w:r>
       <w:r>
         <w:rPr>
-          <w:rFonts w:eastAsia="黑体" w:cs="Times New Roman" w:hint="eastAsia"/>
+          <w:rFonts w:eastAsia="SimHei" w:cs="Times New Roman" w:hint="eastAsia"/>
           <w:sz w:val="18"/>
         </w:rPr>
         <w:t>c</w:t>
       </w:r>
       <w:r>
         <w:rPr>
-          <w:rFonts w:eastAsia="黑体" w:cs="Times New Roman" w:hint="eastAsia"/>
+          <w:rFonts w:eastAsia="SimHei" w:cs="Times New Roman" w:hint="eastAsia"/>
           <w:sz w:val="18"/>
         </w:rPr>
         <w:t>）总位移矢量</w:t>
@@ -11219,62 +10703,62 @@
       <w:pPr>
         <w:jc w:val="center"/>
         <w:rPr>
-          <w:rFonts w:eastAsia="黑体" w:cs="Times New Roman"/>
-          <w:sz w:val="18"/>
-        </w:rPr>
-      </w:pPr>
-      <w:r>
-        <w:rPr>
-          <w:rFonts w:eastAsia="黑体" w:cs="Times New Roman"/>
+          <w:rFonts w:eastAsia="SimHei" w:cs="Times New Roman"/>
+          <w:sz w:val="18"/>
+        </w:rPr>
+      </w:pPr>
+      <w:r>
+        <w:rPr>
+          <w:rFonts w:eastAsia="SimHei" w:cs="Times New Roman"/>
           <w:sz w:val="18"/>
         </w:rPr>
         <w:t>图</w:t>
       </w:r>
       <w:r>
         <w:rPr>
-          <w:rFonts w:eastAsia="黑体" w:cs="Times New Roman"/>
+          <w:rFonts w:eastAsia="SimHei" w:cs="Times New Roman"/>
           <w:sz w:val="18"/>
         </w:rPr>
         <w:t xml:space="preserve"> </w:t>
       </w:r>
       <w:r>
         <w:rPr>
-          <w:rFonts w:eastAsia="黑体" w:cs="Times New Roman"/>
+          <w:rFonts w:eastAsia="SimHei" w:cs="Times New Roman"/>
           <w:sz w:val="18"/>
         </w:rPr>
         <w:fldChar w:fldCharType="begin"/>
       </w:r>
       <w:r>
         <w:rPr>
-          <w:rFonts w:eastAsia="黑体" w:cs="Times New Roman"/>
+          <w:rFonts w:eastAsia="SimHei" w:cs="Times New Roman"/>
           <w:sz w:val="18"/>
         </w:rPr>
         <w:instrText xml:space="preserve"> SEQ </w:instrText>
       </w:r>
       <w:r>
         <w:rPr>
-          <w:rFonts w:eastAsia="黑体" w:cs="Times New Roman"/>
+          <w:rFonts w:eastAsia="SimHei" w:cs="Times New Roman"/>
           <w:sz w:val="18"/>
         </w:rPr>
         <w:instrText>图</w:instrText>
       </w:r>
       <w:r>
         <w:rPr>
-          <w:rFonts w:eastAsia="黑体" w:cs="Times New Roman"/>
+          <w:rFonts w:eastAsia="SimHei" w:cs="Times New Roman"/>
           <w:sz w:val="18"/>
         </w:rPr>
         <w:instrText xml:space="preserve"> \* ARABIC </w:instrText>
       </w:r>
       <w:r>
         <w:rPr>
-          <w:rFonts w:eastAsia="黑体" w:cs="Times New Roman"/>
+          <w:rFonts w:eastAsia="SimHei" w:cs="Times New Roman"/>
           <w:sz w:val="18"/>
         </w:rPr>
         <w:fldChar w:fldCharType="separate"/>
       </w:r>
       <w:r>
         <w:rPr>
-          <w:rFonts w:eastAsia="黑体" w:cs="Times New Roman"/>
+          <w:rFonts w:eastAsia="SimHei" w:cs="Times New Roman"/>
           <w:noProof/>
           <w:sz w:val="18"/>
         </w:rPr>
@@ -11282,28 +10766,28 @@
       </w:r>
       <w:r>
         <w:rPr>
-          <w:rFonts w:eastAsia="黑体" w:cs="Times New Roman"/>
+          <w:rFonts w:eastAsia="SimHei" w:cs="Times New Roman"/>
           <w:sz w:val="18"/>
         </w:rPr>
         <w:fldChar w:fldCharType="end"/>
       </w:r>
       <w:r>
         <w:rPr>
-          <w:rFonts w:eastAsia="黑体" w:cs="Times New Roman" w:hint="eastAsia"/>
+          <w:rFonts w:eastAsia="SimHei" w:cs="Times New Roman" w:hint="eastAsia"/>
           <w:sz w:val="18"/>
         </w:rPr>
         <w:t>断面</w:t>
       </w:r>
       <w:r>
         <w:rPr>
-          <w:rFonts w:eastAsia="黑体" w:cs="Times New Roman" w:hint="eastAsia"/>
+          <w:rFonts w:eastAsia="SimHei" w:cs="Times New Roman" w:hint="eastAsia"/>
           <w:sz w:val="18"/>
         </w:rPr>
         <w:t>1</w:t>
       </w:r>
       <w:r>
         <w:rPr>
-          <w:rFonts w:eastAsia="黑体" w:cs="Times New Roman" w:hint="eastAsia"/>
+          <w:rFonts w:eastAsia="SimHei" w:cs="Times New Roman" w:hint="eastAsia"/>
           <w:sz w:val="18"/>
         </w:rPr>
         <w:t>开挖后各项指标分布特征</w:t>
@@ -11313,20 +10797,20 @@
       <w:pPr>
         <w:jc w:val="center"/>
         <w:rPr>
-          <w:rFonts w:eastAsia="黑体" w:cs="Times New Roman"/>
-          <w:sz w:val="18"/>
-        </w:rPr>
-      </w:pPr>
-      <w:r>
-        <w:rPr>
-          <w:rFonts w:eastAsia="黑体" w:cs="Times New Roman" w:hint="eastAsia"/>
+          <w:rFonts w:eastAsia="SimHei" w:cs="Times New Roman"/>
+          <w:sz w:val="18"/>
+        </w:rPr>
+      </w:pPr>
+      <w:r>
+        <w:rPr>
+          <w:rFonts w:eastAsia="SimHei" w:cs="Times New Roman" w:hint="eastAsia"/>
           <w:sz w:val="18"/>
         </w:rPr>
         <w:t>F</w:t>
       </w:r>
       <w:r>
         <w:rPr>
-          <w:rFonts w:eastAsia="黑体" w:cs="Times New Roman"/>
+          <w:rFonts w:eastAsia="SimHei" w:cs="Times New Roman"/>
           <w:sz w:val="18"/>
         </w:rPr>
         <w:t>ig.5 Distribution characteristics of various indicators after excavation of section 1</w:t>
@@ -11335,7 +10819,7 @@
     <w:p>
       <w:pPr>
         <w:rPr>
-          <w:rFonts w:eastAsia="黑体" w:cs="Times New Roman"/>
+          <w:rFonts w:eastAsia="SimHei" w:cs="Times New Roman"/>
           <w:b/>
           <w:color w:val="000000" w:themeColor="text1"/>
           <w:sz w:val="24"/>
@@ -11344,18 +10828,17 @@
       </w:pPr>
       <w:r>
         <w:rPr>
-          <w:rFonts w:eastAsia="黑体" w:cs="Times New Roman" w:hint="eastAsia"/>
+          <w:rFonts w:eastAsia="SimHei" w:cs="Times New Roman" w:hint="eastAsia"/>
           <w:b/>
           <w:color w:val="FF0000"/>
           <w:sz w:val="24"/>
           <w:szCs w:val="24"/>
         </w:rPr>
-        <w:lastRenderedPageBreak/>
         <w:t>2.2.2</w:t>
       </w:r>
       <w:r>
         <w:rPr>
-          <w:rFonts w:eastAsia="黑体" w:cs="Times New Roman" w:hint="eastAsia"/>
+          <w:rFonts w:eastAsia="SimHei" w:cs="Times New Roman" w:hint="eastAsia"/>
           <w:b/>
           <w:color w:val="000000" w:themeColor="text1"/>
           <w:sz w:val="24"/>
@@ -11365,7 +10848,7 @@
       </w:r>
       <w:r>
         <w:rPr>
-          <w:rFonts w:eastAsia="黑体" w:cs="Times New Roman" w:hint="eastAsia"/>
+          <w:rFonts w:eastAsia="SimHei" w:cs="Times New Roman" w:hint="eastAsia"/>
           <w:b/>
           <w:color w:val="000000" w:themeColor="text1"/>
           <w:sz w:val="24"/>
@@ -11378,7 +10861,7 @@
       <w:pPr>
         <w:jc w:val="center"/>
         <w:rPr>
-          <w:rFonts w:eastAsia="黑体" w:cs="Times New Roman"/>
+          <w:rFonts w:eastAsia="SimHei" w:cs="Times New Roman"/>
           <w:color w:val="000000" w:themeColor="text1"/>
           <w:sz w:val="24"/>
           <w:szCs w:val="24"/>
@@ -11431,27 +10914,27 @@
       <w:pPr>
         <w:jc w:val="center"/>
         <w:rPr>
-          <w:rFonts w:eastAsia="黑体" w:cs="Times New Roman"/>
-          <w:sz w:val="18"/>
-        </w:rPr>
-      </w:pPr>
-      <w:r>
-        <w:rPr>
-          <w:rFonts w:eastAsia="黑体" w:cs="Times New Roman" w:hint="eastAsia"/>
+          <w:rFonts w:eastAsia="SimHei" w:cs="Times New Roman"/>
+          <w:sz w:val="18"/>
+        </w:rPr>
+      </w:pPr>
+      <w:r>
+        <w:rPr>
+          <w:rFonts w:eastAsia="SimHei" w:cs="Times New Roman" w:hint="eastAsia"/>
           <w:sz w:val="18"/>
         </w:rPr>
         <w:t>（</w:t>
       </w:r>
       <w:r>
         <w:rPr>
-          <w:rFonts w:eastAsia="黑体" w:cs="Times New Roman" w:hint="eastAsia"/>
+          <w:rFonts w:eastAsia="SimHei" w:cs="Times New Roman" w:hint="eastAsia"/>
           <w:sz w:val="18"/>
         </w:rPr>
         <w:t>a</w:t>
       </w:r>
       <w:r>
         <w:rPr>
-          <w:rFonts w:eastAsia="黑体" w:cs="Times New Roman" w:hint="eastAsia"/>
+          <w:rFonts w:eastAsia="SimHei" w:cs="Times New Roman" w:hint="eastAsia"/>
           <w:sz w:val="18"/>
         </w:rPr>
         <w:t>）等效塑性应变</w:t>
@@ -11461,7 +10944,7 @@
       <w:pPr>
         <w:jc w:val="center"/>
         <w:rPr>
-          <w:rFonts w:eastAsia="黑体" w:cs="Times New Roman"/>
+          <w:rFonts w:eastAsia="SimHei" w:cs="Times New Roman"/>
           <w:color w:val="000000" w:themeColor="text1"/>
           <w:sz w:val="24"/>
           <w:szCs w:val="24"/>
@@ -11514,27 +10997,27 @@
       <w:pPr>
         <w:jc w:val="center"/>
         <w:rPr>
-          <w:rFonts w:eastAsia="黑体" w:cs="Times New Roman"/>
-          <w:sz w:val="18"/>
-        </w:rPr>
-      </w:pPr>
-      <w:r>
-        <w:rPr>
-          <w:rFonts w:eastAsia="黑体" w:cs="Times New Roman" w:hint="eastAsia"/>
+          <w:rFonts w:eastAsia="SimHei" w:cs="Times New Roman"/>
+          <w:sz w:val="18"/>
+        </w:rPr>
+      </w:pPr>
+      <w:r>
+        <w:rPr>
+          <w:rFonts w:eastAsia="SimHei" w:cs="Times New Roman" w:hint="eastAsia"/>
           <w:sz w:val="18"/>
         </w:rPr>
         <w:t>（</w:t>
       </w:r>
       <w:r>
         <w:rPr>
-          <w:rFonts w:eastAsia="黑体" w:cs="Times New Roman" w:hint="eastAsia"/>
+          <w:rFonts w:eastAsia="SimHei" w:cs="Times New Roman" w:hint="eastAsia"/>
           <w:sz w:val="18"/>
         </w:rPr>
         <w:t>b</w:t>
       </w:r>
       <w:r>
         <w:rPr>
-          <w:rFonts w:eastAsia="黑体" w:cs="Times New Roman" w:hint="eastAsia"/>
+          <w:rFonts w:eastAsia="SimHei" w:cs="Times New Roman" w:hint="eastAsia"/>
           <w:sz w:val="18"/>
         </w:rPr>
         <w:t>）孔隙水压力</w:t>
@@ -11544,7 +11027,7 @@
       <w:pPr>
         <w:jc w:val="center"/>
         <w:rPr>
-          <w:rFonts w:eastAsia="黑体" w:cs="Times New Roman"/>
+          <w:rFonts w:eastAsia="SimHei" w:cs="Times New Roman"/>
           <w:color w:val="000000" w:themeColor="text1"/>
           <w:sz w:val="24"/>
           <w:szCs w:val="24"/>
@@ -11599,21 +11082,21 @@
       </w:pPr>
       <w:r>
         <w:rPr>
-          <w:rFonts w:eastAsia="黑体" w:cs="Times New Roman" w:hint="eastAsia"/>
+          <w:rFonts w:eastAsia="SimHei" w:cs="Times New Roman" w:hint="eastAsia"/>
           <w:sz w:val="18"/>
         </w:rPr>
         <w:t>（</w:t>
       </w:r>
       <w:r>
         <w:rPr>
-          <w:rFonts w:eastAsia="黑体" w:cs="Times New Roman" w:hint="eastAsia"/>
+          <w:rFonts w:eastAsia="SimHei" w:cs="Times New Roman" w:hint="eastAsia"/>
           <w:sz w:val="18"/>
         </w:rPr>
         <w:t>c</w:t>
       </w:r>
       <w:r>
         <w:rPr>
-          <w:rFonts w:eastAsia="黑体" w:cs="Times New Roman" w:hint="eastAsia"/>
+          <w:rFonts w:eastAsia="SimHei" w:cs="Times New Roman" w:hint="eastAsia"/>
           <w:sz w:val="18"/>
         </w:rPr>
         <w:t>）总位移矢量</w:t>
@@ -11623,62 +11106,62 @@
       <w:pPr>
         <w:jc w:val="center"/>
         <w:rPr>
-          <w:rFonts w:eastAsia="黑体" w:cs="Times New Roman"/>
-          <w:sz w:val="18"/>
-        </w:rPr>
-      </w:pPr>
-      <w:r>
-        <w:rPr>
-          <w:rFonts w:eastAsia="黑体" w:cs="Times New Roman"/>
+          <w:rFonts w:eastAsia="SimHei" w:cs="Times New Roman"/>
+          <w:sz w:val="18"/>
+        </w:rPr>
+      </w:pPr>
+      <w:r>
+        <w:rPr>
+          <w:rFonts w:eastAsia="SimHei" w:cs="Times New Roman"/>
           <w:sz w:val="18"/>
         </w:rPr>
         <w:t>图</w:t>
       </w:r>
       <w:r>
         <w:rPr>
-          <w:rFonts w:eastAsia="黑体" w:cs="Times New Roman"/>
+          <w:rFonts w:eastAsia="SimHei" w:cs="Times New Roman"/>
           <w:sz w:val="18"/>
         </w:rPr>
         <w:t xml:space="preserve"> </w:t>
       </w:r>
       <w:r>
         <w:rPr>
-          <w:rFonts w:eastAsia="黑体" w:cs="Times New Roman"/>
+          <w:rFonts w:eastAsia="SimHei" w:cs="Times New Roman"/>
           <w:sz w:val="18"/>
         </w:rPr>
         <w:fldChar w:fldCharType="begin"/>
       </w:r>
       <w:r>
         <w:rPr>
-          <w:rFonts w:eastAsia="黑体" w:cs="Times New Roman"/>
+          <w:rFonts w:eastAsia="SimHei" w:cs="Times New Roman"/>
           <w:sz w:val="18"/>
         </w:rPr>
         <w:instrText xml:space="preserve"> SEQ </w:instrText>
       </w:r>
       <w:r>
         <w:rPr>
-          <w:rFonts w:eastAsia="黑体" w:cs="Times New Roman"/>
+          <w:rFonts w:eastAsia="SimHei" w:cs="Times New Roman"/>
           <w:sz w:val="18"/>
         </w:rPr>
         <w:instrText>图</w:instrText>
       </w:r>
       <w:r>
         <w:rPr>
-          <w:rFonts w:eastAsia="黑体" w:cs="Times New Roman"/>
+          <w:rFonts w:eastAsia="SimHei" w:cs="Times New Roman"/>
           <w:sz w:val="18"/>
         </w:rPr>
         <w:instrText xml:space="preserve"> \* ARABIC </w:instrText>
       </w:r>
       <w:r>
         <w:rPr>
-          <w:rFonts w:eastAsia="黑体" w:cs="Times New Roman"/>
+          <w:rFonts w:eastAsia="SimHei" w:cs="Times New Roman"/>
           <w:sz w:val="18"/>
         </w:rPr>
         <w:fldChar w:fldCharType="separate"/>
       </w:r>
       <w:r>
         <w:rPr>
-          <w:rFonts w:eastAsia="黑体" w:cs="Times New Roman"/>
+          <w:rFonts w:eastAsia="SimHei" w:cs="Times New Roman"/>
           <w:noProof/>
           <w:sz w:val="18"/>
         </w:rPr>
@@ -11686,28 +11169,28 @@
       </w:r>
       <w:r>
         <w:rPr>
-          <w:rFonts w:eastAsia="黑体" w:cs="Times New Roman"/>
+          <w:rFonts w:eastAsia="SimHei" w:cs="Times New Roman"/>
           <w:sz w:val="18"/>
         </w:rPr>
         <w:fldChar w:fldCharType="end"/>
       </w:r>
       <w:r>
         <w:rPr>
-          <w:rFonts w:eastAsia="黑体" w:cs="Times New Roman" w:hint="eastAsia"/>
+          <w:rFonts w:eastAsia="SimHei" w:cs="Times New Roman" w:hint="eastAsia"/>
           <w:sz w:val="18"/>
         </w:rPr>
         <w:t>断面</w:t>
       </w:r>
       <w:r>
         <w:rPr>
-          <w:rFonts w:eastAsia="黑体" w:cs="Times New Roman"/>
+          <w:rFonts w:eastAsia="SimHei" w:cs="Times New Roman"/>
           <w:sz w:val="18"/>
         </w:rPr>
         <w:t>2</w:t>
       </w:r>
       <w:r>
         <w:rPr>
-          <w:rFonts w:eastAsia="黑体" w:cs="Times New Roman" w:hint="eastAsia"/>
+          <w:rFonts w:eastAsia="SimHei" w:cs="Times New Roman" w:hint="eastAsia"/>
           <w:sz w:val="18"/>
         </w:rPr>
         <w:t>开挖后各项指标分布特征</w:t>
@@ -11717,41 +11200,41 @@
       <w:pPr>
         <w:jc w:val="center"/>
         <w:rPr>
-          <w:rFonts w:eastAsia="黑体" w:cs="Times New Roman"/>
-          <w:sz w:val="18"/>
-        </w:rPr>
-      </w:pPr>
-      <w:r>
-        <w:rPr>
-          <w:rFonts w:eastAsia="黑体" w:cs="Times New Roman" w:hint="eastAsia"/>
+          <w:rFonts w:eastAsia="SimHei" w:cs="Times New Roman"/>
+          <w:sz w:val="18"/>
+        </w:rPr>
+      </w:pPr>
+      <w:r>
+        <w:rPr>
+          <w:rFonts w:eastAsia="SimHei" w:cs="Times New Roman" w:hint="eastAsia"/>
           <w:sz w:val="18"/>
         </w:rPr>
         <w:t>F</w:t>
       </w:r>
       <w:r>
         <w:rPr>
-          <w:rFonts w:eastAsia="黑体" w:cs="Times New Roman"/>
+          <w:rFonts w:eastAsia="SimHei" w:cs="Times New Roman"/>
           <w:sz w:val="18"/>
         </w:rPr>
         <w:t>ig.</w:t>
       </w:r>
       <w:r>
         <w:rPr>
-          <w:rFonts w:eastAsia="黑体" w:cs="Times New Roman"/>
+          <w:rFonts w:eastAsia="SimHei" w:cs="Times New Roman"/>
           <w:sz w:val="18"/>
         </w:rPr>
         <w:t>6</w:t>
       </w:r>
       <w:r>
         <w:rPr>
-          <w:rFonts w:eastAsia="黑体" w:cs="Times New Roman"/>
+          <w:rFonts w:eastAsia="SimHei" w:cs="Times New Roman"/>
           <w:sz w:val="18"/>
         </w:rPr>
         <w:t xml:space="preserve"> Distribution characteristics of various indicators after excavation of section </w:t>
       </w:r>
       <w:r>
         <w:rPr>
-          <w:rFonts w:eastAsia="黑体" w:cs="Times New Roman"/>
+          <w:rFonts w:eastAsia="SimHei" w:cs="Times New Roman"/>
           <w:sz w:val="18"/>
         </w:rPr>
         <w:t>2</w:t>
@@ -11807,6 +11290,7 @@
           <w:rFonts w:cs="Times New Roman"/>
           <w:color w:val="000000" w:themeColor="text1"/>
         </w:rPr>
+        <w:lastRenderedPageBreak/>
         <w:t>道开挖过程中土体的变形情况相对温和，未出现显著的失稳现象。这种较小的位移可能与开挖方法的选择和施工过程中采取的支护措施有关，说明当前施工技术对土体的扰动有限，有助于保持周围岩土的稳定性。</w:t>
       </w:r>
     </w:p>
@@ -11829,7 +11313,7 @@
     <w:p>
       <w:pPr>
         <w:rPr>
-          <w:rFonts w:eastAsia="黑体" w:cs="Times New Roman"/>
+          <w:rFonts w:eastAsia="SimHei" w:cs="Times New Roman"/>
           <w:b/>
           <w:color w:val="000000" w:themeColor="text1"/>
           <w:sz w:val="24"/>
@@ -11838,7 +11322,7 @@
       </w:pPr>
       <w:r>
         <w:rPr>
-          <w:rFonts w:eastAsia="黑体" w:cs="Times New Roman" w:hint="eastAsia"/>
+          <w:rFonts w:eastAsia="SimHei" w:cs="Times New Roman" w:hint="eastAsia"/>
           <w:b/>
           <w:color w:val="FF0000"/>
           <w:sz w:val="24"/>
@@ -11848,7 +11332,7 @@
       </w:r>
       <w:r>
         <w:rPr>
-          <w:rFonts w:eastAsia="黑体" w:cs="Times New Roman" w:hint="eastAsia"/>
+          <w:rFonts w:eastAsia="SimHei" w:cs="Times New Roman" w:hint="eastAsia"/>
           <w:b/>
           <w:color w:val="000000" w:themeColor="text1"/>
           <w:sz w:val="24"/>
@@ -11858,7 +11342,7 @@
       </w:r>
       <w:r>
         <w:rPr>
-          <w:rFonts w:eastAsia="黑体" w:cs="Times New Roman" w:hint="eastAsia"/>
+          <w:rFonts w:eastAsia="SimHei" w:cs="Times New Roman" w:hint="eastAsia"/>
           <w:b/>
           <w:color w:val="000000" w:themeColor="text1"/>
           <w:sz w:val="24"/>
@@ -11871,7 +11355,7 @@
       <w:pPr>
         <w:jc w:val="center"/>
         <w:rPr>
-          <w:rFonts w:eastAsia="黑体" w:cs="Times New Roman"/>
+          <w:rFonts w:eastAsia="SimHei" w:cs="Times New Roman"/>
           <w:color w:val="000000" w:themeColor="text1"/>
           <w:sz w:val="24"/>
           <w:szCs w:val="24"/>
@@ -11924,27 +11408,27 @@
       <w:pPr>
         <w:jc w:val="center"/>
         <w:rPr>
-          <w:rFonts w:eastAsia="黑体" w:cs="Times New Roman"/>
-          <w:sz w:val="18"/>
-        </w:rPr>
-      </w:pPr>
-      <w:r>
-        <w:rPr>
-          <w:rFonts w:eastAsia="黑体" w:cs="Times New Roman" w:hint="eastAsia"/>
+          <w:rFonts w:eastAsia="SimHei" w:cs="Times New Roman"/>
+          <w:sz w:val="18"/>
+        </w:rPr>
+      </w:pPr>
+      <w:r>
+        <w:rPr>
+          <w:rFonts w:eastAsia="SimHei" w:cs="Times New Roman" w:hint="eastAsia"/>
           <w:sz w:val="18"/>
         </w:rPr>
         <w:t>（</w:t>
       </w:r>
       <w:r>
         <w:rPr>
-          <w:rFonts w:eastAsia="黑体" w:cs="Times New Roman" w:hint="eastAsia"/>
+          <w:rFonts w:eastAsia="SimHei" w:cs="Times New Roman" w:hint="eastAsia"/>
           <w:sz w:val="18"/>
         </w:rPr>
         <w:t>a</w:t>
       </w:r>
       <w:r>
         <w:rPr>
-          <w:rFonts w:eastAsia="黑体" w:cs="Times New Roman" w:hint="eastAsia"/>
+          <w:rFonts w:eastAsia="SimHei" w:cs="Times New Roman" w:hint="eastAsia"/>
           <w:sz w:val="18"/>
         </w:rPr>
         <w:t>）等效塑性应变</w:t>
@@ -11954,7 +11438,7 @@
       <w:pPr>
         <w:jc w:val="center"/>
         <w:rPr>
-          <w:rFonts w:eastAsia="黑体" w:cs="Times New Roman"/>
+          <w:rFonts w:eastAsia="SimHei" w:cs="Times New Roman"/>
           <w:color w:val="000000" w:themeColor="text1"/>
           <w:sz w:val="24"/>
           <w:szCs w:val="24"/>
@@ -12007,27 +11491,27 @@
       <w:pPr>
         <w:jc w:val="center"/>
         <w:rPr>
-          <w:rFonts w:eastAsia="黑体" w:cs="Times New Roman"/>
-          <w:sz w:val="18"/>
-        </w:rPr>
-      </w:pPr>
-      <w:r>
-        <w:rPr>
-          <w:rFonts w:eastAsia="黑体" w:cs="Times New Roman" w:hint="eastAsia"/>
+          <w:rFonts w:eastAsia="SimHei" w:cs="Times New Roman"/>
+          <w:sz w:val="18"/>
+        </w:rPr>
+      </w:pPr>
+      <w:r>
+        <w:rPr>
+          <w:rFonts w:eastAsia="SimHei" w:cs="Times New Roman" w:hint="eastAsia"/>
           <w:sz w:val="18"/>
         </w:rPr>
         <w:t>（</w:t>
       </w:r>
       <w:r>
         <w:rPr>
-          <w:rFonts w:eastAsia="黑体" w:cs="Times New Roman" w:hint="eastAsia"/>
+          <w:rFonts w:eastAsia="SimHei" w:cs="Times New Roman" w:hint="eastAsia"/>
           <w:sz w:val="18"/>
         </w:rPr>
         <w:t>b</w:t>
       </w:r>
       <w:r>
         <w:rPr>
-          <w:rFonts w:eastAsia="黑体" w:cs="Times New Roman" w:hint="eastAsia"/>
+          <w:rFonts w:eastAsia="SimHei" w:cs="Times New Roman" w:hint="eastAsia"/>
           <w:sz w:val="18"/>
         </w:rPr>
         <w:t>）孔隙水压力</w:t>
@@ -12081,21 +11565,21 @@
       </w:pPr>
       <w:r>
         <w:rPr>
-          <w:rFonts w:eastAsia="黑体" w:cs="Times New Roman" w:hint="eastAsia"/>
+          <w:rFonts w:eastAsia="SimHei" w:cs="Times New Roman" w:hint="eastAsia"/>
           <w:sz w:val="18"/>
         </w:rPr>
         <w:t>（</w:t>
       </w:r>
       <w:r>
         <w:rPr>
-          <w:rFonts w:eastAsia="黑体" w:cs="Times New Roman" w:hint="eastAsia"/>
+          <w:rFonts w:eastAsia="SimHei" w:cs="Times New Roman" w:hint="eastAsia"/>
           <w:sz w:val="18"/>
         </w:rPr>
         <w:t>c</w:t>
       </w:r>
       <w:r>
         <w:rPr>
-          <w:rFonts w:eastAsia="黑体" w:cs="Times New Roman" w:hint="eastAsia"/>
+          <w:rFonts w:eastAsia="SimHei" w:cs="Times New Roman" w:hint="eastAsia"/>
           <w:sz w:val="18"/>
         </w:rPr>
         <w:t>）总位移矢量</w:t>
@@ -12105,7 +11589,7 @@
       <w:pPr>
         <w:jc w:val="center"/>
         <w:rPr>
-          <w:rFonts w:eastAsia="黑体" w:cs="Times New Roman"/>
+          <w:rFonts w:eastAsia="SimHei" w:cs="Times New Roman"/>
           <w:color w:val="000000" w:themeColor="text1"/>
           <w:sz w:val="24"/>
           <w:szCs w:val="24"/>
@@ -12113,56 +11597,56 @@
       </w:pPr>
       <w:r>
         <w:rPr>
-          <w:rFonts w:eastAsia="黑体" w:cs="Times New Roman"/>
+          <w:rFonts w:eastAsia="SimHei" w:cs="Times New Roman"/>
           <w:sz w:val="18"/>
         </w:rPr>
         <w:t>图</w:t>
       </w:r>
       <w:r>
         <w:rPr>
-          <w:rFonts w:eastAsia="黑体" w:cs="Times New Roman"/>
+          <w:rFonts w:eastAsia="SimHei" w:cs="Times New Roman"/>
           <w:sz w:val="18"/>
         </w:rPr>
         <w:t xml:space="preserve"> </w:t>
       </w:r>
       <w:r>
         <w:rPr>
-          <w:rFonts w:eastAsia="黑体" w:cs="Times New Roman"/>
+          <w:rFonts w:eastAsia="SimHei" w:cs="Times New Roman"/>
           <w:sz w:val="18"/>
         </w:rPr>
         <w:fldChar w:fldCharType="begin"/>
       </w:r>
       <w:r>
         <w:rPr>
-          <w:rFonts w:eastAsia="黑体" w:cs="Times New Roman"/>
+          <w:rFonts w:eastAsia="SimHei" w:cs="Times New Roman"/>
           <w:sz w:val="18"/>
         </w:rPr>
         <w:instrText xml:space="preserve"> SEQ </w:instrText>
       </w:r>
       <w:r>
         <w:rPr>
-          <w:rFonts w:eastAsia="黑体" w:cs="Times New Roman"/>
+          <w:rFonts w:eastAsia="SimHei" w:cs="Times New Roman"/>
           <w:sz w:val="18"/>
         </w:rPr>
         <w:instrText>图</w:instrText>
       </w:r>
       <w:r>
         <w:rPr>
-          <w:rFonts w:eastAsia="黑体" w:cs="Times New Roman"/>
+          <w:rFonts w:eastAsia="SimHei" w:cs="Times New Roman"/>
           <w:sz w:val="18"/>
         </w:rPr>
         <w:instrText xml:space="preserve"> \* ARABIC </w:instrText>
       </w:r>
       <w:r>
         <w:rPr>
-          <w:rFonts w:eastAsia="黑体" w:cs="Times New Roman"/>
+          <w:rFonts w:eastAsia="SimHei" w:cs="Times New Roman"/>
           <w:sz w:val="18"/>
         </w:rPr>
         <w:fldChar w:fldCharType="separate"/>
       </w:r>
       <w:r>
         <w:rPr>
-          <w:rFonts w:eastAsia="黑体" w:cs="Times New Roman"/>
+          <w:rFonts w:eastAsia="SimHei" w:cs="Times New Roman"/>
           <w:noProof/>
           <w:sz w:val="18"/>
         </w:rPr>
@@ -12170,28 +11654,28 @@
       </w:r>
       <w:r>
         <w:rPr>
-          <w:rFonts w:eastAsia="黑体" w:cs="Times New Roman"/>
+          <w:rFonts w:eastAsia="SimHei" w:cs="Times New Roman"/>
           <w:sz w:val="18"/>
         </w:rPr>
         <w:fldChar w:fldCharType="end"/>
       </w:r>
       <w:r>
         <w:rPr>
-          <w:rFonts w:eastAsia="黑体" w:cs="Times New Roman" w:hint="eastAsia"/>
+          <w:rFonts w:eastAsia="SimHei" w:cs="Times New Roman" w:hint="eastAsia"/>
           <w:sz w:val="18"/>
         </w:rPr>
         <w:t>断面</w:t>
       </w:r>
       <w:r>
         <w:rPr>
-          <w:rFonts w:eastAsia="黑体" w:cs="Times New Roman"/>
+          <w:rFonts w:eastAsia="SimHei" w:cs="Times New Roman"/>
           <w:sz w:val="18"/>
         </w:rPr>
         <w:t>3</w:t>
       </w:r>
       <w:r>
         <w:rPr>
-          <w:rFonts w:eastAsia="黑体" w:cs="Times New Roman" w:hint="eastAsia"/>
+          <w:rFonts w:eastAsia="SimHei" w:cs="Times New Roman" w:hint="eastAsia"/>
           <w:sz w:val="18"/>
         </w:rPr>
         <w:t>开挖后各项指标分布特征</w:t>
@@ -12201,49 +11685,48 @@
       <w:pPr>
         <w:jc w:val="center"/>
         <w:rPr>
-          <w:rFonts w:eastAsia="黑体" w:cs="Times New Roman"/>
-          <w:sz w:val="18"/>
-        </w:rPr>
-      </w:pPr>
-      <w:r>
-        <w:rPr>
-          <w:rFonts w:eastAsia="黑体" w:cs="Times New Roman" w:hint="eastAsia"/>
+          <w:rFonts w:eastAsia="SimHei" w:cs="Times New Roman"/>
+          <w:sz w:val="18"/>
+        </w:rPr>
+      </w:pPr>
+      <w:r>
+        <w:rPr>
+          <w:rFonts w:eastAsia="SimHei" w:cs="Times New Roman" w:hint="eastAsia"/>
           <w:sz w:val="18"/>
         </w:rPr>
         <w:t>F</w:t>
       </w:r>
       <w:r>
         <w:rPr>
-          <w:rFonts w:eastAsia="黑体" w:cs="Times New Roman"/>
+          <w:rFonts w:eastAsia="SimHei" w:cs="Times New Roman"/>
           <w:sz w:val="18"/>
         </w:rPr>
         <w:t>ig.</w:t>
       </w:r>
       <w:r>
         <w:rPr>
-          <w:rFonts w:eastAsia="黑体" w:cs="Times New Roman"/>
+          <w:rFonts w:eastAsia="SimHei" w:cs="Times New Roman"/>
           <w:sz w:val="18"/>
         </w:rPr>
         <w:t>7</w:t>
       </w:r>
       <w:r>
         <w:rPr>
-          <w:rFonts w:eastAsia="黑体" w:cs="Times New Roman"/>
+          <w:rFonts w:eastAsia="SimHei" w:cs="Times New Roman"/>
           <w:sz w:val="18"/>
         </w:rPr>
         <w:t xml:space="preserve"> Distribution characteristics of various indicators after </w:t>
       </w:r>
       <w:r>
         <w:rPr>
-          <w:rFonts w:eastAsia="黑体" w:cs="Times New Roman"/>
-          <w:sz w:val="18"/>
-        </w:rPr>
-        <w:lastRenderedPageBreak/>
+          <w:rFonts w:eastAsia="SimHei" w:cs="Times New Roman"/>
+          <w:sz w:val="18"/>
+        </w:rPr>
         <w:t xml:space="preserve">excavation of section </w:t>
       </w:r>
       <w:r>
         <w:rPr>
-          <w:rFonts w:eastAsia="黑体" w:cs="Times New Roman"/>
+          <w:rFonts w:eastAsia="SimHei" w:cs="Times New Roman"/>
           <w:sz w:val="18"/>
         </w:rPr>
         <w:t>3</w:t>
@@ -12324,7 +11807,7 @@
     <w:p>
       <w:pPr>
         <w:rPr>
-          <w:rFonts w:eastAsia="黑体" w:cs="Times New Roman"/>
+          <w:rFonts w:eastAsia="SimHei" w:cs="Times New Roman"/>
           <w:b/>
           <w:color w:val="000000" w:themeColor="text1"/>
           <w:sz w:val="24"/>
@@ -12333,7 +11816,7 @@
       </w:pPr>
       <w:r>
         <w:rPr>
-          <w:rFonts w:eastAsia="黑体" w:cs="Times New Roman" w:hint="eastAsia"/>
+          <w:rFonts w:eastAsia="SimHei" w:cs="Times New Roman" w:hint="eastAsia"/>
           <w:b/>
           <w:color w:val="FF0000"/>
           <w:sz w:val="24"/>
@@ -12343,7 +11826,7 @@
       </w:r>
       <w:r>
         <w:rPr>
-          <w:rFonts w:eastAsia="黑体" w:cs="Times New Roman" w:hint="eastAsia"/>
+          <w:rFonts w:eastAsia="SimHei" w:cs="Times New Roman" w:hint="eastAsia"/>
           <w:b/>
           <w:color w:val="000000" w:themeColor="text1"/>
           <w:sz w:val="24"/>
@@ -12353,7 +11836,7 @@
       </w:r>
       <w:r>
         <w:rPr>
-          <w:rFonts w:eastAsia="黑体" w:cs="Times New Roman" w:hint="eastAsia"/>
+          <w:rFonts w:eastAsia="SimHei" w:cs="Times New Roman" w:hint="eastAsia"/>
           <w:b/>
           <w:color w:val="000000" w:themeColor="text1"/>
           <w:sz w:val="24"/>
@@ -12366,7 +11849,7 @@
       <w:pPr>
         <w:jc w:val="center"/>
         <w:rPr>
-          <w:rFonts w:eastAsia="黑体" w:cs="Times New Roman"/>
+          <w:rFonts w:eastAsia="SimHei" w:cs="Times New Roman"/>
           <w:color w:val="000000" w:themeColor="text1"/>
           <w:sz w:val="24"/>
           <w:szCs w:val="24"/>
@@ -12419,27 +11902,27 @@
       <w:pPr>
         <w:jc w:val="center"/>
         <w:rPr>
-          <w:rFonts w:eastAsia="黑体" w:cs="Times New Roman"/>
-          <w:sz w:val="18"/>
-        </w:rPr>
-      </w:pPr>
-      <w:r>
-        <w:rPr>
-          <w:rFonts w:eastAsia="黑体" w:cs="Times New Roman" w:hint="eastAsia"/>
+          <w:rFonts w:eastAsia="SimHei" w:cs="Times New Roman"/>
+          <w:sz w:val="18"/>
+        </w:rPr>
+      </w:pPr>
+      <w:r>
+        <w:rPr>
+          <w:rFonts w:eastAsia="SimHei" w:cs="Times New Roman" w:hint="eastAsia"/>
           <w:sz w:val="18"/>
         </w:rPr>
         <w:t>（</w:t>
       </w:r>
       <w:r>
         <w:rPr>
-          <w:rFonts w:eastAsia="黑体" w:cs="Times New Roman" w:hint="eastAsia"/>
+          <w:rFonts w:eastAsia="SimHei" w:cs="Times New Roman" w:hint="eastAsia"/>
           <w:sz w:val="18"/>
         </w:rPr>
         <w:t>a</w:t>
       </w:r>
       <w:r>
         <w:rPr>
-          <w:rFonts w:eastAsia="黑体" w:cs="Times New Roman" w:hint="eastAsia"/>
+          <w:rFonts w:eastAsia="SimHei" w:cs="Times New Roman" w:hint="eastAsia"/>
           <w:sz w:val="18"/>
         </w:rPr>
         <w:t>）等效塑性应变</w:t>
@@ -12449,7 +11932,7 @@
       <w:pPr>
         <w:jc w:val="center"/>
         <w:rPr>
-          <w:rFonts w:eastAsia="黑体" w:cs="Times New Roman"/>
+          <w:rFonts w:eastAsia="SimHei" w:cs="Times New Roman"/>
           <w:color w:val="000000" w:themeColor="text1"/>
           <w:sz w:val="24"/>
           <w:szCs w:val="24"/>
@@ -12502,7 +11985,7 @@
       <w:pPr>
         <w:jc w:val="center"/>
         <w:rPr>
-          <w:rFonts w:eastAsia="黑体" w:cs="Times New Roman"/>
+          <w:rFonts w:eastAsia="SimHei" w:cs="Times New Roman"/>
           <w:color w:val="000000" w:themeColor="text1"/>
           <w:sz w:val="24"/>
           <w:szCs w:val="24"/>
@@ -12510,21 +11993,21 @@
       </w:pPr>
       <w:r>
         <w:rPr>
-          <w:rFonts w:eastAsia="黑体" w:cs="Times New Roman" w:hint="eastAsia"/>
+          <w:rFonts w:eastAsia="SimHei" w:cs="Times New Roman" w:hint="eastAsia"/>
           <w:sz w:val="18"/>
         </w:rPr>
         <w:t>（</w:t>
       </w:r>
       <w:r>
         <w:rPr>
-          <w:rFonts w:eastAsia="黑体" w:cs="Times New Roman" w:hint="eastAsia"/>
+          <w:rFonts w:eastAsia="SimHei" w:cs="Times New Roman" w:hint="eastAsia"/>
           <w:sz w:val="18"/>
         </w:rPr>
         <w:t>b</w:t>
       </w:r>
       <w:r>
         <w:rPr>
-          <w:rFonts w:eastAsia="黑体" w:cs="Times New Roman" w:hint="eastAsia"/>
+          <w:rFonts w:eastAsia="SimHei" w:cs="Times New Roman" w:hint="eastAsia"/>
           <w:sz w:val="18"/>
         </w:rPr>
         <w:t>）孔隙水压力</w:t>
@@ -12578,21 +12061,21 @@
       </w:pPr>
       <w:r>
         <w:rPr>
-          <w:rFonts w:eastAsia="黑体" w:cs="Times New Roman" w:hint="eastAsia"/>
+          <w:rFonts w:eastAsia="SimHei" w:cs="Times New Roman" w:hint="eastAsia"/>
           <w:sz w:val="18"/>
         </w:rPr>
         <w:t>（</w:t>
       </w:r>
       <w:r>
         <w:rPr>
-          <w:rFonts w:eastAsia="黑体" w:cs="Times New Roman" w:hint="eastAsia"/>
+          <w:rFonts w:eastAsia="SimHei" w:cs="Times New Roman" w:hint="eastAsia"/>
           <w:sz w:val="18"/>
         </w:rPr>
         <w:t>c</w:t>
       </w:r>
       <w:r>
         <w:rPr>
-          <w:rFonts w:eastAsia="黑体" w:cs="Times New Roman" w:hint="eastAsia"/>
+          <w:rFonts w:eastAsia="SimHei" w:cs="Times New Roman" w:hint="eastAsia"/>
           <w:sz w:val="18"/>
         </w:rPr>
         <w:t>）总位移矢量</w:t>
@@ -12602,62 +12085,62 @@
       <w:pPr>
         <w:jc w:val="center"/>
         <w:rPr>
-          <w:rFonts w:eastAsia="黑体" w:cs="Times New Roman"/>
-          <w:sz w:val="18"/>
-        </w:rPr>
-      </w:pPr>
-      <w:r>
-        <w:rPr>
-          <w:rFonts w:eastAsia="黑体" w:cs="Times New Roman"/>
+          <w:rFonts w:eastAsia="SimHei" w:cs="Times New Roman"/>
+          <w:sz w:val="18"/>
+        </w:rPr>
+      </w:pPr>
+      <w:r>
+        <w:rPr>
+          <w:rFonts w:eastAsia="SimHei" w:cs="Times New Roman"/>
           <w:sz w:val="18"/>
         </w:rPr>
         <w:t>图</w:t>
       </w:r>
       <w:r>
         <w:rPr>
-          <w:rFonts w:eastAsia="黑体" w:cs="Times New Roman"/>
+          <w:rFonts w:eastAsia="SimHei" w:cs="Times New Roman"/>
           <w:sz w:val="18"/>
         </w:rPr>
         <w:t xml:space="preserve"> </w:t>
       </w:r>
       <w:r>
         <w:rPr>
-          <w:rFonts w:eastAsia="黑体" w:cs="Times New Roman"/>
+          <w:rFonts w:eastAsia="SimHei" w:cs="Times New Roman"/>
           <w:sz w:val="18"/>
         </w:rPr>
         <w:fldChar w:fldCharType="begin"/>
       </w:r>
       <w:r>
         <w:rPr>
-          <w:rFonts w:eastAsia="黑体" w:cs="Times New Roman"/>
+          <w:rFonts w:eastAsia="SimHei" w:cs="Times New Roman"/>
           <w:sz w:val="18"/>
         </w:rPr>
         <w:instrText xml:space="preserve"> SEQ </w:instrText>
       </w:r>
       <w:r>
         <w:rPr>
-          <w:rFonts w:eastAsia="黑体" w:cs="Times New Roman"/>
+          <w:rFonts w:eastAsia="SimHei" w:cs="Times New Roman"/>
           <w:sz w:val="18"/>
         </w:rPr>
         <w:instrText>图</w:instrText>
       </w:r>
       <w:r>
         <w:rPr>
-          <w:rFonts w:eastAsia="黑体" w:cs="Times New Roman"/>
+          <w:rFonts w:eastAsia="SimHei" w:cs="Times New Roman"/>
           <w:sz w:val="18"/>
         </w:rPr>
         <w:instrText xml:space="preserve"> \* ARABIC </w:instrText>
       </w:r>
       <w:r>
         <w:rPr>
-          <w:rFonts w:eastAsia="黑体" w:cs="Times New Roman"/>
+          <w:rFonts w:eastAsia="SimHei" w:cs="Times New Roman"/>
           <w:sz w:val="18"/>
         </w:rPr>
         <w:fldChar w:fldCharType="separate"/>
       </w:r>
       <w:r>
         <w:rPr>
-          <w:rFonts w:eastAsia="黑体" w:cs="Times New Roman"/>
+          <w:rFonts w:eastAsia="SimHei" w:cs="Times New Roman"/>
           <w:noProof/>
           <w:sz w:val="18"/>
         </w:rPr>
@@ -12665,28 +12148,28 @@
       </w:r>
       <w:r>
         <w:rPr>
-          <w:rFonts w:eastAsia="黑体" w:cs="Times New Roman"/>
+          <w:rFonts w:eastAsia="SimHei" w:cs="Times New Roman"/>
           <w:sz w:val="18"/>
         </w:rPr>
         <w:fldChar w:fldCharType="end"/>
       </w:r>
       <w:r>
         <w:rPr>
-          <w:rFonts w:eastAsia="黑体" w:cs="Times New Roman" w:hint="eastAsia"/>
+          <w:rFonts w:eastAsia="SimHei" w:cs="Times New Roman" w:hint="eastAsia"/>
           <w:sz w:val="18"/>
         </w:rPr>
         <w:t>断面</w:t>
       </w:r>
       <w:r>
         <w:rPr>
-          <w:rFonts w:eastAsia="黑体" w:cs="Times New Roman"/>
+          <w:rFonts w:eastAsia="SimHei" w:cs="Times New Roman"/>
           <w:sz w:val="18"/>
         </w:rPr>
         <w:t>4</w:t>
       </w:r>
       <w:r>
         <w:rPr>
-          <w:rFonts w:eastAsia="黑体" w:cs="Times New Roman" w:hint="eastAsia"/>
+          <w:rFonts w:eastAsia="SimHei" w:cs="Times New Roman" w:hint="eastAsia"/>
           <w:sz w:val="18"/>
         </w:rPr>
         <w:t>开挖后各项指标分布特征</w:t>
@@ -12696,41 +12179,41 @@
       <w:pPr>
         <w:jc w:val="center"/>
         <w:rPr>
-          <w:rFonts w:eastAsia="黑体" w:cs="Times New Roman"/>
-          <w:sz w:val="18"/>
-        </w:rPr>
-      </w:pPr>
-      <w:r>
-        <w:rPr>
-          <w:rFonts w:eastAsia="黑体" w:cs="Times New Roman" w:hint="eastAsia"/>
+          <w:rFonts w:eastAsia="SimHei" w:cs="Times New Roman"/>
+          <w:sz w:val="18"/>
+        </w:rPr>
+      </w:pPr>
+      <w:r>
+        <w:rPr>
+          <w:rFonts w:eastAsia="SimHei" w:cs="Times New Roman" w:hint="eastAsia"/>
           <w:sz w:val="18"/>
         </w:rPr>
         <w:t>F</w:t>
       </w:r>
       <w:r>
         <w:rPr>
-          <w:rFonts w:eastAsia="黑体" w:cs="Times New Roman"/>
+          <w:rFonts w:eastAsia="SimHei" w:cs="Times New Roman"/>
           <w:sz w:val="18"/>
         </w:rPr>
         <w:t>ig.</w:t>
       </w:r>
       <w:r>
         <w:rPr>
-          <w:rFonts w:eastAsia="黑体" w:cs="Times New Roman"/>
+          <w:rFonts w:eastAsia="SimHei" w:cs="Times New Roman"/>
           <w:sz w:val="18"/>
         </w:rPr>
         <w:t>8</w:t>
       </w:r>
       <w:r>
         <w:rPr>
-          <w:rFonts w:eastAsia="黑体" w:cs="Times New Roman"/>
+          <w:rFonts w:eastAsia="SimHei" w:cs="Times New Roman"/>
           <w:sz w:val="18"/>
         </w:rPr>
         <w:t xml:space="preserve"> Distribution characteristics of various indicators after excavation of section </w:t>
       </w:r>
       <w:r>
         <w:rPr>
-          <w:rFonts w:eastAsia="黑体" w:cs="Times New Roman"/>
+          <w:rFonts w:eastAsia="SimHei" w:cs="Times New Roman"/>
           <w:sz w:val="18"/>
         </w:rPr>
         <w:t>4</w:t>
@@ -12770,6 +12253,7 @@
           <w:rFonts w:cs="Times New Roman"/>
           <w:color w:val="000000" w:themeColor="text1"/>
         </w:rPr>
+        <w:lastRenderedPageBreak/>
         <w:t>定性。首先，中粗砂的压缩模量较大，能够有效抵抗外部应力的压缩作用，表现出较高的刚性和承载力。当隧道开挖时，地层的压缩变形较小，这意味着中粗砂能够在较大程度上保持地层的整体稳定，防止土体发生过度沉降或位移。</w:t>
       </w:r>
     </w:p>
@@ -12998,14 +12482,14 @@
     <w:p>
       <w:pPr>
         <w:rPr>
-          <w:rFonts w:ascii="黑体" w:eastAsia="黑体" w:hAnsi="黑体" w:cs="方正黑体简体"/>
+          <w:rFonts w:ascii="SimHei" w:eastAsia="SimHei" w:hAnsi="SimHei" w:cs="方正黑体简体"/>
           <w:kern w:val="0"/>
           <w:sz w:val="24"/>
         </w:rPr>
       </w:pPr>
       <w:r>
         <w:rPr>
-          <w:rFonts w:ascii="黑体" w:eastAsia="黑体" w:hAnsi="黑体" w:cs="方正黑体简体"/>
+          <w:rFonts w:ascii="SimHei" w:eastAsia="SimHei" w:hAnsi="SimHei" w:cs="方正黑体简体"/>
           <w:kern w:val="0"/>
           <w:sz w:val="24"/>
         </w:rPr>
@@ -13013,7 +12497,7 @@
       </w:r>
       <w:r>
         <w:rPr>
-          <w:rFonts w:ascii="黑体" w:eastAsia="黑体" w:hAnsi="黑体" w:cs="方正黑体简体"/>
+          <w:rFonts w:ascii="SimHei" w:eastAsia="SimHei" w:hAnsi="SimHei" w:cs="方正黑体简体"/>
           <w:kern w:val="0"/>
           <w:sz w:val="24"/>
         </w:rPr>
@@ -13021,7 +12505,7 @@
       </w:r>
       <w:r>
         <w:rPr>
-          <w:rFonts w:ascii="黑体" w:eastAsia="黑体" w:hAnsi="黑体" w:cs="方正黑体简体" w:hint="eastAsia"/>
+          <w:rFonts w:ascii="SimHei" w:eastAsia="SimHei" w:hAnsi="SimHei" w:cs="方正黑体简体" w:hint="eastAsia"/>
           <w:kern w:val="0"/>
           <w:sz w:val="24"/>
         </w:rPr>
@@ -13076,7 +12560,6 @@
           <w:rFonts w:cs="Times New Roman" w:hint="eastAsia"/>
           <w:color w:val="000000" w:themeColor="text1"/>
         </w:rPr>
-        <w:lastRenderedPageBreak/>
         <w:t>况有较为明显的位移。数据表明，该工况下已显著呈现坍塌失稳模式。为进一步探讨理想支护作用的效果，保证施工安全，本节采用三维建模的方式，对断面</w:t>
       </w:r>
       <w:r>
@@ -13097,7 +12580,7 @@
     <w:p>
       <w:pPr>
         <w:rPr>
-          <w:rFonts w:eastAsia="黑体" w:cs="Times New Roman"/>
+          <w:rFonts w:eastAsia="SimHei" w:cs="Times New Roman"/>
           <w:b/>
           <w:color w:val="000000" w:themeColor="text1"/>
           <w:sz w:val="24"/>
@@ -13106,7 +12589,7 @@
       </w:pPr>
       <w:r>
         <w:rPr>
-          <w:rFonts w:eastAsia="黑体" w:cs="Times New Roman"/>
+          <w:rFonts w:eastAsia="SimHei" w:cs="Times New Roman"/>
           <w:b/>
           <w:color w:val="000000" w:themeColor="text1"/>
           <w:sz w:val="24"/>
@@ -13116,7 +12599,7 @@
       </w:r>
       <w:r>
         <w:rPr>
-          <w:rFonts w:eastAsia="黑体" w:cs="Times New Roman"/>
+          <w:rFonts w:eastAsia="SimHei" w:cs="Times New Roman"/>
           <w:b/>
           <w:color w:val="000000" w:themeColor="text1"/>
           <w:sz w:val="24"/>
@@ -13126,7 +12609,7 @@
       </w:r>
       <w:r>
         <w:rPr>
-          <w:rFonts w:eastAsia="黑体" w:cs="Times New Roman" w:hint="eastAsia"/>
+          <w:rFonts w:eastAsia="SimHei" w:cs="Times New Roman" w:hint="eastAsia"/>
           <w:b/>
           <w:color w:val="000000" w:themeColor="text1"/>
           <w:sz w:val="24"/>
@@ -13468,7 +12951,7 @@
       <w:pPr>
         <w:jc w:val="center"/>
         <w:rPr>
-          <w:rFonts w:eastAsia="黑体" w:cs="Times New Roman"/>
+          <w:rFonts w:eastAsia="SimHei" w:cs="Times New Roman"/>
           <w:color w:val="000000" w:themeColor="text1"/>
           <w:sz w:val="24"/>
           <w:szCs w:val="24"/>
@@ -13521,76 +13004,76 @@
       <w:pPr>
         <w:jc w:val="center"/>
         <w:rPr>
-          <w:rFonts w:eastAsia="黑体" w:cs="Times New Roman"/>
-          <w:sz w:val="18"/>
-        </w:rPr>
-      </w:pPr>
-      <w:r>
-        <w:rPr>
-          <w:rFonts w:eastAsia="黑体" w:cs="Times New Roman" w:hint="eastAsia"/>
+          <w:rFonts w:eastAsia="SimHei" w:cs="Times New Roman"/>
+          <w:sz w:val="18"/>
+        </w:rPr>
+      </w:pPr>
+      <w:r>
+        <w:rPr>
+          <w:rFonts w:eastAsia="SimHei" w:cs="Times New Roman" w:hint="eastAsia"/>
           <w:sz w:val="18"/>
         </w:rPr>
         <w:t>图</w:t>
       </w:r>
       <w:r>
         <w:rPr>
-          <w:rFonts w:eastAsia="黑体" w:cs="Times New Roman" w:hint="eastAsia"/>
+          <w:rFonts w:eastAsia="SimHei" w:cs="Times New Roman" w:hint="eastAsia"/>
           <w:sz w:val="18"/>
         </w:rPr>
         <w:t xml:space="preserve"> </w:t>
       </w:r>
       <w:r>
         <w:rPr>
-          <w:rFonts w:eastAsia="黑体" w:cs="Times New Roman"/>
+          <w:rFonts w:eastAsia="SimHei" w:cs="Times New Roman"/>
           <w:sz w:val="18"/>
         </w:rPr>
         <w:fldChar w:fldCharType="begin"/>
       </w:r>
       <w:r>
         <w:rPr>
-          <w:rFonts w:eastAsia="黑体" w:cs="Times New Roman"/>
+          <w:rFonts w:eastAsia="SimHei" w:cs="Times New Roman"/>
           <w:sz w:val="18"/>
         </w:rPr>
         <w:instrText xml:space="preserve"> </w:instrText>
       </w:r>
       <w:r>
         <w:rPr>
-          <w:rFonts w:eastAsia="黑体" w:cs="Times New Roman" w:hint="eastAsia"/>
+          <w:rFonts w:eastAsia="SimHei" w:cs="Times New Roman" w:hint="eastAsia"/>
           <w:sz w:val="18"/>
         </w:rPr>
         <w:instrText xml:space="preserve">SEQ </w:instrText>
       </w:r>
       <w:r>
         <w:rPr>
-          <w:rFonts w:eastAsia="黑体" w:cs="Times New Roman" w:hint="eastAsia"/>
+          <w:rFonts w:eastAsia="SimHei" w:cs="Times New Roman" w:hint="eastAsia"/>
           <w:sz w:val="18"/>
         </w:rPr>
         <w:instrText>图</w:instrText>
       </w:r>
       <w:r>
         <w:rPr>
-          <w:rFonts w:eastAsia="黑体" w:cs="Times New Roman" w:hint="eastAsia"/>
+          <w:rFonts w:eastAsia="SimHei" w:cs="Times New Roman" w:hint="eastAsia"/>
           <w:sz w:val="18"/>
         </w:rPr>
         <w:instrText xml:space="preserve"> \* ARABIC</w:instrText>
       </w:r>
       <w:r>
         <w:rPr>
-          <w:rFonts w:eastAsia="黑体" w:cs="Times New Roman"/>
+          <w:rFonts w:eastAsia="SimHei" w:cs="Times New Roman"/>
           <w:sz w:val="18"/>
         </w:rPr>
         <w:instrText xml:space="preserve"> </w:instrText>
       </w:r>
       <w:r>
         <w:rPr>
-          <w:rFonts w:eastAsia="黑体" w:cs="Times New Roman"/>
+          <w:rFonts w:eastAsia="SimHei" w:cs="Times New Roman"/>
           <w:sz w:val="18"/>
         </w:rPr>
         <w:fldChar w:fldCharType="separate"/>
       </w:r>
       <w:r>
         <w:rPr>
-          <w:rFonts w:eastAsia="黑体" w:cs="Times New Roman"/>
+          <w:rFonts w:eastAsia="SimHei" w:cs="Times New Roman"/>
           <w:noProof/>
           <w:sz w:val="18"/>
         </w:rPr>
@@ -13598,14 +13081,14 @@
       </w:r>
       <w:r>
         <w:rPr>
-          <w:rFonts w:eastAsia="黑体" w:cs="Times New Roman"/>
+          <w:rFonts w:eastAsia="SimHei" w:cs="Times New Roman"/>
           <w:sz w:val="18"/>
         </w:rPr>
         <w:fldChar w:fldCharType="end"/>
       </w:r>
       <w:r>
         <w:rPr>
-          <w:rFonts w:eastAsia="黑体" w:cs="Times New Roman" w:hint="eastAsia"/>
+          <w:rFonts w:eastAsia="SimHei" w:cs="Times New Roman" w:hint="eastAsia"/>
           <w:sz w:val="18"/>
         </w:rPr>
         <w:t>复合地层连续掘进响应几何模型</w:t>
@@ -13615,13 +13098,13 @@
       <w:pPr>
         <w:jc w:val="center"/>
         <w:rPr>
-          <w:rFonts w:eastAsia="黑体" w:cs="Times New Roman"/>
-          <w:sz w:val="18"/>
-        </w:rPr>
-      </w:pPr>
-      <w:r>
-        <w:rPr>
-          <w:rFonts w:eastAsia="黑体" w:cs="Times New Roman" w:hint="eastAsia"/>
+          <w:rFonts w:eastAsia="SimHei" w:cs="Times New Roman"/>
+          <w:sz w:val="18"/>
+        </w:rPr>
+      </w:pPr>
+      <w:r>
+        <w:rPr>
+          <w:rFonts w:eastAsia="SimHei" w:cs="Times New Roman" w:hint="eastAsia"/>
           <w:sz w:val="18"/>
         </w:rPr>
         <w:t>Fig.9 Geometric model of continuous excavation response in composite strata</w:t>
@@ -13630,7 +13113,7 @@
     <w:p>
       <w:pPr>
         <w:rPr>
-          <w:rFonts w:eastAsia="黑体" w:cs="Times New Roman"/>
+          <w:rFonts w:eastAsia="SimHei" w:cs="Times New Roman"/>
           <w:b/>
           <w:color w:val="000000" w:themeColor="text1"/>
           <w:sz w:val="24"/>
@@ -13639,7 +13122,7 @@
       </w:pPr>
       <w:r>
         <w:rPr>
-          <w:rFonts w:eastAsia="黑体" w:cs="Times New Roman"/>
+          <w:rFonts w:eastAsia="SimHei" w:cs="Times New Roman"/>
           <w:b/>
           <w:color w:val="000000" w:themeColor="text1"/>
           <w:sz w:val="24"/>
@@ -13649,7 +13132,7 @@
       </w:r>
       <w:r>
         <w:rPr>
-          <w:rFonts w:eastAsia="黑体" w:cs="Times New Roman"/>
+          <w:rFonts w:eastAsia="SimHei" w:cs="Times New Roman"/>
           <w:b/>
           <w:color w:val="000000" w:themeColor="text1"/>
           <w:sz w:val="24"/>
@@ -13659,7 +13142,7 @@
       </w:r>
       <w:r>
         <w:rPr>
-          <w:rFonts w:eastAsia="黑体" w:cs="Times New Roman" w:hint="eastAsia"/>
+          <w:rFonts w:eastAsia="SimHei" w:cs="Times New Roman" w:hint="eastAsia"/>
           <w:b/>
           <w:color w:val="000000" w:themeColor="text1"/>
           <w:sz w:val="24"/>
@@ -13669,7 +13152,7 @@
       </w:r>
       <w:r>
         <w:rPr>
-          <w:rFonts w:eastAsia="黑体" w:cs="Times New Roman" w:hint="eastAsia"/>
+          <w:rFonts w:eastAsia="SimHei" w:cs="Times New Roman" w:hint="eastAsia"/>
           <w:b/>
           <w:color w:val="000000" w:themeColor="text1"/>
           <w:sz w:val="24"/>
@@ -13715,6 +13198,7 @@
         </w:rPr>
         <w:t>将采用一般支护力的沉降槽情况提取，并按</w:t>
       </w:r>
+      <w:proofErr w:type="spellStart"/>
       <w:r>
         <w:rPr>
           <w:rFonts w:cs="Times New Roman" w:hint="eastAsia"/>
@@ -13722,6 +13206,7 @@
         </w:rPr>
         <w:t>Guass</w:t>
       </w:r>
+      <w:proofErr w:type="spellEnd"/>
       <w:r>
         <w:rPr>
           <w:rFonts w:cs="Times New Roman" w:hint="eastAsia"/>
@@ -13895,6 +13380,7 @@
           <w:rFonts w:cs="Times New Roman" w:hint="eastAsia"/>
           <w:color w:val="000000" w:themeColor="text1"/>
         </w:rPr>
+        <w:lastRenderedPageBreak/>
         <w:t>起到了一定的支护作用，减少了土体的变形和失稳风险。同时，前方的土体尚未完全受到应力释放，仍具有较好的稳定性，因此沉降量较小。尽管盾构推进对前方地层产生挤压和扰动，但支护力在前方仍起到一定的控制作用，使得沉降槽保持在较浅的范围内。</w:t>
       </w:r>
     </w:p>
@@ -14027,7 +13513,7 @@
       <w:pPr>
         <w:jc w:val="center"/>
         <w:rPr>
-          <w:rFonts w:eastAsia="黑体" w:cs="Times New Roman"/>
+          <w:rFonts w:eastAsia="SimHei" w:cs="Times New Roman"/>
           <w:b/>
           <w:sz w:val="18"/>
         </w:rPr>
@@ -14035,7 +13521,7 @@
       <w:bookmarkStart w:id="8" w:name="_Ref177628917"/>
       <w:r>
         <w:rPr>
-          <w:rFonts w:eastAsia="黑体" w:cs="Times New Roman" w:hint="eastAsia"/>
+          <w:rFonts w:eastAsia="SimHei" w:cs="Times New Roman" w:hint="eastAsia"/>
           <w:b/>
           <w:sz w:val="18"/>
         </w:rPr>
@@ -14043,7 +13529,7 @@
       </w:r>
       <w:r>
         <w:rPr>
-          <w:rFonts w:eastAsia="黑体" w:cs="Times New Roman" w:hint="eastAsia"/>
+          <w:rFonts w:eastAsia="SimHei" w:cs="Times New Roman" w:hint="eastAsia"/>
           <w:b/>
           <w:sz w:val="18"/>
         </w:rPr>
@@ -14051,7 +13537,7 @@
       </w:r>
       <w:r>
         <w:rPr>
-          <w:rFonts w:eastAsia="黑体" w:cs="Times New Roman"/>
+          <w:rFonts w:eastAsia="SimHei" w:cs="Times New Roman"/>
           <w:b/>
           <w:sz w:val="18"/>
         </w:rPr>
@@ -14059,7 +13545,7 @@
       </w:r>
       <w:r>
         <w:rPr>
-          <w:rFonts w:eastAsia="黑体" w:cs="Times New Roman"/>
+          <w:rFonts w:eastAsia="SimHei" w:cs="Times New Roman"/>
           <w:b/>
           <w:sz w:val="18"/>
         </w:rPr>
@@ -14067,7 +13553,7 @@
       </w:r>
       <w:r>
         <w:rPr>
-          <w:rFonts w:eastAsia="黑体" w:cs="Times New Roman" w:hint="eastAsia"/>
+          <w:rFonts w:eastAsia="SimHei" w:cs="Times New Roman" w:hint="eastAsia"/>
           <w:b/>
           <w:sz w:val="18"/>
         </w:rPr>
@@ -14075,7 +13561,7 @@
       </w:r>
       <w:r>
         <w:rPr>
-          <w:rFonts w:eastAsia="黑体" w:cs="Times New Roman" w:hint="eastAsia"/>
+          <w:rFonts w:eastAsia="SimHei" w:cs="Times New Roman" w:hint="eastAsia"/>
           <w:b/>
           <w:sz w:val="18"/>
         </w:rPr>
@@ -14083,7 +13569,7 @@
       </w:r>
       <w:r>
         <w:rPr>
-          <w:rFonts w:eastAsia="黑体" w:cs="Times New Roman" w:hint="eastAsia"/>
+          <w:rFonts w:eastAsia="SimHei" w:cs="Times New Roman" w:hint="eastAsia"/>
           <w:b/>
           <w:sz w:val="18"/>
         </w:rPr>
@@ -14091,7 +13577,7 @@
       </w:r>
       <w:r>
         <w:rPr>
-          <w:rFonts w:eastAsia="黑体" w:cs="Times New Roman"/>
+          <w:rFonts w:eastAsia="SimHei" w:cs="Times New Roman"/>
           <w:b/>
           <w:sz w:val="18"/>
         </w:rPr>
@@ -14099,7 +13585,7 @@
       </w:r>
       <w:r>
         <w:rPr>
-          <w:rFonts w:eastAsia="黑体" w:cs="Times New Roman"/>
+          <w:rFonts w:eastAsia="SimHei" w:cs="Times New Roman"/>
           <w:b/>
           <w:sz w:val="18"/>
         </w:rPr>
@@ -14107,7 +13593,7 @@
       </w:r>
       <w:r>
         <w:rPr>
-          <w:rFonts w:eastAsia="黑体" w:cs="Times New Roman"/>
+          <w:rFonts w:eastAsia="SimHei" w:cs="Times New Roman"/>
           <w:b/>
           <w:noProof/>
           <w:sz w:val="18"/>
@@ -14116,7 +13602,7 @@
       </w:r>
       <w:r>
         <w:rPr>
-          <w:rFonts w:eastAsia="黑体" w:cs="Times New Roman"/>
+          <w:rFonts w:eastAsia="SimHei" w:cs="Times New Roman"/>
           <w:b/>
           <w:sz w:val="18"/>
         </w:rPr>
@@ -14125,7 +13611,7 @@
       <w:bookmarkEnd w:id="8"/>
       <w:r>
         <w:rPr>
-          <w:rFonts w:eastAsia="黑体" w:cs="Times New Roman" w:hint="eastAsia"/>
+          <w:rFonts w:eastAsia="SimHei" w:cs="Times New Roman" w:hint="eastAsia"/>
           <w:b/>
           <w:sz w:val="18"/>
         </w:rPr>
@@ -14136,14 +13622,14 @@
       <w:pPr>
         <w:jc w:val="center"/>
         <w:rPr>
-          <w:rFonts w:eastAsia="黑体" w:cs="Times New Roman"/>
-          <w:b/>
-          <w:sz w:val="18"/>
-        </w:rPr>
-      </w:pPr>
-      <w:r>
-        <w:rPr>
-          <w:rFonts w:eastAsia="黑体" w:cs="Times New Roman" w:hint="eastAsia"/>
+          <w:rFonts w:eastAsia="SimHei" w:cs="Times New Roman"/>
+          <w:b/>
+          <w:sz w:val="18"/>
+        </w:rPr>
+      </w:pPr>
+      <w:r>
+        <w:rPr>
+          <w:rFonts w:eastAsia="SimHei" w:cs="Times New Roman" w:hint="eastAsia"/>
           <w:b/>
           <w:sz w:val="18"/>
         </w:rPr>
@@ -14157,7 +13643,7 @@
       </w:r>
       <w:r>
         <w:rPr>
-          <w:rFonts w:eastAsia="黑体" w:cs="Times New Roman" w:hint="eastAsia"/>
+          <w:rFonts w:eastAsia="SimHei" w:cs="Times New Roman" w:hint="eastAsia"/>
           <w:b/>
           <w:sz w:val="18"/>
         </w:rPr>
@@ -14222,7 +13708,6 @@
           <w:rFonts w:cs="Times New Roman" w:hint="eastAsia"/>
           <w:color w:val="000000" w:themeColor="text1"/>
         </w:rPr>
-        <w:lastRenderedPageBreak/>
         <w:t>刀盘旋转和挤压的作用，导致土体产生局部位移，但由于前方支护力的存在，位移较小，地表沉降槽在空间分布上呈现出较为平缓的趋势。此时的沉降槽较浅，前方土体受到支撑，沉降速率较慢，形成了时间上滞后的位移效应。</w:t>
       </w:r>
     </w:p>
@@ -14497,7 +13982,7 @@
           <w:noProof/>
         </w:rPr>
         <w:drawing>
-          <wp:inline distT="0" distB="0" distL="0" distR="0" wp14:anchorId="660C0F07" wp14:editId="1A89108E">
+          <wp:inline distT="0" distB="0" distL="0" distR="0" wp14:anchorId="660C0F07" wp14:editId="68E1256B">
             <wp:extent cx="2867025" cy="1725160"/>
             <wp:effectExtent l="0" t="0" r="0" b="8890"/>
             <wp:docPr id="375400291" name="图片 1"/>
@@ -14550,22 +14035,23 @@
       <w:pPr>
         <w:jc w:val="center"/>
         <w:rPr>
-          <w:rFonts w:eastAsia="黑体" w:cs="Times New Roman"/>
-          <w:b/>
-          <w:sz w:val="18"/>
-        </w:rPr>
-      </w:pPr>
-      <w:r>
-        <w:rPr>
-          <w:rFonts w:eastAsia="黑体" w:cs="Times New Roman" w:hint="eastAsia"/>
-          <w:b/>
-          <w:sz w:val="18"/>
-        </w:rPr>
+          <w:rFonts w:eastAsia="SimHei" w:cs="Times New Roman"/>
+          <w:b/>
+          <w:sz w:val="18"/>
+        </w:rPr>
+      </w:pPr>
+      <w:r>
+        <w:rPr>
+          <w:rFonts w:eastAsia="SimHei" w:cs="Times New Roman" w:hint="eastAsia"/>
+          <w:b/>
+          <w:sz w:val="18"/>
+        </w:rPr>
+        <w:lastRenderedPageBreak/>
         <w:t>图</w:t>
       </w:r>
       <w:r>
         <w:rPr>
-          <w:rFonts w:eastAsia="黑体" w:cs="Times New Roman" w:hint="eastAsia"/>
+          <w:rFonts w:eastAsia="SimHei" w:cs="Times New Roman" w:hint="eastAsia"/>
           <w:b/>
           <w:sz w:val="18"/>
         </w:rPr>
@@ -14573,7 +14059,7 @@
       </w:r>
       <w:r>
         <w:rPr>
-          <w:rFonts w:eastAsia="黑体" w:cs="Times New Roman"/>
+          <w:rFonts w:eastAsia="SimHei" w:cs="Times New Roman"/>
           <w:b/>
           <w:sz w:val="18"/>
         </w:rPr>
@@ -14581,7 +14067,7 @@
       </w:r>
       <w:r>
         <w:rPr>
-          <w:rFonts w:eastAsia="黑体" w:cs="Times New Roman"/>
+          <w:rFonts w:eastAsia="SimHei" w:cs="Times New Roman"/>
           <w:b/>
           <w:sz w:val="18"/>
         </w:rPr>
@@ -14589,7 +14075,7 @@
       </w:r>
       <w:r>
         <w:rPr>
-          <w:rFonts w:eastAsia="黑体" w:cs="Times New Roman" w:hint="eastAsia"/>
+          <w:rFonts w:eastAsia="SimHei" w:cs="Times New Roman" w:hint="eastAsia"/>
           <w:b/>
           <w:sz w:val="18"/>
         </w:rPr>
@@ -14597,7 +14083,7 @@
       </w:r>
       <w:r>
         <w:rPr>
-          <w:rFonts w:eastAsia="黑体" w:cs="Times New Roman" w:hint="eastAsia"/>
+          <w:rFonts w:eastAsia="SimHei" w:cs="Times New Roman" w:hint="eastAsia"/>
           <w:b/>
           <w:sz w:val="18"/>
         </w:rPr>
@@ -14605,7 +14091,7 @@
       </w:r>
       <w:r>
         <w:rPr>
-          <w:rFonts w:eastAsia="黑体" w:cs="Times New Roman" w:hint="eastAsia"/>
+          <w:rFonts w:eastAsia="SimHei" w:cs="Times New Roman" w:hint="eastAsia"/>
           <w:b/>
           <w:sz w:val="18"/>
         </w:rPr>
@@ -14613,7 +14099,7 @@
       </w:r>
       <w:r>
         <w:rPr>
-          <w:rFonts w:eastAsia="黑体" w:cs="Times New Roman"/>
+          <w:rFonts w:eastAsia="SimHei" w:cs="Times New Roman"/>
           <w:b/>
           <w:sz w:val="18"/>
         </w:rPr>
@@ -14621,7 +14107,7 @@
       </w:r>
       <w:r>
         <w:rPr>
-          <w:rFonts w:eastAsia="黑体" w:cs="Times New Roman"/>
+          <w:rFonts w:eastAsia="SimHei" w:cs="Times New Roman"/>
           <w:b/>
           <w:sz w:val="18"/>
         </w:rPr>
@@ -14629,7 +14115,7 @@
       </w:r>
       <w:r>
         <w:rPr>
-          <w:rFonts w:eastAsia="黑体" w:cs="Times New Roman"/>
+          <w:rFonts w:eastAsia="SimHei" w:cs="Times New Roman"/>
           <w:b/>
           <w:noProof/>
           <w:sz w:val="18"/>
@@ -14638,7 +14124,7 @@
       </w:r>
       <w:r>
         <w:rPr>
-          <w:rFonts w:eastAsia="黑体" w:cs="Times New Roman"/>
+          <w:rFonts w:eastAsia="SimHei" w:cs="Times New Roman"/>
           <w:b/>
           <w:sz w:val="18"/>
         </w:rPr>
@@ -14646,7 +14132,7 @@
       </w:r>
       <w:r>
         <w:rPr>
-          <w:rFonts w:eastAsia="黑体" w:cs="Times New Roman" w:hint="eastAsia"/>
+          <w:rFonts w:eastAsia="SimHei" w:cs="Times New Roman" w:hint="eastAsia"/>
           <w:b/>
           <w:sz w:val="18"/>
         </w:rPr>
@@ -14658,7 +14144,7 @@
             <m:sty m:val="b"/>
           </m:rPr>
           <w:rPr>
-            <w:rFonts w:ascii="Cambria Math" w:eastAsia="黑体" w:hAnsi="Cambria Math" w:cs="Times New Roman"/>
+            <w:rFonts w:ascii="Cambria Math" w:eastAsia="SimHei" w:hAnsi="Cambria Math" w:cs="Times New Roman"/>
             <w:sz w:val="18"/>
           </w:rPr>
           <m:t>(</m:t>
@@ -14667,7 +14153,7 @@
           <m:sSubPr>
             <m:ctrlPr>
               <w:rPr>
-                <w:rFonts w:ascii="Cambria Math" w:eastAsia="黑体" w:hAnsi="Cambria Math" w:cs="Times New Roman"/>
+                <w:rFonts w:ascii="Cambria Math" w:eastAsia="SimHei" w:hAnsi="Cambria Math" w:cs="Times New Roman"/>
                 <w:b/>
                 <w:sz w:val="18"/>
               </w:rPr>
@@ -14679,7 +14165,7 @@
                 <m:sty m:val="bi"/>
               </m:rPr>
               <w:rPr>
-                <w:rFonts w:ascii="Cambria Math" w:eastAsia="黑体" w:hAnsi="Cambria Math" w:cs="Times New Roman"/>
+                <w:rFonts w:ascii="Cambria Math" w:eastAsia="SimHei" w:hAnsi="Cambria Math" w:cs="Times New Roman"/>
                 <w:sz w:val="18"/>
               </w:rPr>
               <m:t>P</m:t>
@@ -14691,7 +14177,7 @@
                 <m:sty m:val="bi"/>
               </m:rPr>
               <w:rPr>
-                <w:rFonts w:ascii="Cambria Math" w:eastAsia="黑体" w:hAnsi="Cambria Math" w:cs="Times New Roman"/>
+                <w:rFonts w:ascii="Cambria Math" w:eastAsia="SimHei" w:hAnsi="Cambria Math" w:cs="Times New Roman"/>
                 <w:sz w:val="18"/>
               </w:rPr>
               <m:t>max</m:t>
@@ -14703,7 +14189,7 @@
             <m:sty m:val="b"/>
           </m:rPr>
           <w:rPr>
-            <w:rFonts w:ascii="Cambria Math" w:eastAsia="黑体" w:hAnsi="Cambria Math" w:cs="Times New Roman"/>
+            <w:rFonts w:ascii="Cambria Math" w:eastAsia="SimHei" w:hAnsi="Cambria Math" w:cs="Times New Roman"/>
             <w:sz w:val="18"/>
           </w:rPr>
           <m:t>+</m:t>
@@ -14712,7 +14198,7 @@
           <m:sSubPr>
             <m:ctrlPr>
               <w:rPr>
-                <w:rFonts w:ascii="Cambria Math" w:eastAsia="黑体" w:hAnsi="Cambria Math" w:cs="Times New Roman"/>
+                <w:rFonts w:ascii="Cambria Math" w:eastAsia="SimHei" w:hAnsi="Cambria Math" w:cs="Times New Roman"/>
                 <w:b/>
                 <w:sz w:val="18"/>
               </w:rPr>
@@ -14724,7 +14210,7 @@
                 <m:sty m:val="bi"/>
               </m:rPr>
               <w:rPr>
-                <w:rFonts w:ascii="Cambria Math" w:eastAsia="黑体" w:hAnsi="Cambria Math" w:cs="Times New Roman"/>
+                <w:rFonts w:ascii="Cambria Math" w:eastAsia="SimHei" w:hAnsi="Cambria Math" w:cs="Times New Roman"/>
                 <w:sz w:val="18"/>
               </w:rPr>
               <m:t>P</m:t>
@@ -14736,7 +14222,7 @@
                 <m:sty m:val="bi"/>
               </m:rPr>
               <w:rPr>
-                <w:rFonts w:ascii="Cambria Math" w:eastAsia="黑体" w:hAnsi="Cambria Math" w:cs="Times New Roman"/>
+                <w:rFonts w:ascii="Cambria Math" w:eastAsia="SimHei" w:hAnsi="Cambria Math" w:cs="Times New Roman"/>
                 <w:sz w:val="18"/>
               </w:rPr>
               <m:t>min</m:t>
@@ -14748,7 +14234,7 @@
             <m:sty m:val="b"/>
           </m:rPr>
           <w:rPr>
-            <w:rFonts w:ascii="Cambria Math" w:eastAsia="黑体" w:hAnsi="Cambria Math" w:cs="Times New Roman"/>
+            <w:rFonts w:ascii="Cambria Math" w:eastAsia="SimHei" w:hAnsi="Cambria Math" w:cs="Times New Roman"/>
             <w:sz w:val="18"/>
           </w:rPr>
           <m:t>)/2</m:t>
@@ -14756,7 +14242,7 @@
       </m:oMath>
       <w:r>
         <w:rPr>
-          <w:rFonts w:eastAsia="黑体" w:cs="Times New Roman" w:hint="eastAsia"/>
+          <w:rFonts w:eastAsia="SimHei" w:cs="Times New Roman" w:hint="eastAsia"/>
           <w:b/>
           <w:sz w:val="18"/>
         </w:rPr>
@@ -14767,14 +14253,14 @@
       <w:pPr>
         <w:jc w:val="center"/>
         <w:rPr>
-          <w:rFonts w:eastAsia="黑体" w:cs="Times New Roman"/>
-          <w:b/>
-          <w:sz w:val="18"/>
-        </w:rPr>
-      </w:pPr>
-      <w:r>
-        <w:rPr>
-          <w:rFonts w:eastAsia="黑体" w:cs="Times New Roman" w:hint="eastAsia"/>
+          <w:rFonts w:eastAsia="SimHei" w:cs="Times New Roman"/>
+          <w:b/>
+          <w:sz w:val="18"/>
+        </w:rPr>
+      </w:pPr>
+      <w:r>
+        <w:rPr>
+          <w:rFonts w:eastAsia="SimHei" w:cs="Times New Roman" w:hint="eastAsia"/>
           <w:b/>
           <w:sz w:val="18"/>
         </w:rPr>
@@ -14785,14 +14271,14 @@
       <w:pPr>
         <w:jc w:val="center"/>
         <w:rPr>
-          <w:rFonts w:eastAsia="黑体" w:cs="Times New Roman"/>
-          <w:b/>
-          <w:sz w:val="18"/>
-        </w:rPr>
-      </w:pPr>
-      <w:r>
-        <w:rPr>
-          <w:rFonts w:eastAsia="黑体" w:cs="Times New Roman" w:hint="eastAsia"/>
+          <w:rFonts w:eastAsia="SimHei" w:cs="Times New Roman"/>
+          <w:b/>
+          <w:sz w:val="18"/>
+        </w:rPr>
+      </w:pPr>
+      <w:r>
+        <w:rPr>
+          <w:rFonts w:eastAsia="SimHei" w:cs="Times New Roman" w:hint="eastAsia"/>
           <w:b/>
           <w:sz w:val="18"/>
         </w:rPr>
@@ -14804,7 +14290,7 @@
             <m:sty m:val="b"/>
           </m:rPr>
           <w:rPr>
-            <w:rFonts w:ascii="Cambria Math" w:eastAsia="黑体" w:hAnsi="Cambria Math" w:cs="Times New Roman"/>
+            <w:rFonts w:ascii="Cambria Math" w:eastAsia="SimHei" w:hAnsi="Cambria Math" w:cs="Times New Roman"/>
             <w:sz w:val="18"/>
           </w:rPr>
           <m:t>(</m:t>
@@ -14813,7 +14299,7 @@
           <m:sSubPr>
             <m:ctrlPr>
               <w:rPr>
-                <w:rFonts w:ascii="Cambria Math" w:eastAsia="黑体" w:hAnsi="Cambria Math" w:cs="Times New Roman"/>
+                <w:rFonts w:ascii="Cambria Math" w:eastAsia="SimHei" w:hAnsi="Cambria Math" w:cs="Times New Roman"/>
                 <w:b/>
                 <w:sz w:val="18"/>
               </w:rPr>
@@ -14825,7 +14311,7 @@
                 <m:sty m:val="bi"/>
               </m:rPr>
               <w:rPr>
-                <w:rFonts w:ascii="Cambria Math" w:eastAsia="黑体" w:hAnsi="Cambria Math" w:cs="Times New Roman"/>
+                <w:rFonts w:ascii="Cambria Math" w:eastAsia="SimHei" w:hAnsi="Cambria Math" w:cs="Times New Roman"/>
                 <w:sz w:val="18"/>
               </w:rPr>
               <m:t>P</m:t>
@@ -14837,7 +14323,7 @@
                 <m:sty m:val="bi"/>
               </m:rPr>
               <w:rPr>
-                <w:rFonts w:ascii="Cambria Math" w:eastAsia="黑体" w:hAnsi="Cambria Math" w:cs="Times New Roman"/>
+                <w:rFonts w:ascii="Cambria Math" w:eastAsia="SimHei" w:hAnsi="Cambria Math" w:cs="Times New Roman"/>
                 <w:sz w:val="18"/>
               </w:rPr>
               <m:t>max</m:t>
@@ -14849,7 +14335,7 @@
             <m:sty m:val="b"/>
           </m:rPr>
           <w:rPr>
-            <w:rFonts w:ascii="Cambria Math" w:eastAsia="黑体" w:hAnsi="Cambria Math" w:cs="Times New Roman"/>
+            <w:rFonts w:ascii="Cambria Math" w:eastAsia="SimHei" w:hAnsi="Cambria Math" w:cs="Times New Roman"/>
             <w:sz w:val="18"/>
           </w:rPr>
           <m:t>+</m:t>
@@ -14858,7 +14344,7 @@
           <m:sSubPr>
             <m:ctrlPr>
               <w:rPr>
-                <w:rFonts w:ascii="Cambria Math" w:eastAsia="黑体" w:hAnsi="Cambria Math" w:cs="Times New Roman"/>
+                <w:rFonts w:ascii="Cambria Math" w:eastAsia="SimHei" w:hAnsi="Cambria Math" w:cs="Times New Roman"/>
                 <w:b/>
                 <w:sz w:val="18"/>
               </w:rPr>
@@ -14870,7 +14356,7 @@
                 <m:sty m:val="bi"/>
               </m:rPr>
               <w:rPr>
-                <w:rFonts w:ascii="Cambria Math" w:eastAsia="黑体" w:hAnsi="Cambria Math" w:cs="Times New Roman"/>
+                <w:rFonts w:ascii="Cambria Math" w:eastAsia="SimHei" w:hAnsi="Cambria Math" w:cs="Times New Roman"/>
                 <w:sz w:val="18"/>
               </w:rPr>
               <m:t>P</m:t>
@@ -14882,7 +14368,7 @@
                 <m:sty m:val="bi"/>
               </m:rPr>
               <w:rPr>
-                <w:rFonts w:ascii="Cambria Math" w:eastAsia="黑体" w:hAnsi="Cambria Math" w:cs="Times New Roman"/>
+                <w:rFonts w:ascii="Cambria Math" w:eastAsia="SimHei" w:hAnsi="Cambria Math" w:cs="Times New Roman"/>
                 <w:sz w:val="18"/>
               </w:rPr>
               <m:t>min</m:t>
@@ -14894,7 +14380,7 @@
             <m:sty m:val="b"/>
           </m:rPr>
           <w:rPr>
-            <w:rFonts w:ascii="Cambria Math" w:eastAsia="黑体" w:hAnsi="Cambria Math" w:cs="Times New Roman"/>
+            <w:rFonts w:ascii="Cambria Math" w:eastAsia="SimHei" w:hAnsi="Cambria Math" w:cs="Times New Roman"/>
             <w:sz w:val="18"/>
           </w:rPr>
           <m:t>)/2</m:t>
@@ -14902,7 +14388,7 @@
       </m:oMath>
       <w:r>
         <w:rPr>
-          <w:rFonts w:eastAsia="黑体" w:cs="Times New Roman" w:hint="eastAsia"/>
+          <w:rFonts w:eastAsia="SimHei" w:cs="Times New Roman" w:hint="eastAsia"/>
           <w:b/>
           <w:sz w:val="18"/>
         </w:rPr>
@@ -14918,7 +14404,7 @@
           <w:noProof/>
         </w:rPr>
         <w:drawing>
-          <wp:inline distT="0" distB="0" distL="0" distR="0" wp14:anchorId="396358EB" wp14:editId="334288DB">
+          <wp:inline distT="0" distB="0" distL="0" distR="0" wp14:anchorId="396358EB" wp14:editId="773C8C59">
             <wp:extent cx="2865600" cy="1723741"/>
             <wp:effectExtent l="0" t="0" r="0" b="0"/>
             <wp:docPr id="331337346" name="图片 2"/>
@@ -14971,7 +14457,7 @@
       <w:pPr>
         <w:jc w:val="center"/>
         <w:rPr>
-          <w:rFonts w:eastAsia="黑体" w:cs="Times New Roman"/>
+          <w:rFonts w:eastAsia="SimHei" w:cs="Times New Roman"/>
           <w:b/>
           <w:sz w:val="18"/>
         </w:rPr>
@@ -14979,7 +14465,7 @@
       <w:bookmarkStart w:id="9" w:name="_Ref177629173"/>
       <w:r>
         <w:rPr>
-          <w:rFonts w:eastAsia="黑体" w:cs="Times New Roman" w:hint="eastAsia"/>
+          <w:rFonts w:eastAsia="SimHei" w:cs="Times New Roman" w:hint="eastAsia"/>
           <w:b/>
           <w:sz w:val="18"/>
         </w:rPr>
@@ -14987,7 +14473,7 @@
       </w:r>
       <w:r>
         <w:rPr>
-          <w:rFonts w:eastAsia="黑体" w:cs="Times New Roman" w:hint="eastAsia"/>
+          <w:rFonts w:eastAsia="SimHei" w:cs="Times New Roman" w:hint="eastAsia"/>
           <w:b/>
           <w:sz w:val="18"/>
         </w:rPr>
@@ -14995,7 +14481,7 @@
       </w:r>
       <w:r>
         <w:rPr>
-          <w:rFonts w:eastAsia="黑体" w:cs="Times New Roman"/>
+          <w:rFonts w:eastAsia="SimHei" w:cs="Times New Roman"/>
           <w:b/>
           <w:sz w:val="18"/>
         </w:rPr>
@@ -15003,7 +14489,7 @@
       </w:r>
       <w:r>
         <w:rPr>
-          <w:rFonts w:eastAsia="黑体" w:cs="Times New Roman"/>
+          <w:rFonts w:eastAsia="SimHei" w:cs="Times New Roman"/>
           <w:b/>
           <w:sz w:val="18"/>
         </w:rPr>
@@ -15011,7 +14497,7 @@
       </w:r>
       <w:r>
         <w:rPr>
-          <w:rFonts w:eastAsia="黑体" w:cs="Times New Roman" w:hint="eastAsia"/>
+          <w:rFonts w:eastAsia="SimHei" w:cs="Times New Roman" w:hint="eastAsia"/>
           <w:b/>
           <w:sz w:val="18"/>
         </w:rPr>
@@ -15019,7 +14505,7 @@
       </w:r>
       <w:r>
         <w:rPr>
-          <w:rFonts w:eastAsia="黑体" w:cs="Times New Roman" w:hint="eastAsia"/>
+          <w:rFonts w:eastAsia="SimHei" w:cs="Times New Roman" w:hint="eastAsia"/>
           <w:b/>
           <w:sz w:val="18"/>
         </w:rPr>
@@ -15027,7 +14513,7 @@
       </w:r>
       <w:r>
         <w:rPr>
-          <w:rFonts w:eastAsia="黑体" w:cs="Times New Roman" w:hint="eastAsia"/>
+          <w:rFonts w:eastAsia="SimHei" w:cs="Times New Roman" w:hint="eastAsia"/>
           <w:b/>
           <w:sz w:val="18"/>
         </w:rPr>
@@ -15035,7 +14521,7 @@
       </w:r>
       <w:r>
         <w:rPr>
-          <w:rFonts w:eastAsia="黑体" w:cs="Times New Roman"/>
+          <w:rFonts w:eastAsia="SimHei" w:cs="Times New Roman"/>
           <w:b/>
           <w:sz w:val="18"/>
         </w:rPr>
@@ -15043,7 +14529,7 @@
       </w:r>
       <w:r>
         <w:rPr>
-          <w:rFonts w:eastAsia="黑体" w:cs="Times New Roman"/>
+          <w:rFonts w:eastAsia="SimHei" w:cs="Times New Roman"/>
           <w:b/>
           <w:sz w:val="18"/>
         </w:rPr>
@@ -15051,7 +14537,7 @@
       </w:r>
       <w:r>
         <w:rPr>
-          <w:rFonts w:eastAsia="黑体" w:cs="Times New Roman"/>
+          <w:rFonts w:eastAsia="SimHei" w:cs="Times New Roman"/>
           <w:b/>
           <w:noProof/>
           <w:sz w:val="18"/>
@@ -15060,7 +14546,7 @@
       </w:r>
       <w:r>
         <w:rPr>
-          <w:rFonts w:eastAsia="黑体" w:cs="Times New Roman"/>
+          <w:rFonts w:eastAsia="SimHei" w:cs="Times New Roman"/>
           <w:b/>
           <w:sz w:val="18"/>
         </w:rPr>
@@ -15069,7 +14555,7 @@
       <w:bookmarkEnd w:id="9"/>
       <w:r>
         <w:rPr>
-          <w:rFonts w:eastAsia="黑体" w:cs="Times New Roman" w:hint="eastAsia"/>
+          <w:rFonts w:eastAsia="SimHei" w:cs="Times New Roman" w:hint="eastAsia"/>
           <w:b/>
           <w:sz w:val="18"/>
         </w:rPr>
@@ -15080,7 +14566,7 @@
           <m:sSubPr>
             <m:ctrlPr>
               <w:rPr>
-                <w:rFonts w:ascii="Cambria Math" w:eastAsia="黑体" w:hAnsi="Cambria Math" w:cs="Times New Roman"/>
+                <w:rFonts w:ascii="Cambria Math" w:eastAsia="SimHei" w:hAnsi="Cambria Math" w:cs="Times New Roman"/>
                 <w:b/>
                 <w:sz w:val="18"/>
               </w:rPr>
@@ -15092,7 +14578,7 @@
                 <m:sty m:val="bi"/>
               </m:rPr>
               <w:rPr>
-                <w:rFonts w:ascii="Cambria Math" w:eastAsia="黑体" w:hAnsi="Cambria Math" w:cs="Times New Roman"/>
+                <w:rFonts w:ascii="Cambria Math" w:eastAsia="SimHei" w:hAnsi="Cambria Math" w:cs="Times New Roman"/>
                 <w:sz w:val="18"/>
               </w:rPr>
               <m:t>P</m:t>
@@ -15104,7 +14590,7 @@
                 <m:sty m:val="bi"/>
               </m:rPr>
               <w:rPr>
-                <w:rFonts w:ascii="Cambria Math" w:eastAsia="黑体" w:hAnsi="Cambria Math" w:cs="Times New Roman"/>
+                <w:rFonts w:ascii="Cambria Math" w:eastAsia="SimHei" w:hAnsi="Cambria Math" w:cs="Times New Roman"/>
                 <w:sz w:val="18"/>
               </w:rPr>
               <m:t>min</m:t>
@@ -15114,7 +14600,7 @@
       </m:oMath>
       <w:r>
         <w:rPr>
-          <w:rFonts w:eastAsia="黑体" w:cs="Times New Roman" w:hint="eastAsia"/>
+          <w:rFonts w:eastAsia="SimHei" w:cs="Times New Roman" w:hint="eastAsia"/>
           <w:b/>
           <w:sz w:val="18"/>
         </w:rPr>
@@ -15125,14 +14611,14 @@
       <w:pPr>
         <w:jc w:val="center"/>
         <w:rPr>
-          <w:rFonts w:eastAsia="黑体" w:cs="Times New Roman"/>
-          <w:b/>
-          <w:sz w:val="18"/>
-        </w:rPr>
-      </w:pPr>
-      <w:r>
-        <w:rPr>
-          <w:rFonts w:eastAsia="黑体" w:cs="Times New Roman" w:hint="eastAsia"/>
+          <w:rFonts w:eastAsia="SimHei" w:cs="Times New Roman"/>
+          <w:b/>
+          <w:sz w:val="18"/>
+        </w:rPr>
+      </w:pPr>
+      <w:r>
+        <w:rPr>
+          <w:rFonts w:eastAsia="SimHei" w:cs="Times New Roman" w:hint="eastAsia"/>
           <w:b/>
           <w:sz w:val="18"/>
         </w:rPr>
@@ -15140,7 +14626,7 @@
       </w:r>
       <w:r>
         <w:rPr>
-          <w:rFonts w:eastAsia="黑体" w:cs="Times New Roman"/>
+          <w:rFonts w:eastAsia="SimHei" w:cs="Times New Roman"/>
           <w:b/>
           <w:sz w:val="18"/>
         </w:rPr>
@@ -15148,7 +14634,7 @@
       </w:r>
       <w:r>
         <w:rPr>
-          <w:rFonts w:eastAsia="黑体" w:cs="Times New Roman" w:hint="eastAsia"/>
+          <w:rFonts w:eastAsia="SimHei" w:cs="Times New Roman" w:hint="eastAsia"/>
           <w:b/>
           <w:sz w:val="18"/>
         </w:rPr>
@@ -15159,14 +14645,14 @@
       <w:pPr>
         <w:jc w:val="center"/>
         <w:rPr>
-          <w:rFonts w:eastAsia="黑体" w:cs="Times New Roman"/>
-          <w:b/>
-          <w:sz w:val="18"/>
-        </w:rPr>
-      </w:pPr>
-      <w:r>
-        <w:rPr>
-          <w:rFonts w:eastAsia="黑体" w:cs="Times New Roman" w:hint="eastAsia"/>
+          <w:rFonts w:eastAsia="SimHei" w:cs="Times New Roman"/>
+          <w:b/>
+          <w:sz w:val="18"/>
+        </w:rPr>
+      </w:pPr>
+      <w:r>
+        <w:rPr>
+          <w:rFonts w:eastAsia="SimHei" w:cs="Times New Roman" w:hint="eastAsia"/>
           <w:b/>
           <w:sz w:val="18"/>
         </w:rPr>
@@ -15174,7 +14660,7 @@
       </w:r>
       <w:r>
         <w:rPr>
-          <w:rFonts w:eastAsia="黑体" w:cs="Times New Roman" w:hint="eastAsia"/>
+          <w:rFonts w:eastAsia="SimHei" w:cs="Times New Roman" w:hint="eastAsia"/>
           <w:b/>
           <w:sz w:val="18"/>
         </w:rPr>
@@ -15185,7 +14671,7 @@
           <m:sSubPr>
             <m:ctrlPr>
               <w:rPr>
-                <w:rFonts w:ascii="Cambria Math" w:eastAsia="黑体" w:hAnsi="Cambria Math" w:cs="Times New Roman"/>
+                <w:rFonts w:ascii="Cambria Math" w:eastAsia="SimHei" w:hAnsi="Cambria Math" w:cs="Times New Roman"/>
                 <w:b/>
                 <w:sz w:val="18"/>
               </w:rPr>
@@ -15197,7 +14683,7 @@
                 <m:sty m:val="bi"/>
               </m:rPr>
               <w:rPr>
-                <w:rFonts w:ascii="Cambria Math" w:eastAsia="黑体" w:hAnsi="Cambria Math" w:cs="Times New Roman"/>
+                <w:rFonts w:ascii="Cambria Math" w:eastAsia="SimHei" w:hAnsi="Cambria Math" w:cs="Times New Roman"/>
                 <w:sz w:val="18"/>
               </w:rPr>
               <m:t>P</m:t>
@@ -15209,7 +14695,7 @@
                 <m:sty m:val="bi"/>
               </m:rPr>
               <w:rPr>
-                <w:rFonts w:ascii="Cambria Math" w:eastAsia="黑体" w:hAnsi="Cambria Math" w:cs="Times New Roman"/>
+                <w:rFonts w:ascii="Cambria Math" w:eastAsia="SimHei" w:hAnsi="Cambria Math" w:cs="Times New Roman"/>
                 <w:sz w:val="18"/>
               </w:rPr>
               <m:t>min</m:t>
@@ -15219,7 +14705,7 @@
       </m:oMath>
       <w:r>
         <w:rPr>
-          <w:rFonts w:eastAsia="黑体" w:cs="Times New Roman" w:hint="eastAsia"/>
+          <w:rFonts w:eastAsia="SimHei" w:cs="Times New Roman" w:hint="eastAsia"/>
           <w:b/>
           <w:sz w:val="18"/>
         </w:rPr>
@@ -15235,7 +14721,7 @@
           <w:noProof/>
         </w:rPr>
         <w:drawing>
-          <wp:inline distT="0" distB="0" distL="0" distR="0" wp14:anchorId="2AC4886A" wp14:editId="629CC51B">
+          <wp:inline distT="0" distB="0" distL="0" distR="0" wp14:anchorId="2AC4886A" wp14:editId="3413D0C3">
             <wp:extent cx="2865600" cy="1712508"/>
             <wp:effectExtent l="0" t="0" r="0" b="2540"/>
             <wp:docPr id="747978720" name="图片 3"/>
@@ -15288,7 +14774,7 @@
       <w:pPr>
         <w:jc w:val="center"/>
         <w:rPr>
-          <w:rFonts w:eastAsia="黑体" w:cs="Times New Roman"/>
+          <w:rFonts w:eastAsia="SimHei" w:cs="Times New Roman"/>
           <w:b/>
           <w:sz w:val="18"/>
         </w:rPr>
@@ -15296,7 +14782,7 @@
       <w:bookmarkStart w:id="10" w:name="_Ref177629180"/>
       <w:r>
         <w:rPr>
-          <w:rFonts w:eastAsia="黑体" w:cs="Times New Roman" w:hint="eastAsia"/>
+          <w:rFonts w:eastAsia="SimHei" w:cs="Times New Roman" w:hint="eastAsia"/>
           <w:b/>
           <w:sz w:val="18"/>
         </w:rPr>
@@ -15304,7 +14790,7 @@
       </w:r>
       <w:r>
         <w:rPr>
-          <w:rFonts w:eastAsia="黑体" w:cs="Times New Roman" w:hint="eastAsia"/>
+          <w:rFonts w:eastAsia="SimHei" w:cs="Times New Roman" w:hint="eastAsia"/>
           <w:b/>
           <w:sz w:val="18"/>
         </w:rPr>
@@ -15312,7 +14798,7 @@
       </w:r>
       <w:r>
         <w:rPr>
-          <w:rFonts w:eastAsia="黑体" w:cs="Times New Roman"/>
+          <w:rFonts w:eastAsia="SimHei" w:cs="Times New Roman"/>
           <w:b/>
           <w:sz w:val="18"/>
         </w:rPr>
@@ -15320,7 +14806,7 @@
       </w:r>
       <w:r>
         <w:rPr>
-          <w:rFonts w:eastAsia="黑体" w:cs="Times New Roman"/>
+          <w:rFonts w:eastAsia="SimHei" w:cs="Times New Roman"/>
           <w:b/>
           <w:sz w:val="18"/>
         </w:rPr>
@@ -15328,7 +14814,7 @@
       </w:r>
       <w:r>
         <w:rPr>
-          <w:rFonts w:eastAsia="黑体" w:cs="Times New Roman" w:hint="eastAsia"/>
+          <w:rFonts w:eastAsia="SimHei" w:cs="Times New Roman" w:hint="eastAsia"/>
           <w:b/>
           <w:sz w:val="18"/>
         </w:rPr>
@@ -15336,7 +14822,7 @@
       </w:r>
       <w:r>
         <w:rPr>
-          <w:rFonts w:eastAsia="黑体" w:cs="Times New Roman" w:hint="eastAsia"/>
+          <w:rFonts w:eastAsia="SimHei" w:cs="Times New Roman" w:hint="eastAsia"/>
           <w:b/>
           <w:sz w:val="18"/>
         </w:rPr>
@@ -15344,7 +14830,7 @@
       </w:r>
       <w:r>
         <w:rPr>
-          <w:rFonts w:eastAsia="黑体" w:cs="Times New Roman" w:hint="eastAsia"/>
+          <w:rFonts w:eastAsia="SimHei" w:cs="Times New Roman" w:hint="eastAsia"/>
           <w:b/>
           <w:sz w:val="18"/>
         </w:rPr>
@@ -15352,7 +14838,7 @@
       </w:r>
       <w:r>
         <w:rPr>
-          <w:rFonts w:eastAsia="黑体" w:cs="Times New Roman"/>
+          <w:rFonts w:eastAsia="SimHei" w:cs="Times New Roman"/>
           <w:b/>
           <w:sz w:val="18"/>
         </w:rPr>
@@ -15360,7 +14846,7 @@
       </w:r>
       <w:r>
         <w:rPr>
-          <w:rFonts w:eastAsia="黑体" w:cs="Times New Roman"/>
+          <w:rFonts w:eastAsia="SimHei" w:cs="Times New Roman"/>
           <w:b/>
           <w:sz w:val="18"/>
         </w:rPr>
@@ -15368,7 +14854,7 @@
       </w:r>
       <w:r>
         <w:rPr>
-          <w:rFonts w:eastAsia="黑体" w:cs="Times New Roman"/>
+          <w:rFonts w:eastAsia="SimHei" w:cs="Times New Roman"/>
           <w:b/>
           <w:noProof/>
           <w:sz w:val="18"/>
@@ -15377,7 +14863,7 @@
       </w:r>
       <w:r>
         <w:rPr>
-          <w:rFonts w:eastAsia="黑体" w:cs="Times New Roman"/>
+          <w:rFonts w:eastAsia="SimHei" w:cs="Times New Roman"/>
           <w:b/>
           <w:sz w:val="18"/>
         </w:rPr>
@@ -15386,7 +14872,7 @@
       <w:bookmarkEnd w:id="10"/>
       <w:r>
         <w:rPr>
-          <w:rFonts w:eastAsia="黑体" w:cs="Times New Roman" w:hint="eastAsia"/>
+          <w:rFonts w:eastAsia="SimHei" w:cs="Times New Roman" w:hint="eastAsia"/>
           <w:b/>
           <w:sz w:val="18"/>
         </w:rPr>
@@ -15397,7 +14883,7 @@
           <m:sSubPr>
             <m:ctrlPr>
               <w:rPr>
-                <w:rFonts w:ascii="Cambria Math" w:eastAsia="黑体" w:hAnsi="Cambria Math" w:cs="Times New Roman"/>
+                <w:rFonts w:ascii="Cambria Math" w:eastAsia="SimHei" w:hAnsi="Cambria Math" w:cs="Times New Roman"/>
                 <w:b/>
                 <w:sz w:val="18"/>
               </w:rPr>
@@ -15409,7 +14895,7 @@
                 <m:sty m:val="bi"/>
               </m:rPr>
               <w:rPr>
-                <w:rFonts w:ascii="Cambria Math" w:eastAsia="黑体" w:hAnsi="Cambria Math" w:cs="Times New Roman"/>
+                <w:rFonts w:ascii="Cambria Math" w:eastAsia="SimHei" w:hAnsi="Cambria Math" w:cs="Times New Roman"/>
                 <w:sz w:val="18"/>
               </w:rPr>
               <m:t>P</m:t>
@@ -15421,7 +14907,7 @@
                 <m:sty m:val="bi"/>
               </m:rPr>
               <w:rPr>
-                <w:rFonts w:ascii="Cambria Math" w:eastAsia="黑体" w:hAnsi="Cambria Math" w:cs="Times New Roman"/>
+                <w:rFonts w:ascii="Cambria Math" w:eastAsia="SimHei" w:hAnsi="Cambria Math" w:cs="Times New Roman"/>
                 <w:sz w:val="18"/>
               </w:rPr>
               <m:t>max</m:t>
@@ -15431,7 +14917,7 @@
       </m:oMath>
       <w:r>
         <w:rPr>
-          <w:rFonts w:eastAsia="黑体" w:cs="Times New Roman" w:hint="eastAsia"/>
+          <w:rFonts w:eastAsia="SimHei" w:cs="Times New Roman" w:hint="eastAsia"/>
           <w:b/>
           <w:sz w:val="18"/>
         </w:rPr>
@@ -15442,14 +14928,14 @@
       <w:pPr>
         <w:jc w:val="center"/>
         <w:rPr>
-          <w:rFonts w:eastAsia="黑体" w:cs="Times New Roman"/>
-          <w:b/>
-          <w:sz w:val="18"/>
-        </w:rPr>
-      </w:pPr>
-      <w:r>
-        <w:rPr>
-          <w:rFonts w:eastAsia="黑体" w:cs="Times New Roman" w:hint="eastAsia"/>
+          <w:rFonts w:eastAsia="SimHei" w:cs="Times New Roman"/>
+          <w:b/>
+          <w:sz w:val="18"/>
+        </w:rPr>
+      </w:pPr>
+      <w:r>
+        <w:rPr>
+          <w:rFonts w:eastAsia="SimHei" w:cs="Times New Roman" w:hint="eastAsia"/>
           <w:b/>
           <w:sz w:val="18"/>
         </w:rPr>
@@ -15457,7 +14943,7 @@
       </w:r>
       <w:r>
         <w:rPr>
-          <w:rFonts w:eastAsia="黑体" w:cs="Times New Roman"/>
+          <w:rFonts w:eastAsia="SimHei" w:cs="Times New Roman"/>
           <w:b/>
           <w:sz w:val="18"/>
         </w:rPr>
@@ -15465,7 +14951,7 @@
       </w:r>
       <w:r>
         <w:rPr>
-          <w:rFonts w:eastAsia="黑体" w:cs="Times New Roman" w:hint="eastAsia"/>
+          <w:rFonts w:eastAsia="SimHei" w:cs="Times New Roman" w:hint="eastAsia"/>
           <w:b/>
           <w:sz w:val="18"/>
         </w:rPr>
@@ -15473,7 +14959,7 @@
       </w:r>
       <w:r>
         <w:rPr>
-          <w:rFonts w:eastAsia="黑体" w:cs="Times New Roman" w:hint="eastAsia"/>
+          <w:rFonts w:eastAsia="SimHei" w:cs="Times New Roman" w:hint="eastAsia"/>
           <w:b/>
           <w:sz w:val="18"/>
         </w:rPr>
@@ -15484,7 +14970,7 @@
           <m:sSubPr>
             <m:ctrlPr>
               <w:rPr>
-                <w:rFonts w:ascii="Cambria Math" w:eastAsia="黑体" w:hAnsi="Cambria Math" w:cs="Times New Roman"/>
+                <w:rFonts w:ascii="Cambria Math" w:eastAsia="SimHei" w:hAnsi="Cambria Math" w:cs="Times New Roman"/>
                 <w:b/>
                 <w:sz w:val="18"/>
               </w:rPr>
@@ -15496,7 +14982,7 @@
                 <m:sty m:val="bi"/>
               </m:rPr>
               <w:rPr>
-                <w:rFonts w:ascii="Cambria Math" w:eastAsia="黑体" w:hAnsi="Cambria Math" w:cs="Times New Roman"/>
+                <w:rFonts w:ascii="Cambria Math" w:eastAsia="SimHei" w:hAnsi="Cambria Math" w:cs="Times New Roman"/>
                 <w:sz w:val="18"/>
               </w:rPr>
               <m:t>P</m:t>
@@ -15508,7 +14994,7 @@
                 <m:sty m:val="bi"/>
               </m:rPr>
               <w:rPr>
-                <w:rFonts w:ascii="Cambria Math" w:eastAsia="黑体" w:hAnsi="Cambria Math" w:cs="Times New Roman"/>
+                <w:rFonts w:ascii="Cambria Math" w:eastAsia="SimHei" w:hAnsi="Cambria Math" w:cs="Times New Roman"/>
                 <w:sz w:val="18"/>
               </w:rPr>
               <m:t>max</m:t>
@@ -15518,7 +15004,7 @@
       </m:oMath>
       <w:r>
         <w:rPr>
-          <w:rFonts w:eastAsia="黑体" w:cs="Times New Roman" w:hint="eastAsia"/>
+          <w:rFonts w:eastAsia="SimHei" w:cs="Times New Roman" w:hint="eastAsia"/>
           <w:b/>
           <w:sz w:val="18"/>
         </w:rPr>
@@ -15528,7 +15014,7 @@
     <w:p>
       <w:pPr>
         <w:rPr>
-          <w:rFonts w:eastAsia="黑体" w:cs="Times New Roman"/>
+          <w:rFonts w:eastAsia="SimHei" w:cs="Times New Roman"/>
           <w:b/>
           <w:color w:val="FF0000"/>
           <w:sz w:val="24"/>
@@ -15537,7 +15023,7 @@
       </w:pPr>
       <w:r>
         <w:rPr>
-          <w:rFonts w:eastAsia="黑体" w:cs="Times New Roman" w:hint="eastAsia"/>
+          <w:rFonts w:eastAsia="SimHei" w:cs="Times New Roman" w:hint="eastAsia"/>
           <w:b/>
           <w:color w:val="FF0000"/>
           <w:sz w:val="24"/>
@@ -15547,7 +15033,7 @@
       </w:r>
       <w:r>
         <w:rPr>
-          <w:rFonts w:eastAsia="黑体" w:cs="Times New Roman" w:hint="eastAsia"/>
+          <w:rFonts w:eastAsia="SimHei" w:cs="Times New Roman" w:hint="eastAsia"/>
           <w:b/>
           <w:color w:val="FF0000"/>
           <w:sz w:val="24"/>
@@ -15557,7 +15043,7 @@
       </w:r>
       <w:r>
         <w:rPr>
-          <w:rFonts w:eastAsia="黑体" w:cs="Times New Roman"/>
+          <w:rFonts w:eastAsia="SimHei" w:cs="Times New Roman"/>
           <w:b/>
           <w:color w:val="FF0000"/>
           <w:sz w:val="24"/>
@@ -15567,7 +15053,7 @@
       </w:r>
       <w:r>
         <w:rPr>
-          <w:rFonts w:eastAsia="黑体" w:cs="Times New Roman" w:hint="eastAsia"/>
+          <w:rFonts w:eastAsia="SimHei" w:cs="Times New Roman" w:hint="eastAsia"/>
           <w:b/>
           <w:color w:val="FF0000"/>
           <w:sz w:val="24"/>
@@ -15641,7 +15127,6 @@
           <w:noProof/>
           <w:color w:val="FF0000"/>
         </w:rPr>
-        <w:lastRenderedPageBreak/>
         <w:drawing>
           <wp:inline distT="0" distB="0" distL="0" distR="0" wp14:anchorId="6B07C0FD" wp14:editId="0CBDD3D2">
             <wp:extent cx="2867025" cy="2418080"/>
@@ -15683,7 +15168,7 @@
       <w:pPr>
         <w:pStyle w:val="Caption"/>
         <w:rPr>
-          <w:rFonts w:eastAsia="黑体" w:cs="Times New Roman"/>
+          <w:rFonts w:eastAsia="SimHei" w:cs="Times New Roman"/>
           <w:b/>
           <w:color w:val="FF0000"/>
           <w:sz w:val="18"/>
@@ -15692,7 +15177,7 @@
       <w:bookmarkStart w:id="11" w:name="_Ref190702731"/>
       <w:r>
         <w:rPr>
-          <w:rFonts w:eastAsia="黑体" w:cs="Times New Roman" w:hint="eastAsia"/>
+          <w:rFonts w:eastAsia="SimHei" w:cs="Times New Roman" w:hint="eastAsia"/>
           <w:b/>
           <w:color w:val="FF0000"/>
           <w:sz w:val="18"/>
@@ -15701,7 +15186,7 @@
       </w:r>
       <w:r>
         <w:rPr>
-          <w:rFonts w:eastAsia="黑体" w:cs="Times New Roman" w:hint="eastAsia"/>
+          <w:rFonts w:eastAsia="SimHei" w:cs="Times New Roman" w:hint="eastAsia"/>
           <w:b/>
           <w:color w:val="FF0000"/>
           <w:sz w:val="18"/>
@@ -15710,7 +15195,7 @@
       </w:r>
       <w:r>
         <w:rPr>
-          <w:rFonts w:eastAsia="黑体" w:cs="Times New Roman"/>
+          <w:rFonts w:eastAsia="SimHei" w:cs="Times New Roman"/>
           <w:b/>
           <w:color w:val="FF0000"/>
           <w:sz w:val="18"/>
@@ -15719,7 +15204,7 @@
       </w:r>
       <w:r>
         <w:rPr>
-          <w:rFonts w:eastAsia="黑体" w:cs="Times New Roman"/>
+          <w:rFonts w:eastAsia="SimHei" w:cs="Times New Roman"/>
           <w:b/>
           <w:color w:val="FF0000"/>
           <w:sz w:val="18"/>
@@ -15728,7 +15213,7 @@
       </w:r>
       <w:r>
         <w:rPr>
-          <w:rFonts w:eastAsia="黑体" w:cs="Times New Roman" w:hint="eastAsia"/>
+          <w:rFonts w:eastAsia="SimHei" w:cs="Times New Roman" w:hint="eastAsia"/>
           <w:b/>
           <w:color w:val="FF0000"/>
           <w:sz w:val="18"/>
@@ -15737,7 +15222,7 @@
       </w:r>
       <w:r>
         <w:rPr>
-          <w:rFonts w:eastAsia="黑体" w:cs="Times New Roman" w:hint="eastAsia"/>
+          <w:rFonts w:eastAsia="SimHei" w:cs="Times New Roman" w:hint="eastAsia"/>
           <w:b/>
           <w:color w:val="FF0000"/>
           <w:sz w:val="18"/>
@@ -15746,7 +15231,7 @@
       </w:r>
       <w:r>
         <w:rPr>
-          <w:rFonts w:eastAsia="黑体" w:cs="Times New Roman" w:hint="eastAsia"/>
+          <w:rFonts w:eastAsia="SimHei" w:cs="Times New Roman" w:hint="eastAsia"/>
           <w:b/>
           <w:color w:val="FF0000"/>
           <w:sz w:val="18"/>
@@ -15755,7 +15240,7 @@
       </w:r>
       <w:r>
         <w:rPr>
-          <w:rFonts w:eastAsia="黑体" w:cs="Times New Roman"/>
+          <w:rFonts w:eastAsia="SimHei" w:cs="Times New Roman"/>
           <w:b/>
           <w:color w:val="FF0000"/>
           <w:sz w:val="18"/>
@@ -15764,7 +15249,7 @@
       </w:r>
       <w:r>
         <w:rPr>
-          <w:rFonts w:eastAsia="黑体" w:cs="Times New Roman"/>
+          <w:rFonts w:eastAsia="SimHei" w:cs="Times New Roman"/>
           <w:b/>
           <w:color w:val="FF0000"/>
           <w:sz w:val="18"/>
@@ -15773,7 +15258,7 @@
       </w:r>
       <w:r>
         <w:rPr>
-          <w:rFonts w:eastAsia="黑体" w:cs="Times New Roman"/>
+          <w:rFonts w:eastAsia="SimHei" w:cs="Times New Roman"/>
           <w:b/>
           <w:noProof/>
           <w:color w:val="FF0000"/>
@@ -15783,7 +15268,7 @@
       </w:r>
       <w:r>
         <w:rPr>
-          <w:rFonts w:eastAsia="黑体" w:cs="Times New Roman"/>
+          <w:rFonts w:eastAsia="SimHei" w:cs="Times New Roman"/>
           <w:b/>
           <w:color w:val="FF0000"/>
           <w:sz w:val="18"/>
@@ -15793,7 +15278,7 @@
       <w:bookmarkEnd w:id="11"/>
       <w:r>
         <w:rPr>
-          <w:rFonts w:eastAsia="黑体" w:cs="Times New Roman" w:hint="eastAsia"/>
+          <w:rFonts w:eastAsia="SimHei" w:cs="Times New Roman" w:hint="eastAsia"/>
           <w:b/>
           <w:color w:val="FF0000"/>
           <w:sz w:val="18"/>
@@ -15805,7 +15290,7 @@
       <w:pPr>
         <w:jc w:val="center"/>
         <w:rPr>
-          <w:rFonts w:eastAsia="黑体" w:cs="Times New Roman"/>
+          <w:rFonts w:eastAsia="SimHei" w:cs="Times New Roman"/>
           <w:b/>
           <w:color w:val="FF0000"/>
           <w:sz w:val="18"/>
@@ -15813,7 +15298,7 @@
       </w:pPr>
       <w:r>
         <w:rPr>
-          <w:rFonts w:eastAsia="黑体" w:cs="Times New Roman" w:hint="eastAsia"/>
+          <w:rFonts w:eastAsia="SimHei" w:cs="Times New Roman" w:hint="eastAsia"/>
           <w:b/>
           <w:color w:val="FF0000"/>
           <w:sz w:val="18"/>
@@ -15822,7 +15307,7 @@
       </w:r>
       <w:r>
         <w:rPr>
-          <w:rFonts w:eastAsia="黑体" w:cs="Times New Roman"/>
+          <w:rFonts w:eastAsia="SimHei" w:cs="Times New Roman"/>
           <w:b/>
           <w:color w:val="FF0000"/>
           <w:sz w:val="18"/>
@@ -15831,7 +15316,7 @@
       </w:r>
       <w:r>
         <w:rPr>
-          <w:rFonts w:eastAsia="黑体" w:cs="Times New Roman" w:hint="eastAsia"/>
+          <w:rFonts w:eastAsia="SimHei" w:cs="Times New Roman" w:hint="eastAsia"/>
           <w:b/>
           <w:color w:val="FF0000"/>
           <w:sz w:val="18"/>
@@ -15840,7 +15325,7 @@
       </w:r>
       <w:r>
         <w:rPr>
-          <w:rFonts w:eastAsia="黑体" w:cs="Times New Roman"/>
+          <w:rFonts w:eastAsia="SimHei" w:cs="Times New Roman"/>
           <w:b/>
           <w:color w:val="FF0000"/>
           <w:sz w:val="18"/>
@@ -16010,7 +15495,7 @@
     <w:p>
       <w:pPr>
         <w:rPr>
-          <w:rFonts w:eastAsia="黑体" w:cs="Times New Roman"/>
+          <w:rFonts w:eastAsia="SimHei" w:cs="Times New Roman"/>
           <w:b/>
           <w:color w:val="FF0000"/>
           <w:sz w:val="24"/>
@@ -16019,7 +15504,7 @@
       </w:pPr>
       <w:r>
         <w:rPr>
-          <w:rFonts w:eastAsia="黑体" w:cs="Times New Roman" w:hint="eastAsia"/>
+          <w:rFonts w:eastAsia="SimHei" w:cs="Times New Roman" w:hint="eastAsia"/>
           <w:b/>
           <w:color w:val="FF0000"/>
           <w:sz w:val="24"/>
@@ -16029,7 +15514,7 @@
       </w:r>
       <w:r>
         <w:rPr>
-          <w:rFonts w:eastAsia="黑体" w:cs="Times New Roman"/>
+          <w:rFonts w:eastAsia="SimHei" w:cs="Times New Roman"/>
           <w:b/>
           <w:color w:val="FF0000"/>
           <w:sz w:val="24"/>
@@ -16039,7 +15524,7 @@
       </w:r>
       <w:r>
         <w:rPr>
-          <w:rFonts w:eastAsia="黑体" w:cs="Times New Roman" w:hint="eastAsia"/>
+          <w:rFonts w:eastAsia="SimHei" w:cs="Times New Roman" w:hint="eastAsia"/>
           <w:b/>
           <w:color w:val="FF0000"/>
           <w:sz w:val="24"/>
@@ -16174,6 +15659,7 @@
         </w:rPr>
         <w:t>所示为盾构推进速度对地表位移的影响，其中，</w:t>
       </w:r>
+      <w:proofErr w:type="spellStart"/>
       <w:r>
         <w:rPr>
           <w:rFonts w:hint="eastAsia"/>
@@ -16188,6 +15674,7 @@
         </w:rPr>
         <w:t>v</w:t>
       </w:r>
+      <w:proofErr w:type="spellEnd"/>
       <w:r>
         <w:rPr>
           <w:rFonts w:hint="eastAsia"/>
@@ -16236,6 +15723,7 @@
           <w:noProof/>
           <w:color w:val="FF0000"/>
         </w:rPr>
+        <w:lastRenderedPageBreak/>
         <w:drawing>
           <wp:inline distT="0" distB="0" distL="0" distR="0" wp14:anchorId="0CA49905" wp14:editId="5563828E">
             <wp:extent cx="2867025" cy="2378710"/>
@@ -16277,7 +15765,7 @@
       <w:pPr>
         <w:pStyle w:val="Caption"/>
         <w:rPr>
-          <w:rFonts w:eastAsia="黑体" w:cs="Times New Roman"/>
+          <w:rFonts w:eastAsia="SimHei" w:cs="Times New Roman"/>
           <w:b/>
           <w:color w:val="FF0000"/>
           <w:sz w:val="18"/>
@@ -16286,7 +15774,7 @@
       <w:bookmarkStart w:id="12" w:name="_Ref190718831"/>
       <w:r>
         <w:rPr>
-          <w:rFonts w:eastAsia="黑体" w:cs="Times New Roman" w:hint="eastAsia"/>
+          <w:rFonts w:eastAsia="SimHei" w:cs="Times New Roman" w:hint="eastAsia"/>
           <w:b/>
           <w:color w:val="FF0000"/>
           <w:sz w:val="18"/>
@@ -16295,7 +15783,7 @@
       </w:r>
       <w:r>
         <w:rPr>
-          <w:rFonts w:eastAsia="黑体" w:cs="Times New Roman" w:hint="eastAsia"/>
+          <w:rFonts w:eastAsia="SimHei" w:cs="Times New Roman" w:hint="eastAsia"/>
           <w:b/>
           <w:color w:val="FF0000"/>
           <w:sz w:val="18"/>
@@ -16304,7 +15792,7 @@
       </w:r>
       <w:r>
         <w:rPr>
-          <w:rFonts w:eastAsia="黑体" w:cs="Times New Roman"/>
+          <w:rFonts w:eastAsia="SimHei" w:cs="Times New Roman"/>
           <w:b/>
           <w:color w:val="FF0000"/>
           <w:sz w:val="18"/>
@@ -16313,7 +15801,7 @@
       </w:r>
       <w:r>
         <w:rPr>
-          <w:rFonts w:eastAsia="黑体" w:cs="Times New Roman"/>
+          <w:rFonts w:eastAsia="SimHei" w:cs="Times New Roman"/>
           <w:b/>
           <w:color w:val="FF0000"/>
           <w:sz w:val="18"/>
@@ -16322,7 +15810,7 @@
       </w:r>
       <w:r>
         <w:rPr>
-          <w:rFonts w:eastAsia="黑体" w:cs="Times New Roman" w:hint="eastAsia"/>
+          <w:rFonts w:eastAsia="SimHei" w:cs="Times New Roman" w:hint="eastAsia"/>
           <w:b/>
           <w:color w:val="FF0000"/>
           <w:sz w:val="18"/>
@@ -16331,7 +15819,7 @@
       </w:r>
       <w:r>
         <w:rPr>
-          <w:rFonts w:eastAsia="黑体" w:cs="Times New Roman" w:hint="eastAsia"/>
+          <w:rFonts w:eastAsia="SimHei" w:cs="Times New Roman" w:hint="eastAsia"/>
           <w:b/>
           <w:color w:val="FF0000"/>
           <w:sz w:val="18"/>
@@ -16340,7 +15828,7 @@
       </w:r>
       <w:r>
         <w:rPr>
-          <w:rFonts w:eastAsia="黑体" w:cs="Times New Roman" w:hint="eastAsia"/>
+          <w:rFonts w:eastAsia="SimHei" w:cs="Times New Roman" w:hint="eastAsia"/>
           <w:b/>
           <w:color w:val="FF0000"/>
           <w:sz w:val="18"/>
@@ -16349,7 +15837,7 @@
       </w:r>
       <w:r>
         <w:rPr>
-          <w:rFonts w:eastAsia="黑体" w:cs="Times New Roman"/>
+          <w:rFonts w:eastAsia="SimHei" w:cs="Times New Roman"/>
           <w:b/>
           <w:color w:val="FF0000"/>
           <w:sz w:val="18"/>
@@ -16358,7 +15846,7 @@
       </w:r>
       <w:r>
         <w:rPr>
-          <w:rFonts w:eastAsia="黑体" w:cs="Times New Roman"/>
+          <w:rFonts w:eastAsia="SimHei" w:cs="Times New Roman"/>
           <w:b/>
           <w:color w:val="FF0000"/>
           <w:sz w:val="18"/>
@@ -16367,7 +15855,7 @@
       </w:r>
       <w:r>
         <w:rPr>
-          <w:rFonts w:eastAsia="黑体" w:cs="Times New Roman"/>
+          <w:rFonts w:eastAsia="SimHei" w:cs="Times New Roman"/>
           <w:b/>
           <w:color w:val="FF0000"/>
           <w:sz w:val="18"/>
@@ -16376,7 +15864,7 @@
       </w:r>
       <w:r>
         <w:rPr>
-          <w:rFonts w:eastAsia="黑体" w:cs="Times New Roman"/>
+          <w:rFonts w:eastAsia="SimHei" w:cs="Times New Roman"/>
           <w:b/>
           <w:color w:val="FF0000"/>
           <w:sz w:val="18"/>
@@ -16386,7 +15874,7 @@
       <w:bookmarkEnd w:id="12"/>
       <w:r>
         <w:rPr>
-          <w:rFonts w:eastAsia="黑体" w:cs="Times New Roman" w:hint="eastAsia"/>
+          <w:rFonts w:eastAsia="SimHei" w:cs="Times New Roman" w:hint="eastAsia"/>
           <w:b/>
           <w:color w:val="FF0000"/>
           <w:sz w:val="18"/>
@@ -16398,7 +15886,7 @@
       <w:pPr>
         <w:jc w:val="center"/>
         <w:rPr>
-          <w:rFonts w:eastAsia="黑体" w:cs="Times New Roman"/>
+          <w:rFonts w:eastAsia="SimHei" w:cs="Times New Roman"/>
           <w:b/>
           <w:color w:val="FF0000"/>
           <w:sz w:val="18"/>
@@ -16406,7 +15894,7 @@
       </w:pPr>
       <w:r>
         <w:rPr>
-          <w:rFonts w:eastAsia="黑体" w:cs="Times New Roman" w:hint="eastAsia"/>
+          <w:rFonts w:eastAsia="SimHei" w:cs="Times New Roman" w:hint="eastAsia"/>
           <w:b/>
           <w:color w:val="FF0000"/>
           <w:sz w:val="18"/>
@@ -16415,7 +15903,7 @@
       </w:r>
       <w:r>
         <w:rPr>
-          <w:rFonts w:eastAsia="黑体" w:cs="Times New Roman"/>
+          <w:rFonts w:eastAsia="SimHei" w:cs="Times New Roman"/>
           <w:b/>
           <w:color w:val="FF0000"/>
           <w:sz w:val="18"/>
@@ -16574,7 +16062,7 @@
       <w:pPr>
         <w:pStyle w:val="Caption"/>
         <w:rPr>
-          <w:rFonts w:eastAsia="黑体" w:cs="Times New Roman"/>
+          <w:rFonts w:eastAsia="SimHei" w:cs="Times New Roman"/>
           <w:b/>
           <w:color w:val="FF0000"/>
           <w:sz w:val="18"/>
@@ -16583,7 +16071,7 @@
       <w:bookmarkStart w:id="13" w:name="_Ref190718986"/>
       <w:r>
         <w:rPr>
-          <w:rFonts w:eastAsia="黑体" w:cs="Times New Roman" w:hint="eastAsia"/>
+          <w:rFonts w:eastAsia="SimHei" w:cs="Times New Roman" w:hint="eastAsia"/>
           <w:b/>
           <w:color w:val="FF0000"/>
           <w:sz w:val="18"/>
@@ -16592,7 +16080,7 @@
       </w:r>
       <w:r>
         <w:rPr>
-          <w:rFonts w:eastAsia="黑体" w:cs="Times New Roman" w:hint="eastAsia"/>
+          <w:rFonts w:eastAsia="SimHei" w:cs="Times New Roman" w:hint="eastAsia"/>
           <w:b/>
           <w:color w:val="FF0000"/>
           <w:sz w:val="18"/>
@@ -16601,7 +16089,7 @@
       </w:r>
       <w:r>
         <w:rPr>
-          <w:rFonts w:eastAsia="黑体" w:cs="Times New Roman"/>
+          <w:rFonts w:eastAsia="SimHei" w:cs="Times New Roman"/>
           <w:b/>
           <w:color w:val="FF0000"/>
           <w:sz w:val="18"/>
@@ -16610,7 +16098,7 @@
       </w:r>
       <w:r>
         <w:rPr>
-          <w:rFonts w:eastAsia="黑体" w:cs="Times New Roman"/>
+          <w:rFonts w:eastAsia="SimHei" w:cs="Times New Roman"/>
           <w:b/>
           <w:color w:val="FF0000"/>
           <w:sz w:val="18"/>
@@ -16619,7 +16107,7 @@
       </w:r>
       <w:r>
         <w:rPr>
-          <w:rFonts w:eastAsia="黑体" w:cs="Times New Roman" w:hint="eastAsia"/>
+          <w:rFonts w:eastAsia="SimHei" w:cs="Times New Roman" w:hint="eastAsia"/>
           <w:b/>
           <w:color w:val="FF0000"/>
           <w:sz w:val="18"/>
@@ -16628,7 +16116,7 @@
       </w:r>
       <w:r>
         <w:rPr>
-          <w:rFonts w:eastAsia="黑体" w:cs="Times New Roman" w:hint="eastAsia"/>
+          <w:rFonts w:eastAsia="SimHei" w:cs="Times New Roman" w:hint="eastAsia"/>
           <w:b/>
           <w:color w:val="FF0000"/>
           <w:sz w:val="18"/>
@@ -16637,7 +16125,7 @@
       </w:r>
       <w:r>
         <w:rPr>
-          <w:rFonts w:eastAsia="黑体" w:cs="Times New Roman" w:hint="eastAsia"/>
+          <w:rFonts w:eastAsia="SimHei" w:cs="Times New Roman" w:hint="eastAsia"/>
           <w:b/>
           <w:color w:val="FF0000"/>
           <w:sz w:val="18"/>
@@ -16646,7 +16134,7 @@
       </w:r>
       <w:r>
         <w:rPr>
-          <w:rFonts w:eastAsia="黑体" w:cs="Times New Roman"/>
+          <w:rFonts w:eastAsia="SimHei" w:cs="Times New Roman"/>
           <w:b/>
           <w:color w:val="FF0000"/>
           <w:sz w:val="18"/>
@@ -16655,7 +16143,7 @@
       </w:r>
       <w:r>
         <w:rPr>
-          <w:rFonts w:eastAsia="黑体" w:cs="Times New Roman"/>
+          <w:rFonts w:eastAsia="SimHei" w:cs="Times New Roman"/>
           <w:b/>
           <w:color w:val="FF0000"/>
           <w:sz w:val="18"/>
@@ -16664,7 +16152,7 @@
       </w:r>
       <w:r>
         <w:rPr>
-          <w:rFonts w:eastAsia="黑体" w:cs="Times New Roman"/>
+          <w:rFonts w:eastAsia="SimHei" w:cs="Times New Roman"/>
           <w:b/>
           <w:color w:val="FF0000"/>
           <w:sz w:val="18"/>
@@ -16673,7 +16161,7 @@
       </w:r>
       <w:r>
         <w:rPr>
-          <w:rFonts w:eastAsia="黑体" w:cs="Times New Roman"/>
+          <w:rFonts w:eastAsia="SimHei" w:cs="Times New Roman"/>
           <w:b/>
           <w:color w:val="FF0000"/>
           <w:sz w:val="18"/>
@@ -16683,7 +16171,7 @@
       <w:bookmarkEnd w:id="13"/>
       <w:r>
         <w:rPr>
-          <w:rFonts w:eastAsia="黑体" w:cs="Times New Roman" w:hint="eastAsia"/>
+          <w:rFonts w:eastAsia="SimHei" w:cs="Times New Roman" w:hint="eastAsia"/>
           <w:b/>
           <w:color w:val="FF0000"/>
           <w:sz w:val="18"/>
@@ -16695,7 +16183,7 @@
       <w:pPr>
         <w:jc w:val="center"/>
         <w:rPr>
-          <w:rFonts w:eastAsia="黑体" w:cs="Times New Roman"/>
+          <w:rFonts w:eastAsia="SimHei" w:cs="Times New Roman"/>
           <w:b/>
           <w:color w:val="FF0000"/>
           <w:sz w:val="18"/>
@@ -16703,7 +16191,7 @@
       </w:pPr>
       <w:r>
         <w:rPr>
-          <w:rFonts w:eastAsia="黑体" w:cs="Times New Roman" w:hint="eastAsia"/>
+          <w:rFonts w:eastAsia="SimHei" w:cs="Times New Roman" w:hint="eastAsia"/>
           <w:b/>
           <w:color w:val="FF0000"/>
           <w:sz w:val="18"/>
@@ -16712,7 +16200,7 @@
       </w:r>
       <w:r>
         <w:rPr>
-          <w:rFonts w:eastAsia="黑体" w:cs="Times New Roman"/>
+          <w:rFonts w:eastAsia="SimHei" w:cs="Times New Roman"/>
           <w:b/>
           <w:color w:val="FF0000"/>
           <w:sz w:val="18"/>
@@ -16890,7 +16378,7 @@
     <w:p>
       <w:pPr>
         <w:rPr>
-          <w:rFonts w:eastAsia="黑体" w:cs="Times New Roman"/>
+          <w:rFonts w:eastAsia="SimHei" w:cs="Times New Roman"/>
           <w:b/>
           <w:color w:val="000000" w:themeColor="text1"/>
           <w:sz w:val="24"/>
@@ -16899,7 +16387,7 @@
       </w:pPr>
       <w:r>
         <w:rPr>
-          <w:rFonts w:eastAsia="黑体" w:cs="Times New Roman"/>
+          <w:rFonts w:eastAsia="SimHei" w:cs="Times New Roman"/>
           <w:b/>
           <w:color w:val="000000" w:themeColor="text1"/>
           <w:sz w:val="24"/>
@@ -16909,7 +16397,7 @@
       </w:r>
       <w:r>
         <w:rPr>
-          <w:rFonts w:eastAsia="黑体" w:cs="Times New Roman"/>
+          <w:rFonts w:eastAsia="SimHei" w:cs="Times New Roman"/>
           <w:b/>
           <w:color w:val="000000" w:themeColor="text1"/>
           <w:sz w:val="24"/>
@@ -16919,7 +16407,7 @@
       </w:r>
       <w:r>
         <w:rPr>
-          <w:rFonts w:eastAsia="黑体" w:cs="Times New Roman" w:hint="eastAsia"/>
+          <w:rFonts w:eastAsia="SimHei" w:cs="Times New Roman" w:hint="eastAsia"/>
           <w:b/>
           <w:color w:val="000000" w:themeColor="text1"/>
           <w:sz w:val="24"/>
@@ -16929,7 +16417,7 @@
       </w:r>
       <w:r>
         <w:rPr>
-          <w:rFonts w:eastAsia="黑体" w:cs="Times New Roman" w:hint="eastAsia"/>
+          <w:rFonts w:eastAsia="SimHei" w:cs="Times New Roman" w:hint="eastAsia"/>
           <w:b/>
           <w:color w:val="000000" w:themeColor="text1"/>
           <w:sz w:val="24"/>
@@ -16967,7 +16455,6 @@
           <w:rFonts w:cs="Times New Roman" w:hint="eastAsia"/>
           <w:color w:val="FF0000"/>
         </w:rPr>
-        <w:lastRenderedPageBreak/>
         <w:t>（</w:t>
       </w:r>
       <w:r>
@@ -17142,14 +16629,14 @@
     <w:p>
       <w:pPr>
         <w:rPr>
-          <w:rFonts w:ascii="黑体" w:eastAsia="黑体" w:hAnsi="黑体" w:cs="方正黑体简体"/>
+          <w:rFonts w:ascii="SimHei" w:eastAsia="SimHei" w:hAnsi="SimHei" w:cs="方正黑体简体"/>
           <w:kern w:val="0"/>
           <w:sz w:val="24"/>
         </w:rPr>
       </w:pPr>
       <w:r>
         <w:rPr>
-          <w:rFonts w:ascii="黑体" w:eastAsia="黑体" w:hAnsi="黑体" w:cs="方正黑体简体"/>
+          <w:rFonts w:ascii="SimHei" w:eastAsia="SimHei" w:hAnsi="SimHei" w:cs="方正黑体简体"/>
           <w:kern w:val="0"/>
           <w:sz w:val="24"/>
         </w:rPr>
@@ -17157,7 +16644,7 @@
       </w:r>
       <w:r>
         <w:rPr>
-          <w:rFonts w:ascii="黑体" w:eastAsia="黑体" w:hAnsi="黑体" w:cs="方正黑体简体"/>
+          <w:rFonts w:ascii="SimHei" w:eastAsia="SimHei" w:hAnsi="SimHei" w:cs="方正黑体简体"/>
           <w:kern w:val="0"/>
           <w:sz w:val="24"/>
         </w:rPr>
@@ -17165,7 +16652,7 @@
       </w:r>
       <w:r>
         <w:rPr>
-          <w:rFonts w:ascii="黑体" w:eastAsia="黑体" w:hAnsi="黑体" w:cs="方正黑体简体" w:hint="eastAsia"/>
+          <w:rFonts w:ascii="SimHei" w:eastAsia="SimHei" w:hAnsi="SimHei" w:cs="方正黑体简体" w:hint="eastAsia"/>
           <w:kern w:val="0"/>
           <w:sz w:val="24"/>
         </w:rPr>
@@ -17173,7 +16660,7 @@
       </w:r>
       <w:r>
         <w:rPr>
-          <w:rFonts w:ascii="黑体" w:eastAsia="黑体" w:hAnsi="黑体" w:cs="方正黑体简体" w:hint="eastAsia"/>
+          <w:rFonts w:ascii="SimHei" w:eastAsia="SimHei" w:hAnsi="SimHei" w:cs="方正黑体简体" w:hint="eastAsia"/>
           <w:kern w:val="0"/>
           <w:sz w:val="24"/>
         </w:rPr>
@@ -17274,6 +16761,7 @@
           <w:rFonts w:cs="Times New Roman" w:hint="eastAsia"/>
           <w:color w:val="000000" w:themeColor="text1"/>
         </w:rPr>
+        <w:lastRenderedPageBreak/>
         <w:t>不同地层特性下，前方开挖面的支护力需精准调整，才能避免支护力不足引发的坍塌失稳或支护力过大导致的冒顶破坏。</w:t>
       </w:r>
     </w:p>
@@ -17703,7 +17191,167 @@
           <w:sz w:val="15"/>
           <w:szCs w:val="15"/>
         </w:rPr>
-        <w:t>N H. Horizontaler erddruck auf senkrechte abschlussflächen von tunnelröhren[J]. Landeskonferenz der ungarischen tiefbauindustrie. 1961: 7.</w:t>
+        <w:t xml:space="preserve">N H. </w:t>
+      </w:r>
+      <w:proofErr w:type="spellStart"/>
+      <w:r>
+        <w:rPr>
+          <w:rFonts w:cs="Times New Roman"/>
+          <w:color w:val="000000" w:themeColor="text1"/>
+          <w:sz w:val="15"/>
+          <w:szCs w:val="15"/>
+        </w:rPr>
+        <w:t>Horizontaler</w:t>
+      </w:r>
+      <w:proofErr w:type="spellEnd"/>
+      <w:r>
+        <w:rPr>
+          <w:rFonts w:cs="Times New Roman"/>
+          <w:color w:val="000000" w:themeColor="text1"/>
+          <w:sz w:val="15"/>
+          <w:szCs w:val="15"/>
+        </w:rPr>
+        <w:t xml:space="preserve"> </w:t>
+      </w:r>
+      <w:proofErr w:type="spellStart"/>
+      <w:r>
+        <w:rPr>
+          <w:rFonts w:cs="Times New Roman"/>
+          <w:color w:val="000000" w:themeColor="text1"/>
+          <w:sz w:val="15"/>
+          <w:szCs w:val="15"/>
+        </w:rPr>
+        <w:t>erddruck</w:t>
+      </w:r>
+      <w:proofErr w:type="spellEnd"/>
+      <w:r>
+        <w:rPr>
+          <w:rFonts w:cs="Times New Roman"/>
+          <w:color w:val="000000" w:themeColor="text1"/>
+          <w:sz w:val="15"/>
+          <w:szCs w:val="15"/>
+        </w:rPr>
+        <w:t xml:space="preserve"> auf </w:t>
+      </w:r>
+      <w:proofErr w:type="spellStart"/>
+      <w:r>
+        <w:rPr>
+          <w:rFonts w:cs="Times New Roman"/>
+          <w:color w:val="000000" w:themeColor="text1"/>
+          <w:sz w:val="15"/>
+          <w:szCs w:val="15"/>
+        </w:rPr>
+        <w:t>senkrechte</w:t>
+      </w:r>
+      <w:proofErr w:type="spellEnd"/>
+      <w:r>
+        <w:rPr>
+          <w:rFonts w:cs="Times New Roman"/>
+          <w:color w:val="000000" w:themeColor="text1"/>
+          <w:sz w:val="15"/>
+          <w:szCs w:val="15"/>
+        </w:rPr>
+        <w:t xml:space="preserve"> </w:t>
+      </w:r>
+      <w:proofErr w:type="spellStart"/>
+      <w:r>
+        <w:rPr>
+          <w:rFonts w:cs="Times New Roman"/>
+          <w:color w:val="000000" w:themeColor="text1"/>
+          <w:sz w:val="15"/>
+          <w:szCs w:val="15"/>
+        </w:rPr>
+        <w:t>abschlussflächen</w:t>
+      </w:r>
+      <w:proofErr w:type="spellEnd"/>
+      <w:r>
+        <w:rPr>
+          <w:rFonts w:cs="Times New Roman"/>
+          <w:color w:val="000000" w:themeColor="text1"/>
+          <w:sz w:val="15"/>
+          <w:szCs w:val="15"/>
+        </w:rPr>
+        <w:t xml:space="preserve"> von </w:t>
+      </w:r>
+      <w:proofErr w:type="spellStart"/>
+      <w:r>
+        <w:rPr>
+          <w:rFonts w:cs="Times New Roman"/>
+          <w:color w:val="000000" w:themeColor="text1"/>
+          <w:sz w:val="15"/>
+          <w:szCs w:val="15"/>
+        </w:rPr>
+        <w:t>tunnelröhren</w:t>
+      </w:r>
+      <w:proofErr w:type="spellEnd"/>
+      <w:r>
+        <w:rPr>
+          <w:rFonts w:cs="Times New Roman"/>
+          <w:color w:val="000000" w:themeColor="text1"/>
+          <w:sz w:val="15"/>
+          <w:szCs w:val="15"/>
+        </w:rPr>
+        <w:t xml:space="preserve">[J]. </w:t>
+      </w:r>
+      <w:proofErr w:type="spellStart"/>
+      <w:r>
+        <w:rPr>
+          <w:rFonts w:cs="Times New Roman"/>
+          <w:color w:val="000000" w:themeColor="text1"/>
+          <w:sz w:val="15"/>
+          <w:szCs w:val="15"/>
+        </w:rPr>
+        <w:t>Landeskonferenz</w:t>
+      </w:r>
+      <w:proofErr w:type="spellEnd"/>
+      <w:r>
+        <w:rPr>
+          <w:rFonts w:cs="Times New Roman"/>
+          <w:color w:val="000000" w:themeColor="text1"/>
+          <w:sz w:val="15"/>
+          <w:szCs w:val="15"/>
+        </w:rPr>
+        <w:t xml:space="preserve"> der </w:t>
+      </w:r>
+      <w:proofErr w:type="spellStart"/>
+      <w:r>
+        <w:rPr>
+          <w:rFonts w:cs="Times New Roman"/>
+          <w:color w:val="000000" w:themeColor="text1"/>
+          <w:sz w:val="15"/>
+          <w:szCs w:val="15"/>
+        </w:rPr>
+        <w:t>ungarischen</w:t>
+      </w:r>
+      <w:proofErr w:type="spellEnd"/>
+      <w:r>
+        <w:rPr>
+          <w:rFonts w:cs="Times New Roman"/>
+          <w:color w:val="000000" w:themeColor="text1"/>
+          <w:sz w:val="15"/>
+          <w:szCs w:val="15"/>
+        </w:rPr>
+        <w:t xml:space="preserve"> </w:t>
+      </w:r>
+      <w:proofErr w:type="spellStart"/>
+      <w:r>
+        <w:rPr>
+          <w:rFonts w:cs="Times New Roman"/>
+          <w:color w:val="000000" w:themeColor="text1"/>
+          <w:sz w:val="15"/>
+          <w:szCs w:val="15"/>
+        </w:rPr>
+        <w:t>tiefbauindustrie</w:t>
+      </w:r>
+      <w:proofErr w:type="spellEnd"/>
+      <w:r>
+        <w:rPr>
+          <w:rFonts w:cs="Times New Roman"/>
+          <w:color w:val="000000" w:themeColor="text1"/>
+          <w:sz w:val="15"/>
+          <w:szCs w:val="15"/>
+        </w:rPr>
+        <w:t>. 1961: 7.</w:t>
       </w:r>
       <w:bookmarkEnd w:id="14"/>
     </w:p>
@@ -17730,7 +17378,27 @@
           <w:sz w:val="15"/>
           <w:szCs w:val="15"/>
         </w:rPr>
-        <w:t>Murayama S, Endo M, Hashiba T, et al. Geotechnical aspects for the excavating performance of the shield machines[C]. 1966.</w:t>
+        <w:t xml:space="preserve">Murayama S, Endo M, </w:t>
+      </w:r>
+      <w:proofErr w:type="spellStart"/>
+      <w:r>
+        <w:rPr>
+          <w:rFonts w:cs="Times New Roman"/>
+          <w:color w:val="000000" w:themeColor="text1"/>
+          <w:sz w:val="15"/>
+          <w:szCs w:val="15"/>
+        </w:rPr>
+        <w:t>Hashiba</w:t>
+      </w:r>
+      <w:proofErr w:type="spellEnd"/>
+      <w:r>
+        <w:rPr>
+          <w:rFonts w:cs="Times New Roman"/>
+          <w:color w:val="000000" w:themeColor="text1"/>
+          <w:sz w:val="15"/>
+          <w:szCs w:val="15"/>
+        </w:rPr>
+        <w:t xml:space="preserve"> T, et al. Geotechnical aspects for the excavating performance of the shield machines[C]. 1966.</w:t>
       </w:r>
       <w:bookmarkEnd w:id="15"/>
     </w:p>
@@ -17757,7 +17425,27 @@
           <w:sz w:val="15"/>
           <w:szCs w:val="15"/>
         </w:rPr>
-        <w:t>Arthur L J, Darby A W, Rafoneke B, et al. Face support for a large mix-shield in heterogeneous ground conditions[C]. Springer, 1994.</w:t>
+        <w:t xml:space="preserve">Arthur L J, Darby A W, </w:t>
+      </w:r>
+      <w:proofErr w:type="spellStart"/>
+      <w:r>
+        <w:rPr>
+          <w:rFonts w:cs="Times New Roman"/>
+          <w:color w:val="000000" w:themeColor="text1"/>
+          <w:sz w:val="15"/>
+          <w:szCs w:val="15"/>
+        </w:rPr>
+        <w:t>Rafoneke</w:t>
+      </w:r>
+      <w:proofErr w:type="spellEnd"/>
+      <w:r>
+        <w:rPr>
+          <w:rFonts w:cs="Times New Roman"/>
+          <w:color w:val="000000" w:themeColor="text1"/>
+          <w:sz w:val="15"/>
+          <w:szCs w:val="15"/>
+        </w:rPr>
+        <w:t xml:space="preserve"> B, et al. Face support for a large mix-shield in heterogeneous ground conditions[C]. Springer, 1994.</w:t>
       </w:r>
       <w:bookmarkEnd w:id="16"/>
     </w:p>
@@ -17784,7 +17472,27 @@
           <w:sz w:val="15"/>
           <w:szCs w:val="15"/>
         </w:rPr>
-        <w:t>Anagnostou G, Kovári K. Face stability conditions with earth-pressure-balanced shields[J]. Tunnelling and Underground Space Technology. 1996, 11(2): 165.</w:t>
+        <w:t xml:space="preserve">Anagnostou G, </w:t>
+      </w:r>
+      <w:proofErr w:type="spellStart"/>
+      <w:r>
+        <w:rPr>
+          <w:rFonts w:cs="Times New Roman"/>
+          <w:color w:val="000000" w:themeColor="text1"/>
+          <w:sz w:val="15"/>
+          <w:szCs w:val="15"/>
+        </w:rPr>
+        <w:t>Kovári</w:t>
+      </w:r>
+      <w:proofErr w:type="spellEnd"/>
+      <w:r>
+        <w:rPr>
+          <w:rFonts w:cs="Times New Roman"/>
+          <w:color w:val="000000" w:themeColor="text1"/>
+          <w:sz w:val="15"/>
+          <w:szCs w:val="15"/>
+        </w:rPr>
+        <w:t xml:space="preserve"> K. Face stability conditions with earth-pressure-balanced shields[J]. Tunnelling and Underground Space Technology. 1996, 11(2): 165.</w:t>
       </w:r>
       <w:bookmarkEnd w:id="17"/>
     </w:p>
@@ -17811,7 +17519,16 @@
           <w:sz w:val="15"/>
           <w:szCs w:val="15"/>
         </w:rPr>
-        <w:t>Hu X, Zhang Z, Kieffer S. A real-life stability model for a large shield-driven tunnel in heterogeneous soft soils[J]. Frontiers of Structural and Civil Engineering. 2012.</w:t>
+        <w:t xml:space="preserve">Hu X, Zhang Z, Kieffer S. A real-life stability model for a large </w:t>
+      </w:r>
+      <w:r>
+        <w:rPr>
+          <w:rFonts w:cs="Times New Roman"/>
+          <w:color w:val="000000" w:themeColor="text1"/>
+          <w:sz w:val="15"/>
+          <w:szCs w:val="15"/>
+        </w:rPr>
+        <w:t>shield-driven tunnel in heterogeneous soft soils[J]. Frontiers of Structural and Civil Engineering. 2012.</w:t>
       </w:r>
       <w:bookmarkEnd w:id="18"/>
     </w:p>
@@ -17831,24 +17548,25 @@
         </w:rPr>
       </w:pPr>
       <w:bookmarkStart w:id="19" w:name="_neb6BAF7A37_185B_4CE4_A5A8_D963B9BF6B0E"/>
-      <w:r>
-        <w:rPr>
-          <w:rFonts w:cs="Times New Roman"/>
-          <w:color w:val="000000" w:themeColor="text1"/>
-          <w:sz w:val="15"/>
-          <w:szCs w:val="15"/>
-        </w:rPr>
-        <w:t xml:space="preserve">Perazzelli P, Leone T, Anagnostou G. Tunnel face stability under </w:t>
-      </w:r>
-      <w:r>
-        <w:rPr>
-          <w:rFonts w:cs="Times New Roman"/>
-          <w:color w:val="000000" w:themeColor="text1"/>
-          <w:sz w:val="15"/>
-          <w:szCs w:val="15"/>
-        </w:rPr>
-        <w:lastRenderedPageBreak/>
-        <w:t>seepage flow conditions[J]. Tunnelling and Underground Space Technology. 2014, 43: 459.</w:t>
+      <w:proofErr w:type="spellStart"/>
+      <w:r>
+        <w:rPr>
+          <w:rFonts w:cs="Times New Roman"/>
+          <w:color w:val="000000" w:themeColor="text1"/>
+          <w:sz w:val="15"/>
+          <w:szCs w:val="15"/>
+        </w:rPr>
+        <w:t>Perazzelli</w:t>
+      </w:r>
+      <w:proofErr w:type="spellEnd"/>
+      <w:r>
+        <w:rPr>
+          <w:rFonts w:cs="Times New Roman"/>
+          <w:color w:val="000000" w:themeColor="text1"/>
+          <w:sz w:val="15"/>
+          <w:szCs w:val="15"/>
+        </w:rPr>
+        <w:t xml:space="preserve"> P, Leone T, Anagnostou G. Tunnel face stability under seepage flow conditions[J]. Tunnelling and Underground Space Technology. 2014, 43: 459.</w:t>
       </w:r>
       <w:bookmarkEnd w:id="19"/>
     </w:p>
@@ -19461,7 +19179,27 @@
           <w:sz w:val="15"/>
           <w:szCs w:val="15"/>
         </w:rPr>
-        <w:t>,2023,(05):195.</w:t>
+        <w:t>,</w:t>
+      </w:r>
+      <w:proofErr w:type="gramStart"/>
+      <w:r>
+        <w:rPr>
+          <w:rFonts w:cs="Times New Roman" w:hint="eastAsia"/>
+          <w:color w:val="000000" w:themeColor="text1"/>
+          <w:sz w:val="15"/>
+          <w:szCs w:val="15"/>
+        </w:rPr>
+        <w:t>2023,(</w:t>
+      </w:r>
+      <w:proofErr w:type="gramEnd"/>
+      <w:r>
+        <w:rPr>
+          <w:rFonts w:cs="Times New Roman" w:hint="eastAsia"/>
+          <w:color w:val="000000" w:themeColor="text1"/>
+          <w:sz w:val="15"/>
+          <w:szCs w:val="15"/>
+        </w:rPr>
+        <w:t>05):195.</w:t>
       </w:r>
     </w:p>
     <w:p>
@@ -19567,7 +19305,27 @@
           <w:sz w:val="15"/>
           <w:szCs w:val="15"/>
         </w:rPr>
-        <w:t>,2024,(01):73.</w:t>
+        <w:t>,</w:t>
+      </w:r>
+      <w:proofErr w:type="gramStart"/>
+      <w:r>
+        <w:rPr>
+          <w:rFonts w:cs="Times New Roman" w:hint="eastAsia"/>
+          <w:color w:val="000000" w:themeColor="text1"/>
+          <w:sz w:val="15"/>
+          <w:szCs w:val="15"/>
+        </w:rPr>
+        <w:t>2024,(</w:t>
+      </w:r>
+      <w:proofErr w:type="gramEnd"/>
+      <w:r>
+        <w:rPr>
+          <w:rFonts w:cs="Times New Roman" w:hint="eastAsia"/>
+          <w:color w:val="000000" w:themeColor="text1"/>
+          <w:sz w:val="15"/>
+          <w:szCs w:val="15"/>
+        </w:rPr>
+        <w:t>01):73.</w:t>
       </w:r>
     </w:p>
     <w:p>
@@ -19733,7 +19491,7 @@
       </w:r>
       <w:r>
         <w:rPr>
-          <w:rFonts w:ascii="等线" w:eastAsia="等线" w:hAnsi="等线"/>
+          <w:rFonts w:ascii="DengXian" w:eastAsia="DengXian" w:hAnsi="DengXian"/>
         </w:rPr>
         <w:fldChar w:fldCharType="begin"/>
       </w:r>
@@ -19742,7 +19500,7 @@
       </w:r>
       <w:r>
         <w:rPr>
-          <w:rFonts w:ascii="等线" w:eastAsia="等线" w:hAnsi="等线"/>
+          <w:rFonts w:ascii="DengXian" w:eastAsia="DengXian" w:hAnsi="DengXian"/>
         </w:rPr>
         <w:fldChar w:fldCharType="separate"/>
       </w:r>
@@ -19782,7 +19540,7 @@
       <w:pPr>
         <w:ind w:firstLine="482"/>
         <w:rPr>
-          <w:rFonts w:eastAsia="黑体" w:cs="Times New Roman"/>
+          <w:rFonts w:eastAsia="SimHei" w:cs="Times New Roman"/>
           <w:b/>
           <w:color w:val="000000" w:themeColor="text1"/>
           <w:sz w:val="24"/>
@@ -19853,14 +19611,14 @@
       <w:ind w:rightChars="200" w:right="420" w:firstLine="360"/>
       <w:jc w:val="left"/>
       <w:rPr>
-        <w:rFonts w:ascii="Calibri" w:hAnsi="Calibri" w:cs="黑体"/>
+        <w:rFonts w:ascii="Calibri" w:hAnsi="Calibri" w:cs="SimHei"/>
         <w:sz w:val="18"/>
         <w:szCs w:val="18"/>
       </w:rPr>
     </w:pPr>
     <w:r>
       <w:rPr>
-        <w:rFonts w:ascii="Calibri" w:hAnsi="Calibri" w:cs="黑体"/>
+        <w:rFonts w:ascii="Calibri" w:hAnsi="Calibri" w:cs="SimHei"/>
         <w:noProof/>
         <w:sz w:val="18"/>
         <w:szCs w:val="18"/>
@@ -19914,7 +19672,7 @@
                             <w:ind w:rightChars="1000" w:right="2100" w:firstLine="300"/>
                             <w:jc w:val="left"/>
                             <w:rPr>
-                              <w:rFonts w:ascii="Calibri" w:hAnsi="Calibri" w:cs="黑体"/>
+                              <w:rFonts w:ascii="Calibri" w:hAnsi="Calibri" w:cs="SimHei"/>
                               <w:outline/>
                               <w:color w:val="000000"/>
                               <w:sz w:val="15"/>
@@ -20021,7 +19779,7 @@
                           </w:r>
                           <w:r>
                             <w:rPr>
-                              <w:rFonts w:ascii="宋体" w:hAnsi="宋体" w:hint="eastAsia"/>
+                              <w:rFonts w:ascii="SimSun" w:hAnsi="SimSun" w:hint="eastAsia"/>
                               <w:sz w:val="15"/>
                               <w:szCs w:val="15"/>
                             </w:rPr>
@@ -20032,7 +19790,7 @@
                           <w:pPr>
                             <w:spacing w:after="62" w:line="240" w:lineRule="exact"/>
                             <w:rPr>
-                              <w:rFonts w:ascii="Calibri" w:hAnsi="Calibri" w:cs="黑体" w:hint="eastAsia"/>
+                              <w:rFonts w:ascii="Calibri" w:hAnsi="Calibri" w:cs="SimHei"/>
                               <w:bCs/>
                               <w:color w:val="000000"/>
                               <w:sz w:val="15"/>
@@ -20041,7 +19799,7 @@
                           </w:pPr>
                           <w:r>
                             <w:rPr>
-                              <w:rFonts w:ascii="Calibri" w:hAnsi="Calibri" w:cs="黑体" w:hint="eastAsia"/>
+                              <w:rFonts w:ascii="Calibri" w:hAnsi="Calibri" w:cs="SimHei" w:hint="eastAsia"/>
                               <w:b/>
                               <w:bCs/>
                               <w:color w:val="000000"/>
@@ -20052,7 +19810,7 @@
                           </w:r>
                           <w:r>
                             <w:rPr>
-                              <w:rFonts w:ascii="Calibri" w:hAnsi="Calibri" w:cs="黑体" w:hint="eastAsia"/>
+                              <w:rFonts w:ascii="Calibri" w:hAnsi="Calibri" w:cs="SimHei" w:hint="eastAsia"/>
                               <w:bCs/>
                               <w:color w:val="000000"/>
                               <w:sz w:val="15"/>
@@ -20072,7 +19830,7 @@
                           </w:pPr>
                           <w:r>
                             <w:rPr>
-                              <w:rFonts w:ascii="Calibri" w:hAnsi="Calibri" w:cs="黑体" w:hint="eastAsia"/>
+                              <w:rFonts w:ascii="Calibri" w:hAnsi="Calibri" w:cs="SimHei" w:hint="eastAsia"/>
                               <w:b/>
                               <w:bCs/>
                               <w:sz w:val="15"/>
@@ -20082,7 +19840,7 @@
                           </w:r>
                           <w:r>
                             <w:rPr>
-                              <w:rFonts w:ascii="Calibri" w:hAnsi="Calibri" w:cs="黑体" w:hint="eastAsia"/>
+                              <w:rFonts w:ascii="Calibri" w:hAnsi="Calibri" w:cs="SimHei" w:hint="eastAsia"/>
                               <w:bCs/>
                               <w:sz w:val="15"/>
                               <w:szCs w:val="15"/>
@@ -20091,7 +19849,7 @@
                           </w:r>
                           <w:r>
                             <w:rPr>
-                              <w:rFonts w:ascii="Calibri" w:hAnsi="Calibri" w:cs="黑体" w:hint="eastAsia"/>
+                              <w:rFonts w:ascii="Calibri" w:hAnsi="Calibri" w:cs="SimHei" w:hint="eastAsia"/>
                               <w:bCs/>
                               <w:spacing w:val="4"/>
                               <w:sz w:val="15"/>
@@ -20116,7 +19874,7 @@
         </mc:Choice>
         <mc:Fallback>
           <w:pict>
-            <v:rect w14:anchorId="1AEF5F6B" id="文本框 1" o:spid="_x0000_s1026" style="position:absolute;left:0;text-align:left;margin-left:-3.15pt;margin-top:605.85pt;width:485.3pt;height:70.8pt;z-index:251659264;visibility:visible;mso-wrap-style:square;mso-height-percent:0;mso-wrap-distance-left:9pt;mso-wrap-distance-top:0;mso-wrap-distance-right:9pt;mso-wrap-distance-bottom:0;mso-position-horizontal:absolute;mso-position-horizontal-relative:margin;mso-position-vertical:absolute;mso-position-vertical-relative:margin;mso-height-percent:0;mso-height-relative:margin;v-text-anchor:top" o:gfxdata="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" filled="f" stroked="f">
+            <v:rect w14:anchorId="1AEF5F6B" id="文本框 1" o:spid="_x0000_s1026" style="position:absolute;left:0;text-align:left;margin-left:-3.15pt;margin-top:605.85pt;width:485.3pt;height:70.8pt;z-index:251659264;visibility:visible;mso-wrap-style:square;mso-height-percent:0;mso-wrap-distance-left:9pt;mso-wrap-distance-top:0;mso-wrap-distance-right:9pt;mso-wrap-distance-bottom:0;mso-position-horizontal:absolute;mso-position-horizontal-relative:margin;mso-position-vertical:absolute;mso-position-vertical-relative:margin;mso-height-percent:0;mso-height-relative:margin;v-text-anchor:top" o:gfxdata="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" filled="f" stroked="f">
               <v:textbox>
                 <w:txbxContent>
                   <w:p>
@@ -20128,7 +19886,7 @@
                       <w:ind w:rightChars="1000" w:right="2100" w:firstLine="300"/>
                       <w:jc w:val="left"/>
                       <w:rPr>
-                        <w:rFonts w:ascii="Calibri" w:hAnsi="Calibri" w:cs="黑体"/>
+                        <w:rFonts w:ascii="Calibri" w:hAnsi="Calibri" w:cs="SimHei"/>
                         <w:outline/>
                         <w:color w:val="000000"/>
                         <w:sz w:val="15"/>
@@ -20235,7 +19993,7 @@
                     </w:r>
                     <w:r>
                       <w:rPr>
-                        <w:rFonts w:ascii="宋体" w:hAnsi="宋体" w:hint="eastAsia"/>
+                        <w:rFonts w:ascii="SimSun" w:hAnsi="SimSun" w:hint="eastAsia"/>
                         <w:sz w:val="15"/>
                         <w:szCs w:val="15"/>
                       </w:rPr>
@@ -20246,7 +20004,7 @@
                     <w:pPr>
                       <w:spacing w:after="62" w:line="240" w:lineRule="exact"/>
                       <w:rPr>
-                        <w:rFonts w:ascii="Calibri" w:hAnsi="Calibri" w:cs="黑体" w:hint="eastAsia"/>
+                        <w:rFonts w:ascii="Calibri" w:hAnsi="Calibri" w:cs="SimHei"/>
                         <w:bCs/>
                         <w:color w:val="000000"/>
                         <w:sz w:val="15"/>
@@ -20255,7 +20013,7 @@
                     </w:pPr>
                     <w:r>
                       <w:rPr>
-                        <w:rFonts w:ascii="Calibri" w:hAnsi="Calibri" w:cs="黑体" w:hint="eastAsia"/>
+                        <w:rFonts w:ascii="Calibri" w:hAnsi="Calibri" w:cs="SimHei" w:hint="eastAsia"/>
                         <w:b/>
                         <w:bCs/>
                         <w:color w:val="000000"/>
@@ -20266,7 +20024,7 @@
                     </w:r>
                     <w:r>
                       <w:rPr>
-                        <w:rFonts w:ascii="Calibri" w:hAnsi="Calibri" w:cs="黑体" w:hint="eastAsia"/>
+                        <w:rFonts w:ascii="Calibri" w:hAnsi="Calibri" w:cs="SimHei" w:hint="eastAsia"/>
                         <w:bCs/>
                         <w:color w:val="000000"/>
                         <w:sz w:val="15"/>
@@ -20286,7 +20044,7 @@
                     </w:pPr>
                     <w:r>
                       <w:rPr>
-                        <w:rFonts w:ascii="Calibri" w:hAnsi="Calibri" w:cs="黑体" w:hint="eastAsia"/>
+                        <w:rFonts w:ascii="Calibri" w:hAnsi="Calibri" w:cs="SimHei" w:hint="eastAsia"/>
                         <w:b/>
                         <w:bCs/>
                         <w:sz w:val="15"/>
@@ -20296,7 +20054,7 @@
                     </w:r>
                     <w:r>
                       <w:rPr>
-                        <w:rFonts w:ascii="Calibri" w:hAnsi="Calibri" w:cs="黑体" w:hint="eastAsia"/>
+                        <w:rFonts w:ascii="Calibri" w:hAnsi="Calibri" w:cs="SimHei" w:hint="eastAsia"/>
                         <w:bCs/>
                         <w:sz w:val="15"/>
                         <w:szCs w:val="15"/>
@@ -20305,7 +20063,7 @@
                     </w:r>
                     <w:r>
                       <w:rPr>
-                        <w:rFonts w:ascii="Calibri" w:hAnsi="Calibri" w:cs="黑体" w:hint="eastAsia"/>
+                        <w:rFonts w:ascii="Calibri" w:hAnsi="Calibri" w:cs="SimHei" w:hint="eastAsia"/>
                         <w:bCs/>
                         <w:spacing w:val="4"/>
                         <w:sz w:val="15"/>
@@ -20335,7 +20093,7 @@
       <w:ind w:leftChars="200" w:left="420" w:rightChars="200" w:right="420"/>
       <w:jc w:val="left"/>
       <w:rPr>
-        <w:rFonts w:ascii="Calibri" w:hAnsi="Calibri" w:cs="黑体"/>
+        <w:rFonts w:ascii="Calibri" w:hAnsi="Calibri" w:cs="SimHei"/>
         <w:sz w:val="18"/>
         <w:szCs w:val="18"/>
       </w:rPr>
@@ -20352,7 +20110,7 @@
       <w:ind w:leftChars="200" w:left="420" w:rightChars="200" w:right="420"/>
       <w:jc w:val="left"/>
       <w:rPr>
-        <w:rFonts w:ascii="Calibri" w:hAnsi="Calibri" w:cs="黑体"/>
+        <w:rFonts w:ascii="Calibri" w:hAnsi="Calibri" w:cs="SimHei"/>
         <w:sz w:val="18"/>
         <w:szCs w:val="18"/>
       </w:rPr>
@@ -20619,7 +20377,7 @@
     <w:pPr>
       <w:snapToGrid w:val="0"/>
       <w:rPr>
-        <w:rFonts w:ascii="Calibri" w:hAnsi="Calibri" w:cs="黑体"/>
+        <w:rFonts w:ascii="Calibri" w:hAnsi="Calibri" w:cs="SimHei"/>
         <w:sz w:val="18"/>
         <w:szCs w:val="18"/>
       </w:rPr>
@@ -20667,7 +20425,7 @@
     </w:r>
     <w:r>
       <w:rPr>
-        <w:rFonts w:ascii="Calibri" w:hAnsi="Calibri" w:cs="黑体" w:hint="eastAsia"/>
+        <w:rFonts w:ascii="Calibri" w:hAnsi="Calibri" w:cs="SimHei" w:hint="eastAsia"/>
         <w:sz w:val="18"/>
         <w:szCs w:val="18"/>
       </w:rPr>
@@ -20675,7 +20433,7 @@
     </w:r>
     <w:r>
       <w:rPr>
-        <w:rFonts w:ascii="Calibri" w:hAnsi="Calibri" w:cs="黑体" w:hint="eastAsia"/>
+        <w:rFonts w:ascii="Calibri" w:hAnsi="Calibri" w:cs="SimHei" w:hint="eastAsia"/>
         <w:sz w:val="18"/>
         <w:szCs w:val="18"/>
       </w:rPr>
@@ -20683,7 +20441,7 @@
     </w:r>
     <w:r>
       <w:rPr>
-        <w:rFonts w:ascii="Calibri" w:hAnsi="Calibri" w:cs="黑体" w:hint="eastAsia"/>
+        <w:rFonts w:ascii="Calibri" w:hAnsi="Calibri" w:cs="SimHei" w:hint="eastAsia"/>
         <w:sz w:val="18"/>
         <w:szCs w:val="18"/>
       </w:rPr>
@@ -20725,14 +20483,14 @@
       </w:tabs>
       <w:snapToGrid w:val="0"/>
       <w:rPr>
-        <w:rFonts w:ascii="Calibri" w:hAnsi="Calibri" w:cs="黑体"/>
+        <w:rFonts w:ascii="Calibri" w:hAnsi="Calibri" w:cs="SimHei"/>
         <w:sz w:val="18"/>
         <w:szCs w:val="18"/>
       </w:rPr>
     </w:pPr>
     <w:r>
       <w:rPr>
-        <w:rFonts w:ascii="Calibri" w:hAnsi="Calibri" w:cs="黑体" w:hint="eastAsia"/>
+        <w:rFonts w:ascii="Calibri" w:hAnsi="Calibri" w:cs="SimHei" w:hint="eastAsia"/>
         <w:sz w:val="18"/>
         <w:szCs w:val="18"/>
       </w:rPr>
@@ -20740,7 +20498,7 @@
     </w:r>
     <w:r>
       <w:rPr>
-        <w:rFonts w:ascii="Calibri" w:hAnsi="Calibri" w:cs="黑体" w:hint="eastAsia"/>
+        <w:rFonts w:ascii="Calibri" w:hAnsi="Calibri" w:cs="SimHei" w:hint="eastAsia"/>
         <w:sz w:val="18"/>
         <w:szCs w:val="18"/>
       </w:rPr>
@@ -20748,7 +20506,7 @@
     </w:r>
     <w:r>
       <w:rPr>
-        <w:rFonts w:ascii="Calibri" w:hAnsi="Calibri" w:cs="黑体" w:hint="eastAsia"/>
+        <w:rFonts w:ascii="Calibri" w:hAnsi="Calibri" w:cs="SimHei" w:hint="eastAsia"/>
         <w:sz w:val="18"/>
         <w:szCs w:val="18"/>
       </w:rPr>
@@ -20756,7 +20514,7 @@
     </w:r>
     <w:r>
       <w:rPr>
-        <w:rFonts w:ascii="Calibri" w:hAnsi="Calibri" w:cs="黑体" w:hint="eastAsia"/>
+        <w:rFonts w:ascii="Calibri" w:hAnsi="Calibri" w:cs="SimHei" w:hint="eastAsia"/>
         <w:sz w:val="18"/>
         <w:szCs w:val="18"/>
       </w:rPr>
@@ -20764,7 +20522,7 @@
     </w:r>
     <w:r>
       <w:rPr>
-        <w:rFonts w:ascii="Calibri" w:hAnsi="Calibri" w:cs="黑体" w:hint="eastAsia"/>
+        <w:rFonts w:ascii="Calibri" w:hAnsi="Calibri" w:cs="SimHei" w:hint="eastAsia"/>
         <w:sz w:val="18"/>
         <w:szCs w:val="18"/>
       </w:rPr>
@@ -20772,7 +20530,7 @@
     </w:r>
     <w:r>
       <w:rPr>
-        <w:rFonts w:ascii="Calibri" w:hAnsi="Calibri" w:cs="黑体"/>
+        <w:rFonts w:ascii="Calibri" w:hAnsi="Calibri" w:cs="SimHei"/>
         <w:sz w:val="18"/>
         <w:szCs w:val="18"/>
       </w:rPr>
@@ -20780,7 +20538,7 @@
     </w:r>
     <w:r>
       <w:rPr>
-        <w:rFonts w:ascii="Calibri" w:hAnsi="Calibri" w:cs="黑体"/>
+        <w:rFonts w:ascii="Calibri" w:hAnsi="Calibri" w:cs="SimHei"/>
         <w:sz w:val="18"/>
         <w:szCs w:val="18"/>
       </w:rPr>
@@ -20788,7 +20546,7 @@
     </w:r>
     <w:r>
       <w:rPr>
-        <w:rFonts w:ascii="Calibri" w:hAnsi="Calibri" w:cs="黑体"/>
+        <w:rFonts w:ascii="Calibri" w:hAnsi="Calibri" w:cs="SimHei"/>
         <w:sz w:val="18"/>
         <w:szCs w:val="18"/>
       </w:rPr>
@@ -20851,14 +20609,14 @@
       </w:tabs>
       <w:snapToGrid w:val="0"/>
       <w:rPr>
-        <w:rFonts w:ascii="Calibri" w:hAnsi="Calibri" w:cs="黑体"/>
+        <w:rFonts w:ascii="Calibri" w:hAnsi="Calibri" w:cs="SimHei"/>
         <w:sz w:val="18"/>
         <w:szCs w:val="18"/>
       </w:rPr>
     </w:pPr>
     <w:r>
       <w:rPr>
-        <w:rFonts w:ascii="Calibri" w:hAnsi="Calibri" w:cs="黑体" w:hint="eastAsia"/>
+        <w:rFonts w:ascii="Calibri" w:hAnsi="Calibri" w:cs="SimHei" w:hint="eastAsia"/>
         <w:sz w:val="18"/>
         <w:szCs w:val="18"/>
       </w:rPr>
@@ -20866,7 +20624,7 @@
     </w:r>
     <w:r>
       <w:rPr>
-        <w:rFonts w:ascii="Calibri" w:hAnsi="Calibri" w:cs="黑体" w:hint="eastAsia"/>
+        <w:rFonts w:ascii="Calibri" w:hAnsi="Calibri" w:cs="SimHei" w:hint="eastAsia"/>
         <w:sz w:val="18"/>
         <w:szCs w:val="18"/>
       </w:rPr>
@@ -20874,7 +20632,7 @@
     </w:r>
     <w:r>
       <w:rPr>
-        <w:rFonts w:ascii="Calibri" w:hAnsi="Calibri" w:cs="黑体" w:hint="eastAsia"/>
+        <w:rFonts w:ascii="Calibri" w:hAnsi="Calibri" w:cs="SimHei" w:hint="eastAsia"/>
         <w:sz w:val="18"/>
         <w:szCs w:val="18"/>
       </w:rPr>
@@ -20882,7 +20640,7 @@
     </w:r>
     <w:r>
       <w:rPr>
-        <w:rFonts w:ascii="Calibri" w:hAnsi="Calibri" w:cs="黑体" w:hint="eastAsia"/>
+        <w:rFonts w:ascii="Calibri" w:hAnsi="Calibri" w:cs="SimHei" w:hint="eastAsia"/>
         <w:sz w:val="18"/>
         <w:szCs w:val="18"/>
       </w:rPr>
@@ -20890,7 +20648,7 @@
     </w:r>
     <w:r>
       <w:rPr>
-        <w:rFonts w:ascii="Calibri" w:hAnsi="Calibri" w:cs="黑体" w:hint="eastAsia"/>
+        <w:rFonts w:ascii="Calibri" w:hAnsi="Calibri" w:cs="SimHei" w:hint="eastAsia"/>
         <w:sz w:val="18"/>
         <w:szCs w:val="18"/>
       </w:rPr>
@@ -20898,7 +20656,7 @@
     </w:r>
     <w:r>
       <w:rPr>
-        <w:rFonts w:ascii="Calibri" w:hAnsi="Calibri" w:cs="黑体"/>
+        <w:rFonts w:ascii="Calibri" w:hAnsi="Calibri" w:cs="SimHei"/>
         <w:sz w:val="18"/>
         <w:szCs w:val="18"/>
       </w:rPr>
@@ -20906,7 +20664,7 @@
     </w:r>
     <w:r>
       <w:rPr>
-        <w:rFonts w:ascii="Calibri" w:hAnsi="Calibri" w:cs="黑体"/>
+        <w:rFonts w:ascii="Calibri" w:hAnsi="Calibri" w:cs="SimHei"/>
         <w:sz w:val="18"/>
         <w:szCs w:val="18"/>
       </w:rPr>
@@ -20914,7 +20672,7 @@
     </w:r>
     <w:r>
       <w:rPr>
-        <w:rFonts w:ascii="Calibri" w:hAnsi="Calibri" w:cs="黑体"/>
+        <w:rFonts w:ascii="Calibri" w:hAnsi="Calibri" w:cs="SimHei"/>
         <w:sz w:val="18"/>
         <w:szCs w:val="18"/>
       </w:rPr>
@@ -21058,7 +20816,7 @@
         <w:ind w:left="420" w:hanging="420"/>
       </w:pPr>
       <w:rPr>
-        <w:rFonts w:ascii="Times New Roman" w:eastAsia="宋体" w:hAnsi="Times New Roman" w:hint="default"/>
+        <w:rFonts w:ascii="Times New Roman" w:eastAsia="SimSun" w:hAnsi="Times New Roman" w:hint="default"/>
         <w:sz w:val="18"/>
       </w:rPr>
     </w:lvl>
@@ -21135,11 +20893,127 @@
       </w:pPr>
     </w:lvl>
   </w:abstractNum>
+  <w:abstractNum w:abstractNumId="2" w15:restartNumberingAfterBreak="0">
+    <w:nsid w:val="71907735"/>
+    <w:multiLevelType w:val="multilevel"/>
+    <w:tmpl w:val="1C7E4FA2"/>
+    <w:lvl w:ilvl="0">
+      <w:start w:val="1"/>
+      <w:numFmt w:val="decimal"/>
+      <w:lvlText w:val="%1"/>
+      <w:lvlJc w:val="left"/>
+      <w:pPr>
+        <w:ind w:left="360" w:hanging="360"/>
+      </w:pPr>
+      <w:rPr>
+        <w:rFonts w:hint="default"/>
+      </w:rPr>
+    </w:lvl>
+    <w:lvl w:ilvl="1">
+      <w:start w:val="1"/>
+      <w:numFmt w:val="decimal"/>
+      <w:lvlText w:val="%1.%2"/>
+      <w:lvlJc w:val="left"/>
+      <w:pPr>
+        <w:ind w:left="360" w:hanging="360"/>
+      </w:pPr>
+      <w:rPr>
+        <w:rFonts w:hint="default"/>
+      </w:rPr>
+    </w:lvl>
+    <w:lvl w:ilvl="2">
+      <w:start w:val="1"/>
+      <w:numFmt w:val="decimal"/>
+      <w:lvlText w:val="%1.%2.%3"/>
+      <w:lvlJc w:val="left"/>
+      <w:pPr>
+        <w:ind w:left="720" w:hanging="720"/>
+      </w:pPr>
+      <w:rPr>
+        <w:rFonts w:hint="default"/>
+      </w:rPr>
+    </w:lvl>
+    <w:lvl w:ilvl="3">
+      <w:start w:val="1"/>
+      <w:numFmt w:val="decimal"/>
+      <w:lvlText w:val="%1.%2.%3.%4"/>
+      <w:lvlJc w:val="left"/>
+      <w:pPr>
+        <w:ind w:left="720" w:hanging="720"/>
+      </w:pPr>
+      <w:rPr>
+        <w:rFonts w:hint="default"/>
+      </w:rPr>
+    </w:lvl>
+    <w:lvl w:ilvl="4">
+      <w:start w:val="1"/>
+      <w:numFmt w:val="decimal"/>
+      <w:lvlText w:val="%1.%2.%3.%4.%5"/>
+      <w:lvlJc w:val="left"/>
+      <w:pPr>
+        <w:ind w:left="1080" w:hanging="1080"/>
+      </w:pPr>
+      <w:rPr>
+        <w:rFonts w:hint="default"/>
+      </w:rPr>
+    </w:lvl>
+    <w:lvl w:ilvl="5">
+      <w:start w:val="1"/>
+      <w:numFmt w:val="decimal"/>
+      <w:lvlText w:val="%1.%2.%3.%4.%5.%6"/>
+      <w:lvlJc w:val="left"/>
+      <w:pPr>
+        <w:ind w:left="1080" w:hanging="1080"/>
+      </w:pPr>
+      <w:rPr>
+        <w:rFonts w:hint="default"/>
+      </w:rPr>
+    </w:lvl>
+    <w:lvl w:ilvl="6">
+      <w:start w:val="1"/>
+      <w:numFmt w:val="decimal"/>
+      <w:lvlText w:val="%1.%2.%3.%4.%5.%6.%7"/>
+      <w:lvlJc w:val="left"/>
+      <w:pPr>
+        <w:ind w:left="1440" w:hanging="1440"/>
+      </w:pPr>
+      <w:rPr>
+        <w:rFonts w:hint="default"/>
+      </w:rPr>
+    </w:lvl>
+    <w:lvl w:ilvl="7">
+      <w:start w:val="1"/>
+      <w:numFmt w:val="decimal"/>
+      <w:lvlText w:val="%1.%2.%3.%4.%5.%6.%7.%8"/>
+      <w:lvlJc w:val="left"/>
+      <w:pPr>
+        <w:ind w:left="1440" w:hanging="1440"/>
+      </w:pPr>
+      <w:rPr>
+        <w:rFonts w:hint="default"/>
+      </w:rPr>
+    </w:lvl>
+    <w:lvl w:ilvl="8">
+      <w:start w:val="1"/>
+      <w:numFmt w:val="decimal"/>
+      <w:lvlText w:val="%1.%2.%3.%4.%5.%6.%7.%8.%9"/>
+      <w:lvlJc w:val="left"/>
+      <w:pPr>
+        <w:ind w:left="1800" w:hanging="1800"/>
+      </w:pPr>
+      <w:rPr>
+        <w:rFonts w:hint="default"/>
+      </w:rPr>
+    </w:lvl>
+  </w:abstractNum>
   <w:num w:numId="1" w16cid:durableId="932738806">
     <w:abstractNumId w:val="0"/>
   </w:num>
   <w:num w:numId="2" w16cid:durableId="15818518">
     <w:abstractNumId w:val="1"/>
+  </w:num>
+  <w:num w:numId="3" w16cid:durableId="754741117">
+    <w:abstractNumId w:val="2"/>
   </w:num>
 </w:numbering>
 </file>
@@ -21149,7 +21023,7 @@
   <w:docDefaults>
     <w:rPrDefault>
       <w:rPr>
-        <w:rFonts w:ascii="Times New Roman" w:eastAsia="宋体" w:hAnsi="Times New Roman" w:cs="Times New Roman"/>
+        <w:rFonts w:ascii="Times New Roman" w:eastAsia="SimSun" w:hAnsi="Times New Roman" w:cs="Times New Roman"/>
         <w:lang w:val="en-US" w:eastAsia="zh-CN" w:bidi="ar-SA"/>
       </w:rPr>
     </w:rPrDefault>
@@ -21539,7 +21413,7 @@
       <w:jc w:val="both"/>
     </w:pPr>
     <w:rPr>
-      <w:rFonts w:cs="宋体"/>
+      <w:rFonts w:cs="SimSun"/>
       <w:kern w:val="2"/>
       <w:sz w:val="21"/>
       <w:szCs w:val="22"/>
@@ -21612,6 +21486,7 @@
   <w:style w:type="character" w:default="1" w:styleId="DefaultParagraphFont">
     <w:name w:val="Default Paragraph Font"/>
     <w:uiPriority w:val="1"/>
+    <w:semiHidden/>
     <w:unhideWhenUsed/>
   </w:style>
   <w:style w:type="table" w:default="1" w:styleId="TableNormal">
@@ -21701,7 +21576,7 @@
       <w:snapToGrid w:val="0"/>
     </w:pPr>
     <w:rPr>
-      <w:rFonts w:ascii="Calibri" w:hAnsi="Calibri" w:cs="黑体"/>
+      <w:rFonts w:ascii="Calibri" w:hAnsi="Calibri" w:cs="SimHei"/>
       <w:kern w:val="2"/>
       <w:sz w:val="18"/>
     </w:rPr>
@@ -21754,7 +21629,7 @@
     <w:uiPriority w:val="9"/>
     <w:qFormat/>
     <w:rPr>
-      <w:rFonts w:ascii="Cambria" w:eastAsia="宋体" w:hAnsi="Cambria" w:cs="宋体"/>
+      <w:rFonts w:ascii="Cambria" w:eastAsia="SimSun" w:hAnsi="Cambria" w:cs="SimSun"/>
       <w:b/>
       <w:bCs/>
       <w:sz w:val="32"/>
@@ -21822,7 +21697,7 @@
     <w:semiHidden/>
     <w:qFormat/>
     <w:rPr>
-      <w:rFonts w:ascii="等线" w:eastAsia="等线" w:hAnsi="等线" w:cs="宋体"/>
+      <w:rFonts w:ascii="DengXian" w:eastAsia="DengXian" w:hAnsi="DengXian" w:cs="SimSun"/>
       <w:kern w:val="2"/>
       <w:sz w:val="21"/>
       <w:szCs w:val="22"/>
@@ -21838,7 +21713,7 @@
       <w:jc w:val="center"/>
     </w:pPr>
     <w:rPr>
-      <w:rFonts w:cs="黑体"/>
+      <w:rFonts w:cs="SimHei"/>
       <w:kern w:val="2"/>
       <w:sz w:val="21"/>
       <w:szCs w:val="21"/>
@@ -21853,7 +21728,7 @@
       </w:numPr>
     </w:pPr>
     <w:rPr>
-      <w:rFonts w:ascii="宋体" w:hAnsi="宋体"/>
+      <w:rFonts w:ascii="SimSun" w:hAnsi="SimSun"/>
       <w:kern w:val="2"/>
       <w:sz w:val="18"/>
       <w:szCs w:val="18"/>
@@ -21872,7 +21747,7 @@
       <w:jc w:val="center"/>
     </w:pPr>
     <w:rPr>
-      <w:rFonts w:ascii="Calibri" w:eastAsia="Times New Roman" w:hAnsi="Calibri" w:cs="黑体"/>
+      <w:rFonts w:ascii="Calibri" w:eastAsia="Times New Roman" w:hAnsi="Calibri" w:cs="SimHei"/>
       <w:kern w:val="2"/>
       <w:sz w:val="36"/>
       <w:szCs w:val="18"/>
@@ -22208,10 +22083,6 @@
 </file>
 
 <file path=customXml/item1.xml><?xml version="1.0" encoding="utf-8"?>
-<b:Sources xmlns:b="http://schemas.openxmlformats.org/officeDocument/2006/bibliography" xmlns="http://schemas.openxmlformats.org/officeDocument/2006/bibliography" SelectedStyle="\APASixthEditionOfficeOnline.xsl" StyleName="APA" Version="6"/>
-</file>
-
-<file path=customXml/item2.xml><?xml version="1.0" encoding="utf-8"?>
 <s:customData xmlns="http://www.wps.cn/officeDocument/2013/wpsCustomData" xmlns:s="http://www.wps.cn/officeDocument/2013/wpsCustomData">
   <customSectProps>
     <customSectPr/>
@@ -22225,18 +22096,22 @@
 </s:customData>
 </file>
 
+<file path=customXml/item2.xml><?xml version="1.0" encoding="utf-8"?>
+<b:Sources xmlns:b="http://schemas.openxmlformats.org/officeDocument/2006/bibliography" xmlns="http://schemas.openxmlformats.org/officeDocument/2006/bibliography" SelectedStyle="\APASixthEditionOfficeOnline.xsl" StyleName="APA" Version="6"/>
+</file>
+
 <file path=customXml/itemProps1.xml><?xml version="1.0" encoding="utf-8"?>
+<ds:datastoreItem xmlns:ds="http://schemas.openxmlformats.org/officeDocument/2006/customXml" ds:itemID="{B1977F7D-205B-4081-913C-38D41E755F92}">
+  <ds:schemaRefs>
+    <ds:schemaRef ds:uri="http://www.wps.cn/officeDocument/2013/wpsCustomData"/>
+  </ds:schemaRefs>
+</ds:datastoreItem>
+</file>
+
+<file path=customXml/itemProps2.xml><?xml version="1.0" encoding="utf-8"?>
 <ds:datastoreItem xmlns:ds="http://schemas.openxmlformats.org/officeDocument/2006/customXml" ds:itemID="{557BD518-74CC-4B0B-85E5-2B5C2FE8B649}">
   <ds:schemaRefs>
     <ds:schemaRef ds:uri="http://schemas.openxmlformats.org/officeDocument/2006/bibliography"/>
   </ds:schemaRefs>
 </ds:datastoreItem>
-</file>
-
-<file path=customXml/itemProps2.xml><?xml version="1.0" encoding="utf-8"?>
-<ds:datastoreItem xmlns:ds="http://schemas.openxmlformats.org/officeDocument/2006/customXml" ds:itemID="{B1977F7D-205B-4081-913C-38D41E755F92}">
-  <ds:schemaRefs>
-    <ds:schemaRef ds:uri="http://www.wps.cn/officeDocument/2013/wpsCustomData"/>
-  </ds:schemaRefs>
-</ds:datastoreItem>
 </file>